--- a/docs/security/Student_JWT_보안_취약점_진단과_대응_로드맵.docx
+++ b/docs/security/Student_JWT_보안_취약점_진단과_대응_로드맵.docx
@@ -4379,7 +4379,7 @@
         <w:spacing w:after="60" w:line="300" w:lineRule="auto"/>
       </w:pPr>
       <w:r>
-        <w:t>OWASP_Top10_2025_한글요약.md — OWASP Top 10 2025 전체 설명과 매핑표</w:t>
+        <w:t>OWASP_Top10_웹_API_한글요약.docx — OWASP Top 10(웹) + API Security Top 10 쉬운 설명과 매핑표</w:t>
       </w:r>
     </w:p>
     <w:p>
@@ -4393,6 +4393,2746 @@
       </w:pPr>
       <w:r>
         <w:t>01_SQL_Injection.md ~ 09_Security_Misconfiguration.md — 항목별 상세 실습 문서 (각 feature 브랜치에 존재)</w:t>
+      </w:r>
+    </w:p>
+    <w:p>
+      <w:pPr>
+        <w:pStyle w:val="1"/>
+      </w:pPr>
+      <w:r>
+        <w:t>6. Student_JWT 와의 매핑</w:t>
+      </w:r>
+    </w:p>
+    <w:p>
+      <w:pPr>
+        <w:spacing w:after="60" w:line="300" w:lineRule="auto"/>
+      </w:pPr>
+      <w:r>
+        <w:t>Student_JWT 실습을 OWASP Web Top 10(2025)과 OWASP API Security Top 10(2023) 두 체계로 한 번에 비교합니다. REST API 비중이 높은 이 프로젝트의 특성상, 웹 Top 10만으로는 보이지 않는 API 계층의 위험(API Security Top 10)도 함께 점검해야 합니다.</w:t>
+      </w:r>
+    </w:p>
+    <w:p>
+      <w:pPr>
+        <w:spacing w:after="80"/>
+      </w:pPr>
+      <w:r>
+        <w:rPr>
+          <w:b/>
+          <w:bCs/>
+          <w:color w:val="1F3A5F"/>
+        </w:rPr>
+        <w:t>6-1. OWASP Web Top 10 (2025) 전체 지도</w:t>
+      </w:r>
+    </w:p>
+    <w:tbl>
+      <w:tblPr>
+        <w:tblW w:w="9638" w:type="dxa"/>
+        <w:tblBorders>
+          <w:top w:val="single" w:sz="4" w:space="0" w:color="auto"/>
+          <w:left w:val="single" w:sz="4" w:space="0" w:color="auto"/>
+          <w:bottom w:val="single" w:sz="4" w:space="0" w:color="auto"/>
+          <w:right w:val="single" w:sz="4" w:space="0" w:color="auto"/>
+          <w:insideH w:val="single" w:sz="4" w:space="0" w:color="auto"/>
+          <w:insideV w:val="single" w:sz="4" w:space="0" w:color="auto"/>
+        </w:tblBorders>
+        <w:tblLook w:val="04A0" w:firstRow="1" w:lastRow="0" w:firstColumn="1" w:lastColumn="0" w:noHBand="0" w:noVBand="1"/>
+      </w:tblPr>
+      <w:tblGrid>
+        <w:gridCol w:w="500"/>
+        <w:gridCol w:w="2600"/>
+        <w:gridCol w:w="4200"/>
+        <w:gridCol w:w="2338"/>
+      </w:tblGrid>
+      <w:tr>
+        <w:trPr>
+          <w:tblHeader/>
+        </w:trPr>
+        <w:tc>
+          <w:tcPr>
+            <w:tcW w:w="500" w:type="dxa"/>
+            <w:tcBorders>
+              <w:top w:val="single" w:sz="4" w:space="0" w:color="BFC9D4"/>
+              <w:left w:val="single" w:sz="4" w:space="0" w:color="BFC9D4"/>
+              <w:bottom w:val="single" w:sz="4" w:space="0" w:color="BFC9D4"/>
+              <w:right w:val="single" w:sz="4" w:space="0" w:color="BFC9D4"/>
+            </w:tcBorders>
+            <w:shd w:val="clear" w:color="auto" w:fill="1F3A5F"/>
+            <w:tcMar>
+              <w:top w:w="80" w:type="dxa"/>
+              <w:left w:w="120" w:type="dxa"/>
+              <w:bottom w:w="80" w:type="dxa"/>
+              <w:right w:w="120" w:type="dxa"/>
+            </w:tcMar>
+          </w:tcPr>
+          <w:p>
+            <w:pPr>
+              <w:spacing w:after="40" w:line="280" w:lineRule="auto"/>
+            </w:pPr>
+            <w:r>
+              <w:rPr>
+                <w:b/>
+                <w:bCs/>
+                <w:color w:val="FFFFFF"/>
+                <w:sz w:val="19"/>
+                <w:szCs w:val="19"/>
+              </w:rPr>
+              <w:t>#</w:t>
+            </w:r>
+          </w:p>
+        </w:tc>
+        <w:tc>
+          <w:tcPr>
+            <w:tcW w:w="2600" w:type="dxa"/>
+            <w:tcBorders>
+              <w:top w:val="single" w:sz="4" w:space="0" w:color="BFC9D4"/>
+              <w:left w:val="single" w:sz="4" w:space="0" w:color="BFC9D4"/>
+              <w:bottom w:val="single" w:sz="4" w:space="0" w:color="BFC9D4"/>
+              <w:right w:val="single" w:sz="4" w:space="0" w:color="BFC9D4"/>
+            </w:tcBorders>
+            <w:shd w:val="clear" w:color="auto" w:fill="1F3A5F"/>
+            <w:tcMar>
+              <w:top w:w="80" w:type="dxa"/>
+              <w:left w:w="120" w:type="dxa"/>
+              <w:bottom w:w="80" w:type="dxa"/>
+              <w:right w:w="120" w:type="dxa"/>
+            </w:tcMar>
+          </w:tcPr>
+          <w:p>
+            <w:pPr>
+              <w:spacing w:after="40" w:line="280" w:lineRule="auto"/>
+            </w:pPr>
+            <w:r>
+              <w:rPr>
+                <w:b/>
+                <w:bCs/>
+                <w:color w:val="FFFFFF"/>
+                <w:sz w:val="19"/>
+                <w:szCs w:val="19"/>
+              </w:rPr>
+              <w:t>카테고리</w:t>
+            </w:r>
+          </w:p>
+        </w:tc>
+        <w:tc>
+          <w:tcPr>
+            <w:tcW w:w="4200" w:type="dxa"/>
+            <w:tcBorders>
+              <w:top w:val="single" w:sz="4" w:space="0" w:color="BFC9D4"/>
+              <w:left w:val="single" w:sz="4" w:space="0" w:color="BFC9D4"/>
+              <w:bottom w:val="single" w:sz="4" w:space="0" w:color="BFC9D4"/>
+              <w:right w:val="single" w:sz="4" w:space="0" w:color="BFC9D4"/>
+            </w:tcBorders>
+            <w:shd w:val="clear" w:color="auto" w:fill="1F3A5F"/>
+            <w:tcMar>
+              <w:top w:w="80" w:type="dxa"/>
+              <w:left w:w="120" w:type="dxa"/>
+              <w:bottom w:w="80" w:type="dxa"/>
+              <w:right w:w="120" w:type="dxa"/>
+            </w:tcMar>
+          </w:tcPr>
+          <w:p>
+            <w:pPr>
+              <w:spacing w:after="40" w:line="280" w:lineRule="auto"/>
+            </w:pPr>
+            <w:r>
+              <w:rPr>
+                <w:b/>
+                <w:bCs/>
+                <w:color w:val="FFFFFF"/>
+                <w:sz w:val="19"/>
+                <w:szCs w:val="19"/>
+              </w:rPr>
+              <w:t>한 줄 설명</w:t>
+            </w:r>
+          </w:p>
+        </w:tc>
+        <w:tc>
+          <w:tcPr>
+            <w:tcW w:w="2338" w:type="dxa"/>
+            <w:tcBorders>
+              <w:top w:val="single" w:sz="4" w:space="0" w:color="BFC9D4"/>
+              <w:left w:val="single" w:sz="4" w:space="0" w:color="BFC9D4"/>
+              <w:bottom w:val="single" w:sz="4" w:space="0" w:color="BFC9D4"/>
+              <w:right w:val="single" w:sz="4" w:space="0" w:color="BFC9D4"/>
+            </w:tcBorders>
+            <w:shd w:val="clear" w:color="auto" w:fill="1F3A5F"/>
+            <w:tcMar>
+              <w:top w:w="80" w:type="dxa"/>
+              <w:left w:w="120" w:type="dxa"/>
+              <w:bottom w:w="80" w:type="dxa"/>
+              <w:right w:w="120" w:type="dxa"/>
+            </w:tcMar>
+          </w:tcPr>
+          <w:p>
+            <w:pPr>
+              <w:spacing w:after="40" w:line="280" w:lineRule="auto"/>
+            </w:pPr>
+            <w:r>
+              <w:rPr>
+                <w:b/>
+                <w:bCs/>
+                <w:color w:val="FFFFFF"/>
+                <w:sz w:val="19"/>
+                <w:szCs w:val="19"/>
+              </w:rPr>
+              <w:t>Student_JWT 데모/관점</w:t>
+            </w:r>
+          </w:p>
+        </w:tc>
+      </w:tr>
+      <w:tr>
+        <w:tc>
+          <w:tcPr>
+            <w:tcW w:w="500" w:type="dxa"/>
+            <w:tcBorders>
+              <w:top w:val="single" w:sz="4" w:space="0" w:color="BFC9D4"/>
+              <w:left w:val="single" w:sz="4" w:space="0" w:color="BFC9D4"/>
+              <w:bottom w:val="single" w:sz="4" w:space="0" w:color="BFC9D4"/>
+              <w:right w:val="single" w:sz="4" w:space="0" w:color="BFC9D4"/>
+            </w:tcBorders>
+            <w:tcMar>
+              <w:top w:w="80" w:type="dxa"/>
+              <w:left w:w="120" w:type="dxa"/>
+              <w:bottom w:w="80" w:type="dxa"/>
+              <w:right w:w="120" w:type="dxa"/>
+            </w:tcMar>
+          </w:tcPr>
+          <w:p>
+            <w:pPr>
+              <w:spacing w:after="40" w:line="280" w:lineRule="auto"/>
+            </w:pPr>
+            <w:r>
+              <w:rPr>
+                <w:sz w:val="19"/>
+                <w:szCs w:val="19"/>
+              </w:rPr>
+              <w:t>1</w:t>
+            </w:r>
+          </w:p>
+        </w:tc>
+        <w:tc>
+          <w:tcPr>
+            <w:tcW w:w="2600" w:type="dxa"/>
+            <w:tcBorders>
+              <w:top w:val="single" w:sz="4" w:space="0" w:color="BFC9D4"/>
+              <w:left w:val="single" w:sz="4" w:space="0" w:color="BFC9D4"/>
+              <w:bottom w:val="single" w:sz="4" w:space="0" w:color="BFC9D4"/>
+              <w:right w:val="single" w:sz="4" w:space="0" w:color="BFC9D4"/>
+            </w:tcBorders>
+            <w:tcMar>
+              <w:top w:w="80" w:type="dxa"/>
+              <w:left w:w="120" w:type="dxa"/>
+              <w:bottom w:w="80" w:type="dxa"/>
+              <w:right w:w="120" w:type="dxa"/>
+            </w:tcMar>
+          </w:tcPr>
+          <w:p>
+            <w:pPr>
+              <w:spacing w:after="40" w:line="280" w:lineRule="auto"/>
+            </w:pPr>
+            <w:r>
+              <w:rPr>
+                <w:sz w:val="19"/>
+                <w:szCs w:val="19"/>
+              </w:rPr>
+              <w:t>접근 제어 실패 (Broken Access Control)</w:t>
+            </w:r>
+          </w:p>
+        </w:tc>
+        <w:tc>
+          <w:tcPr>
+            <w:tcW w:w="4200" w:type="dxa"/>
+            <w:tcBorders>
+              <w:top w:val="single" w:sz="4" w:space="0" w:color="BFC9D4"/>
+              <w:left w:val="single" w:sz="4" w:space="0" w:color="BFC9D4"/>
+              <w:bottom w:val="single" w:sz="4" w:space="0" w:color="BFC9D4"/>
+              <w:right w:val="single" w:sz="4" w:space="0" w:color="BFC9D4"/>
+            </w:tcBorders>
+            <w:tcMar>
+              <w:top w:w="80" w:type="dxa"/>
+              <w:left w:w="120" w:type="dxa"/>
+              <w:bottom w:w="80" w:type="dxa"/>
+              <w:right w:w="120" w:type="dxa"/>
+            </w:tcMar>
+          </w:tcPr>
+          <w:p>
+            <w:pPr>
+              <w:spacing w:after="40" w:line="280" w:lineRule="auto"/>
+            </w:pPr>
+            <w:r>
+              <w:rPr>
+                <w:sz w:val="19"/>
+                <w:szCs w:val="19"/>
+              </w:rPr>
+              <w:t>id 등을 바꿔 남의 것에 접근. SSRF가 2025년 이 항목에 흡수됨</w:t>
+            </w:r>
+          </w:p>
+        </w:tc>
+        <w:tc>
+          <w:tcPr>
+            <w:tcW w:w="2338" w:type="dxa"/>
+            <w:tcBorders>
+              <w:top w:val="single" w:sz="4" w:space="0" w:color="BFC9D4"/>
+              <w:left w:val="single" w:sz="4" w:space="0" w:color="BFC9D4"/>
+              <w:bottom w:val="single" w:sz="4" w:space="0" w:color="BFC9D4"/>
+              <w:right w:val="single" w:sz="4" w:space="0" w:color="BFC9D4"/>
+            </w:tcBorders>
+            <w:tcMar>
+              <w:top w:w="80" w:type="dxa"/>
+              <w:left w:w="120" w:type="dxa"/>
+              <w:bottom w:w="80" w:type="dxa"/>
+              <w:right w:w="120" w:type="dxa"/>
+            </w:tcMar>
+          </w:tcPr>
+          <w:p>
+            <w:pPr>
+              <w:spacing w:after="40" w:line="280" w:lineRule="auto"/>
+            </w:pPr>
+            <w:r>
+              <w:rPr>
+                <w:sz w:val="19"/>
+                <w:szCs w:val="19"/>
+              </w:rPr>
+              <w:t>완료 — IDOR, CSRF</w:t>
+            </w:r>
+          </w:p>
+        </w:tc>
+      </w:tr>
+      <w:tr>
+        <w:tc>
+          <w:tcPr>
+            <w:tcW w:w="500" w:type="dxa"/>
+            <w:tcBorders>
+              <w:top w:val="single" w:sz="4" w:space="0" w:color="BFC9D4"/>
+              <w:left w:val="single" w:sz="4" w:space="0" w:color="BFC9D4"/>
+              <w:bottom w:val="single" w:sz="4" w:space="0" w:color="BFC9D4"/>
+              <w:right w:val="single" w:sz="4" w:space="0" w:color="BFC9D4"/>
+            </w:tcBorders>
+            <w:tcMar>
+              <w:top w:w="80" w:type="dxa"/>
+              <w:left w:w="120" w:type="dxa"/>
+              <w:bottom w:w="80" w:type="dxa"/>
+              <w:right w:w="120" w:type="dxa"/>
+            </w:tcMar>
+          </w:tcPr>
+          <w:p>
+            <w:pPr>
+              <w:spacing w:after="40" w:line="280" w:lineRule="auto"/>
+            </w:pPr>
+            <w:r>
+              <w:rPr>
+                <w:sz w:val="19"/>
+                <w:szCs w:val="19"/>
+              </w:rPr>
+              <w:t>2</w:t>
+            </w:r>
+          </w:p>
+        </w:tc>
+        <w:tc>
+          <w:tcPr>
+            <w:tcW w:w="2600" w:type="dxa"/>
+            <w:tcBorders>
+              <w:top w:val="single" w:sz="4" w:space="0" w:color="BFC9D4"/>
+              <w:left w:val="single" w:sz="4" w:space="0" w:color="BFC9D4"/>
+              <w:bottom w:val="single" w:sz="4" w:space="0" w:color="BFC9D4"/>
+              <w:right w:val="single" w:sz="4" w:space="0" w:color="BFC9D4"/>
+            </w:tcBorders>
+            <w:tcMar>
+              <w:top w:w="80" w:type="dxa"/>
+              <w:left w:w="120" w:type="dxa"/>
+              <w:bottom w:w="80" w:type="dxa"/>
+              <w:right w:w="120" w:type="dxa"/>
+            </w:tcMar>
+          </w:tcPr>
+          <w:p>
+            <w:pPr>
+              <w:spacing w:after="40" w:line="280" w:lineRule="auto"/>
+            </w:pPr>
+            <w:r>
+              <w:rPr>
+                <w:sz w:val="19"/>
+                <w:szCs w:val="19"/>
+              </w:rPr>
+              <w:t>보안 설정 오류 (Security Misconfiguration)</w:t>
+            </w:r>
+          </w:p>
+        </w:tc>
+        <w:tc>
+          <w:tcPr>
+            <w:tcW w:w="4200" w:type="dxa"/>
+            <w:tcBorders>
+              <w:top w:val="single" w:sz="4" w:space="0" w:color="BFC9D4"/>
+              <w:left w:val="single" w:sz="4" w:space="0" w:color="BFC9D4"/>
+              <w:bottom w:val="single" w:sz="4" w:space="0" w:color="BFC9D4"/>
+              <w:right w:val="single" w:sz="4" w:space="0" w:color="BFC9D4"/>
+            </w:tcBorders>
+            <w:tcMar>
+              <w:top w:w="80" w:type="dxa"/>
+              <w:left w:w="120" w:type="dxa"/>
+              <w:bottom w:w="80" w:type="dxa"/>
+              <w:right w:w="120" w:type="dxa"/>
+            </w:tcMar>
+          </w:tcPr>
+          <w:p>
+            <w:pPr>
+              <w:spacing w:after="40" w:line="280" w:lineRule="auto"/>
+            </w:pPr>
+            <w:r>
+              <w:rPr>
+                <w:sz w:val="19"/>
+                <w:szCs w:val="19"/>
+              </w:rPr>
+              <w:t>기본값·불필요 기능·오류 노출 등 설정 실수. 2021년 5위→2025년 2위 상승</w:t>
+            </w:r>
+          </w:p>
+        </w:tc>
+        <w:tc>
+          <w:tcPr>
+            <w:tcW w:w="2338" w:type="dxa"/>
+            <w:tcBorders>
+              <w:top w:val="single" w:sz="4" w:space="0" w:color="BFC9D4"/>
+              <w:left w:val="single" w:sz="4" w:space="0" w:color="BFC9D4"/>
+              <w:bottom w:val="single" w:sz="4" w:space="0" w:color="BFC9D4"/>
+              <w:right w:val="single" w:sz="4" w:space="0" w:color="BFC9D4"/>
+            </w:tcBorders>
+            <w:tcMar>
+              <w:top w:w="80" w:type="dxa"/>
+              <w:left w:w="120" w:type="dxa"/>
+              <w:bottom w:w="80" w:type="dxa"/>
+              <w:right w:w="120" w:type="dxa"/>
+            </w:tcMar>
+          </w:tcPr>
+          <w:p>
+            <w:pPr>
+              <w:spacing w:after="40" w:line="280" w:lineRule="auto"/>
+            </w:pPr>
+            <w:r>
+              <w:rPr>
+                <w:sz w:val="19"/>
+                <w:szCs w:val="19"/>
+              </w:rPr>
+              <w:t>완료 — Actuator 노출</w:t>
+            </w:r>
+          </w:p>
+        </w:tc>
+      </w:tr>
+      <w:tr>
+        <w:tc>
+          <w:tcPr>
+            <w:tcW w:w="500" w:type="dxa"/>
+            <w:tcBorders>
+              <w:top w:val="single" w:sz="4" w:space="0" w:color="BFC9D4"/>
+              <w:left w:val="single" w:sz="4" w:space="0" w:color="BFC9D4"/>
+              <w:bottom w:val="single" w:sz="4" w:space="0" w:color="BFC9D4"/>
+              <w:right w:val="single" w:sz="4" w:space="0" w:color="BFC9D4"/>
+            </w:tcBorders>
+            <w:tcMar>
+              <w:top w:w="80" w:type="dxa"/>
+              <w:left w:w="120" w:type="dxa"/>
+              <w:bottom w:w="80" w:type="dxa"/>
+              <w:right w:w="120" w:type="dxa"/>
+            </w:tcMar>
+          </w:tcPr>
+          <w:p>
+            <w:pPr>
+              <w:spacing w:after="40" w:line="280" w:lineRule="auto"/>
+            </w:pPr>
+            <w:r>
+              <w:rPr>
+                <w:sz w:val="19"/>
+                <w:szCs w:val="19"/>
+              </w:rPr>
+              <w:t>3</w:t>
+            </w:r>
+          </w:p>
+        </w:tc>
+        <w:tc>
+          <w:tcPr>
+            <w:tcW w:w="2600" w:type="dxa"/>
+            <w:tcBorders>
+              <w:top w:val="single" w:sz="4" w:space="0" w:color="BFC9D4"/>
+              <w:left w:val="single" w:sz="4" w:space="0" w:color="BFC9D4"/>
+              <w:bottom w:val="single" w:sz="4" w:space="0" w:color="BFC9D4"/>
+              <w:right w:val="single" w:sz="4" w:space="0" w:color="BFC9D4"/>
+            </w:tcBorders>
+            <w:tcMar>
+              <w:top w:w="80" w:type="dxa"/>
+              <w:left w:w="120" w:type="dxa"/>
+              <w:bottom w:w="80" w:type="dxa"/>
+              <w:right w:w="120" w:type="dxa"/>
+            </w:tcMar>
+          </w:tcPr>
+          <w:p>
+            <w:pPr>
+              <w:spacing w:after="40" w:line="280" w:lineRule="auto"/>
+            </w:pPr>
+            <w:r>
+              <w:rPr>
+                <w:sz w:val="19"/>
+                <w:szCs w:val="19"/>
+              </w:rPr>
+              <w:t>소프트웨어 공급망 실패 (Supply Chain Failures, 2025 신규)</w:t>
+            </w:r>
+          </w:p>
+        </w:tc>
+        <w:tc>
+          <w:tcPr>
+            <w:tcW w:w="4200" w:type="dxa"/>
+            <w:tcBorders>
+              <w:top w:val="single" w:sz="4" w:space="0" w:color="BFC9D4"/>
+              <w:left w:val="single" w:sz="4" w:space="0" w:color="BFC9D4"/>
+              <w:bottom w:val="single" w:sz="4" w:space="0" w:color="BFC9D4"/>
+              <w:right w:val="single" w:sz="4" w:space="0" w:color="BFC9D4"/>
+            </w:tcBorders>
+            <w:tcMar>
+              <w:top w:w="80" w:type="dxa"/>
+              <w:left w:w="120" w:type="dxa"/>
+              <w:bottom w:w="80" w:type="dxa"/>
+              <w:right w:w="120" w:type="dxa"/>
+            </w:tcMar>
+          </w:tcPr>
+          <w:p>
+            <w:pPr>
+              <w:spacing w:after="40" w:line="280" w:lineRule="auto"/>
+            </w:pPr>
+            <w:r>
+              <w:rPr>
+                <w:sz w:val="19"/>
+                <w:szCs w:val="19"/>
+              </w:rPr>
+              <w:t>외부 라이브러리·빌드 도구 오염이 그대로 전파</w:t>
+            </w:r>
+          </w:p>
+        </w:tc>
+        <w:tc>
+          <w:tcPr>
+            <w:tcW w:w="2338" w:type="dxa"/>
+            <w:tcBorders>
+              <w:top w:val="single" w:sz="4" w:space="0" w:color="BFC9D4"/>
+              <w:left w:val="single" w:sz="4" w:space="0" w:color="BFC9D4"/>
+              <w:bottom w:val="single" w:sz="4" w:space="0" w:color="BFC9D4"/>
+              <w:right w:val="single" w:sz="4" w:space="0" w:color="BFC9D4"/>
+            </w:tcBorders>
+            <w:tcMar>
+              <w:top w:w="80" w:type="dxa"/>
+              <w:left w:w="120" w:type="dxa"/>
+              <w:bottom w:w="80" w:type="dxa"/>
+              <w:right w:w="120" w:type="dxa"/>
+            </w:tcMar>
+          </w:tcPr>
+          <w:p>
+            <w:pPr>
+              <w:spacing w:after="40" w:line="280" w:lineRule="auto"/>
+            </w:pPr>
+            <w:r>
+              <w:rPr>
+                <w:sz w:val="19"/>
+                <w:szCs w:val="19"/>
+              </w:rPr>
+              <w:t>개념만 (SBOM)</w:t>
+            </w:r>
+          </w:p>
+        </w:tc>
+      </w:tr>
+      <w:tr>
+        <w:tc>
+          <w:tcPr>
+            <w:tcW w:w="500" w:type="dxa"/>
+            <w:tcBorders>
+              <w:top w:val="single" w:sz="4" w:space="0" w:color="BFC9D4"/>
+              <w:left w:val="single" w:sz="4" w:space="0" w:color="BFC9D4"/>
+              <w:bottom w:val="single" w:sz="4" w:space="0" w:color="BFC9D4"/>
+              <w:right w:val="single" w:sz="4" w:space="0" w:color="BFC9D4"/>
+            </w:tcBorders>
+            <w:tcMar>
+              <w:top w:w="80" w:type="dxa"/>
+              <w:left w:w="120" w:type="dxa"/>
+              <w:bottom w:w="80" w:type="dxa"/>
+              <w:right w:w="120" w:type="dxa"/>
+            </w:tcMar>
+          </w:tcPr>
+          <w:p>
+            <w:pPr>
+              <w:spacing w:after="40" w:line="280" w:lineRule="auto"/>
+            </w:pPr>
+            <w:r>
+              <w:rPr>
+                <w:sz w:val="19"/>
+                <w:szCs w:val="19"/>
+              </w:rPr>
+              <w:t>4</w:t>
+            </w:r>
+          </w:p>
+        </w:tc>
+        <w:tc>
+          <w:tcPr>
+            <w:tcW w:w="2600" w:type="dxa"/>
+            <w:tcBorders>
+              <w:top w:val="single" w:sz="4" w:space="0" w:color="BFC9D4"/>
+              <w:left w:val="single" w:sz="4" w:space="0" w:color="BFC9D4"/>
+              <w:bottom w:val="single" w:sz="4" w:space="0" w:color="BFC9D4"/>
+              <w:right w:val="single" w:sz="4" w:space="0" w:color="BFC9D4"/>
+            </w:tcBorders>
+            <w:tcMar>
+              <w:top w:w="80" w:type="dxa"/>
+              <w:left w:w="120" w:type="dxa"/>
+              <w:bottom w:w="80" w:type="dxa"/>
+              <w:right w:w="120" w:type="dxa"/>
+            </w:tcMar>
+          </w:tcPr>
+          <w:p>
+            <w:pPr>
+              <w:spacing w:after="40" w:line="280" w:lineRule="auto"/>
+            </w:pPr>
+            <w:r>
+              <w:rPr>
+                <w:sz w:val="19"/>
+                <w:szCs w:val="19"/>
+              </w:rPr>
+              <w:t>암호화 실패 (Cryptographic Failures)</w:t>
+            </w:r>
+          </w:p>
+        </w:tc>
+        <w:tc>
+          <w:tcPr>
+            <w:tcW w:w="4200" w:type="dxa"/>
+            <w:tcBorders>
+              <w:top w:val="single" w:sz="4" w:space="0" w:color="BFC9D4"/>
+              <w:left w:val="single" w:sz="4" w:space="0" w:color="BFC9D4"/>
+              <w:bottom w:val="single" w:sz="4" w:space="0" w:color="BFC9D4"/>
+              <w:right w:val="single" w:sz="4" w:space="0" w:color="BFC9D4"/>
+            </w:tcBorders>
+            <w:tcMar>
+              <w:top w:w="80" w:type="dxa"/>
+              <w:left w:w="120" w:type="dxa"/>
+              <w:bottom w:w="80" w:type="dxa"/>
+              <w:right w:w="120" w:type="dxa"/>
+            </w:tcMar>
+          </w:tcPr>
+          <w:p>
+            <w:pPr>
+              <w:spacing w:after="40" w:line="280" w:lineRule="auto"/>
+            </w:pPr>
+            <w:r>
+              <w:rPr>
+                <w:sz w:val="19"/>
+                <w:szCs w:val="19"/>
+              </w:rPr>
+              <w:t>민감정보 암호화 미흡. 2021년 2위→2025년 4위 하락</w:t>
+            </w:r>
+          </w:p>
+        </w:tc>
+        <w:tc>
+          <w:tcPr>
+            <w:tcW w:w="2338" w:type="dxa"/>
+            <w:tcBorders>
+              <w:top w:val="single" w:sz="4" w:space="0" w:color="BFC9D4"/>
+              <w:left w:val="single" w:sz="4" w:space="0" w:color="BFC9D4"/>
+              <w:bottom w:val="single" w:sz="4" w:space="0" w:color="BFC9D4"/>
+              <w:right w:val="single" w:sz="4" w:space="0" w:color="BFC9D4"/>
+            </w:tcBorders>
+            <w:tcMar>
+              <w:top w:w="80" w:type="dxa"/>
+              <w:left w:w="120" w:type="dxa"/>
+              <w:bottom w:w="80" w:type="dxa"/>
+              <w:right w:w="120" w:type="dxa"/>
+            </w:tcMar>
+          </w:tcPr>
+          <w:p>
+            <w:pPr>
+              <w:spacing w:after="40" w:line="280" w:lineRule="auto"/>
+            </w:pPr>
+            <w:r>
+              <w:rPr>
+                <w:sz w:val="19"/>
+                <w:szCs w:val="19"/>
+              </w:rPr>
+              <w:t>부분 — BCrypt, JWT secret</w:t>
+            </w:r>
+          </w:p>
+        </w:tc>
+      </w:tr>
+      <w:tr>
+        <w:tc>
+          <w:tcPr>
+            <w:tcW w:w="500" w:type="dxa"/>
+            <w:tcBorders>
+              <w:top w:val="single" w:sz="4" w:space="0" w:color="BFC9D4"/>
+              <w:left w:val="single" w:sz="4" w:space="0" w:color="BFC9D4"/>
+              <w:bottom w:val="single" w:sz="4" w:space="0" w:color="BFC9D4"/>
+              <w:right w:val="single" w:sz="4" w:space="0" w:color="BFC9D4"/>
+            </w:tcBorders>
+            <w:tcMar>
+              <w:top w:w="80" w:type="dxa"/>
+              <w:left w:w="120" w:type="dxa"/>
+              <w:bottom w:w="80" w:type="dxa"/>
+              <w:right w:w="120" w:type="dxa"/>
+            </w:tcMar>
+          </w:tcPr>
+          <w:p>
+            <w:pPr>
+              <w:spacing w:after="40" w:line="280" w:lineRule="auto"/>
+            </w:pPr>
+            <w:r>
+              <w:rPr>
+                <w:sz w:val="19"/>
+                <w:szCs w:val="19"/>
+              </w:rPr>
+              <w:t>5</w:t>
+            </w:r>
+          </w:p>
+        </w:tc>
+        <w:tc>
+          <w:tcPr>
+            <w:tcW w:w="2600" w:type="dxa"/>
+            <w:tcBorders>
+              <w:top w:val="single" w:sz="4" w:space="0" w:color="BFC9D4"/>
+              <w:left w:val="single" w:sz="4" w:space="0" w:color="BFC9D4"/>
+              <w:bottom w:val="single" w:sz="4" w:space="0" w:color="BFC9D4"/>
+              <w:right w:val="single" w:sz="4" w:space="0" w:color="BFC9D4"/>
+            </w:tcBorders>
+            <w:tcMar>
+              <w:top w:w="80" w:type="dxa"/>
+              <w:left w:w="120" w:type="dxa"/>
+              <w:bottom w:w="80" w:type="dxa"/>
+              <w:right w:w="120" w:type="dxa"/>
+            </w:tcMar>
+          </w:tcPr>
+          <w:p>
+            <w:pPr>
+              <w:spacing w:after="40" w:line="280" w:lineRule="auto"/>
+            </w:pPr>
+            <w:r>
+              <w:rPr>
+                <w:sz w:val="19"/>
+                <w:szCs w:val="19"/>
+              </w:rPr>
+              <w:t>인젝션 (Injection)</w:t>
+            </w:r>
+          </w:p>
+        </w:tc>
+        <w:tc>
+          <w:tcPr>
+            <w:tcW w:w="4200" w:type="dxa"/>
+            <w:tcBorders>
+              <w:top w:val="single" w:sz="4" w:space="0" w:color="BFC9D4"/>
+              <w:left w:val="single" w:sz="4" w:space="0" w:color="BFC9D4"/>
+              <w:bottom w:val="single" w:sz="4" w:space="0" w:color="BFC9D4"/>
+              <w:right w:val="single" w:sz="4" w:space="0" w:color="BFC9D4"/>
+            </w:tcBorders>
+            <w:tcMar>
+              <w:top w:w="80" w:type="dxa"/>
+              <w:left w:w="120" w:type="dxa"/>
+              <w:bottom w:w="80" w:type="dxa"/>
+              <w:right w:w="120" w:type="dxa"/>
+            </w:tcMar>
+          </w:tcPr>
+          <w:p>
+            <w:pPr>
+              <w:spacing w:after="40" w:line="280" w:lineRule="auto"/>
+            </w:pPr>
+            <w:r>
+              <w:rPr>
+                <w:sz w:val="19"/>
+                <w:szCs w:val="19"/>
+              </w:rPr>
+              <w:t>입력값이 "명령"으로 실행 (SQL·XSS 등 통합). 2021년 3위→2025년 5위 하락</w:t>
+            </w:r>
+          </w:p>
+        </w:tc>
+        <w:tc>
+          <w:tcPr>
+            <w:tcW w:w="2338" w:type="dxa"/>
+            <w:tcBorders>
+              <w:top w:val="single" w:sz="4" w:space="0" w:color="BFC9D4"/>
+              <w:left w:val="single" w:sz="4" w:space="0" w:color="BFC9D4"/>
+              <w:bottom w:val="single" w:sz="4" w:space="0" w:color="BFC9D4"/>
+              <w:right w:val="single" w:sz="4" w:space="0" w:color="BFC9D4"/>
+            </w:tcBorders>
+            <w:tcMar>
+              <w:top w:w="80" w:type="dxa"/>
+              <w:left w:w="120" w:type="dxa"/>
+              <w:bottom w:w="80" w:type="dxa"/>
+              <w:right w:w="120" w:type="dxa"/>
+            </w:tcMar>
+          </w:tcPr>
+          <w:p>
+            <w:pPr>
+              <w:spacing w:after="40" w:line="280" w:lineRule="auto"/>
+            </w:pPr>
+            <w:r>
+              <w:rPr>
+                <w:sz w:val="19"/>
+                <w:szCs w:val="19"/>
+              </w:rPr>
+              <w:t>완료 — SQLi, XSS</w:t>
+            </w:r>
+          </w:p>
+        </w:tc>
+      </w:tr>
+      <w:tr>
+        <w:tc>
+          <w:tcPr>
+            <w:tcW w:w="500" w:type="dxa"/>
+            <w:tcBorders>
+              <w:top w:val="single" w:sz="4" w:space="0" w:color="BFC9D4"/>
+              <w:left w:val="single" w:sz="4" w:space="0" w:color="BFC9D4"/>
+              <w:bottom w:val="single" w:sz="4" w:space="0" w:color="BFC9D4"/>
+              <w:right w:val="single" w:sz="4" w:space="0" w:color="BFC9D4"/>
+            </w:tcBorders>
+            <w:tcMar>
+              <w:top w:w="80" w:type="dxa"/>
+              <w:left w:w="120" w:type="dxa"/>
+              <w:bottom w:w="80" w:type="dxa"/>
+              <w:right w:w="120" w:type="dxa"/>
+            </w:tcMar>
+          </w:tcPr>
+          <w:p>
+            <w:pPr>
+              <w:spacing w:after="40" w:line="280" w:lineRule="auto"/>
+            </w:pPr>
+            <w:r>
+              <w:rPr>
+                <w:sz w:val="19"/>
+                <w:szCs w:val="19"/>
+              </w:rPr>
+              <w:t>6</w:t>
+            </w:r>
+          </w:p>
+        </w:tc>
+        <w:tc>
+          <w:tcPr>
+            <w:tcW w:w="2600" w:type="dxa"/>
+            <w:tcBorders>
+              <w:top w:val="single" w:sz="4" w:space="0" w:color="BFC9D4"/>
+              <w:left w:val="single" w:sz="4" w:space="0" w:color="BFC9D4"/>
+              <w:bottom w:val="single" w:sz="4" w:space="0" w:color="BFC9D4"/>
+              <w:right w:val="single" w:sz="4" w:space="0" w:color="BFC9D4"/>
+            </w:tcBorders>
+            <w:tcMar>
+              <w:top w:w="80" w:type="dxa"/>
+              <w:left w:w="120" w:type="dxa"/>
+              <w:bottom w:w="80" w:type="dxa"/>
+              <w:right w:w="120" w:type="dxa"/>
+            </w:tcMar>
+          </w:tcPr>
+          <w:p>
+            <w:pPr>
+              <w:spacing w:after="40" w:line="280" w:lineRule="auto"/>
+            </w:pPr>
+            <w:r>
+              <w:rPr>
+                <w:sz w:val="19"/>
+                <w:szCs w:val="19"/>
+              </w:rPr>
+              <w:t>안전하지 않은 설계 (Insecure Design)</w:t>
+            </w:r>
+          </w:p>
+        </w:tc>
+        <w:tc>
+          <w:tcPr>
+            <w:tcW w:w="4200" w:type="dxa"/>
+            <w:tcBorders>
+              <w:top w:val="single" w:sz="4" w:space="0" w:color="BFC9D4"/>
+              <w:left w:val="single" w:sz="4" w:space="0" w:color="BFC9D4"/>
+              <w:bottom w:val="single" w:sz="4" w:space="0" w:color="BFC9D4"/>
+              <w:right w:val="single" w:sz="4" w:space="0" w:color="BFC9D4"/>
+            </w:tcBorders>
+            <w:tcMar>
+              <w:top w:w="80" w:type="dxa"/>
+              <w:left w:w="120" w:type="dxa"/>
+              <w:bottom w:w="80" w:type="dxa"/>
+              <w:right w:w="120" w:type="dxa"/>
+            </w:tcMar>
+          </w:tcPr>
+          <w:p>
+            <w:pPr>
+              <w:spacing w:after="40" w:line="280" w:lineRule="auto"/>
+            </w:pPr>
+            <w:r>
+              <w:rPr>
+                <w:sz w:val="19"/>
+                <w:szCs w:val="19"/>
+              </w:rPr>
+              <w:t>구현 버그가 아니라 설계 자체의 결함</w:t>
+            </w:r>
+          </w:p>
+        </w:tc>
+        <w:tc>
+          <w:tcPr>
+            <w:tcW w:w="2338" w:type="dxa"/>
+            <w:tcBorders>
+              <w:top w:val="single" w:sz="4" w:space="0" w:color="BFC9D4"/>
+              <w:left w:val="single" w:sz="4" w:space="0" w:color="BFC9D4"/>
+              <w:bottom w:val="single" w:sz="4" w:space="0" w:color="BFC9D4"/>
+              <w:right w:val="single" w:sz="4" w:space="0" w:color="BFC9D4"/>
+            </w:tcBorders>
+            <w:tcMar>
+              <w:top w:w="80" w:type="dxa"/>
+              <w:left w:w="120" w:type="dxa"/>
+              <w:bottom w:w="80" w:type="dxa"/>
+              <w:right w:w="120" w:type="dxa"/>
+            </w:tcMar>
+          </w:tcPr>
+          <w:p>
+            <w:pPr>
+              <w:spacing w:after="40" w:line="280" w:lineRule="auto"/>
+            </w:pPr>
+            <w:r>
+              <w:rPr>
+                <w:sz w:val="19"/>
+                <w:szCs w:val="19"/>
+              </w:rPr>
+              <w:t>Small</w:t>
+            </w:r>
+          </w:p>
+        </w:tc>
+      </w:tr>
+      <w:tr>
+        <w:tc>
+          <w:tcPr>
+            <w:tcW w:w="500" w:type="dxa"/>
+            <w:tcBorders>
+              <w:top w:val="single" w:sz="4" w:space="0" w:color="BFC9D4"/>
+              <w:left w:val="single" w:sz="4" w:space="0" w:color="BFC9D4"/>
+              <w:bottom w:val="single" w:sz="4" w:space="0" w:color="BFC9D4"/>
+              <w:right w:val="single" w:sz="4" w:space="0" w:color="BFC9D4"/>
+            </w:tcBorders>
+            <w:tcMar>
+              <w:top w:w="80" w:type="dxa"/>
+              <w:left w:w="120" w:type="dxa"/>
+              <w:bottom w:w="80" w:type="dxa"/>
+              <w:right w:w="120" w:type="dxa"/>
+            </w:tcMar>
+          </w:tcPr>
+          <w:p>
+            <w:pPr>
+              <w:spacing w:after="40" w:line="280" w:lineRule="auto"/>
+            </w:pPr>
+            <w:r>
+              <w:rPr>
+                <w:sz w:val="19"/>
+                <w:szCs w:val="19"/>
+              </w:rPr>
+              <w:t>7</w:t>
+            </w:r>
+          </w:p>
+        </w:tc>
+        <w:tc>
+          <w:tcPr>
+            <w:tcW w:w="2600" w:type="dxa"/>
+            <w:tcBorders>
+              <w:top w:val="single" w:sz="4" w:space="0" w:color="BFC9D4"/>
+              <w:left w:val="single" w:sz="4" w:space="0" w:color="BFC9D4"/>
+              <w:bottom w:val="single" w:sz="4" w:space="0" w:color="BFC9D4"/>
+              <w:right w:val="single" w:sz="4" w:space="0" w:color="BFC9D4"/>
+            </w:tcBorders>
+            <w:tcMar>
+              <w:top w:w="80" w:type="dxa"/>
+              <w:left w:w="120" w:type="dxa"/>
+              <w:bottom w:w="80" w:type="dxa"/>
+              <w:right w:w="120" w:type="dxa"/>
+            </w:tcMar>
+          </w:tcPr>
+          <w:p>
+            <w:pPr>
+              <w:spacing w:after="40" w:line="280" w:lineRule="auto"/>
+            </w:pPr>
+            <w:r>
+              <w:rPr>
+                <w:sz w:val="19"/>
+                <w:szCs w:val="19"/>
+              </w:rPr>
+              <w:t>인증 실패 (Authentication Failures)</w:t>
+            </w:r>
+          </w:p>
+        </w:tc>
+        <w:tc>
+          <w:tcPr>
+            <w:tcW w:w="4200" w:type="dxa"/>
+            <w:tcBorders>
+              <w:top w:val="single" w:sz="4" w:space="0" w:color="BFC9D4"/>
+              <w:left w:val="single" w:sz="4" w:space="0" w:color="BFC9D4"/>
+              <w:bottom w:val="single" w:sz="4" w:space="0" w:color="BFC9D4"/>
+              <w:right w:val="single" w:sz="4" w:space="0" w:color="BFC9D4"/>
+            </w:tcBorders>
+            <w:tcMar>
+              <w:top w:w="80" w:type="dxa"/>
+              <w:left w:w="120" w:type="dxa"/>
+              <w:bottom w:w="80" w:type="dxa"/>
+              <w:right w:w="120" w:type="dxa"/>
+            </w:tcMar>
+          </w:tcPr>
+          <w:p>
+            <w:pPr>
+              <w:spacing w:after="40" w:line="280" w:lineRule="auto"/>
+            </w:pPr>
+            <w:r>
+              <w:rPr>
+                <w:sz w:val="19"/>
+                <w:szCs w:val="19"/>
+              </w:rPr>
+              <w:t>신원 확인 실패로 계정 탈취</w:t>
+            </w:r>
+          </w:p>
+        </w:tc>
+        <w:tc>
+          <w:tcPr>
+            <w:tcW w:w="2338" w:type="dxa"/>
+            <w:tcBorders>
+              <w:top w:val="single" w:sz="4" w:space="0" w:color="BFC9D4"/>
+              <w:left w:val="single" w:sz="4" w:space="0" w:color="BFC9D4"/>
+              <w:bottom w:val="single" w:sz="4" w:space="0" w:color="BFC9D4"/>
+              <w:right w:val="single" w:sz="4" w:space="0" w:color="BFC9D4"/>
+            </w:tcBorders>
+            <w:tcMar>
+              <w:top w:w="80" w:type="dxa"/>
+              <w:left w:w="120" w:type="dxa"/>
+              <w:bottom w:w="80" w:type="dxa"/>
+              <w:right w:w="120" w:type="dxa"/>
+            </w:tcMar>
+          </w:tcPr>
+          <w:p>
+            <w:pPr>
+              <w:spacing w:after="40" w:line="280" w:lineRule="auto"/>
+            </w:pPr>
+            <w:r>
+              <w:rPr>
+                <w:sz w:val="19"/>
+                <w:szCs w:val="19"/>
+              </w:rPr>
+              <w:t>완료 — JWT 보안</w:t>
+            </w:r>
+          </w:p>
+        </w:tc>
+      </w:tr>
+      <w:tr>
+        <w:tc>
+          <w:tcPr>
+            <w:tcW w:w="500" w:type="dxa"/>
+            <w:tcBorders>
+              <w:top w:val="single" w:sz="4" w:space="0" w:color="BFC9D4"/>
+              <w:left w:val="single" w:sz="4" w:space="0" w:color="BFC9D4"/>
+              <w:bottom w:val="single" w:sz="4" w:space="0" w:color="BFC9D4"/>
+              <w:right w:val="single" w:sz="4" w:space="0" w:color="BFC9D4"/>
+            </w:tcBorders>
+            <w:tcMar>
+              <w:top w:w="80" w:type="dxa"/>
+              <w:left w:w="120" w:type="dxa"/>
+              <w:bottom w:w="80" w:type="dxa"/>
+              <w:right w:w="120" w:type="dxa"/>
+            </w:tcMar>
+          </w:tcPr>
+          <w:p>
+            <w:pPr>
+              <w:spacing w:after="40" w:line="280" w:lineRule="auto"/>
+            </w:pPr>
+            <w:r>
+              <w:rPr>
+                <w:sz w:val="19"/>
+                <w:szCs w:val="19"/>
+              </w:rPr>
+              <w:t>8</w:t>
+            </w:r>
+          </w:p>
+        </w:tc>
+        <w:tc>
+          <w:tcPr>
+            <w:tcW w:w="2600" w:type="dxa"/>
+            <w:tcBorders>
+              <w:top w:val="single" w:sz="4" w:space="0" w:color="BFC9D4"/>
+              <w:left w:val="single" w:sz="4" w:space="0" w:color="BFC9D4"/>
+              <w:bottom w:val="single" w:sz="4" w:space="0" w:color="BFC9D4"/>
+              <w:right w:val="single" w:sz="4" w:space="0" w:color="BFC9D4"/>
+            </w:tcBorders>
+            <w:tcMar>
+              <w:top w:w="80" w:type="dxa"/>
+              <w:left w:w="120" w:type="dxa"/>
+              <w:bottom w:w="80" w:type="dxa"/>
+              <w:right w:w="120" w:type="dxa"/>
+            </w:tcMar>
+          </w:tcPr>
+          <w:p>
+            <w:pPr>
+              <w:spacing w:after="40" w:line="280" w:lineRule="auto"/>
+            </w:pPr>
+            <w:r>
+              <w:rPr>
+                <w:sz w:val="19"/>
+                <w:szCs w:val="19"/>
+              </w:rPr>
+              <w:t>무결성 실패 (Integrity Failures)</w:t>
+            </w:r>
+          </w:p>
+        </w:tc>
+        <w:tc>
+          <w:tcPr>
+            <w:tcW w:w="4200" w:type="dxa"/>
+            <w:tcBorders>
+              <w:top w:val="single" w:sz="4" w:space="0" w:color="BFC9D4"/>
+              <w:left w:val="single" w:sz="4" w:space="0" w:color="BFC9D4"/>
+              <w:bottom w:val="single" w:sz="4" w:space="0" w:color="BFC9D4"/>
+              <w:right w:val="single" w:sz="4" w:space="0" w:color="BFC9D4"/>
+            </w:tcBorders>
+            <w:tcMar>
+              <w:top w:w="80" w:type="dxa"/>
+              <w:left w:w="120" w:type="dxa"/>
+              <w:bottom w:w="80" w:type="dxa"/>
+              <w:right w:w="120" w:type="dxa"/>
+            </w:tcMar>
+          </w:tcPr>
+          <w:p>
+            <w:pPr>
+              <w:spacing w:after="40" w:line="280" w:lineRule="auto"/>
+            </w:pPr>
+            <w:r>
+              <w:rPr>
+                <w:sz w:val="19"/>
+                <w:szCs w:val="19"/>
+              </w:rPr>
+              <w:t>검증 없이 코드·데이터가 변조됨</w:t>
+            </w:r>
+          </w:p>
+        </w:tc>
+        <w:tc>
+          <w:tcPr>
+            <w:tcW w:w="2338" w:type="dxa"/>
+            <w:tcBorders>
+              <w:top w:val="single" w:sz="4" w:space="0" w:color="BFC9D4"/>
+              <w:left w:val="single" w:sz="4" w:space="0" w:color="BFC9D4"/>
+              <w:bottom w:val="single" w:sz="4" w:space="0" w:color="BFC9D4"/>
+              <w:right w:val="single" w:sz="4" w:space="0" w:color="BFC9D4"/>
+            </w:tcBorders>
+            <w:tcMar>
+              <w:top w:w="80" w:type="dxa"/>
+              <w:left w:w="120" w:type="dxa"/>
+              <w:bottom w:w="80" w:type="dxa"/>
+              <w:right w:w="120" w:type="dxa"/>
+            </w:tcMar>
+          </w:tcPr>
+          <w:p>
+            <w:pPr>
+              <w:spacing w:after="40" w:line="280" w:lineRule="auto"/>
+            </w:pPr>
+            <w:r>
+              <w:rPr>
+                <w:sz w:val="19"/>
+                <w:szCs w:val="19"/>
+              </w:rPr>
+              <w:t>완료 — 역직렬화</w:t>
+            </w:r>
+          </w:p>
+        </w:tc>
+      </w:tr>
+      <w:tr>
+        <w:tc>
+          <w:tcPr>
+            <w:tcW w:w="500" w:type="dxa"/>
+            <w:tcBorders>
+              <w:top w:val="single" w:sz="4" w:space="0" w:color="BFC9D4"/>
+              <w:left w:val="single" w:sz="4" w:space="0" w:color="BFC9D4"/>
+              <w:bottom w:val="single" w:sz="4" w:space="0" w:color="BFC9D4"/>
+              <w:right w:val="single" w:sz="4" w:space="0" w:color="BFC9D4"/>
+            </w:tcBorders>
+            <w:tcMar>
+              <w:top w:w="80" w:type="dxa"/>
+              <w:left w:w="120" w:type="dxa"/>
+              <w:bottom w:w="80" w:type="dxa"/>
+              <w:right w:w="120" w:type="dxa"/>
+            </w:tcMar>
+          </w:tcPr>
+          <w:p>
+            <w:pPr>
+              <w:spacing w:after="40" w:line="280" w:lineRule="auto"/>
+            </w:pPr>
+            <w:r>
+              <w:rPr>
+                <w:sz w:val="19"/>
+                <w:szCs w:val="19"/>
+              </w:rPr>
+              <w:t>9</w:t>
+            </w:r>
+          </w:p>
+        </w:tc>
+        <w:tc>
+          <w:tcPr>
+            <w:tcW w:w="2600" w:type="dxa"/>
+            <w:tcBorders>
+              <w:top w:val="single" w:sz="4" w:space="0" w:color="BFC9D4"/>
+              <w:left w:val="single" w:sz="4" w:space="0" w:color="BFC9D4"/>
+              <w:bottom w:val="single" w:sz="4" w:space="0" w:color="BFC9D4"/>
+              <w:right w:val="single" w:sz="4" w:space="0" w:color="BFC9D4"/>
+            </w:tcBorders>
+            <w:tcMar>
+              <w:top w:w="80" w:type="dxa"/>
+              <w:left w:w="120" w:type="dxa"/>
+              <w:bottom w:w="80" w:type="dxa"/>
+              <w:right w:w="120" w:type="dxa"/>
+            </w:tcMar>
+          </w:tcPr>
+          <w:p>
+            <w:pPr>
+              <w:spacing w:after="40" w:line="280" w:lineRule="auto"/>
+            </w:pPr>
+            <w:r>
+              <w:rPr>
+                <w:sz w:val="19"/>
+                <w:szCs w:val="19"/>
+              </w:rPr>
+              <w:t>로깅·경보 실패 (Logging &amp; Alerting Failures)</w:t>
+            </w:r>
+          </w:p>
+        </w:tc>
+        <w:tc>
+          <w:tcPr>
+            <w:tcW w:w="4200" w:type="dxa"/>
+            <w:tcBorders>
+              <w:top w:val="single" w:sz="4" w:space="0" w:color="BFC9D4"/>
+              <w:left w:val="single" w:sz="4" w:space="0" w:color="BFC9D4"/>
+              <w:bottom w:val="single" w:sz="4" w:space="0" w:color="BFC9D4"/>
+              <w:right w:val="single" w:sz="4" w:space="0" w:color="BFC9D4"/>
+            </w:tcBorders>
+            <w:tcMar>
+              <w:top w:w="80" w:type="dxa"/>
+              <w:left w:w="120" w:type="dxa"/>
+              <w:bottom w:w="80" w:type="dxa"/>
+              <w:right w:w="120" w:type="dxa"/>
+            </w:tcMar>
+          </w:tcPr>
+          <w:p>
+            <w:pPr>
+              <w:spacing w:after="40" w:line="280" w:lineRule="auto"/>
+            </w:pPr>
+            <w:r>
+              <w:rPr>
+                <w:sz w:val="19"/>
+                <w:szCs w:val="19"/>
+              </w:rPr>
+              <w:t>공격의 기록·감지·대응 실패</w:t>
+            </w:r>
+          </w:p>
+        </w:tc>
+        <w:tc>
+          <w:tcPr>
+            <w:tcW w:w="2338" w:type="dxa"/>
+            <w:tcBorders>
+              <w:top w:val="single" w:sz="4" w:space="0" w:color="BFC9D4"/>
+              <w:left w:val="single" w:sz="4" w:space="0" w:color="BFC9D4"/>
+              <w:bottom w:val="single" w:sz="4" w:space="0" w:color="BFC9D4"/>
+              <w:right w:val="single" w:sz="4" w:space="0" w:color="BFC9D4"/>
+            </w:tcBorders>
+            <w:tcMar>
+              <w:top w:w="80" w:type="dxa"/>
+              <w:left w:w="120" w:type="dxa"/>
+              <w:bottom w:w="80" w:type="dxa"/>
+              <w:right w:w="120" w:type="dxa"/>
+            </w:tcMar>
+          </w:tcPr>
+          <w:p>
+            <w:pPr>
+              <w:spacing w:after="40" w:line="280" w:lineRule="auto"/>
+            </w:pPr>
+            <w:r>
+              <w:rPr>
+                <w:sz w:val="19"/>
+                <w:szCs w:val="19"/>
+              </w:rPr>
+              <w:t>완료 — 감사 로깅</w:t>
+            </w:r>
+          </w:p>
+        </w:tc>
+      </w:tr>
+      <w:tr>
+        <w:tc>
+          <w:tcPr>
+            <w:tcW w:w="500" w:type="dxa"/>
+            <w:tcBorders>
+              <w:top w:val="single" w:sz="4" w:space="0" w:color="BFC9D4"/>
+              <w:left w:val="single" w:sz="4" w:space="0" w:color="BFC9D4"/>
+              <w:bottom w:val="single" w:sz="4" w:space="0" w:color="BFC9D4"/>
+              <w:right w:val="single" w:sz="4" w:space="0" w:color="BFC9D4"/>
+            </w:tcBorders>
+            <w:tcMar>
+              <w:top w:w="80" w:type="dxa"/>
+              <w:left w:w="120" w:type="dxa"/>
+              <w:bottom w:w="80" w:type="dxa"/>
+              <w:right w:w="120" w:type="dxa"/>
+            </w:tcMar>
+          </w:tcPr>
+          <w:p>
+            <w:pPr>
+              <w:spacing w:after="40" w:line="280" w:lineRule="auto"/>
+            </w:pPr>
+            <w:r>
+              <w:rPr>
+                <w:sz w:val="19"/>
+                <w:szCs w:val="19"/>
+              </w:rPr>
+              <w:t>10</w:t>
+            </w:r>
+          </w:p>
+        </w:tc>
+        <w:tc>
+          <w:tcPr>
+            <w:tcW w:w="2600" w:type="dxa"/>
+            <w:tcBorders>
+              <w:top w:val="single" w:sz="4" w:space="0" w:color="BFC9D4"/>
+              <w:left w:val="single" w:sz="4" w:space="0" w:color="BFC9D4"/>
+              <w:bottom w:val="single" w:sz="4" w:space="0" w:color="BFC9D4"/>
+              <w:right w:val="single" w:sz="4" w:space="0" w:color="BFC9D4"/>
+            </w:tcBorders>
+            <w:tcMar>
+              <w:top w:w="80" w:type="dxa"/>
+              <w:left w:w="120" w:type="dxa"/>
+              <w:bottom w:w="80" w:type="dxa"/>
+              <w:right w:w="120" w:type="dxa"/>
+            </w:tcMar>
+          </w:tcPr>
+          <w:p>
+            <w:pPr>
+              <w:spacing w:after="40" w:line="280" w:lineRule="auto"/>
+            </w:pPr>
+            <w:r>
+              <w:rPr>
+                <w:sz w:val="19"/>
+                <w:szCs w:val="19"/>
+              </w:rPr>
+              <w:t>예외 상황 처리 미흡 (Mishandling of Exceptional Conditions, 2025 신규)</w:t>
+            </w:r>
+          </w:p>
+        </w:tc>
+        <w:tc>
+          <w:tcPr>
+            <w:tcW w:w="4200" w:type="dxa"/>
+            <w:tcBorders>
+              <w:top w:val="single" w:sz="4" w:space="0" w:color="BFC9D4"/>
+              <w:left w:val="single" w:sz="4" w:space="0" w:color="BFC9D4"/>
+              <w:bottom w:val="single" w:sz="4" w:space="0" w:color="BFC9D4"/>
+              <w:right w:val="single" w:sz="4" w:space="0" w:color="BFC9D4"/>
+            </w:tcBorders>
+            <w:tcMar>
+              <w:top w:w="80" w:type="dxa"/>
+              <w:left w:w="120" w:type="dxa"/>
+              <w:bottom w:w="80" w:type="dxa"/>
+              <w:right w:w="120" w:type="dxa"/>
+            </w:tcMar>
+          </w:tcPr>
+          <w:p>
+            <w:pPr>
+              <w:spacing w:after="40" w:line="280" w:lineRule="auto"/>
+            </w:pPr>
+            <w:r>
+              <w:rPr>
+                <w:sz w:val="19"/>
+                <w:szCs w:val="19"/>
+              </w:rPr>
+              <w:t>오류 상황에서 안전하지 않게 무너짐</w:t>
+            </w:r>
+          </w:p>
+        </w:tc>
+        <w:tc>
+          <w:tcPr>
+            <w:tcW w:w="2338" w:type="dxa"/>
+            <w:tcBorders>
+              <w:top w:val="single" w:sz="4" w:space="0" w:color="BFC9D4"/>
+              <w:left w:val="single" w:sz="4" w:space="0" w:color="BFC9D4"/>
+              <w:bottom w:val="single" w:sz="4" w:space="0" w:color="BFC9D4"/>
+              <w:right w:val="single" w:sz="4" w:space="0" w:color="BFC9D4"/>
+            </w:tcBorders>
+            <w:tcMar>
+              <w:top w:w="80" w:type="dxa"/>
+              <w:left w:w="120" w:type="dxa"/>
+              <w:bottom w:w="80" w:type="dxa"/>
+              <w:right w:w="120" w:type="dxa"/>
+            </w:tcMar>
+          </w:tcPr>
+          <w:p>
+            <w:pPr>
+              <w:spacing w:after="40" w:line="280" w:lineRule="auto"/>
+            </w:pPr>
+            <w:r>
+              <w:rPr>
+                <w:sz w:val="19"/>
+                <w:szCs w:val="19"/>
+              </w:rPr>
+              <w:t>완료 — fail-closed</w:t>
+            </w:r>
+          </w:p>
+        </w:tc>
+      </w:tr>
+    </w:tbl>
+    <w:p>
+      <w:pPr>
+        <w:spacing w:after="80"/>
+      </w:pPr>
+      <w:r>
+        <w:rPr>
+          <w:b/>
+          <w:bCs/>
+          <w:color w:val="1F3A5F"/>
+        </w:rPr>
+        <w:t>6-2. OWASP API Security Top 10 (2023) 전체 지도</w:t>
+      </w:r>
+    </w:p>
+    <w:tbl>
+      <w:tblPr>
+        <w:tblW w:w="9638" w:type="dxa"/>
+        <w:tblBorders>
+          <w:top w:val="single" w:sz="4" w:space="0" w:color="auto"/>
+          <w:left w:val="single" w:sz="4" w:space="0" w:color="auto"/>
+          <w:bottom w:val="single" w:sz="4" w:space="0" w:color="auto"/>
+          <w:right w:val="single" w:sz="4" w:space="0" w:color="auto"/>
+          <w:insideH w:val="single" w:sz="4" w:space="0" w:color="auto"/>
+          <w:insideV w:val="single" w:sz="4" w:space="0" w:color="auto"/>
+        </w:tblBorders>
+        <w:tblLook w:val="04A0" w:firstRow="1" w:lastRow="0" w:firstColumn="1" w:lastColumn="0" w:noHBand="0" w:noVBand="1"/>
+      </w:tblPr>
+      <w:tblGrid>
+        <w:gridCol w:w="500"/>
+        <w:gridCol w:w="2600"/>
+        <w:gridCol w:w="4200"/>
+        <w:gridCol w:w="2338"/>
+      </w:tblGrid>
+      <w:tr>
+        <w:trPr>
+          <w:tblHeader/>
+        </w:trPr>
+        <w:tc>
+          <w:tcPr>
+            <w:tcW w:w="500" w:type="dxa"/>
+            <w:tcBorders>
+              <w:top w:val="single" w:sz="4" w:space="0" w:color="BFC9D4"/>
+              <w:left w:val="single" w:sz="4" w:space="0" w:color="BFC9D4"/>
+              <w:bottom w:val="single" w:sz="4" w:space="0" w:color="BFC9D4"/>
+              <w:right w:val="single" w:sz="4" w:space="0" w:color="BFC9D4"/>
+            </w:tcBorders>
+            <w:shd w:val="clear" w:color="auto" w:fill="1F3A5F"/>
+            <w:tcMar>
+              <w:top w:w="80" w:type="dxa"/>
+              <w:left w:w="120" w:type="dxa"/>
+              <w:bottom w:w="80" w:type="dxa"/>
+              <w:right w:w="120" w:type="dxa"/>
+            </w:tcMar>
+          </w:tcPr>
+          <w:p>
+            <w:pPr>
+              <w:spacing w:after="40" w:line="280" w:lineRule="auto"/>
+            </w:pPr>
+            <w:r>
+              <w:rPr>
+                <w:b/>
+                <w:bCs/>
+                <w:color w:val="FFFFFF"/>
+                <w:sz w:val="19"/>
+                <w:szCs w:val="19"/>
+              </w:rPr>
+              <w:t>#</w:t>
+            </w:r>
+          </w:p>
+        </w:tc>
+        <w:tc>
+          <w:tcPr>
+            <w:tcW w:w="2600" w:type="dxa"/>
+            <w:tcBorders>
+              <w:top w:val="single" w:sz="4" w:space="0" w:color="BFC9D4"/>
+              <w:left w:val="single" w:sz="4" w:space="0" w:color="BFC9D4"/>
+              <w:bottom w:val="single" w:sz="4" w:space="0" w:color="BFC9D4"/>
+              <w:right w:val="single" w:sz="4" w:space="0" w:color="BFC9D4"/>
+            </w:tcBorders>
+            <w:shd w:val="clear" w:color="auto" w:fill="1F3A5F"/>
+            <w:tcMar>
+              <w:top w:w="80" w:type="dxa"/>
+              <w:left w:w="120" w:type="dxa"/>
+              <w:bottom w:w="80" w:type="dxa"/>
+              <w:right w:w="120" w:type="dxa"/>
+            </w:tcMar>
+          </w:tcPr>
+          <w:p>
+            <w:pPr>
+              <w:spacing w:after="40" w:line="280" w:lineRule="auto"/>
+            </w:pPr>
+            <w:r>
+              <w:rPr>
+                <w:b/>
+                <w:bCs/>
+                <w:color w:val="FFFFFF"/>
+                <w:sz w:val="19"/>
+                <w:szCs w:val="19"/>
+              </w:rPr>
+              <w:t>카테고리</w:t>
+            </w:r>
+          </w:p>
+        </w:tc>
+        <w:tc>
+          <w:tcPr>
+            <w:tcW w:w="4200" w:type="dxa"/>
+            <w:tcBorders>
+              <w:top w:val="single" w:sz="4" w:space="0" w:color="BFC9D4"/>
+              <w:left w:val="single" w:sz="4" w:space="0" w:color="BFC9D4"/>
+              <w:bottom w:val="single" w:sz="4" w:space="0" w:color="BFC9D4"/>
+              <w:right w:val="single" w:sz="4" w:space="0" w:color="BFC9D4"/>
+            </w:tcBorders>
+            <w:shd w:val="clear" w:color="auto" w:fill="1F3A5F"/>
+            <w:tcMar>
+              <w:top w:w="80" w:type="dxa"/>
+              <w:left w:w="120" w:type="dxa"/>
+              <w:bottom w:w="80" w:type="dxa"/>
+              <w:right w:w="120" w:type="dxa"/>
+            </w:tcMar>
+          </w:tcPr>
+          <w:p>
+            <w:pPr>
+              <w:spacing w:after="40" w:line="280" w:lineRule="auto"/>
+            </w:pPr>
+            <w:r>
+              <w:rPr>
+                <w:b/>
+                <w:bCs/>
+                <w:color w:val="FFFFFF"/>
+                <w:sz w:val="19"/>
+                <w:szCs w:val="19"/>
+              </w:rPr>
+              <w:t>한 줄 설명</w:t>
+            </w:r>
+          </w:p>
+        </w:tc>
+        <w:tc>
+          <w:tcPr>
+            <w:tcW w:w="2338" w:type="dxa"/>
+            <w:tcBorders>
+              <w:top w:val="single" w:sz="4" w:space="0" w:color="BFC9D4"/>
+              <w:left w:val="single" w:sz="4" w:space="0" w:color="BFC9D4"/>
+              <w:bottom w:val="single" w:sz="4" w:space="0" w:color="BFC9D4"/>
+              <w:right w:val="single" w:sz="4" w:space="0" w:color="BFC9D4"/>
+            </w:tcBorders>
+            <w:shd w:val="clear" w:color="auto" w:fill="1F3A5F"/>
+            <w:tcMar>
+              <w:top w:w="80" w:type="dxa"/>
+              <w:left w:w="120" w:type="dxa"/>
+              <w:bottom w:w="80" w:type="dxa"/>
+              <w:right w:w="120" w:type="dxa"/>
+            </w:tcMar>
+          </w:tcPr>
+          <w:p>
+            <w:pPr>
+              <w:spacing w:after="40" w:line="280" w:lineRule="auto"/>
+            </w:pPr>
+            <w:r>
+              <w:rPr>
+                <w:b/>
+                <w:bCs/>
+                <w:color w:val="FFFFFF"/>
+                <w:sz w:val="19"/>
+                <w:szCs w:val="19"/>
+              </w:rPr>
+              <w:t>Student_JWT 데모/관점</w:t>
+            </w:r>
+          </w:p>
+        </w:tc>
+      </w:tr>
+      <w:tr>
+        <w:tc>
+          <w:tcPr>
+            <w:tcW w:w="500" w:type="dxa"/>
+            <w:tcBorders>
+              <w:top w:val="single" w:sz="4" w:space="0" w:color="BFC9D4"/>
+              <w:left w:val="single" w:sz="4" w:space="0" w:color="BFC9D4"/>
+              <w:bottom w:val="single" w:sz="4" w:space="0" w:color="BFC9D4"/>
+              <w:right w:val="single" w:sz="4" w:space="0" w:color="BFC9D4"/>
+            </w:tcBorders>
+            <w:tcMar>
+              <w:top w:w="80" w:type="dxa"/>
+              <w:left w:w="120" w:type="dxa"/>
+              <w:bottom w:w="80" w:type="dxa"/>
+              <w:right w:w="120" w:type="dxa"/>
+            </w:tcMar>
+          </w:tcPr>
+          <w:p>
+            <w:pPr>
+              <w:spacing w:after="40" w:line="280" w:lineRule="auto"/>
+            </w:pPr>
+            <w:r>
+              <w:rPr>
+                <w:sz w:val="19"/>
+                <w:szCs w:val="19"/>
+              </w:rPr>
+              <w:t>API1</w:t>
+            </w:r>
+          </w:p>
+        </w:tc>
+        <w:tc>
+          <w:tcPr>
+            <w:tcW w:w="2600" w:type="dxa"/>
+            <w:tcBorders>
+              <w:top w:val="single" w:sz="4" w:space="0" w:color="BFC9D4"/>
+              <w:left w:val="single" w:sz="4" w:space="0" w:color="BFC9D4"/>
+              <w:bottom w:val="single" w:sz="4" w:space="0" w:color="BFC9D4"/>
+              <w:right w:val="single" w:sz="4" w:space="0" w:color="BFC9D4"/>
+            </w:tcBorders>
+            <w:tcMar>
+              <w:top w:w="80" w:type="dxa"/>
+              <w:left w:w="120" w:type="dxa"/>
+              <w:bottom w:w="80" w:type="dxa"/>
+              <w:right w:w="120" w:type="dxa"/>
+            </w:tcMar>
+          </w:tcPr>
+          <w:p>
+            <w:pPr>
+              <w:spacing w:after="40" w:line="280" w:lineRule="auto"/>
+            </w:pPr>
+            <w:r>
+              <w:rPr>
+                <w:sz w:val="19"/>
+                <w:szCs w:val="19"/>
+              </w:rPr>
+              <w:t>객체 단위 접근 제어 실패 (BOLA)</w:t>
+            </w:r>
+          </w:p>
+        </w:tc>
+        <w:tc>
+          <w:tcPr>
+            <w:tcW w:w="4200" w:type="dxa"/>
+            <w:tcBorders>
+              <w:top w:val="single" w:sz="4" w:space="0" w:color="BFC9D4"/>
+              <w:left w:val="single" w:sz="4" w:space="0" w:color="BFC9D4"/>
+              <w:bottom w:val="single" w:sz="4" w:space="0" w:color="BFC9D4"/>
+              <w:right w:val="single" w:sz="4" w:space="0" w:color="BFC9D4"/>
+            </w:tcBorders>
+            <w:tcMar>
+              <w:top w:w="80" w:type="dxa"/>
+              <w:left w:w="120" w:type="dxa"/>
+              <w:bottom w:w="80" w:type="dxa"/>
+              <w:right w:w="120" w:type="dxa"/>
+            </w:tcMar>
+          </w:tcPr>
+          <w:p>
+            <w:pPr>
+              <w:spacing w:after="40" w:line="280" w:lineRule="auto"/>
+            </w:pPr>
+            <w:r>
+              <w:rPr>
+                <w:sz w:val="19"/>
+                <w:szCs w:val="19"/>
+              </w:rPr>
+              <w:t>요청 안의 id만 바꾸면 내 것이 아닌 객체에 접근되는 것</w:t>
+            </w:r>
+          </w:p>
+        </w:tc>
+        <w:tc>
+          <w:tcPr>
+            <w:tcW w:w="2338" w:type="dxa"/>
+            <w:tcBorders>
+              <w:top w:val="single" w:sz="4" w:space="0" w:color="BFC9D4"/>
+              <w:left w:val="single" w:sz="4" w:space="0" w:color="BFC9D4"/>
+              <w:bottom w:val="single" w:sz="4" w:space="0" w:color="BFC9D4"/>
+              <w:right w:val="single" w:sz="4" w:space="0" w:color="BFC9D4"/>
+            </w:tcBorders>
+            <w:tcMar>
+              <w:top w:w="80" w:type="dxa"/>
+              <w:left w:w="120" w:type="dxa"/>
+              <w:bottom w:w="80" w:type="dxa"/>
+              <w:right w:w="120" w:type="dxa"/>
+            </w:tcMar>
+          </w:tcPr>
+          <w:p>
+            <w:pPr>
+              <w:spacing w:after="40" w:line="280" w:lineRule="auto"/>
+            </w:pPr>
+            <w:r>
+              <w:rPr>
+                <w:sz w:val="19"/>
+                <w:szCs w:val="19"/>
+              </w:rPr>
+              <w:t>완료 — 2강 IDOR (API 버전)</w:t>
+            </w:r>
+          </w:p>
+        </w:tc>
+      </w:tr>
+      <w:tr>
+        <w:tc>
+          <w:tcPr>
+            <w:tcW w:w="500" w:type="dxa"/>
+            <w:tcBorders>
+              <w:top w:val="single" w:sz="4" w:space="0" w:color="BFC9D4"/>
+              <w:left w:val="single" w:sz="4" w:space="0" w:color="BFC9D4"/>
+              <w:bottom w:val="single" w:sz="4" w:space="0" w:color="BFC9D4"/>
+              <w:right w:val="single" w:sz="4" w:space="0" w:color="BFC9D4"/>
+            </w:tcBorders>
+            <w:tcMar>
+              <w:top w:w="80" w:type="dxa"/>
+              <w:left w:w="120" w:type="dxa"/>
+              <w:bottom w:w="80" w:type="dxa"/>
+              <w:right w:w="120" w:type="dxa"/>
+            </w:tcMar>
+          </w:tcPr>
+          <w:p>
+            <w:pPr>
+              <w:spacing w:after="40" w:line="280" w:lineRule="auto"/>
+            </w:pPr>
+            <w:r>
+              <w:rPr>
+                <w:sz w:val="19"/>
+                <w:szCs w:val="19"/>
+              </w:rPr>
+              <w:t>API2</w:t>
+            </w:r>
+          </w:p>
+        </w:tc>
+        <w:tc>
+          <w:tcPr>
+            <w:tcW w:w="2600" w:type="dxa"/>
+            <w:tcBorders>
+              <w:top w:val="single" w:sz="4" w:space="0" w:color="BFC9D4"/>
+              <w:left w:val="single" w:sz="4" w:space="0" w:color="BFC9D4"/>
+              <w:bottom w:val="single" w:sz="4" w:space="0" w:color="BFC9D4"/>
+              <w:right w:val="single" w:sz="4" w:space="0" w:color="BFC9D4"/>
+            </w:tcBorders>
+            <w:tcMar>
+              <w:top w:w="80" w:type="dxa"/>
+              <w:left w:w="120" w:type="dxa"/>
+              <w:bottom w:w="80" w:type="dxa"/>
+              <w:right w:w="120" w:type="dxa"/>
+            </w:tcMar>
+          </w:tcPr>
+          <w:p>
+            <w:pPr>
+              <w:spacing w:after="40" w:line="280" w:lineRule="auto"/>
+            </w:pPr>
+            <w:r>
+              <w:rPr>
+                <w:sz w:val="19"/>
+                <w:szCs w:val="19"/>
+              </w:rPr>
+              <w:t>인증 실패 (Broken Authentication)</w:t>
+            </w:r>
+          </w:p>
+        </w:tc>
+        <w:tc>
+          <w:tcPr>
+            <w:tcW w:w="4200" w:type="dxa"/>
+            <w:tcBorders>
+              <w:top w:val="single" w:sz="4" w:space="0" w:color="BFC9D4"/>
+              <w:left w:val="single" w:sz="4" w:space="0" w:color="BFC9D4"/>
+              <w:bottom w:val="single" w:sz="4" w:space="0" w:color="BFC9D4"/>
+              <w:right w:val="single" w:sz="4" w:space="0" w:color="BFC9D4"/>
+            </w:tcBorders>
+            <w:tcMar>
+              <w:top w:w="80" w:type="dxa"/>
+              <w:left w:w="120" w:type="dxa"/>
+              <w:bottom w:w="80" w:type="dxa"/>
+              <w:right w:w="120" w:type="dxa"/>
+            </w:tcMar>
+          </w:tcPr>
+          <w:p>
+            <w:pPr>
+              <w:spacing w:after="40" w:line="280" w:lineRule="auto"/>
+            </w:pPr>
+            <w:r>
+              <w:rPr>
+                <w:sz w:val="19"/>
+                <w:szCs w:val="19"/>
+              </w:rPr>
+              <w:t>로그인·토큰 처리가 허술해 다른 사람 행세가 가능해지는 것</w:t>
+            </w:r>
+          </w:p>
+        </w:tc>
+        <w:tc>
+          <w:tcPr>
+            <w:tcW w:w="2338" w:type="dxa"/>
+            <w:tcBorders>
+              <w:top w:val="single" w:sz="4" w:space="0" w:color="BFC9D4"/>
+              <w:left w:val="single" w:sz="4" w:space="0" w:color="BFC9D4"/>
+              <w:bottom w:val="single" w:sz="4" w:space="0" w:color="BFC9D4"/>
+              <w:right w:val="single" w:sz="4" w:space="0" w:color="BFC9D4"/>
+            </w:tcBorders>
+            <w:tcMar>
+              <w:top w:w="80" w:type="dxa"/>
+              <w:left w:w="120" w:type="dxa"/>
+              <w:bottom w:w="80" w:type="dxa"/>
+              <w:right w:w="120" w:type="dxa"/>
+            </w:tcMar>
+          </w:tcPr>
+          <w:p>
+            <w:pPr>
+              <w:spacing w:after="40" w:line="280" w:lineRule="auto"/>
+            </w:pPr>
+            <w:r>
+              <w:rPr>
+                <w:sz w:val="19"/>
+                <w:szCs w:val="19"/>
+              </w:rPr>
+              <w:t>관점 — JWT·세션 인증(웹 #7)과 동일 뿌리</w:t>
+            </w:r>
+          </w:p>
+        </w:tc>
+      </w:tr>
+      <w:tr>
+        <w:tc>
+          <w:tcPr>
+            <w:tcW w:w="500" w:type="dxa"/>
+            <w:tcBorders>
+              <w:top w:val="single" w:sz="4" w:space="0" w:color="BFC9D4"/>
+              <w:left w:val="single" w:sz="4" w:space="0" w:color="BFC9D4"/>
+              <w:bottom w:val="single" w:sz="4" w:space="0" w:color="BFC9D4"/>
+              <w:right w:val="single" w:sz="4" w:space="0" w:color="BFC9D4"/>
+            </w:tcBorders>
+            <w:tcMar>
+              <w:top w:w="80" w:type="dxa"/>
+              <w:left w:w="120" w:type="dxa"/>
+              <w:bottom w:w="80" w:type="dxa"/>
+              <w:right w:w="120" w:type="dxa"/>
+            </w:tcMar>
+          </w:tcPr>
+          <w:p>
+            <w:pPr>
+              <w:spacing w:after="40" w:line="280" w:lineRule="auto"/>
+            </w:pPr>
+            <w:r>
+              <w:rPr>
+                <w:sz w:val="19"/>
+                <w:szCs w:val="19"/>
+              </w:rPr>
+              <w:t>API3</w:t>
+            </w:r>
+          </w:p>
+        </w:tc>
+        <w:tc>
+          <w:tcPr>
+            <w:tcW w:w="2600" w:type="dxa"/>
+            <w:tcBorders>
+              <w:top w:val="single" w:sz="4" w:space="0" w:color="BFC9D4"/>
+              <w:left w:val="single" w:sz="4" w:space="0" w:color="BFC9D4"/>
+              <w:bottom w:val="single" w:sz="4" w:space="0" w:color="BFC9D4"/>
+              <w:right w:val="single" w:sz="4" w:space="0" w:color="BFC9D4"/>
+            </w:tcBorders>
+            <w:tcMar>
+              <w:top w:w="80" w:type="dxa"/>
+              <w:left w:w="120" w:type="dxa"/>
+              <w:bottom w:w="80" w:type="dxa"/>
+              <w:right w:w="120" w:type="dxa"/>
+            </w:tcMar>
+          </w:tcPr>
+          <w:p>
+            <w:pPr>
+              <w:spacing w:after="40" w:line="280" w:lineRule="auto"/>
+            </w:pPr>
+            <w:r>
+              <w:rPr>
+                <w:sz w:val="19"/>
+                <w:szCs w:val="19"/>
+              </w:rPr>
+              <w:t>속성 단위 접근 제어 실패</w:t>
+            </w:r>
+          </w:p>
+        </w:tc>
+        <w:tc>
+          <w:tcPr>
+            <w:tcW w:w="4200" w:type="dxa"/>
+            <w:tcBorders>
+              <w:top w:val="single" w:sz="4" w:space="0" w:color="BFC9D4"/>
+              <w:left w:val="single" w:sz="4" w:space="0" w:color="BFC9D4"/>
+              <w:bottom w:val="single" w:sz="4" w:space="0" w:color="BFC9D4"/>
+              <w:right w:val="single" w:sz="4" w:space="0" w:color="BFC9D4"/>
+            </w:tcBorders>
+            <w:tcMar>
+              <w:top w:w="80" w:type="dxa"/>
+              <w:left w:w="120" w:type="dxa"/>
+              <w:bottom w:w="80" w:type="dxa"/>
+              <w:right w:w="120" w:type="dxa"/>
+            </w:tcMar>
+          </w:tcPr>
+          <w:p>
+            <w:pPr>
+              <w:spacing w:after="40" w:line="280" w:lineRule="auto"/>
+            </w:pPr>
+            <w:r>
+              <w:rPr>
+                <w:sz w:val="19"/>
+                <w:szCs w:val="19"/>
+              </w:rPr>
+              <w:t>보면 안 될 필드 노출 또는 바꾸면 안 될 필드 변조(Mass Assignment)</w:t>
+            </w:r>
+          </w:p>
+        </w:tc>
+        <w:tc>
+          <w:tcPr>
+            <w:tcW w:w="2338" w:type="dxa"/>
+            <w:tcBorders>
+              <w:top w:val="single" w:sz="4" w:space="0" w:color="BFC9D4"/>
+              <w:left w:val="single" w:sz="4" w:space="0" w:color="BFC9D4"/>
+              <w:bottom w:val="single" w:sz="4" w:space="0" w:color="BFC9D4"/>
+              <w:right w:val="single" w:sz="4" w:space="0" w:color="BFC9D4"/>
+            </w:tcBorders>
+            <w:tcMar>
+              <w:top w:w="80" w:type="dxa"/>
+              <w:left w:w="120" w:type="dxa"/>
+              <w:bottom w:w="80" w:type="dxa"/>
+              <w:right w:w="120" w:type="dxa"/>
+            </w:tcMar>
+          </w:tcPr>
+          <w:p>
+            <w:pPr>
+              <w:spacing w:after="40" w:line="280" w:lineRule="auto"/>
+            </w:pPr>
+            <w:r>
+              <w:rPr>
+                <w:sz w:val="19"/>
+                <w:szCs w:val="19"/>
+              </w:rPr>
+              <w:t>관점 — DTO 분리가 필요한 패턴</w:t>
+            </w:r>
+          </w:p>
+        </w:tc>
+      </w:tr>
+      <w:tr>
+        <w:tc>
+          <w:tcPr>
+            <w:tcW w:w="500" w:type="dxa"/>
+            <w:tcBorders>
+              <w:top w:val="single" w:sz="4" w:space="0" w:color="BFC9D4"/>
+              <w:left w:val="single" w:sz="4" w:space="0" w:color="BFC9D4"/>
+              <w:bottom w:val="single" w:sz="4" w:space="0" w:color="BFC9D4"/>
+              <w:right w:val="single" w:sz="4" w:space="0" w:color="BFC9D4"/>
+            </w:tcBorders>
+            <w:tcMar>
+              <w:top w:w="80" w:type="dxa"/>
+              <w:left w:w="120" w:type="dxa"/>
+              <w:bottom w:w="80" w:type="dxa"/>
+              <w:right w:w="120" w:type="dxa"/>
+            </w:tcMar>
+          </w:tcPr>
+          <w:p>
+            <w:pPr>
+              <w:spacing w:after="40" w:line="280" w:lineRule="auto"/>
+            </w:pPr>
+            <w:r>
+              <w:rPr>
+                <w:sz w:val="19"/>
+                <w:szCs w:val="19"/>
+              </w:rPr>
+              <w:t>API4</w:t>
+            </w:r>
+          </w:p>
+        </w:tc>
+        <w:tc>
+          <w:tcPr>
+            <w:tcW w:w="2600" w:type="dxa"/>
+            <w:tcBorders>
+              <w:top w:val="single" w:sz="4" w:space="0" w:color="BFC9D4"/>
+              <w:left w:val="single" w:sz="4" w:space="0" w:color="BFC9D4"/>
+              <w:bottom w:val="single" w:sz="4" w:space="0" w:color="BFC9D4"/>
+              <w:right w:val="single" w:sz="4" w:space="0" w:color="BFC9D4"/>
+            </w:tcBorders>
+            <w:tcMar>
+              <w:top w:w="80" w:type="dxa"/>
+              <w:left w:w="120" w:type="dxa"/>
+              <w:bottom w:w="80" w:type="dxa"/>
+              <w:right w:w="120" w:type="dxa"/>
+            </w:tcMar>
+          </w:tcPr>
+          <w:p>
+            <w:pPr>
+              <w:spacing w:after="40" w:line="280" w:lineRule="auto"/>
+            </w:pPr>
+            <w:r>
+              <w:rPr>
+                <w:sz w:val="19"/>
+                <w:szCs w:val="19"/>
+              </w:rPr>
+              <w:t>자원 사용량 제한 없음</w:t>
+            </w:r>
+          </w:p>
+        </w:tc>
+        <w:tc>
+          <w:tcPr>
+            <w:tcW w:w="4200" w:type="dxa"/>
+            <w:tcBorders>
+              <w:top w:val="single" w:sz="4" w:space="0" w:color="BFC9D4"/>
+              <w:left w:val="single" w:sz="4" w:space="0" w:color="BFC9D4"/>
+              <w:bottom w:val="single" w:sz="4" w:space="0" w:color="BFC9D4"/>
+              <w:right w:val="single" w:sz="4" w:space="0" w:color="BFC9D4"/>
+            </w:tcBorders>
+            <w:tcMar>
+              <w:top w:w="80" w:type="dxa"/>
+              <w:left w:w="120" w:type="dxa"/>
+              <w:bottom w:w="80" w:type="dxa"/>
+              <w:right w:w="120" w:type="dxa"/>
+            </w:tcMar>
+          </w:tcPr>
+          <w:p>
+            <w:pPr>
+              <w:spacing w:after="40" w:line="280" w:lineRule="auto"/>
+            </w:pPr>
+            <w:r>
+              <w:rPr>
+                <w:sz w:val="19"/>
+                <w:szCs w:val="19"/>
+              </w:rPr>
+              <w:t>요청 횟수·크기·시간 제한이 없어 서버 자원을 모두 써버릴 수 있는 것</w:t>
+            </w:r>
+          </w:p>
+        </w:tc>
+        <w:tc>
+          <w:tcPr>
+            <w:tcW w:w="2338" w:type="dxa"/>
+            <w:tcBorders>
+              <w:top w:val="single" w:sz="4" w:space="0" w:color="BFC9D4"/>
+              <w:left w:val="single" w:sz="4" w:space="0" w:color="BFC9D4"/>
+              <w:bottom w:val="single" w:sz="4" w:space="0" w:color="BFC9D4"/>
+              <w:right w:val="single" w:sz="4" w:space="0" w:color="BFC9D4"/>
+            </w:tcBorders>
+            <w:tcMar>
+              <w:top w:w="80" w:type="dxa"/>
+              <w:left w:w="120" w:type="dxa"/>
+              <w:bottom w:w="80" w:type="dxa"/>
+              <w:right w:w="120" w:type="dxa"/>
+            </w:tcMar>
+          </w:tcPr>
+          <w:p>
+            <w:pPr>
+              <w:spacing w:after="40" w:line="280" w:lineRule="auto"/>
+            </w:pPr>
+            <w:r>
+              <w:rPr>
+                <w:sz w:val="19"/>
+                <w:szCs w:val="19"/>
+              </w:rPr>
+              <w:t>관점 — 반복 호출 쉬운 API 우선 점검</w:t>
+            </w:r>
+          </w:p>
+        </w:tc>
+      </w:tr>
+      <w:tr>
+        <w:tc>
+          <w:tcPr>
+            <w:tcW w:w="500" w:type="dxa"/>
+            <w:tcBorders>
+              <w:top w:val="single" w:sz="4" w:space="0" w:color="BFC9D4"/>
+              <w:left w:val="single" w:sz="4" w:space="0" w:color="BFC9D4"/>
+              <w:bottom w:val="single" w:sz="4" w:space="0" w:color="BFC9D4"/>
+              <w:right w:val="single" w:sz="4" w:space="0" w:color="BFC9D4"/>
+            </w:tcBorders>
+            <w:tcMar>
+              <w:top w:w="80" w:type="dxa"/>
+              <w:left w:w="120" w:type="dxa"/>
+              <w:bottom w:w="80" w:type="dxa"/>
+              <w:right w:w="120" w:type="dxa"/>
+            </w:tcMar>
+          </w:tcPr>
+          <w:p>
+            <w:pPr>
+              <w:spacing w:after="40" w:line="280" w:lineRule="auto"/>
+            </w:pPr>
+            <w:r>
+              <w:rPr>
+                <w:sz w:val="19"/>
+                <w:szCs w:val="19"/>
+              </w:rPr>
+              <w:t>API5</w:t>
+            </w:r>
+          </w:p>
+        </w:tc>
+        <w:tc>
+          <w:tcPr>
+            <w:tcW w:w="2600" w:type="dxa"/>
+            <w:tcBorders>
+              <w:top w:val="single" w:sz="4" w:space="0" w:color="BFC9D4"/>
+              <w:left w:val="single" w:sz="4" w:space="0" w:color="BFC9D4"/>
+              <w:bottom w:val="single" w:sz="4" w:space="0" w:color="BFC9D4"/>
+              <w:right w:val="single" w:sz="4" w:space="0" w:color="BFC9D4"/>
+            </w:tcBorders>
+            <w:tcMar>
+              <w:top w:w="80" w:type="dxa"/>
+              <w:left w:w="120" w:type="dxa"/>
+              <w:bottom w:w="80" w:type="dxa"/>
+              <w:right w:w="120" w:type="dxa"/>
+            </w:tcMar>
+          </w:tcPr>
+          <w:p>
+            <w:pPr>
+              <w:spacing w:after="40" w:line="280" w:lineRule="auto"/>
+            </w:pPr>
+            <w:r>
+              <w:rPr>
+                <w:sz w:val="19"/>
+                <w:szCs w:val="19"/>
+              </w:rPr>
+              <w:t>기능 단위 접근 제어 실패</w:t>
+            </w:r>
+          </w:p>
+        </w:tc>
+        <w:tc>
+          <w:tcPr>
+            <w:tcW w:w="4200" w:type="dxa"/>
+            <w:tcBorders>
+              <w:top w:val="single" w:sz="4" w:space="0" w:color="BFC9D4"/>
+              <w:left w:val="single" w:sz="4" w:space="0" w:color="BFC9D4"/>
+              <w:bottom w:val="single" w:sz="4" w:space="0" w:color="BFC9D4"/>
+              <w:right w:val="single" w:sz="4" w:space="0" w:color="BFC9D4"/>
+            </w:tcBorders>
+            <w:tcMar>
+              <w:top w:w="80" w:type="dxa"/>
+              <w:left w:w="120" w:type="dxa"/>
+              <w:bottom w:w="80" w:type="dxa"/>
+              <w:right w:w="120" w:type="dxa"/>
+            </w:tcMar>
+          </w:tcPr>
+          <w:p>
+            <w:pPr>
+              <w:spacing w:after="40" w:line="280" w:lineRule="auto"/>
+            </w:pPr>
+            <w:r>
+              <w:rPr>
+                <w:sz w:val="19"/>
+                <w:szCs w:val="19"/>
+              </w:rPr>
+              <w:t>일반 사용자가 관리자 전용 기능(엔드포인트)을 그대로 호출할 수 있는 것</w:t>
+            </w:r>
+          </w:p>
+        </w:tc>
+        <w:tc>
+          <w:tcPr>
+            <w:tcW w:w="2338" w:type="dxa"/>
+            <w:tcBorders>
+              <w:top w:val="single" w:sz="4" w:space="0" w:color="BFC9D4"/>
+              <w:left w:val="single" w:sz="4" w:space="0" w:color="BFC9D4"/>
+              <w:bottom w:val="single" w:sz="4" w:space="0" w:color="BFC9D4"/>
+              <w:right w:val="single" w:sz="4" w:space="0" w:color="BFC9D4"/>
+            </w:tcBorders>
+            <w:tcMar>
+              <w:top w:w="80" w:type="dxa"/>
+              <w:left w:w="120" w:type="dxa"/>
+              <w:bottom w:w="80" w:type="dxa"/>
+              <w:right w:w="120" w:type="dxa"/>
+            </w:tcMar>
+          </w:tcPr>
+          <w:p>
+            <w:pPr>
+              <w:spacing w:after="40" w:line="280" w:lineRule="auto"/>
+            </w:pPr>
+            <w:r>
+              <w:rPr>
+                <w:sz w:val="19"/>
+                <w:szCs w:val="19"/>
+              </w:rPr>
+              <w:t>관점 — 웹 #1 수직 권한 상승과 동일 뿌리</w:t>
+            </w:r>
+          </w:p>
+        </w:tc>
+      </w:tr>
+      <w:tr>
+        <w:tc>
+          <w:tcPr>
+            <w:tcW w:w="500" w:type="dxa"/>
+            <w:tcBorders>
+              <w:top w:val="single" w:sz="4" w:space="0" w:color="BFC9D4"/>
+              <w:left w:val="single" w:sz="4" w:space="0" w:color="BFC9D4"/>
+              <w:bottom w:val="single" w:sz="4" w:space="0" w:color="BFC9D4"/>
+              <w:right w:val="single" w:sz="4" w:space="0" w:color="BFC9D4"/>
+            </w:tcBorders>
+            <w:tcMar>
+              <w:top w:w="80" w:type="dxa"/>
+              <w:left w:w="120" w:type="dxa"/>
+              <w:bottom w:w="80" w:type="dxa"/>
+              <w:right w:w="120" w:type="dxa"/>
+            </w:tcMar>
+          </w:tcPr>
+          <w:p>
+            <w:pPr>
+              <w:spacing w:after="40" w:line="280" w:lineRule="auto"/>
+            </w:pPr>
+            <w:r>
+              <w:rPr>
+                <w:sz w:val="19"/>
+                <w:szCs w:val="19"/>
+              </w:rPr>
+              <w:t>API6</w:t>
+            </w:r>
+          </w:p>
+        </w:tc>
+        <w:tc>
+          <w:tcPr>
+            <w:tcW w:w="2600" w:type="dxa"/>
+            <w:tcBorders>
+              <w:top w:val="single" w:sz="4" w:space="0" w:color="BFC9D4"/>
+              <w:left w:val="single" w:sz="4" w:space="0" w:color="BFC9D4"/>
+              <w:bottom w:val="single" w:sz="4" w:space="0" w:color="BFC9D4"/>
+              <w:right w:val="single" w:sz="4" w:space="0" w:color="BFC9D4"/>
+            </w:tcBorders>
+            <w:tcMar>
+              <w:top w:w="80" w:type="dxa"/>
+              <w:left w:w="120" w:type="dxa"/>
+              <w:bottom w:w="80" w:type="dxa"/>
+              <w:right w:w="120" w:type="dxa"/>
+            </w:tcMar>
+          </w:tcPr>
+          <w:p>
+            <w:pPr>
+              <w:spacing w:after="40" w:line="280" w:lineRule="auto"/>
+            </w:pPr>
+            <w:r>
+              <w:rPr>
+                <w:sz w:val="19"/>
+                <w:szCs w:val="19"/>
+              </w:rPr>
+              <w:t>중요 업무 흐름 남용</w:t>
+            </w:r>
+          </w:p>
+        </w:tc>
+        <w:tc>
+          <w:tcPr>
+            <w:tcW w:w="4200" w:type="dxa"/>
+            <w:tcBorders>
+              <w:top w:val="single" w:sz="4" w:space="0" w:color="BFC9D4"/>
+              <w:left w:val="single" w:sz="4" w:space="0" w:color="BFC9D4"/>
+              <w:bottom w:val="single" w:sz="4" w:space="0" w:color="BFC9D4"/>
+              <w:right w:val="single" w:sz="4" w:space="0" w:color="BFC9D4"/>
+            </w:tcBorders>
+            <w:tcMar>
+              <w:top w:w="80" w:type="dxa"/>
+              <w:left w:w="120" w:type="dxa"/>
+              <w:bottom w:w="80" w:type="dxa"/>
+              <w:right w:w="120" w:type="dxa"/>
+            </w:tcMar>
+          </w:tcPr>
+          <w:p>
+            <w:pPr>
+              <w:spacing w:after="40" w:line="280" w:lineRule="auto"/>
+            </w:pPr>
+            <w:r>
+              <w:rPr>
+                <w:sz w:val="19"/>
+                <w:szCs w:val="19"/>
+              </w:rPr>
+              <w:t>정상 기능을 봇이 반복해 사업 자체를 망가뜨리는 것</w:t>
+            </w:r>
+          </w:p>
+        </w:tc>
+        <w:tc>
+          <w:tcPr>
+            <w:tcW w:w="2338" w:type="dxa"/>
+            <w:tcBorders>
+              <w:top w:val="single" w:sz="4" w:space="0" w:color="BFC9D4"/>
+              <w:left w:val="single" w:sz="4" w:space="0" w:color="BFC9D4"/>
+              <w:bottom w:val="single" w:sz="4" w:space="0" w:color="BFC9D4"/>
+              <w:right w:val="single" w:sz="4" w:space="0" w:color="BFC9D4"/>
+            </w:tcBorders>
+            <w:tcMar>
+              <w:top w:w="80" w:type="dxa"/>
+              <w:left w:w="120" w:type="dxa"/>
+              <w:bottom w:w="80" w:type="dxa"/>
+              <w:right w:w="120" w:type="dxa"/>
+            </w:tcMar>
+          </w:tcPr>
+          <w:p>
+            <w:pPr>
+              <w:spacing w:after="40" w:line="280" w:lineRule="auto"/>
+            </w:pPr>
+            <w:r>
+              <w:rPr>
+                <w:sz w:val="19"/>
+                <w:szCs w:val="19"/>
+              </w:rPr>
+              <w:t>해당 없음 — 실무 참고용</w:t>
+            </w:r>
+          </w:p>
+        </w:tc>
+      </w:tr>
+      <w:tr>
+        <w:tc>
+          <w:tcPr>
+            <w:tcW w:w="500" w:type="dxa"/>
+            <w:tcBorders>
+              <w:top w:val="single" w:sz="4" w:space="0" w:color="BFC9D4"/>
+              <w:left w:val="single" w:sz="4" w:space="0" w:color="BFC9D4"/>
+              <w:bottom w:val="single" w:sz="4" w:space="0" w:color="BFC9D4"/>
+              <w:right w:val="single" w:sz="4" w:space="0" w:color="BFC9D4"/>
+            </w:tcBorders>
+            <w:tcMar>
+              <w:top w:w="80" w:type="dxa"/>
+              <w:left w:w="120" w:type="dxa"/>
+              <w:bottom w:w="80" w:type="dxa"/>
+              <w:right w:w="120" w:type="dxa"/>
+            </w:tcMar>
+          </w:tcPr>
+          <w:p>
+            <w:pPr>
+              <w:spacing w:after="40" w:line="280" w:lineRule="auto"/>
+            </w:pPr>
+            <w:r>
+              <w:rPr>
+                <w:sz w:val="19"/>
+                <w:szCs w:val="19"/>
+              </w:rPr>
+              <w:t>API7</w:t>
+            </w:r>
+          </w:p>
+        </w:tc>
+        <w:tc>
+          <w:tcPr>
+            <w:tcW w:w="2600" w:type="dxa"/>
+            <w:tcBorders>
+              <w:top w:val="single" w:sz="4" w:space="0" w:color="BFC9D4"/>
+              <w:left w:val="single" w:sz="4" w:space="0" w:color="BFC9D4"/>
+              <w:bottom w:val="single" w:sz="4" w:space="0" w:color="BFC9D4"/>
+              <w:right w:val="single" w:sz="4" w:space="0" w:color="BFC9D4"/>
+            </w:tcBorders>
+            <w:tcMar>
+              <w:top w:w="80" w:type="dxa"/>
+              <w:left w:w="120" w:type="dxa"/>
+              <w:bottom w:w="80" w:type="dxa"/>
+              <w:right w:w="120" w:type="dxa"/>
+            </w:tcMar>
+          </w:tcPr>
+          <w:p>
+            <w:pPr>
+              <w:spacing w:after="40" w:line="280" w:lineRule="auto"/>
+            </w:pPr>
+            <w:r>
+              <w:rPr>
+                <w:sz w:val="19"/>
+                <w:szCs w:val="19"/>
+              </w:rPr>
+              <w:t>서버 요청 위조 (SSRF)</w:t>
+            </w:r>
+          </w:p>
+        </w:tc>
+        <w:tc>
+          <w:tcPr>
+            <w:tcW w:w="4200" w:type="dxa"/>
+            <w:tcBorders>
+              <w:top w:val="single" w:sz="4" w:space="0" w:color="BFC9D4"/>
+              <w:left w:val="single" w:sz="4" w:space="0" w:color="BFC9D4"/>
+              <w:bottom w:val="single" w:sz="4" w:space="0" w:color="BFC9D4"/>
+              <w:right w:val="single" w:sz="4" w:space="0" w:color="BFC9D4"/>
+            </w:tcBorders>
+            <w:tcMar>
+              <w:top w:w="80" w:type="dxa"/>
+              <w:left w:w="120" w:type="dxa"/>
+              <w:bottom w:w="80" w:type="dxa"/>
+              <w:right w:w="120" w:type="dxa"/>
+            </w:tcMar>
+          </w:tcPr>
+          <w:p>
+            <w:pPr>
+              <w:spacing w:after="40" w:line="280" w:lineRule="auto"/>
+            </w:pPr>
+            <w:r>
+              <w:rPr>
+                <w:sz w:val="19"/>
+                <w:szCs w:val="19"/>
+              </w:rPr>
+              <w:t>서버가 공격자가 지정한 주소로 대신 요청해버리는 것</w:t>
+            </w:r>
+          </w:p>
+        </w:tc>
+        <w:tc>
+          <w:tcPr>
+            <w:tcW w:w="2338" w:type="dxa"/>
+            <w:tcBorders>
+              <w:top w:val="single" w:sz="4" w:space="0" w:color="BFC9D4"/>
+              <w:left w:val="single" w:sz="4" w:space="0" w:color="BFC9D4"/>
+              <w:bottom w:val="single" w:sz="4" w:space="0" w:color="BFC9D4"/>
+              <w:right w:val="single" w:sz="4" w:space="0" w:color="BFC9D4"/>
+            </w:tcBorders>
+            <w:tcMar>
+              <w:top w:w="80" w:type="dxa"/>
+              <w:left w:w="120" w:type="dxa"/>
+              <w:bottom w:w="80" w:type="dxa"/>
+              <w:right w:w="120" w:type="dxa"/>
+            </w:tcMar>
+          </w:tcPr>
+          <w:p>
+            <w:pPr>
+              <w:spacing w:after="40" w:line="280" w:lineRule="auto"/>
+            </w:pPr>
+            <w:r>
+              <w:rPr>
+                <w:sz w:val="19"/>
+                <w:szCs w:val="19"/>
+              </w:rPr>
+              <w:t>관점 — 외부 URL 요청 기능 추가 시 최우선 점검</w:t>
+            </w:r>
+          </w:p>
+        </w:tc>
+      </w:tr>
+      <w:tr>
+        <w:tc>
+          <w:tcPr>
+            <w:tcW w:w="500" w:type="dxa"/>
+            <w:tcBorders>
+              <w:top w:val="single" w:sz="4" w:space="0" w:color="BFC9D4"/>
+              <w:left w:val="single" w:sz="4" w:space="0" w:color="BFC9D4"/>
+              <w:bottom w:val="single" w:sz="4" w:space="0" w:color="BFC9D4"/>
+              <w:right w:val="single" w:sz="4" w:space="0" w:color="BFC9D4"/>
+            </w:tcBorders>
+            <w:tcMar>
+              <w:top w:w="80" w:type="dxa"/>
+              <w:left w:w="120" w:type="dxa"/>
+              <w:bottom w:w="80" w:type="dxa"/>
+              <w:right w:w="120" w:type="dxa"/>
+            </w:tcMar>
+          </w:tcPr>
+          <w:p>
+            <w:pPr>
+              <w:spacing w:after="40" w:line="280" w:lineRule="auto"/>
+            </w:pPr>
+            <w:r>
+              <w:rPr>
+                <w:sz w:val="19"/>
+                <w:szCs w:val="19"/>
+              </w:rPr>
+              <w:t>API8</w:t>
+            </w:r>
+          </w:p>
+        </w:tc>
+        <w:tc>
+          <w:tcPr>
+            <w:tcW w:w="2600" w:type="dxa"/>
+            <w:tcBorders>
+              <w:top w:val="single" w:sz="4" w:space="0" w:color="BFC9D4"/>
+              <w:left w:val="single" w:sz="4" w:space="0" w:color="BFC9D4"/>
+              <w:bottom w:val="single" w:sz="4" w:space="0" w:color="BFC9D4"/>
+              <w:right w:val="single" w:sz="4" w:space="0" w:color="BFC9D4"/>
+            </w:tcBorders>
+            <w:tcMar>
+              <w:top w:w="80" w:type="dxa"/>
+              <w:left w:w="120" w:type="dxa"/>
+              <w:bottom w:w="80" w:type="dxa"/>
+              <w:right w:w="120" w:type="dxa"/>
+            </w:tcMar>
+          </w:tcPr>
+          <w:p>
+            <w:pPr>
+              <w:spacing w:after="40" w:line="280" w:lineRule="auto"/>
+            </w:pPr>
+            <w:r>
+              <w:rPr>
+                <w:sz w:val="19"/>
+                <w:szCs w:val="19"/>
+              </w:rPr>
+              <w:t>보안 설정 오류</w:t>
+            </w:r>
+          </w:p>
+        </w:tc>
+        <w:tc>
+          <w:tcPr>
+            <w:tcW w:w="4200" w:type="dxa"/>
+            <w:tcBorders>
+              <w:top w:val="single" w:sz="4" w:space="0" w:color="BFC9D4"/>
+              <w:left w:val="single" w:sz="4" w:space="0" w:color="BFC9D4"/>
+              <w:bottom w:val="single" w:sz="4" w:space="0" w:color="BFC9D4"/>
+              <w:right w:val="single" w:sz="4" w:space="0" w:color="BFC9D4"/>
+            </w:tcBorders>
+            <w:tcMar>
+              <w:top w:w="80" w:type="dxa"/>
+              <w:left w:w="120" w:type="dxa"/>
+              <w:bottom w:w="80" w:type="dxa"/>
+              <w:right w:w="120" w:type="dxa"/>
+            </w:tcMar>
+          </w:tcPr>
+          <w:p>
+            <w:pPr>
+              <w:spacing w:after="40" w:line="280" w:lineRule="auto"/>
+            </w:pPr>
+            <w:r>
+              <w:rPr>
+                <w:sz w:val="19"/>
+                <w:szCs w:val="19"/>
+              </w:rPr>
+              <w:t>API 서버 설정을 잘못해서(또는 방치해서) 뚫리는 것</w:t>
+            </w:r>
+          </w:p>
+        </w:tc>
+        <w:tc>
+          <w:tcPr>
+            <w:tcW w:w="2338" w:type="dxa"/>
+            <w:tcBorders>
+              <w:top w:val="single" w:sz="4" w:space="0" w:color="BFC9D4"/>
+              <w:left w:val="single" w:sz="4" w:space="0" w:color="BFC9D4"/>
+              <w:bottom w:val="single" w:sz="4" w:space="0" w:color="BFC9D4"/>
+              <w:right w:val="single" w:sz="4" w:space="0" w:color="BFC9D4"/>
+            </w:tcBorders>
+            <w:tcMar>
+              <w:top w:w="80" w:type="dxa"/>
+              <w:left w:w="120" w:type="dxa"/>
+              <w:bottom w:w="80" w:type="dxa"/>
+              <w:right w:w="120" w:type="dxa"/>
+            </w:tcMar>
+          </w:tcPr>
+          <w:p>
+            <w:pPr>
+              <w:spacing w:after="40" w:line="280" w:lineRule="auto"/>
+            </w:pPr>
+            <w:r>
+              <w:rPr>
+                <w:sz w:val="19"/>
+                <w:szCs w:val="19"/>
+              </w:rPr>
+              <w:t>완료 — 9강 Actuator (API 버전)</w:t>
+            </w:r>
+          </w:p>
+        </w:tc>
+      </w:tr>
+      <w:tr>
+        <w:tc>
+          <w:tcPr>
+            <w:tcW w:w="500" w:type="dxa"/>
+            <w:tcBorders>
+              <w:top w:val="single" w:sz="4" w:space="0" w:color="BFC9D4"/>
+              <w:left w:val="single" w:sz="4" w:space="0" w:color="BFC9D4"/>
+              <w:bottom w:val="single" w:sz="4" w:space="0" w:color="BFC9D4"/>
+              <w:right w:val="single" w:sz="4" w:space="0" w:color="BFC9D4"/>
+            </w:tcBorders>
+            <w:tcMar>
+              <w:top w:w="80" w:type="dxa"/>
+              <w:left w:w="120" w:type="dxa"/>
+              <w:bottom w:w="80" w:type="dxa"/>
+              <w:right w:w="120" w:type="dxa"/>
+            </w:tcMar>
+          </w:tcPr>
+          <w:p>
+            <w:pPr>
+              <w:spacing w:after="40" w:line="280" w:lineRule="auto"/>
+            </w:pPr>
+            <w:r>
+              <w:rPr>
+                <w:sz w:val="19"/>
+                <w:szCs w:val="19"/>
+              </w:rPr>
+              <w:t>API9</w:t>
+            </w:r>
+          </w:p>
+        </w:tc>
+        <w:tc>
+          <w:tcPr>
+            <w:tcW w:w="2600" w:type="dxa"/>
+            <w:tcBorders>
+              <w:top w:val="single" w:sz="4" w:space="0" w:color="BFC9D4"/>
+              <w:left w:val="single" w:sz="4" w:space="0" w:color="BFC9D4"/>
+              <w:bottom w:val="single" w:sz="4" w:space="0" w:color="BFC9D4"/>
+              <w:right w:val="single" w:sz="4" w:space="0" w:color="BFC9D4"/>
+            </w:tcBorders>
+            <w:tcMar>
+              <w:top w:w="80" w:type="dxa"/>
+              <w:left w:w="120" w:type="dxa"/>
+              <w:bottom w:w="80" w:type="dxa"/>
+              <w:right w:w="120" w:type="dxa"/>
+            </w:tcMar>
+          </w:tcPr>
+          <w:p>
+            <w:pPr>
+              <w:spacing w:after="40" w:line="280" w:lineRule="auto"/>
+            </w:pPr>
+            <w:r>
+              <w:rPr>
+                <w:sz w:val="19"/>
+                <w:szCs w:val="19"/>
+              </w:rPr>
+              <w:t>API 자산 관리 미흡</w:t>
+            </w:r>
+          </w:p>
+        </w:tc>
+        <w:tc>
+          <w:tcPr>
+            <w:tcW w:w="4200" w:type="dxa"/>
+            <w:tcBorders>
+              <w:top w:val="single" w:sz="4" w:space="0" w:color="BFC9D4"/>
+              <w:left w:val="single" w:sz="4" w:space="0" w:color="BFC9D4"/>
+              <w:bottom w:val="single" w:sz="4" w:space="0" w:color="BFC9D4"/>
+              <w:right w:val="single" w:sz="4" w:space="0" w:color="BFC9D4"/>
+            </w:tcBorders>
+            <w:tcMar>
+              <w:top w:w="80" w:type="dxa"/>
+              <w:left w:w="120" w:type="dxa"/>
+              <w:bottom w:w="80" w:type="dxa"/>
+              <w:right w:w="120" w:type="dxa"/>
+            </w:tcMar>
+          </w:tcPr>
+          <w:p>
+            <w:pPr>
+              <w:spacing w:after="40" w:line="280" w:lineRule="auto"/>
+            </w:pPr>
+            <w:r>
+              <w:rPr>
+                <w:sz w:val="19"/>
+                <w:szCs w:val="19"/>
+              </w:rPr>
+              <w:t>몇 개의 API 버전이 어디에 떠 있는지 파악이 안 되는 것</w:t>
+            </w:r>
+          </w:p>
+        </w:tc>
+        <w:tc>
+          <w:tcPr>
+            <w:tcW w:w="2338" w:type="dxa"/>
+            <w:tcBorders>
+              <w:top w:val="single" w:sz="4" w:space="0" w:color="BFC9D4"/>
+              <w:left w:val="single" w:sz="4" w:space="0" w:color="BFC9D4"/>
+              <w:bottom w:val="single" w:sz="4" w:space="0" w:color="BFC9D4"/>
+              <w:right w:val="single" w:sz="4" w:space="0" w:color="BFC9D4"/>
+            </w:tcBorders>
+            <w:tcMar>
+              <w:top w:w="80" w:type="dxa"/>
+              <w:left w:w="120" w:type="dxa"/>
+              <w:bottom w:w="80" w:type="dxa"/>
+              <w:right w:w="120" w:type="dxa"/>
+            </w:tcMar>
+          </w:tcPr>
+          <w:p>
+            <w:pPr>
+              <w:spacing w:after="40" w:line="280" w:lineRule="auto"/>
+            </w:pPr>
+            <w:r>
+              <w:rPr>
+                <w:sz w:val="19"/>
+                <w:szCs w:val="19"/>
+              </w:rPr>
+              <w:t>관점 — 테스트용 엔드포인트 방치 습관이 축소판</w:t>
+            </w:r>
+          </w:p>
+        </w:tc>
+      </w:tr>
+      <w:tr>
+        <w:tc>
+          <w:tcPr>
+            <w:tcW w:w="500" w:type="dxa"/>
+            <w:tcBorders>
+              <w:top w:val="single" w:sz="4" w:space="0" w:color="BFC9D4"/>
+              <w:left w:val="single" w:sz="4" w:space="0" w:color="BFC9D4"/>
+              <w:bottom w:val="single" w:sz="4" w:space="0" w:color="BFC9D4"/>
+              <w:right w:val="single" w:sz="4" w:space="0" w:color="BFC9D4"/>
+            </w:tcBorders>
+            <w:tcMar>
+              <w:top w:w="80" w:type="dxa"/>
+              <w:left w:w="120" w:type="dxa"/>
+              <w:bottom w:w="80" w:type="dxa"/>
+              <w:right w:w="120" w:type="dxa"/>
+            </w:tcMar>
+          </w:tcPr>
+          <w:p>
+            <w:pPr>
+              <w:spacing w:after="40" w:line="280" w:lineRule="auto"/>
+            </w:pPr>
+            <w:r>
+              <w:rPr>
+                <w:sz w:val="19"/>
+                <w:szCs w:val="19"/>
+              </w:rPr>
+              <w:t>API10</w:t>
+            </w:r>
+          </w:p>
+        </w:tc>
+        <w:tc>
+          <w:tcPr>
+            <w:tcW w:w="2600" w:type="dxa"/>
+            <w:tcBorders>
+              <w:top w:val="single" w:sz="4" w:space="0" w:color="BFC9D4"/>
+              <w:left w:val="single" w:sz="4" w:space="0" w:color="BFC9D4"/>
+              <w:bottom w:val="single" w:sz="4" w:space="0" w:color="BFC9D4"/>
+              <w:right w:val="single" w:sz="4" w:space="0" w:color="BFC9D4"/>
+            </w:tcBorders>
+            <w:tcMar>
+              <w:top w:w="80" w:type="dxa"/>
+              <w:left w:w="120" w:type="dxa"/>
+              <w:bottom w:w="80" w:type="dxa"/>
+              <w:right w:w="120" w:type="dxa"/>
+            </w:tcMar>
+          </w:tcPr>
+          <w:p>
+            <w:pPr>
+              <w:spacing w:after="40" w:line="280" w:lineRule="auto"/>
+            </w:pPr>
+            <w:r>
+              <w:rPr>
+                <w:sz w:val="19"/>
+                <w:szCs w:val="19"/>
+              </w:rPr>
+              <w:t>외부 API 신뢰 오류</w:t>
+            </w:r>
+          </w:p>
+        </w:tc>
+        <w:tc>
+          <w:tcPr>
+            <w:tcW w:w="4200" w:type="dxa"/>
+            <w:tcBorders>
+              <w:top w:val="single" w:sz="4" w:space="0" w:color="BFC9D4"/>
+              <w:left w:val="single" w:sz="4" w:space="0" w:color="BFC9D4"/>
+              <w:bottom w:val="single" w:sz="4" w:space="0" w:color="BFC9D4"/>
+              <w:right w:val="single" w:sz="4" w:space="0" w:color="BFC9D4"/>
+            </w:tcBorders>
+            <w:tcMar>
+              <w:top w:w="80" w:type="dxa"/>
+              <w:left w:w="120" w:type="dxa"/>
+              <w:bottom w:w="80" w:type="dxa"/>
+              <w:right w:w="120" w:type="dxa"/>
+            </w:tcMar>
+          </w:tcPr>
+          <w:p>
+            <w:pPr>
+              <w:spacing w:after="40" w:line="280" w:lineRule="auto"/>
+            </w:pPr>
+            <w:r>
+              <w:rPr>
+                <w:sz w:val="19"/>
+                <w:szCs w:val="19"/>
+              </w:rPr>
+              <w:t>내가 가져다 쓰는 외부 API의 응답을 검증 없이 그대로 믿는 것</w:t>
+            </w:r>
+          </w:p>
+        </w:tc>
+        <w:tc>
+          <w:tcPr>
+            <w:tcW w:w="2338" w:type="dxa"/>
+            <w:tcBorders>
+              <w:top w:val="single" w:sz="4" w:space="0" w:color="BFC9D4"/>
+              <w:left w:val="single" w:sz="4" w:space="0" w:color="BFC9D4"/>
+              <w:bottom w:val="single" w:sz="4" w:space="0" w:color="BFC9D4"/>
+              <w:right w:val="single" w:sz="4" w:space="0" w:color="BFC9D4"/>
+            </w:tcBorders>
+            <w:tcMar>
+              <w:top w:w="80" w:type="dxa"/>
+              <w:left w:w="120" w:type="dxa"/>
+              <w:bottom w:w="80" w:type="dxa"/>
+              <w:right w:w="120" w:type="dxa"/>
+            </w:tcMar>
+          </w:tcPr>
+          <w:p>
+            <w:pPr>
+              <w:spacing w:after="40" w:line="280" w:lineRule="auto"/>
+            </w:pPr>
+            <w:r>
+              <w:rPr>
+                <w:sz w:val="19"/>
+                <w:szCs w:val="19"/>
+              </w:rPr>
+              <w:t>관점 — 외부 연동 시 검증 원칙 적용 필요</w:t>
+            </w:r>
+          </w:p>
+        </w:tc>
+      </w:tr>
+    </w:tbl>
+    <w:p>
+      <w:pPr>
+        <w:spacing w:after="60" w:line="300" w:lineRule="auto"/>
+      </w:pPr>
+      <w:r>
+        <w:rPr>
+          <w:b/>
+          <w:bCs/>
+          <w:color w:val="1F3A5F"/>
+        </w:rPr>
+        <w:t xml:space="preserve">비교 — </w:t>
+      </w:r>
+      <w:r>
+        <w:t>웹 Top 10은 화면이 있는 애플리케이션 전체를 다루고, API Security Top 10은 "화면 없이 엔드포인트만 아는 공격자" 관점에서 API 계층을 더 깊게 본다. 두 체계는 접근 제어(웹 #1 ↔ API1·API5)처럼 뿌리가 같은 항목이 많지만, 번호 체계가 겹치지 않도록 API 쪽은 API1~API10으로 표기한다.</w:t>
+      </w:r>
+    </w:p>
+    <w:p>
+      <w:pPr>
+        <w:spacing w:after="60" w:line="300" w:lineRule="auto"/>
+      </w:pPr>
+      <w:r>
+        <w:t>Student_JWT에서 실제 데모로 확인 가능한 항목은 웹 7개(#1, #2, #4, #5, #7, #8, #10)와 API 2개(API1 BOLA, API8 보안 설정 오류)이며, 나머지는 설계·운영 관점에서 이해하면 된다. 각 항목의 쉬운 설명과 방어 방법은 OWASP_Top10_웹_API_한글요약.docx에 정리되어 있다.</w:t>
       </w:r>
     </w:p>
     <w:sectPr>

--- a/docs/security/Student_JWT_보안_취약점_진단과_대응_로드맵.docx
+++ b/docs/security/Student_JWT_보안_취약점_진단과_대응_로드맵.docx
@@ -410,7 +410,7 @@
                 <w:sz w:val="18"/>
                 <w:szCs w:val="18"/>
               </w:rPr>
-              <w:t xml:space="preserve">  → deserialization-demo → security-misconfig-demo</w:t>
+              <w:t xml:space="preserve">  → deserialization-demo → security-misconfig-demo → bruteforce-demo</w:t>
             </w:r>
           </w:p>
         </w:tc>
@@ -435,7 +435,7 @@
         <w:t xml:space="preserve"> </w:t>
       </w:r>
       <w:r>
-        <w:t>하므로, 체인 뒤로 갈수록 더 많은 주제가 "조치된" 상태로 누적됩니다. 하나씩 순서대로 git checkout하면서 같은 공격이 막히는 과정을 직접 확인하면 됩니다. 브랜치별 상세 실습은 각 문서(01_SQL_Injection.md ~ 09_Security_Misconfiguration.md)를 참고하세요.</w:t>
+        <w:t>하므로, 체인 뒤로 갈수록 더 많은 주제가 "조치된" 상태로 누적됩니다. 하나씩 순서대로 git checkout하면서 같은 공격이 막히는 과정을 직접 확인하면 됩니다. 브랜치별 상세 실습은 각 문서(01_SQL_Injection.md ~ 10_Bruteforce_Login_Protection.md)를 참고하세요.</w:t>
       </w:r>
     </w:p>
     <w:p>
@@ -2219,6 +2219,26 @@
     </w:p>
     <w:p>
       <w:pPr>
+        <w:pStyle w:val="a4"/>
+        <w:numPr>
+          <w:ilvl w:val="0"/>
+          <w:numId w:val="2"/>
+        </w:numPr>
+        <w:spacing w:after="60" w:line="300" w:lineRule="auto"/>
+      </w:pPr>
+      <w:r>
+        <w:rPr>
+          <w:b/>
+          <w:bCs/>
+        </w:rPr>
+        <w:t>⑩ 로그인 시도 제한 없음</w:t>
+      </w:r>
+      <w:r>
+        <w:t>: 로그인 엔드포인트에 연속 실패 횟수 제한이 없어, 2026년 10월 금융권 사고(1장)처럼 크리덴셜 스터핑·무차별 대입을 자동화 도구로 반복해도 서버가 구분하지 못합니다.</w:t>
+      </w:r>
+    </w:p>
+    <w:p>
+      <w:pPr>
         <w:rPr>
           <w:b/>
           <w:bCs/>
@@ -2254,7 +2274,7 @@
           <w:b/>
           <w:bCs/>
         </w:rPr>
-        <w:t>⑩ Mass Assignment</w:t>
+        <w:t>⑪ Mass Assignment</w:t>
       </w:r>
       <w:r>
         <w:t>: UserRestController가 @RequestBody User를 직접 바인딩·반환합니다. 현재는 영향이 제한적이나 패턴 자체가 위험합니다.</w:t>
@@ -2274,7 +2294,7 @@
           <w:b/>
           <w:bCs/>
         </w:rPr>
-        <w:t>⑪ 약한 비밀번호 &amp; 소스 노출</w:t>
+        <w:t>⑫ 약한 비밀번호 &amp; 소스 노출</w:t>
       </w:r>
       <w:r>
         <w:t>: 시드 비밀번호 pwd1/pwd2가 소스에 평문 하드코딩</w:t>
@@ -2328,7 +2348,7 @@
         <w:spacing w:after="120" w:line="320" w:lineRule="auto"/>
       </w:pPr>
       <w:r>
-        <w:t>항목별 구체적인 공격·방어 시나리오는 각 브랜치의 01_SQL_Injection.md ~ 09_Security_Misconfiguration.md 문서에 이미 단계별로 정리되어 있습니다. 여기서는 어떤 순서로 브랜치를 체크아웃하며 살펴보면 되는지만 정리합니다.</w:t>
+        <w:t>항목별 구체적인 공격·방어 시나리오는 각 브랜치의 01_SQL_Injection.md ~ 10_Bruteforce_Login_Protection.md 문서에 이미 단계별로 정리되어 있습니다. 여기서는 어떤 순서로 브랜치를 체크아웃하며 살펴보면 되는지만 정리합니다.</w:t>
       </w:r>
     </w:p>
     <w:p>
@@ -2509,6 +2529,26 @@
       </w:r>
       <w:r>
         <w:t xml:space="preserve"> Actuator 노출 범위 축소와 인증 가드를 다룹니다. → 09_Security_Misconfiguration.md</w:t>
+      </w:r>
+    </w:p>
+    <w:p>
+      <w:pPr>
+        <w:pStyle w:val="a4"/>
+        <w:numPr>
+          <w:ilvl w:val="0"/>
+          <w:numId w:val="2"/>
+        </w:numPr>
+        <w:spacing w:after="60" w:line="300" w:lineRule="auto"/>
+      </w:pPr>
+      <w:r>
+        <w:rPr>
+          <w:b/>
+          <w:bCs/>
+        </w:rPr>
+        <w:t>feature/bruteforce-demo — 로그인 시도 제한 / 무차별 대입 방어 (OWASP #7)</w:t>
+      </w:r>
+      <w:r>
+        <w:t xml:space="preserve"> 연속 실패 시 계정 잠금과 Burp Intruder/Repeater 공격·방어 시연을 다룹니다. → 10_Bruteforce_Login_Protection.md</w:t>
       </w:r>
     </w:p>
     <w:p>
@@ -3955,7 +3995,7 @@
                 <w:sz w:val="19"/>
                 <w:szCs w:val="19"/>
               </w:rPr>
-              <w:t>Mass Assignment</w:t>
+              <w:t>로그인 시도 제한 / 브루트포스</w:t>
             </w:r>
           </w:p>
         </w:tc>
@@ -3984,7 +4024,7 @@
                 <w:sz w:val="19"/>
                 <w:szCs w:val="19"/>
               </w:rPr>
-              <w:t>#6</w:t>
+              <w:t>#7</w:t>
             </w:r>
           </w:p>
         </w:tc>
@@ -4013,7 +4053,7 @@
                 <w:sz w:val="19"/>
                 <w:szCs w:val="19"/>
               </w:rPr>
-              <w:t>(예정)</w:t>
+              <w:t>feature/bruteforce-demo</w:t>
             </w:r>
           </w:p>
         </w:tc>
@@ -4042,7 +4082,7 @@
                 <w:sz w:val="19"/>
                 <w:szCs w:val="19"/>
               </w:rPr>
-              <w:t>Small</w:t>
+              <w:t>조치 가능</w:t>
             </w:r>
           </w:p>
         </w:tc>
@@ -4074,6 +4114,153 @@
                 <w:szCs w:val="19"/>
               </w:rPr>
               <w:t>10</w:t>
+            </w:r>
+          </w:p>
+        </w:tc>
+        <w:tc>
+          <w:tcPr>
+            <w:tcW w:w="3200" w:type="dxa"/>
+            <w:tcBorders>
+              <w:top w:val="single" w:sz="4" w:space="0" w:color="BFC9D4"/>
+              <w:left w:val="single" w:sz="4" w:space="0" w:color="BFC9D4"/>
+              <w:bottom w:val="single" w:sz="4" w:space="0" w:color="BFC9D4"/>
+              <w:right w:val="single" w:sz="4" w:space="0" w:color="BFC9D4"/>
+            </w:tcBorders>
+            <w:tcMar>
+              <w:top w:w="80" w:type="dxa"/>
+              <w:left w:w="120" w:type="dxa"/>
+              <w:bottom w:w="80" w:type="dxa"/>
+              <w:right w:w="120" w:type="dxa"/>
+            </w:tcMar>
+          </w:tcPr>
+          <w:p>
+            <w:pPr>
+              <w:spacing w:after="40" w:line="280" w:lineRule="auto"/>
+            </w:pPr>
+            <w:r>
+              <w:rPr>
+                <w:sz w:val="19"/>
+                <w:szCs w:val="19"/>
+              </w:rPr>
+              <w:t>Mass Assignment</w:t>
+            </w:r>
+          </w:p>
+        </w:tc>
+        <w:tc>
+          <w:tcPr>
+            <w:tcW w:w="1400" w:type="dxa"/>
+            <w:tcBorders>
+              <w:top w:val="single" w:sz="4" w:space="0" w:color="BFC9D4"/>
+              <w:left w:val="single" w:sz="4" w:space="0" w:color="BFC9D4"/>
+              <w:bottom w:val="single" w:sz="4" w:space="0" w:color="BFC9D4"/>
+              <w:right w:val="single" w:sz="4" w:space="0" w:color="BFC9D4"/>
+            </w:tcBorders>
+            <w:tcMar>
+              <w:top w:w="80" w:type="dxa"/>
+              <w:left w:w="120" w:type="dxa"/>
+              <w:bottom w:w="80" w:type="dxa"/>
+              <w:right w:w="120" w:type="dxa"/>
+            </w:tcMar>
+          </w:tcPr>
+          <w:p>
+            <w:pPr>
+              <w:spacing w:after="40" w:line="280" w:lineRule="auto"/>
+            </w:pPr>
+            <w:r>
+              <w:rPr>
+                <w:sz w:val="19"/>
+                <w:szCs w:val="19"/>
+              </w:rPr>
+              <w:t>#6</w:t>
+            </w:r>
+          </w:p>
+        </w:tc>
+        <w:tc>
+          <w:tcPr>
+            <w:tcW w:w="2538" w:type="dxa"/>
+            <w:tcBorders>
+              <w:top w:val="single" w:sz="4" w:space="0" w:color="BFC9D4"/>
+              <w:left w:val="single" w:sz="4" w:space="0" w:color="BFC9D4"/>
+              <w:bottom w:val="single" w:sz="4" w:space="0" w:color="BFC9D4"/>
+              <w:right w:val="single" w:sz="4" w:space="0" w:color="BFC9D4"/>
+            </w:tcBorders>
+            <w:tcMar>
+              <w:top w:w="80" w:type="dxa"/>
+              <w:left w:w="120" w:type="dxa"/>
+              <w:bottom w:w="80" w:type="dxa"/>
+              <w:right w:w="120" w:type="dxa"/>
+            </w:tcMar>
+          </w:tcPr>
+          <w:p>
+            <w:pPr>
+              <w:spacing w:after="40" w:line="280" w:lineRule="auto"/>
+            </w:pPr>
+            <w:r>
+              <w:rPr>
+                <w:sz w:val="19"/>
+                <w:szCs w:val="19"/>
+              </w:rPr>
+              <w:t>(예정)</w:t>
+            </w:r>
+          </w:p>
+        </w:tc>
+        <w:tc>
+          <w:tcPr>
+            <w:tcW w:w="1600" w:type="dxa"/>
+            <w:tcBorders>
+              <w:top w:val="single" w:sz="4" w:space="0" w:color="BFC9D4"/>
+              <w:left w:val="single" w:sz="4" w:space="0" w:color="BFC9D4"/>
+              <w:bottom w:val="single" w:sz="4" w:space="0" w:color="BFC9D4"/>
+              <w:right w:val="single" w:sz="4" w:space="0" w:color="BFC9D4"/>
+            </w:tcBorders>
+            <w:tcMar>
+              <w:top w:w="80" w:type="dxa"/>
+              <w:left w:w="120" w:type="dxa"/>
+              <w:bottom w:w="80" w:type="dxa"/>
+              <w:right w:w="120" w:type="dxa"/>
+            </w:tcMar>
+          </w:tcPr>
+          <w:p>
+            <w:pPr>
+              <w:spacing w:after="40" w:line="280" w:lineRule="auto"/>
+            </w:pPr>
+            <w:r>
+              <w:rPr>
+                <w:sz w:val="19"/>
+                <w:szCs w:val="19"/>
+              </w:rPr>
+              <w:t>Small</w:t>
+            </w:r>
+          </w:p>
+        </w:tc>
+      </w:tr>
+      <w:tr>
+        <w:tc>
+          <w:tcPr>
+            <w:tcW w:w="900" w:type="dxa"/>
+            <w:tcBorders>
+              <w:top w:val="single" w:sz="4" w:space="0" w:color="BFC9D4"/>
+              <w:left w:val="single" w:sz="4" w:space="0" w:color="BFC9D4"/>
+              <w:bottom w:val="single" w:sz="4" w:space="0" w:color="BFC9D4"/>
+              <w:right w:val="single" w:sz="4" w:space="0" w:color="BFC9D4"/>
+            </w:tcBorders>
+            <w:tcMar>
+              <w:top w:w="80" w:type="dxa"/>
+              <w:left w:w="120" w:type="dxa"/>
+              <w:bottom w:w="80" w:type="dxa"/>
+              <w:right w:w="120" w:type="dxa"/>
+            </w:tcMar>
+          </w:tcPr>
+          <w:p>
+            <w:pPr>
+              <w:spacing w:after="40" w:line="280" w:lineRule="auto"/>
+            </w:pPr>
+            <w:r>
+              <w:rPr>
+                <w:sz w:val="19"/>
+                <w:szCs w:val="19"/>
+              </w:rPr>
+              <w:t>11</w:t>
             </w:r>
           </w:p>
         </w:tc>
@@ -4392,7 +4579,7 @@
         <w:spacing w:after="60" w:line="300" w:lineRule="auto"/>
       </w:pPr>
       <w:r>
-        <w:t>01_SQL_Injection.md ~ 09_Security_Misconfiguration.md — 항목별 상세 실습 문서 (각 feature 브랜치에 존재)</w:t>
+        <w:t>01_SQL_Injection.md ~ 10_Bruteforce_Login_Protection.md — 항목별 상세 실습 문서 (각 feature 브랜치에 존재)</w:t>
       </w:r>
     </w:p>
     <w:p>
@@ -6397,7 +6584,7 @@
                 <w:sz w:val="19"/>
                 <w:szCs w:val="19"/>
               </w:rPr>
-              <w:t>관점 — 반복 호출 쉬운 API 우선 점검</w:t>
+              <w:t>부분 — 10강 로그인 시도 제한(계정 단위)으로 일부 대응, IP 단위 속도 제한은 미적용</w:t>
             </w:r>
           </w:p>
         </w:tc>

--- a/docs/security/Student_JWT_보안_취약점_진단과_대응_로드맵.docx
+++ b/docs/security/Student_JWT_보안_취약점_진단과_대응_로드맵.docx
@@ -2549,6 +2549,225 @@
       </w:r>
       <w:r>
         <w:t xml:space="preserve"> 연속 실패 시 계정 잠금과 Burp Intruder/Repeater 공격·방어 시연을 다룹니다. → 10_Bruteforce_Login_Protection.md</w:t>
+      </w:r>
+    </w:p>
+    <w:p>
+      <w:pPr>
+        <w:pStyle w:val="2"/>
+      </w:pPr>
+      <w:r>
+        <w:t>3-1. 수강생 안내 — 브랜치 단계별로 받기</w:t>
+      </w:r>
+    </w:p>
+    <w:p>
+      <w:pPr>
+        <w:spacing w:after="120" w:line="320" w:lineRule="auto"/>
+      </w:pPr>
+      <w:r>
+        <w:t>모든 브랜치가 이미 원격(origin)에 올라가 있습니다. 수강생에게 한꺼번에 전부 받게 하지 말고, 위 순서대로 하나씩 git checkout 하도록 안내하세요. 최초 1회만 클론하면, 이후 단계는 git checkout 명령 한 줄이면 충분합니다 — 로컬에 그 브랜치가 없어도 origin의 같은 이름 브랜치를 자동으로 추적해서 받아옵니다.</w:t>
+      </w:r>
+    </w:p>
+    <w:p>
+      <w:pPr>
+        <w:pBdr>
+          <w:top w:val="single" w:color="BFBFBF" w:sz="2"/>
+          <w:left w:val="single" w:color="BFBFBF" w:sz="2"/>
+          <w:bottom w:val="single" w:color="BFBFBF" w:sz="2"/>
+          <w:right w:val="single" w:color="BFBFBF" w:sz="2"/>
+        </w:pBdr>
+        <w:shd w:val="clear" w:fill="F2F2F2"/>
+        <w:spacing w:before="100" w:after="260"/>
+      </w:pPr>
+      <w:r>
+        <w:rPr>
+          <w:rFonts w:ascii="Consolas" w:hAnsi="Consolas"/>
+          <w:sz w:val="18"/>
+        </w:rPr>
+        <w:t>git clone &lt;원격 저장소 URL&gt; Student_JWT</w:t>
+      </w:r>
+      <w:r>
+        <w:br/>
+      </w:r>
+      <w:r>
+        <w:rPr>
+          <w:rFonts w:ascii="Consolas" w:hAnsi="Consolas"/>
+          <w:sz w:val="18"/>
+        </w:rPr>
+        <w:t>cd Student_JWT</w:t>
+      </w:r>
+      <w:r>
+        <w:br/>
+      </w:r>
+      <w:r>
+        <w:rPr>
+          <w:rFonts w:ascii="Consolas" w:hAnsi="Consolas"/>
+          <w:sz w:val="18"/>
+        </w:rPr>
+        <w:t>git checkout main</w:t>
+      </w:r>
+    </w:p>
+    <w:p>
+      <w:pPr>
+        <w:spacing w:after="120" w:line="320" w:lineRule="auto"/>
+      </w:pPr>
+      <w:r>
+        <w:t>그 다음부터는 과정 진행에 맞춰 브랜치를 하나씩 전환하면 됩니다(총 10단계):</w:t>
+      </w:r>
+    </w:p>
+    <w:p>
+      <w:pPr>
+        <w:pBdr>
+          <w:top w:val="single" w:color="BFBFBF" w:sz="2"/>
+          <w:left w:val="single" w:color="BFBFBF" w:sz="2"/>
+          <w:bottom w:val="single" w:color="BFBFBF" w:sz="2"/>
+          <w:right w:val="single" w:color="BFBFBF" w:sz="2"/>
+        </w:pBdr>
+        <w:shd w:val="clear" w:fill="F2F2F2"/>
+        <w:spacing w:before="100" w:after="260"/>
+      </w:pPr>
+      <w:r>
+        <w:rPr>
+          <w:rFonts w:ascii="Consolas" w:hAnsi="Consolas"/>
+          <w:sz w:val="18"/>
+        </w:rPr>
+        <w:t>git checkout feature/sqli-demo</w:t>
+      </w:r>
+      <w:r>
+        <w:br/>
+      </w:r>
+      <w:r>
+        <w:rPr>
+          <w:rFonts w:ascii="Consolas" w:hAnsi="Consolas"/>
+          <w:sz w:val="18"/>
+        </w:rPr>
+        <w:t>git checkout feature/access-control-demo</w:t>
+      </w:r>
+      <w:r>
+        <w:br/>
+      </w:r>
+      <w:r>
+        <w:rPr>
+          <w:rFonts w:ascii="Consolas" w:hAnsi="Consolas"/>
+          <w:sz w:val="18"/>
+        </w:rPr>
+        <w:t>git checkout feature/logging-hardening</w:t>
+      </w:r>
+      <w:r>
+        <w:br/>
+      </w:r>
+      <w:r>
+        <w:rPr>
+          <w:rFonts w:ascii="Consolas" w:hAnsi="Consolas"/>
+          <w:sz w:val="18"/>
+        </w:rPr>
+        <w:t>git checkout feature/csrf-demo</w:t>
+      </w:r>
+      <w:r>
+        <w:br/>
+      </w:r>
+      <w:r>
+        <w:rPr>
+          <w:rFonts w:ascii="Consolas" w:hAnsi="Consolas"/>
+          <w:sz w:val="18"/>
+        </w:rPr>
+        <w:t>git checkout feature/jwt-security-demo</w:t>
+      </w:r>
+      <w:r>
+        <w:br/>
+      </w:r>
+      <w:r>
+        <w:rPr>
+          <w:rFonts w:ascii="Consolas" w:hAnsi="Consolas"/>
+          <w:sz w:val="18"/>
+        </w:rPr>
+        <w:t>git checkout feature/jwt-advanced-demo</w:t>
+      </w:r>
+      <w:r>
+        <w:br/>
+      </w:r>
+      <w:r>
+        <w:rPr>
+          <w:rFonts w:ascii="Consolas" w:hAnsi="Consolas"/>
+          <w:sz w:val="18"/>
+        </w:rPr>
+        <w:t>git checkout feature/xss-demo</w:t>
+      </w:r>
+      <w:r>
+        <w:br/>
+      </w:r>
+      <w:r>
+        <w:rPr>
+          <w:rFonts w:ascii="Consolas" w:hAnsi="Consolas"/>
+          <w:sz w:val="18"/>
+        </w:rPr>
+        <w:t>git checkout feature/deserialization-demo</w:t>
+      </w:r>
+      <w:r>
+        <w:br/>
+      </w:r>
+      <w:r>
+        <w:rPr>
+          <w:rFonts w:ascii="Consolas" w:hAnsi="Consolas"/>
+          <w:sz w:val="18"/>
+        </w:rPr>
+        <w:t>git checkout feature/security-misconfig-demo</w:t>
+      </w:r>
+      <w:r>
+        <w:br/>
+      </w:r>
+      <w:r>
+        <w:rPr>
+          <w:rFonts w:ascii="Consolas" w:hAnsi="Consolas"/>
+          <w:sz w:val="18"/>
+        </w:rPr>
+        <w:t>git checkout feature/bruteforce-demo</w:t>
+      </w:r>
+    </w:p>
+    <w:p>
+      <w:pPr>
+        <w:spacing w:after="120" w:line="320" w:lineRule="auto"/>
+      </w:pPr>
+      <w:r>
+        <w:t>실습 중 코드를 수정했다면, 다음 단계로 넘어가기 전에 커밋해 두도록 안내하세요 — 초급자에게는 stash보다 commit이 기억하기 쉽고, 수정 내용이 로컬 히스토리에 남아 나중에 다시 확인할 수 있습니다 (로컬 커밋이라 origin에는 올라가지 않으므로 다음 브랜치와 충돌하지 않습니다).</w:t>
+      </w:r>
+    </w:p>
+    <w:p>
+      <w:pPr>
+        <w:pBdr>
+          <w:top w:val="single" w:color="BFBFBF" w:sz="2"/>
+          <w:left w:val="single" w:color="BFBFBF" w:sz="2"/>
+          <w:bottom w:val="single" w:color="BFBFBF" w:sz="2"/>
+          <w:right w:val="single" w:color="BFBFBF" w:sz="2"/>
+        </w:pBdr>
+        <w:shd w:val="clear" w:fill="F2F2F2"/>
+        <w:spacing w:before="100" w:after="260"/>
+      </w:pPr>
+      <w:r>
+        <w:rPr>
+          <w:rFonts w:ascii="Consolas" w:hAnsi="Consolas"/>
+          <w:sz w:val="18"/>
+        </w:rPr>
+        <w:t>git add .</w:t>
+      </w:r>
+      <w:r>
+        <w:br/>
+      </w:r>
+      <w:r>
+        <w:rPr>
+          <w:rFonts w:ascii="Consolas" w:hAnsi="Consolas"/>
+          <w:sz w:val="18"/>
+        </w:rPr>
+        <w:t>git commit -m "실습 메모 또는 작업 내용"</w:t>
+      </w:r>
+      <w:r>
+        <w:br/>
+      </w:r>
+      <w:r>
+        <w:rPr>
+          <w:rFonts w:ascii="Consolas" w:hAnsi="Consolas"/>
+          <w:sz w:val="18"/>
+        </w:rPr>
+        <w:t>git checkout feature/access-control-demo</w:t>
       </w:r>
     </w:p>
     <w:p>

--- a/docs/security/Student_JWT_보안_취약점_진단과_대응_로드맵.docx
+++ b/docs/security/Student_JWT_보안_취약점_진단과_대응_로드맵.docx
@@ -6,6 +6,7 @@
       <w:pPr>
         <w:spacing w:before="2000"/>
       </w:pPr>
+      <w:proofErr w:type="spellStart"/>
       <w:r>
         <w:rPr>
           <w:color w:val="666666"/>
@@ -14,11 +15,13 @@
         </w:rPr>
         <w:t>Student_JWT</w:t>
       </w:r>
+      <w:proofErr w:type="spellEnd"/>
     </w:p>
     <w:p>
       <w:pPr>
         <w:spacing w:before="160" w:after="160"/>
       </w:pPr>
+      <w:proofErr w:type="spellStart"/>
       <w:r>
         <w:rPr>
           <w:b/>
@@ -27,7 +30,40 @@
           <w:sz w:val="48"/>
           <w:szCs w:val="48"/>
         </w:rPr>
-        <w:t>SpringBoot 백엔드보안 개요</w:t>
+        <w:t>SpringBoot</w:t>
+      </w:r>
+      <w:proofErr w:type="spellEnd"/>
+      <w:r>
+        <w:rPr>
+          <w:b/>
+          <w:bCs/>
+          <w:color w:val="1F3A5F"/>
+          <w:sz w:val="48"/>
+          <w:szCs w:val="48"/>
+        </w:rPr>
+        <w:t xml:space="preserve"> </w:t>
+      </w:r>
+      <w:proofErr w:type="spellStart"/>
+      <w:r>
+        <w:rPr>
+          <w:b/>
+          <w:bCs/>
+          <w:color w:val="1F3A5F"/>
+          <w:sz w:val="48"/>
+          <w:szCs w:val="48"/>
+        </w:rPr>
+        <w:t>백엔드보안</w:t>
+      </w:r>
+      <w:proofErr w:type="spellEnd"/>
+      <w:r>
+        <w:rPr>
+          <w:b/>
+          <w:bCs/>
+          <w:color w:val="1F3A5F"/>
+          <w:sz w:val="48"/>
+          <w:szCs w:val="48"/>
+        </w:rPr>
+        <w:t xml:space="preserve"> 개요</w:t>
       </w:r>
     </w:p>
     <w:p>
@@ -43,7 +79,61 @@
           <w:sz w:val="22"/>
           <w:szCs w:val="22"/>
         </w:rPr>
-        <w:t>main 브랜치 취약점 진단 + 브랜치별 대응 로드맵 (OWASP Top 10 2025 매핑)</w:t>
+        <w:t xml:space="preserve">main </w:t>
+      </w:r>
+      <w:proofErr w:type="spellStart"/>
+      <w:r>
+        <w:rPr>
+          <w:color w:val="666666"/>
+          <w:sz w:val="22"/>
+          <w:szCs w:val="22"/>
+        </w:rPr>
+        <w:t>브랜치</w:t>
+      </w:r>
+      <w:proofErr w:type="spellEnd"/>
+      <w:r>
+        <w:rPr>
+          <w:color w:val="666666"/>
+          <w:sz w:val="22"/>
+          <w:szCs w:val="22"/>
+        </w:rPr>
+        <w:t xml:space="preserve"> 취약점 진단 + </w:t>
+      </w:r>
+      <w:proofErr w:type="spellStart"/>
+      <w:r>
+        <w:rPr>
+          <w:color w:val="666666"/>
+          <w:sz w:val="22"/>
+          <w:szCs w:val="22"/>
+        </w:rPr>
+        <w:t>브랜치별</w:t>
+      </w:r>
+      <w:proofErr w:type="spellEnd"/>
+      <w:r>
+        <w:rPr>
+          <w:color w:val="666666"/>
+          <w:sz w:val="22"/>
+          <w:szCs w:val="22"/>
+        </w:rPr>
+        <w:t xml:space="preserve"> 대응 </w:t>
+      </w:r>
+      <w:proofErr w:type="spellStart"/>
+      <w:r>
+        <w:rPr>
+          <w:color w:val="666666"/>
+          <w:sz w:val="22"/>
+          <w:szCs w:val="22"/>
+        </w:rPr>
+        <w:t>로드맵</w:t>
+      </w:r>
+      <w:proofErr w:type="spellEnd"/>
+      <w:r>
+        <w:rPr>
+          <w:color w:val="666666"/>
+          <w:sz w:val="22"/>
+          <w:szCs w:val="22"/>
+        </w:rPr>
+        <w:t xml:space="preserve"> (OWASP Top 10 2025 매핑)</w:t>
       </w:r>
     </w:p>
     <w:tbl>
@@ -110,12 +200,37 @@
             </w:tcMar>
           </w:tcPr>
           <w:p>
-            <w:r>
-              <w:rPr>
-                <w:sz w:val="19"/>
-                <w:szCs w:val="19"/>
-              </w:rPr>
-              <w:t>Student_JWT (Spring Boot 3.4.5 / Thymeleaf 세션 + REST JWT)</w:t>
+            <w:proofErr w:type="spellStart"/>
+            <w:r>
+              <w:rPr>
+                <w:sz w:val="19"/>
+                <w:szCs w:val="19"/>
+              </w:rPr>
+              <w:t>Student_JWT</w:t>
+            </w:r>
+            <w:proofErr w:type="spellEnd"/>
+            <w:r>
+              <w:rPr>
+                <w:sz w:val="19"/>
+                <w:szCs w:val="19"/>
+              </w:rPr>
+              <w:t xml:space="preserve"> (Spring Boot 3.4.5 / </w:t>
+            </w:r>
+            <w:proofErr w:type="spellStart"/>
+            <w:r>
+              <w:rPr>
+                <w:sz w:val="19"/>
+                <w:szCs w:val="19"/>
+              </w:rPr>
+              <w:t>Thymeleaf</w:t>
+            </w:r>
+            <w:proofErr w:type="spellEnd"/>
+            <w:r>
+              <w:rPr>
+                <w:sz w:val="19"/>
+                <w:szCs w:val="19"/>
+              </w:rPr>
+              <w:t xml:space="preserve"> 세션 + REST JWT)</w:t>
             </w:r>
           </w:p>
         </w:tc>
@@ -146,8 +261,19 @@
                 <w:sz w:val="19"/>
                 <w:szCs w:val="19"/>
               </w:rPr>
-              <w:t>기준 브랜치</w:t>
-            </w:r>
+              <w:t xml:space="preserve">기준 </w:t>
+            </w:r>
+            <w:proofErr w:type="spellStart"/>
+            <w:r>
+              <w:rPr>
+                <w:b/>
+                <w:bCs/>
+                <w:sz w:val="19"/>
+                <w:szCs w:val="19"/>
+              </w:rPr>
+              <w:t>브랜치</w:t>
+            </w:r>
+            <w:proofErr w:type="spellEnd"/>
           </w:p>
         </w:tc>
         <w:tc>
@@ -212,8 +338,6 @@
               </w:rPr>
               <w:t>된</w:t>
             </w:r>
-            <w:bookmarkStart w:id="0" w:name="_GoBack"/>
-            <w:bookmarkEnd w:id="0"/>
             <w:r>
               <w:rPr>
                 <w:sz w:val="19"/>
@@ -276,7 +400,23 @@
                 <w:sz w:val="19"/>
                 <w:szCs w:val="19"/>
               </w:rPr>
-              <w:t>main의 취약점 전수 정리 + 브랜치별 OWASP 매핑·공격/방어 시나리오 안내</w:t>
+              <w:t xml:space="preserve">main의 취약점 전수 정리 + </w:t>
+            </w:r>
+            <w:proofErr w:type="spellStart"/>
+            <w:r>
+              <w:rPr>
+                <w:sz w:val="19"/>
+                <w:szCs w:val="19"/>
+              </w:rPr>
+              <w:t>브랜치별</w:t>
+            </w:r>
+            <w:proofErr w:type="spellEnd"/>
+            <w:r>
+              <w:rPr>
+                <w:sz w:val="19"/>
+                <w:szCs w:val="19"/>
+              </w:rPr>
+              <w:t xml:space="preserve"> OWASP 매핑·공격/방어 시나리오 안내</w:t>
             </w:r>
           </w:p>
         </w:tc>
@@ -337,7 +477,15 @@
         <w:t>입니다</w:t>
       </w:r>
       <w:r>
-        <w:t>. 실제 조치(취약 코드 → 공격 → 보안 코드 → 재공격 막기)는 feature/*-demo 브랜치에 하나씩 누적되어 있습니다.</w:t>
+        <w:t xml:space="preserve">. 실제 조치(취약 코드 → 공격 → 보안 코드 → 재공격 막기)는 feature/*-demo </w:t>
+      </w:r>
+      <w:proofErr w:type="spellStart"/>
+      <w:r>
+        <w:t>브랜치에</w:t>
+      </w:r>
+      <w:proofErr w:type="spellEnd"/>
+      <w:r>
+        <w:t xml:space="preserve"> 하나씩 누적되어 있습니다.</w:t>
       </w:r>
     </w:p>
     <w:tbl>
@@ -378,39 +526,157 @@
             <w:pPr>
               <w:spacing w:line="260" w:lineRule="auto"/>
             </w:pPr>
+            <w:proofErr w:type="spellStart"/>
             <w:r>
               <w:rPr>
                 <w:rFonts w:ascii="Consolas" w:eastAsia="Consolas" w:hAnsi="Consolas" w:cs="Consolas"/>
                 <w:sz w:val="18"/>
                 <w:szCs w:val="18"/>
               </w:rPr>
-              <w:t>sqli-demo → access-control-demo → logging-hardening → csrf-demo</w:t>
-            </w:r>
-          </w:p>
-          <w:p>
-            <w:pPr>
-              <w:spacing w:line="260" w:lineRule="auto"/>
-            </w:pPr>
+              <w:t>sqli</w:t>
+            </w:r>
+            <w:proofErr w:type="spellEnd"/>
             <w:r>
               <w:rPr>
                 <w:rFonts w:ascii="Consolas" w:eastAsia="Consolas" w:hAnsi="Consolas" w:cs="Consolas"/>
                 <w:sz w:val="18"/>
                 <w:szCs w:val="18"/>
               </w:rPr>
-              <w:t xml:space="preserve">  → jwt-security-demo → jwt-advanced-demo → xss-demo</w:t>
-            </w:r>
-          </w:p>
-          <w:p>
-            <w:pPr>
-              <w:spacing w:line="260" w:lineRule="auto"/>
-            </w:pPr>
+              <w:t xml:space="preserve">-demo → access-control-demo → logging-hardening → </w:t>
+            </w:r>
+            <w:proofErr w:type="spellStart"/>
             <w:r>
               <w:rPr>
                 <w:rFonts w:ascii="Consolas" w:eastAsia="Consolas" w:hAnsi="Consolas" w:cs="Consolas"/>
                 <w:sz w:val="18"/>
                 <w:szCs w:val="18"/>
               </w:rPr>
-              <w:t xml:space="preserve">  → deserialization-demo → security-misconfig-demo → bruteforce-demo</w:t>
+              <w:t>csrf</w:t>
+            </w:r>
+            <w:proofErr w:type="spellEnd"/>
+            <w:r>
+              <w:rPr>
+                <w:rFonts w:ascii="Consolas" w:eastAsia="Consolas" w:hAnsi="Consolas" w:cs="Consolas"/>
+                <w:sz w:val="18"/>
+                <w:szCs w:val="18"/>
+              </w:rPr>
+              <w:t>-demo</w:t>
+            </w:r>
+          </w:p>
+          <w:p>
+            <w:pPr>
+              <w:spacing w:line="260" w:lineRule="auto"/>
+            </w:pPr>
+            <w:r>
+              <w:rPr>
+                <w:rFonts w:ascii="Consolas" w:eastAsia="Consolas" w:hAnsi="Consolas" w:cs="Consolas"/>
+                <w:sz w:val="18"/>
+                <w:szCs w:val="18"/>
+              </w:rPr>
+              <w:t xml:space="preserve">  → </w:t>
+            </w:r>
+            <w:proofErr w:type="spellStart"/>
+            <w:r>
+              <w:rPr>
+                <w:rFonts w:ascii="Consolas" w:eastAsia="Consolas" w:hAnsi="Consolas" w:cs="Consolas"/>
+                <w:sz w:val="18"/>
+                <w:szCs w:val="18"/>
+              </w:rPr>
+              <w:t>jwt</w:t>
+            </w:r>
+            <w:proofErr w:type="spellEnd"/>
+            <w:r>
+              <w:rPr>
+                <w:rFonts w:ascii="Consolas" w:eastAsia="Consolas" w:hAnsi="Consolas" w:cs="Consolas"/>
+                <w:sz w:val="18"/>
+                <w:szCs w:val="18"/>
+              </w:rPr>
+              <w:t xml:space="preserve">-security-demo → </w:t>
+            </w:r>
+            <w:proofErr w:type="spellStart"/>
+            <w:r>
+              <w:rPr>
+                <w:rFonts w:ascii="Consolas" w:eastAsia="Consolas" w:hAnsi="Consolas" w:cs="Consolas"/>
+                <w:sz w:val="18"/>
+                <w:szCs w:val="18"/>
+              </w:rPr>
+              <w:t>jwt</w:t>
+            </w:r>
+            <w:proofErr w:type="spellEnd"/>
+            <w:r>
+              <w:rPr>
+                <w:rFonts w:ascii="Consolas" w:eastAsia="Consolas" w:hAnsi="Consolas" w:cs="Consolas"/>
+                <w:sz w:val="18"/>
+                <w:szCs w:val="18"/>
+              </w:rPr>
+              <w:t xml:space="preserve">-advanced-demo → </w:t>
+            </w:r>
+            <w:proofErr w:type="spellStart"/>
+            <w:r>
+              <w:rPr>
+                <w:rFonts w:ascii="Consolas" w:eastAsia="Consolas" w:hAnsi="Consolas" w:cs="Consolas"/>
+                <w:sz w:val="18"/>
+                <w:szCs w:val="18"/>
+              </w:rPr>
+              <w:t>xss</w:t>
+            </w:r>
+            <w:proofErr w:type="spellEnd"/>
+            <w:r>
+              <w:rPr>
+                <w:rFonts w:ascii="Consolas" w:eastAsia="Consolas" w:hAnsi="Consolas" w:cs="Consolas"/>
+                <w:sz w:val="18"/>
+                <w:szCs w:val="18"/>
+              </w:rPr>
+              <w:t>-demo</w:t>
+            </w:r>
+          </w:p>
+          <w:p>
+            <w:pPr>
+              <w:spacing w:line="260" w:lineRule="auto"/>
+            </w:pPr>
+            <w:r>
+              <w:rPr>
+                <w:rFonts w:ascii="Consolas" w:eastAsia="Consolas" w:hAnsi="Consolas" w:cs="Consolas"/>
+                <w:sz w:val="18"/>
+                <w:szCs w:val="18"/>
+              </w:rPr>
+              <w:t xml:space="preserve">  → deserialization-demo → security-</w:t>
+            </w:r>
+            <w:proofErr w:type="spellStart"/>
+            <w:r>
+              <w:rPr>
+                <w:rFonts w:ascii="Consolas" w:eastAsia="Consolas" w:hAnsi="Consolas" w:cs="Consolas"/>
+                <w:sz w:val="18"/>
+                <w:szCs w:val="18"/>
+              </w:rPr>
+              <w:t>misconfig</w:t>
+            </w:r>
+            <w:proofErr w:type="spellEnd"/>
+            <w:r>
+              <w:rPr>
+                <w:rFonts w:ascii="Consolas" w:eastAsia="Consolas" w:hAnsi="Consolas" w:cs="Consolas"/>
+                <w:sz w:val="18"/>
+                <w:szCs w:val="18"/>
+              </w:rPr>
+              <w:t xml:space="preserve">-demo → </w:t>
+            </w:r>
+            <w:proofErr w:type="spellStart"/>
+            <w:r>
+              <w:rPr>
+                <w:rFonts w:ascii="Consolas" w:eastAsia="Consolas" w:hAnsi="Consolas" w:cs="Consolas"/>
+                <w:sz w:val="18"/>
+                <w:szCs w:val="18"/>
+              </w:rPr>
+              <w:t>bruteforce</w:t>
+            </w:r>
+            <w:proofErr w:type="spellEnd"/>
+            <w:r>
+              <w:rPr>
+                <w:rFonts w:ascii="Consolas" w:eastAsia="Consolas" w:hAnsi="Consolas" w:cs="Consolas"/>
+                <w:sz w:val="18"/>
+                <w:szCs w:val="18"/>
+              </w:rPr>
+              <w:t>-demo</w:t>
             </w:r>
           </w:p>
         </w:tc>
@@ -426,7 +692,23 @@
         <w:spacing w:after="120" w:line="320" w:lineRule="auto"/>
       </w:pPr>
       <w:r>
-        <w:t>각 브랜치는 이전 브랜치를 모두 포함</w:t>
+        <w:t xml:space="preserve">각 </w:t>
+      </w:r>
+      <w:proofErr w:type="spellStart"/>
+      <w:r>
+        <w:t>브랜치는</w:t>
+      </w:r>
+      <w:proofErr w:type="spellEnd"/>
+      <w:r>
+        <w:t xml:space="preserve"> 이전 </w:t>
+      </w:r>
+      <w:proofErr w:type="spellStart"/>
+      <w:r>
+        <w:t>브랜치를</w:t>
+      </w:r>
+      <w:proofErr w:type="spellEnd"/>
+      <w:r>
+        <w:t xml:space="preserve"> 모두 포함</w:t>
       </w:r>
       <w:r>
         <w:rPr>
@@ -435,7 +717,23 @@
         <w:t xml:space="preserve"> </w:t>
       </w:r>
       <w:r>
-        <w:t>하므로, 체인 뒤로 갈수록 더 많은 주제가 "조치된" 상태로 누적됩니다. 하나씩 순서대로 git checkout하면서 같은 공격이 막히는 과정을 직접 확인하면 됩니다. 브랜치별 상세 실습은 각 문서(01_SQL_Injection.md ~ 10_Bruteforce_Login_Protection.md)를 참고하세요.</w:t>
+        <w:t xml:space="preserve">하므로, 체인 뒤로 갈수록 더 많은 주제가 "조치된" 상태로 누적됩니다. 하나씩 순서대로 </w:t>
+      </w:r>
+      <w:proofErr w:type="spellStart"/>
+      <w:r>
+        <w:t>git</w:t>
+      </w:r>
+      <w:proofErr w:type="spellEnd"/>
+      <w:r>
+        <w:t xml:space="preserve"> checkout하면서 같은 공격이 막히는 과정을 직접 확인하면 됩니다. </w:t>
+      </w:r>
+      <w:proofErr w:type="spellStart"/>
+      <w:r>
+        <w:t>브랜치별</w:t>
+      </w:r>
+      <w:proofErr w:type="spellEnd"/>
+      <w:r>
+        <w:t xml:space="preserve"> 상세 실습은 각 문서(01_SQL_Injection.md ~ 10_Bruteforce_Login_Protection.md)를 참고하세요.</w:t>
       </w:r>
     </w:p>
     <w:p>
@@ -595,6 +893,7 @@
             <w:pPr>
               <w:spacing w:after="40" w:line="280" w:lineRule="auto"/>
             </w:pPr>
+            <w:proofErr w:type="spellStart"/>
             <w:r>
               <w:rPr>
                 <w:b/>
@@ -603,7 +902,18 @@
                 <w:sz w:val="19"/>
                 <w:szCs w:val="19"/>
               </w:rPr>
-              <w:t>Student_JWT 데모</w:t>
+              <w:t>Student_JWT</w:t>
+            </w:r>
+            <w:proofErr w:type="spellEnd"/>
+            <w:r>
+              <w:rPr>
+                <w:b/>
+                <w:bCs/>
+                <w:color w:val="FFFFFF"/>
+                <w:sz w:val="19"/>
+                <w:szCs w:val="19"/>
+              </w:rPr>
+              <w:t xml:space="preserve"> 데모</w:t>
             </w:r>
           </w:p>
         </w:tc>
@@ -923,7 +1233,23 @@
                 <w:sz w:val="19"/>
                 <w:szCs w:val="19"/>
               </w:rPr>
-              <w:t>소프트웨어 공급망 실패</w:t>
+              <w:t xml:space="preserve">소프트웨어 </w:t>
+            </w:r>
+            <w:proofErr w:type="spellStart"/>
+            <w:r>
+              <w:rPr>
+                <w:sz w:val="19"/>
+                <w:szCs w:val="19"/>
+              </w:rPr>
+              <w:t>공급망</w:t>
+            </w:r>
+            <w:proofErr w:type="spellEnd"/>
+            <w:r>
+              <w:rPr>
+                <w:sz w:val="19"/>
+                <w:szCs w:val="19"/>
+              </w:rPr>
+              <w:t xml:space="preserve"> 실패</w:t>
             </w:r>
           </w:p>
           <w:p>
@@ -1089,12 +1415,21 @@
             <w:pPr>
               <w:spacing w:after="40" w:line="280" w:lineRule="auto"/>
             </w:pPr>
-            <w:r>
-              <w:rPr>
-                <w:sz w:val="19"/>
-                <w:szCs w:val="19"/>
-              </w:rPr>
-              <w:t>민감정보 암호화 미흡. 2021년 2위→2025년 4위 하락</w:t>
+            <w:proofErr w:type="spellStart"/>
+            <w:r>
+              <w:rPr>
+                <w:sz w:val="19"/>
+                <w:szCs w:val="19"/>
+              </w:rPr>
+              <w:t>민감정보</w:t>
+            </w:r>
+            <w:proofErr w:type="spellEnd"/>
+            <w:r>
+              <w:rPr>
+                <w:sz w:val="19"/>
+                <w:szCs w:val="19"/>
+              </w:rPr>
+              <w:t xml:space="preserve"> 암호화 미흡. 2021년 2위→2025년 4위 하락</w:t>
             </w:r>
           </w:p>
         </w:tc>
@@ -1123,7 +1458,23 @@
                 <w:sz w:val="19"/>
                 <w:szCs w:val="19"/>
               </w:rPr>
-              <w:t>부분 — BCrypt, JWT secret</w:t>
+              <w:t xml:space="preserve">부분 — </w:t>
+            </w:r>
+            <w:proofErr w:type="spellStart"/>
+            <w:r>
+              <w:rPr>
+                <w:sz w:val="19"/>
+                <w:szCs w:val="19"/>
+              </w:rPr>
+              <w:t>BCrypt</w:t>
+            </w:r>
+            <w:proofErr w:type="spellEnd"/>
+            <w:r>
+              <w:rPr>
+                <w:sz w:val="19"/>
+                <w:szCs w:val="19"/>
+              </w:rPr>
+              <w:t>, JWT secret</w:t>
             </w:r>
           </w:p>
         </w:tc>
@@ -1178,6 +1529,7 @@
             <w:pPr>
               <w:spacing w:after="40" w:line="280" w:lineRule="auto"/>
             </w:pPr>
+            <w:proofErr w:type="spellStart"/>
             <w:r>
               <w:rPr>
                 <w:sz w:val="19"/>
@@ -1185,6 +1537,7 @@
               </w:rPr>
               <w:t>인젝션</w:t>
             </w:r>
+            <w:proofErr w:type="spellEnd"/>
           </w:p>
           <w:p>
             <w:pPr>
@@ -1219,12 +1572,37 @@
             <w:pPr>
               <w:spacing w:after="40" w:line="280" w:lineRule="auto"/>
             </w:pPr>
-            <w:r>
-              <w:rPr>
-                <w:sz w:val="19"/>
-                <w:szCs w:val="19"/>
-              </w:rPr>
-              <w:t>입력값이 "명령"으로 실행 (SQL·XSS 등 통합). 2021년 3위→2025년 5위 하락</w:t>
+            <w:proofErr w:type="spellStart"/>
+            <w:r>
+              <w:rPr>
+                <w:sz w:val="19"/>
+                <w:szCs w:val="19"/>
+              </w:rPr>
+              <w:t>입력값이</w:t>
+            </w:r>
+            <w:proofErr w:type="spellEnd"/>
+            <w:r>
+              <w:rPr>
+                <w:sz w:val="19"/>
+                <w:szCs w:val="19"/>
+              </w:rPr>
+              <w:t xml:space="preserve"> "명령"</w:t>
+            </w:r>
+            <w:proofErr w:type="spellStart"/>
+            <w:r>
+              <w:rPr>
+                <w:sz w:val="19"/>
+                <w:szCs w:val="19"/>
+              </w:rPr>
+              <w:t>으로</w:t>
+            </w:r>
+            <w:proofErr w:type="spellEnd"/>
+            <w:r>
+              <w:rPr>
+                <w:sz w:val="19"/>
+                <w:szCs w:val="19"/>
+              </w:rPr>
+              <w:t xml:space="preserve"> 실행 (SQL·XSS 등 통합). 2021년 3위→2025년 5위 하락</w:t>
             </w:r>
           </w:p>
         </w:tc>
@@ -1253,7 +1631,23 @@
                 <w:sz w:val="19"/>
                 <w:szCs w:val="19"/>
               </w:rPr>
-              <w:t>완료 — SQLi, XSS</w:t>
+              <w:t xml:space="preserve">완료 — </w:t>
+            </w:r>
+            <w:proofErr w:type="spellStart"/>
+            <w:r>
+              <w:rPr>
+                <w:sz w:val="19"/>
+                <w:szCs w:val="19"/>
+              </w:rPr>
+              <w:t>SQLi</w:t>
+            </w:r>
+            <w:proofErr w:type="spellEnd"/>
+            <w:r>
+              <w:rPr>
+                <w:sz w:val="19"/>
+                <w:szCs w:val="19"/>
+              </w:rPr>
+              <w:t>, XSS</w:t>
             </w:r>
           </w:p>
         </w:tc>
@@ -1643,8 +2037,17 @@
                 <w:sz w:val="19"/>
                 <w:szCs w:val="19"/>
               </w:rPr>
-              <w:t>완료 — 역직렬화</w:t>
-            </w:r>
+              <w:t xml:space="preserve">완료 — </w:t>
+            </w:r>
+            <w:proofErr w:type="spellStart"/>
+            <w:r>
+              <w:rPr>
+                <w:sz w:val="19"/>
+                <w:szCs w:val="19"/>
+              </w:rPr>
+              <w:t>역직렬화</w:t>
+            </w:r>
+            <w:proofErr w:type="spellEnd"/>
           </w:p>
         </w:tc>
       </w:tr>
@@ -2025,10 +2428,34 @@
           <w:b/>
           <w:bCs/>
         </w:rPr>
-        <w:t>① 접근 제어 실패 / IDOR — /api/users/</w:t>
-      </w:r>
-      <w:r>
-        <w:t>: UserRestController·UserServiceController에 메서드 인가가 전혀 없어, 로그인한 어떤 ROLE_USER든 다른 사용자의 정보를 조회·수정·삭제할 수 있습니다.</w:t>
+        <w:t>① 접근 제어 실패 / IDOR — /</w:t>
+      </w:r>
+      <w:proofErr w:type="spellStart"/>
+      <w:r>
+        <w:rPr>
+          <w:b/>
+          <w:bCs/>
+        </w:rPr>
+        <w:t>api</w:t>
+      </w:r>
+      <w:proofErr w:type="spellEnd"/>
+      <w:r>
+        <w:rPr>
+          <w:b/>
+          <w:bCs/>
+        </w:rPr>
+        <w:t>/users/</w:t>
+      </w:r>
+      <w:r>
+        <w:t xml:space="preserve">: </w:t>
+      </w:r>
+      <w:proofErr w:type="spellStart"/>
+      <w:r>
+        <w:t>UserRestController·UserServiceController</w:t>
+      </w:r>
+      <w:proofErr w:type="spellEnd"/>
+      <w:r>
+        <w:t>에 메서드 인가가 전혀 없어, 로그인한 어떤 ROLE_USER든 다른 사용자의 정보를 조회·수정·삭제할 수 있습니다.</w:t>
       </w:r>
     </w:p>
     <w:p>
@@ -2045,10 +2472,42 @@
           <w:b/>
           <w:bCs/>
         </w:rPr>
-        <w:t>② CSRF + 상태변경 GET</w:t>
-      </w:r>
-      <w:r>
-        <w:t>: 폼 로그인 세션 체인의 CSRF가 꺼져 있고, GET으로 상태를 바꾸는 엔드포인트(/users/delete/{id})가 남아 &lt;img&gt; 태그 한 줄로도 삭제가 트리거</w:t>
+        <w:t xml:space="preserve">② CSRF + </w:t>
+      </w:r>
+      <w:proofErr w:type="spellStart"/>
+      <w:r>
+        <w:rPr>
+          <w:b/>
+          <w:bCs/>
+        </w:rPr>
+        <w:t>상태변경</w:t>
+      </w:r>
+      <w:proofErr w:type="spellEnd"/>
+      <w:r>
+        <w:rPr>
+          <w:b/>
+          <w:bCs/>
+        </w:rPr>
+        <w:t xml:space="preserve"> GET</w:t>
+      </w:r>
+      <w:r>
+        <w:t xml:space="preserve">: 폼 로그인 세션 체인의 CSRF가 꺼져 있고, GET으로 상태를 바꾸는 </w:t>
+      </w:r>
+      <w:proofErr w:type="spellStart"/>
+      <w:r>
+        <w:t>엔드포인트</w:t>
+      </w:r>
+      <w:proofErr w:type="spellEnd"/>
+      <w:r>
+        <w:t>(/users/delete/{id})가 남아 &lt;</w:t>
+      </w:r>
+      <w:proofErr w:type="spellStart"/>
+      <w:r>
+        <w:t>img</w:t>
+      </w:r>
+      <w:proofErr w:type="spellEnd"/>
+      <w:r>
+        <w:t>&gt; 태그 한 줄로도 삭제가 트리거</w:t>
       </w:r>
       <w:r>
         <w:rPr>
@@ -2074,10 +2533,82 @@
           <w:b/>
           <w:bCs/>
         </w:rPr>
-        <w:t>③ SQL Injection — /api/vuln/sqli/</w:t>
-      </w:r>
-      <w:r>
-        <w:t>: JdbcTemplate과 JPA 네이티브 쿼리 모두 문자열 결합으로 쿼리를 생성합니다. JPA도 메서드 이름 기반 Query Method는 안전하지만, 네이티브 쿼리를 문자열로 조합해 생성하는 메서드는 위험합니다.</w:t>
+        <w:t>③ SQL Injection — /</w:t>
+      </w:r>
+      <w:proofErr w:type="spellStart"/>
+      <w:r>
+        <w:rPr>
+          <w:b/>
+          <w:bCs/>
+        </w:rPr>
+        <w:t>api</w:t>
+      </w:r>
+      <w:proofErr w:type="spellEnd"/>
+      <w:r>
+        <w:rPr>
+          <w:b/>
+          <w:bCs/>
+        </w:rPr>
+        <w:t>/</w:t>
+      </w:r>
+      <w:proofErr w:type="spellStart"/>
+      <w:r>
+        <w:rPr>
+          <w:b/>
+          <w:bCs/>
+        </w:rPr>
+        <w:t>vuln</w:t>
+      </w:r>
+      <w:proofErr w:type="spellEnd"/>
+      <w:r>
+        <w:rPr>
+          <w:b/>
+          <w:bCs/>
+        </w:rPr>
+        <w:t>/</w:t>
+      </w:r>
+      <w:proofErr w:type="spellStart"/>
+      <w:r>
+        <w:rPr>
+          <w:b/>
+          <w:bCs/>
+        </w:rPr>
+        <w:t>sqli</w:t>
+      </w:r>
+      <w:proofErr w:type="spellEnd"/>
+      <w:r>
+        <w:rPr>
+          <w:b/>
+          <w:bCs/>
+        </w:rPr>
+        <w:t>/</w:t>
+      </w:r>
+      <w:r>
+        <w:t xml:space="preserve">: </w:t>
+      </w:r>
+      <w:proofErr w:type="spellStart"/>
+      <w:r>
+        <w:t>JdbcTemplate</w:t>
+      </w:r>
+      <w:proofErr w:type="spellEnd"/>
+      <w:r>
+        <w:t xml:space="preserve">과 JPA </w:t>
+      </w:r>
+      <w:proofErr w:type="spellStart"/>
+      <w:r>
+        <w:t>네이티브</w:t>
+      </w:r>
+      <w:proofErr w:type="spellEnd"/>
+      <w:r>
+        <w:t xml:space="preserve"> 쿼리 모두 문자열 결합으로 쿼리를 생성합니다. JPA도 메서드 이름 기반 Query Method는 안전하지만, </w:t>
+      </w:r>
+      <w:proofErr w:type="spellStart"/>
+      <w:r>
+        <w:t>네이티브</w:t>
+      </w:r>
+      <w:proofErr w:type="spellEnd"/>
+      <w:r>
+        <w:t xml:space="preserve"> 쿼리를 문자열로 조합해 생성하는 메서드는 위험합니다.</w:t>
       </w:r>
     </w:p>
     <w:p>
@@ -2125,7 +2656,15 @@
         <w:t>⑤ 예외 처리 미흡</w:t>
       </w:r>
       <w:r>
-        <w:t>: 500 에러 시 e.getMessage()가 응답에 그대로 노출되어 SQL 구조 등 내부 정보가 새</w:t>
+        <w:t xml:space="preserve">: 500 에러 시 </w:t>
+      </w:r>
+      <w:proofErr w:type="spellStart"/>
+      <w:r>
+        <w:t>e.getMessage</w:t>
+      </w:r>
+      <w:proofErr w:type="spellEnd"/>
+      <w:r>
+        <w:t>()가 응답에 그대로 노출되어 SQL 구조 등 내부 정보가 새</w:t>
       </w:r>
       <w:r>
         <w:rPr>
@@ -2154,7 +2693,31 @@
         <w:t>⑥ JWT 보안</w:t>
       </w:r>
       <w:r>
-        <w:t>: jwt.secret이 소스에 평문 하드코딩, 토큰 subject가 email(PII), 로그아웃·Refresh 메커니즘이 없어 탈취된 토큰이 만료까지 계속 유효합니다.</w:t>
+        <w:t xml:space="preserve">: </w:t>
+      </w:r>
+      <w:proofErr w:type="spellStart"/>
+      <w:r>
+        <w:t>jwt.secret</w:t>
+      </w:r>
+      <w:proofErr w:type="spellEnd"/>
+      <w:r>
+        <w:t xml:space="preserve">이 소스에 </w:t>
+      </w:r>
+      <w:proofErr w:type="spellStart"/>
+      <w:r>
+        <w:t>평문</w:t>
+      </w:r>
+      <w:proofErr w:type="spellEnd"/>
+      <w:r>
+        <w:t xml:space="preserve"> </w:t>
+      </w:r>
+      <w:proofErr w:type="spellStart"/>
+      <w:r>
+        <w:t>하드코딩</w:t>
+      </w:r>
+      <w:proofErr w:type="spellEnd"/>
+      <w:r>
+        <w:t>, 토큰 subject가 email(PII), 로그아웃·Refresh 메커니즘이 없어 탈취된 토큰이 만료까지 계속 유효합니다.</w:t>
       </w:r>
     </w:p>
     <w:p>
@@ -2174,7 +2737,20 @@
         <w:t>⑦ XSS (Stored)</w:t>
       </w:r>
       <w:r>
-        <w:t>: User.name 길이 제한이 없고 취약 화면이 th:utext(이스케이프 없음)로 렌더링해, 저장된 스크립트가 관리자 화면에서도 실행됩니다.</w:t>
+        <w:t xml:space="preserve">: User.name 길이 제한이 없고 취약 화면이 </w:t>
+      </w:r>
+      <w:proofErr w:type="spellStart"/>
+      <w:r>
+        <w:t>th</w:t>
+      </w:r>
+      <w:proofErr w:type="gramStart"/>
+      <w:r>
+        <w:t>:utext</w:t>
+      </w:r>
+      <w:proofErr w:type="spellEnd"/>
+      <w:proofErr w:type="gramEnd"/>
+      <w:r>
+        <w:t>(이스케이프 없음)로 렌더링해, 저장된 스크립트가 관리자 화면에서도 실행됩니다.</w:t>
       </w:r>
     </w:p>
     <w:p>
@@ -2191,10 +2767,42 @@
           <w:b/>
           <w:bCs/>
         </w:rPr>
-        <w:t>⑧ 역직렬화 무결성 실패</w:t>
-      </w:r>
-      <w:r>
-        <w:t>: 앱에는 결제 시 할인 쿠폰을 적용하는 기능이 있는데, 서버가 쿠폰(Voucher) 객체를 Java 직렬화해 클라이언트에 내려주고 재검증 없이 신뢰해, 바이트 변조로 할인율을 조작할 수 있습니다.</w:t>
+        <w:t xml:space="preserve">⑧ </w:t>
+      </w:r>
+      <w:proofErr w:type="spellStart"/>
+      <w:r>
+        <w:rPr>
+          <w:b/>
+          <w:bCs/>
+        </w:rPr>
+        <w:t>역직렬화</w:t>
+      </w:r>
+      <w:proofErr w:type="spellEnd"/>
+      <w:r>
+        <w:rPr>
+          <w:b/>
+          <w:bCs/>
+        </w:rPr>
+        <w:t xml:space="preserve"> 무결성 실패</w:t>
+      </w:r>
+      <w:r>
+        <w:t xml:space="preserve">: 앱에는 결제 시 할인 쿠폰을 적용하는 기능이 있는데, 서버가 쿠폰(Voucher) 객체를 Java </w:t>
+      </w:r>
+      <w:proofErr w:type="spellStart"/>
+      <w:r>
+        <w:t>직렬화해</w:t>
+      </w:r>
+      <w:proofErr w:type="spellEnd"/>
+      <w:r>
+        <w:t xml:space="preserve"> 클라이언트에 내려주고 </w:t>
+      </w:r>
+      <w:proofErr w:type="spellStart"/>
+      <w:r>
+        <w:t>재검증</w:t>
+      </w:r>
+      <w:proofErr w:type="spellEnd"/>
+      <w:r>
+        <w:t xml:space="preserve"> 없이 신뢰해, 바이트 변조로 할인율을 조작할 수 있습니다.</w:t>
       </w:r>
     </w:p>
     <w:p>
@@ -2214,7 +2822,47 @@
         <w:t>⑨ 보안 설정 오류 (잠재적)</w:t>
       </w:r>
       <w:r>
-        <w:t>: SecurityConfig에 /actuator/** 규칙이 없어 permitAll로 빠집니다. exposure 범위를 넓히는 흔한 실수 한 번이면 /actuator/env로 설정값이 평문 노출됩니다.</w:t>
+        <w:t xml:space="preserve">: </w:t>
+      </w:r>
+      <w:proofErr w:type="spellStart"/>
+      <w:r>
+        <w:t>SecurityConfig</w:t>
+      </w:r>
+      <w:proofErr w:type="spellEnd"/>
+      <w:r>
+        <w:t xml:space="preserve">에 /actuator/** 규칙이 없어 </w:t>
+      </w:r>
+      <w:proofErr w:type="spellStart"/>
+      <w:r>
+        <w:t>permitAll</w:t>
+      </w:r>
+      <w:proofErr w:type="spellEnd"/>
+      <w:r>
+        <w:t>로 빠집니다. exposure 범위를 넓히는 흔한 실수 한 번이면 /actuator/</w:t>
+      </w:r>
+      <w:proofErr w:type="spellStart"/>
+      <w:r>
+        <w:t>env</w:t>
+      </w:r>
+      <w:proofErr w:type="spellEnd"/>
+      <w:r>
+        <w:t xml:space="preserve">로 </w:t>
+      </w:r>
+      <w:proofErr w:type="spellStart"/>
+      <w:r>
+        <w:t>설정값이</w:t>
+      </w:r>
+      <w:proofErr w:type="spellEnd"/>
+      <w:r>
+        <w:t xml:space="preserve"> </w:t>
+      </w:r>
+      <w:proofErr w:type="spellStart"/>
+      <w:r>
+        <w:t>평문</w:t>
+      </w:r>
+      <w:proofErr w:type="spellEnd"/>
+      <w:r>
+        <w:t xml:space="preserve"> 노출됩니다.</w:t>
       </w:r>
     </w:p>
     <w:p>
@@ -2231,10 +2879,35 @@
           <w:b/>
           <w:bCs/>
         </w:rPr>
+        <w:lastRenderedPageBreak/>
         <w:t>⑩ 로그인 시도 제한 없음</w:t>
       </w:r>
       <w:r>
-        <w:t>: 로그인 엔드포인트에 연속 실패 횟수 제한이 없어, 2026년 10월 금융권 사고(1장)처럼 크리덴셜 스터핑·무차별 대입을 자동화 도구로 반복해도 서버가 구분하지 못합니다.</w:t>
+        <w:t xml:space="preserve">: 로그인 </w:t>
+      </w:r>
+      <w:proofErr w:type="spellStart"/>
+      <w:r>
+        <w:t>엔드포인트에</w:t>
+      </w:r>
+      <w:proofErr w:type="spellEnd"/>
+      <w:r>
+        <w:t xml:space="preserve"> 연속 실패 횟수 제한이 없어, 2026년 10월 금융권 사고(1장)처럼 </w:t>
+      </w:r>
+      <w:proofErr w:type="spellStart"/>
+      <w:r>
+        <w:t>크리덴셜</w:t>
+      </w:r>
+      <w:proofErr w:type="spellEnd"/>
+      <w:r>
+        <w:t xml:space="preserve"> </w:t>
+      </w:r>
+      <w:proofErr w:type="spellStart"/>
+      <w:r>
+        <w:t>스터핑</w:t>
+      </w:r>
+      <w:proofErr w:type="spellEnd"/>
+      <w:r>
+        <w:t>·무차별 대입을 자동화 도구로 반복해도 서버가 구분하지 못합니다.</w:t>
       </w:r>
     </w:p>
     <w:p>
@@ -2277,7 +2950,23 @@
         <w:t>⑪ Mass Assignment</w:t>
       </w:r>
       <w:r>
-        <w:t>: UserRestController가 @RequestBody User를 직접 바인딩·반환합니다. 현재는 영향이 제한적이나 패턴 자체가 위험합니다.</w:t>
+        <w:t xml:space="preserve">: </w:t>
+      </w:r>
+      <w:proofErr w:type="spellStart"/>
+      <w:r>
+        <w:t>UserRestController</w:t>
+      </w:r>
+      <w:proofErr w:type="spellEnd"/>
+      <w:r>
+        <w:t>가 @</w:t>
+      </w:r>
+      <w:proofErr w:type="spellStart"/>
+      <w:r>
+        <w:t>RequestBody</w:t>
+      </w:r>
+      <w:proofErr w:type="spellEnd"/>
+      <w:r>
+        <w:t xml:space="preserve"> User를 직접 바인딩·반환합니다. 현재는 영향이 제한적이나 패턴 자체가 위험합니다.</w:t>
       </w:r>
     </w:p>
     <w:p>
@@ -2297,8 +2986,21 @@
         <w:t>⑫ 약한 비밀번호 &amp; 소스 노출</w:t>
       </w:r>
       <w:r>
-        <w:t>: 시드 비밀번호 pwd1/pwd2가 소스에 평문 하드코딩</w:t>
-      </w:r>
+        <w:t xml:space="preserve">: 시드 비밀번호 pwd1/pwd2가 소스에 </w:t>
+      </w:r>
+      <w:proofErr w:type="spellStart"/>
+      <w:r>
+        <w:t>평문</w:t>
+      </w:r>
+      <w:proofErr w:type="spellEnd"/>
+      <w:r>
+        <w:t xml:space="preserve"> </w:t>
+      </w:r>
+      <w:proofErr w:type="spellStart"/>
+      <w:r>
+        <w:t>하드코딩</w:t>
+      </w:r>
+      <w:proofErr w:type="spellEnd"/>
       <w:r>
         <w:rPr>
           <w:rFonts w:hint="eastAsia"/>
@@ -2306,7 +3008,23 @@
         <w:t xml:space="preserve"> </w:t>
       </w:r>
       <w:r>
-        <w:t>되어 있습니다 (단, DB 저장값은 BCrypt로 보호됨 — 별개 문제).</w:t>
+        <w:t xml:space="preserve">되어 있습니다 (단, DB </w:t>
+      </w:r>
+      <w:proofErr w:type="spellStart"/>
+      <w:r>
+        <w:t>저장값은</w:t>
+      </w:r>
+      <w:proofErr w:type="spellEnd"/>
+      <w:r>
+        <w:t xml:space="preserve"> </w:t>
+      </w:r>
+      <w:proofErr w:type="spellStart"/>
+      <w:r>
+        <w:t>BCrypt</w:t>
+      </w:r>
+      <w:proofErr w:type="spellEnd"/>
+      <w:r>
+        <w:t>로 보호됨 — 별개 문제).</w:t>
       </w:r>
     </w:p>
     <w:p>
@@ -2318,12 +3036,21 @@
         </w:numPr>
         <w:spacing w:after="60" w:line="300" w:lineRule="auto"/>
       </w:pPr>
+      <w:proofErr w:type="spellStart"/>
       <w:r>
         <w:rPr>
           <w:b/>
           <w:bCs/>
         </w:rPr>
-        <w:t>공급망 보안</w:t>
+        <w:t>공급망</w:t>
+      </w:r>
+      <w:proofErr w:type="spellEnd"/>
+      <w:r>
+        <w:rPr>
+          <w:b/>
+          <w:bCs/>
+        </w:rPr>
+        <w:t xml:space="preserve"> 보안</w:t>
       </w:r>
       <w:r>
         <w:t>: OWASP #3(2025 신설). 03_Supply_Chain_SBOM.md에 개념만 정리되어 있고 코드 데모는 없습니다.</w:t>
@@ -2340,7 +3067,15 @@
       </w:pPr>
       <w:r>
         <w:lastRenderedPageBreak/>
-        <w:t>3. 순서대로 봐야 할 브랜치 가이드</w:t>
+        <w:t xml:space="preserve">3. 순서대로 봐야 할 </w:t>
+      </w:r>
+      <w:proofErr w:type="spellStart"/>
+      <w:r>
+        <w:t>브랜치</w:t>
+      </w:r>
+      <w:proofErr w:type="spellEnd"/>
+      <w:r>
+        <w:t xml:space="preserve"> 가이드</w:t>
       </w:r>
     </w:p>
     <w:p>
@@ -2348,7 +3083,39 @@
         <w:spacing w:after="120" w:line="320" w:lineRule="auto"/>
       </w:pPr>
       <w:r>
-        <w:t>항목별 구체적인 공격·방어 시나리오는 각 브랜치의 01_SQL_Injection.md ~ 10_Bruteforce_Login_Protection.md 문서에 이미 단계별로 정리되어 있습니다. 여기서는 어떤 순서로 브랜치를 체크아웃하며 살펴보면 되는지만 정리합니다.</w:t>
+        <w:t xml:space="preserve">항목별 구체적인 공격·방어 시나리오는 각 </w:t>
+      </w:r>
+      <w:proofErr w:type="spellStart"/>
+      <w:r>
+        <w:t>브랜치의</w:t>
+      </w:r>
+      <w:proofErr w:type="spellEnd"/>
+      <w:r>
+        <w:t xml:space="preserve"> 01_SQL_Injection.md ~ 10_Bruteforce_Login_Protection.md 문서에 이미 단계별로 정리되어 있습니다. 여기서는 어떤 순서로 </w:t>
+      </w:r>
+      <w:proofErr w:type="spellStart"/>
+      <w:r>
+        <w:t>브랜치를</w:t>
+      </w:r>
+      <w:proofErr w:type="spellEnd"/>
+      <w:r>
+        <w:t xml:space="preserve"> </w:t>
+      </w:r>
+      <w:proofErr w:type="spellStart"/>
+      <w:r>
+        <w:t>체크아웃하며</w:t>
+      </w:r>
+      <w:proofErr w:type="spellEnd"/>
+      <w:r>
+        <w:t xml:space="preserve"> 살펴보면 </w:t>
+      </w:r>
+      <w:proofErr w:type="spellStart"/>
+      <w:r>
+        <w:t>되는지만</w:t>
+      </w:r>
+      <w:proofErr w:type="spellEnd"/>
+      <w:r>
+        <w:t xml:space="preserve"> 정리합니다.</w:t>
       </w:r>
     </w:p>
     <w:p>
@@ -2365,10 +3132,34 @@
           <w:b/>
           <w:bCs/>
         </w:rPr>
-        <w:t>feature/sqli-demo — SQL Injection (OWASP #5)</w:t>
-      </w:r>
-      <w:r>
-        <w:t xml:space="preserve"> 문자열 결합 쿼리의 위험과 파라미터 바인딩 방어를 다룹니다. → 01_SQL_Injection.md</w:t>
+        <w:t>feature/</w:t>
+      </w:r>
+      <w:proofErr w:type="spellStart"/>
+      <w:r>
+        <w:rPr>
+          <w:b/>
+          <w:bCs/>
+        </w:rPr>
+        <w:t>sqli</w:t>
+      </w:r>
+      <w:proofErr w:type="spellEnd"/>
+      <w:r>
+        <w:rPr>
+          <w:b/>
+          <w:bCs/>
+        </w:rPr>
+        <w:t>-demo — SQL Injection (OWASP #5)</w:t>
+      </w:r>
+      <w:r>
+        <w:t xml:space="preserve"> 문자열 결합 쿼리의 위험과 </w:t>
+      </w:r>
+      <w:proofErr w:type="spellStart"/>
+      <w:r>
+        <w:t>파라미터</w:t>
+      </w:r>
+      <w:proofErr w:type="spellEnd"/>
+      <w:r>
+        <w:t xml:space="preserve"> 바인딩 방어를 다룹니다. → 01_SQL_Injection.md</w:t>
       </w:r>
     </w:p>
     <w:p>
@@ -2425,7 +3216,39 @@
           <w:b/>
           <w:bCs/>
         </w:rPr>
-        <w:t>feature/csrf-demo — CSRF + 상태변경 GET (OWASP #1, 넓게)</w:t>
+        <w:t>feature/</w:t>
+      </w:r>
+      <w:proofErr w:type="spellStart"/>
+      <w:r>
+        <w:rPr>
+          <w:b/>
+          <w:bCs/>
+        </w:rPr>
+        <w:t>csrf</w:t>
+      </w:r>
+      <w:proofErr w:type="spellEnd"/>
+      <w:r>
+        <w:rPr>
+          <w:b/>
+          <w:bCs/>
+        </w:rPr>
+        <w:t xml:space="preserve">-demo — CSRF + </w:t>
+      </w:r>
+      <w:proofErr w:type="spellStart"/>
+      <w:r>
+        <w:rPr>
+          <w:b/>
+          <w:bCs/>
+        </w:rPr>
+        <w:t>상태변경</w:t>
+      </w:r>
+      <w:proofErr w:type="spellEnd"/>
+      <w:r>
+        <w:rPr>
+          <w:b/>
+          <w:bCs/>
+        </w:rPr>
+        <w:t xml:space="preserve"> GET (OWASP #1, 넓게)</w:t>
       </w:r>
       <w:r>
         <w:t xml:space="preserve"> 세션 기반 요청 위조와 CSRF 토큰 방어를 다룹니다. → 05_CSRF.md</w:t>
@@ -2445,10 +3268,50 @@
           <w:b/>
           <w:bCs/>
         </w:rPr>
-        <w:t>feature/jwt-security-demo (1단계) — JWT secret 하드닝 (OWASP #7, #4)</w:t>
-      </w:r>
-      <w:r>
-        <w:t xml:space="preserve"> secret 하드코딩 위조 공격과 fail-closed 방어를 다룹니다. → 06_JWT_Security.md</w:t>
+        <w:t>feature/</w:t>
+      </w:r>
+      <w:proofErr w:type="spellStart"/>
+      <w:r>
+        <w:rPr>
+          <w:b/>
+          <w:bCs/>
+        </w:rPr>
+        <w:t>jwt</w:t>
+      </w:r>
+      <w:proofErr w:type="spellEnd"/>
+      <w:r>
+        <w:rPr>
+          <w:b/>
+          <w:bCs/>
+        </w:rPr>
+        <w:t xml:space="preserve">-security-demo (1단계) — JWT secret </w:t>
+      </w:r>
+      <w:proofErr w:type="spellStart"/>
+      <w:r>
+        <w:rPr>
+          <w:b/>
+          <w:bCs/>
+        </w:rPr>
+        <w:t>하드닝</w:t>
+      </w:r>
+      <w:proofErr w:type="spellEnd"/>
+      <w:r>
+        <w:rPr>
+          <w:b/>
+          <w:bCs/>
+        </w:rPr>
+        <w:t xml:space="preserve"> (OWASP #7, #4)</w:t>
+      </w:r>
+      <w:r>
+        <w:t xml:space="preserve"> secret </w:t>
+      </w:r>
+      <w:proofErr w:type="spellStart"/>
+      <w:r>
+        <w:t>하드코딩</w:t>
+      </w:r>
+      <w:proofErr w:type="spellEnd"/>
+      <w:r>
+        <w:t xml:space="preserve"> 위조 공격과 fail-closed 방어를 다룹니다. → 06_JWT_Security.md</w:t>
       </w:r>
     </w:p>
     <w:p>
@@ -2465,10 +3328,34 @@
           <w:b/>
           <w:bCs/>
         </w:rPr>
-        <w:t>feature/jwt-advanced-demo (2단계) — JWT PII 제거 + Refresh 토큰 (OWASP #7, #4)</w:t>
-      </w:r>
-      <w:r>
-        <w:t xml:space="preserve"> subject uuid화와 Refresh 토큰 회전을 다룹니다. → 06_JWT_Security.md</w:t>
+        <w:t>feature/</w:t>
+      </w:r>
+      <w:proofErr w:type="spellStart"/>
+      <w:r>
+        <w:rPr>
+          <w:b/>
+          <w:bCs/>
+        </w:rPr>
+        <w:t>jwt</w:t>
+      </w:r>
+      <w:proofErr w:type="spellEnd"/>
+      <w:r>
+        <w:rPr>
+          <w:b/>
+          <w:bCs/>
+        </w:rPr>
+        <w:t>-advanced-demo (2단계) — JWT PII 제거 + Refresh 토큰 (OWASP #7, #4)</w:t>
+      </w:r>
+      <w:r>
+        <w:t xml:space="preserve"> subject </w:t>
+      </w:r>
+      <w:proofErr w:type="spellStart"/>
+      <w:r>
+        <w:t>uuid</w:t>
+      </w:r>
+      <w:proofErr w:type="spellEnd"/>
+      <w:r>
+        <w:t>화와 Refresh 토큰 회전을 다룹니다. → 06_JWT_Security.md</w:t>
       </w:r>
     </w:p>
     <w:p>
@@ -2485,7 +3372,39 @@
           <w:b/>
           <w:bCs/>
         </w:rPr>
-        <w:t>feature/xss-demo — XSS 저장형 (OWASP #5)</w:t>
+        <w:t>feature/</w:t>
+      </w:r>
+      <w:proofErr w:type="spellStart"/>
+      <w:r>
+        <w:rPr>
+          <w:b/>
+          <w:bCs/>
+        </w:rPr>
+        <w:t>xss</w:t>
+      </w:r>
+      <w:proofErr w:type="spellEnd"/>
+      <w:r>
+        <w:rPr>
+          <w:b/>
+          <w:bCs/>
+        </w:rPr>
+        <w:t xml:space="preserve">-demo — XSS </w:t>
+      </w:r>
+      <w:proofErr w:type="spellStart"/>
+      <w:r>
+        <w:rPr>
+          <w:b/>
+          <w:bCs/>
+        </w:rPr>
+        <w:t>저장형</w:t>
+      </w:r>
+      <w:proofErr w:type="spellEnd"/>
+      <w:r>
+        <w:rPr>
+          <w:b/>
+          <w:bCs/>
+        </w:rPr>
+        <w:t xml:space="preserve"> (OWASP #5)</w:t>
       </w:r>
       <w:r>
         <w:t xml:space="preserve"> 이스케이프 여부에 따른 실행 차이를 다룹니다. → 07_XSS.md</w:t>
@@ -2505,7 +3424,23 @@
           <w:b/>
           <w:bCs/>
         </w:rPr>
-        <w:t>feature/deserialization-demo — 역직렬화 무결성 실패 (OWASP #8)</w:t>
+        <w:t xml:space="preserve">feature/deserialization-demo — </w:t>
+      </w:r>
+      <w:proofErr w:type="spellStart"/>
+      <w:r>
+        <w:rPr>
+          <w:b/>
+          <w:bCs/>
+        </w:rPr>
+        <w:t>역직렬화</w:t>
+      </w:r>
+      <w:proofErr w:type="spellEnd"/>
+      <w:r>
+        <w:rPr>
+          <w:b/>
+          <w:bCs/>
+        </w:rPr>
+        <w:t xml:space="preserve"> 무결성 실패 (OWASP #8)</w:t>
       </w:r>
       <w:r>
         <w:t xml:space="preserve"> 바이트 변조 공격과 서명 검증 방어를 다룹니다. → 08_Insecure_Deserialization.md</w:t>
@@ -2525,7 +3460,23 @@
           <w:b/>
           <w:bCs/>
         </w:rPr>
-        <w:t>feature/security-misconfig-demo — 보안 설정 오류 (OWASP #2)</w:t>
+        <w:t>feature/security-</w:t>
+      </w:r>
+      <w:proofErr w:type="spellStart"/>
+      <w:r>
+        <w:rPr>
+          <w:b/>
+          <w:bCs/>
+        </w:rPr>
+        <w:t>misconfig</w:t>
+      </w:r>
+      <w:proofErr w:type="spellEnd"/>
+      <w:r>
+        <w:rPr>
+          <w:b/>
+          <w:bCs/>
+        </w:rPr>
+        <w:t>-demo — 보안 설정 오류 (OWASP #2)</w:t>
       </w:r>
       <w:r>
         <w:t xml:space="preserve"> Actuator 노출 범위 축소와 인증 가드를 다룹니다. → 09_Security_Misconfiguration.md</w:t>
@@ -2545,7 +3496,23 @@
           <w:b/>
           <w:bCs/>
         </w:rPr>
-        <w:t>feature/bruteforce-demo — 로그인 시도 제한 / 무차별 대입 방어 (OWASP #7)</w:t>
+        <w:t>feature/</w:t>
+      </w:r>
+      <w:proofErr w:type="spellStart"/>
+      <w:r>
+        <w:rPr>
+          <w:b/>
+          <w:bCs/>
+        </w:rPr>
+        <w:t>bruteforce</w:t>
+      </w:r>
+      <w:proofErr w:type="spellEnd"/>
+      <w:r>
+        <w:rPr>
+          <w:b/>
+          <w:bCs/>
+        </w:rPr>
+        <w:t>-demo — 로그인 시도 제한 / 무차별 대입 방어 (OWASP #7)</w:t>
       </w:r>
       <w:r>
         <w:t xml:space="preserve"> 연속 실패 시 계정 잠금과 Burp Intruder/Repeater 공격·방어 시연을 다룹니다. → 10_Bruteforce_Login_Protection.md</w:t>
@@ -2555,8 +3522,27 @@
       <w:pPr>
         <w:pStyle w:val="2"/>
       </w:pPr>
-      <w:r>
-        <w:t>3-1. 수강생 안내 — 브랜치 단계별로 받기</w:t>
+    </w:p>
+    <w:p>
+      <w:pPr>
+        <w:pStyle w:val="2"/>
+      </w:pPr>
+    </w:p>
+    <w:p>
+      <w:pPr>
+        <w:pStyle w:val="2"/>
+      </w:pPr>
+      <w:r>
+        <w:lastRenderedPageBreak/>
+        <w:t xml:space="preserve">3-1. </w:t>
+      </w:r>
+      <w:proofErr w:type="spellStart"/>
+      <w:r>
+        <w:t>브랜치</w:t>
+      </w:r>
+      <w:proofErr w:type="spellEnd"/>
+      <w:r>
+        <w:t xml:space="preserve"> 단계별로 받기</w:t>
       </w:r>
     </w:p>
     <w:p>
@@ -2564,46 +3550,142 @@
         <w:spacing w:after="120" w:line="320" w:lineRule="auto"/>
       </w:pPr>
       <w:r>
-        <w:t>모든 브랜치가 이미 원격(origin)에 올라가 있습니다. 수강생에게 한꺼번에 전부 받게 하지 말고, 위 순서대로 하나씩 git checkout 하도록 안내하세요. 최초 1회만 클론하면, 이후 단계는 git checkout 명령 한 줄이면 충분합니다 — 로컬에 그 브랜치가 없어도 origin의 같은 이름 브랜치를 자동으로 추적해서 받아옵니다.</w:t>
+        <w:t xml:space="preserve">모든 </w:t>
+      </w:r>
+      <w:proofErr w:type="spellStart"/>
+      <w:r>
+        <w:t>브랜치가</w:t>
+      </w:r>
+      <w:proofErr w:type="spellEnd"/>
+      <w:r>
+        <w:t xml:space="preserve"> 이미 원격(origin)에 올라가 있습니다. 최초 1회만 </w:t>
+      </w:r>
+      <w:r>
+        <w:rPr>
+          <w:rFonts w:hint="eastAsia"/>
+        </w:rPr>
+        <w:t>C</w:t>
+      </w:r>
+      <w:r>
+        <w:t>lone</w:t>
+      </w:r>
+      <w:r>
+        <w:t xml:space="preserve">하면, 이후 단계는 </w:t>
+      </w:r>
+      <w:proofErr w:type="spellStart"/>
+      <w:r>
+        <w:t>git</w:t>
+      </w:r>
+      <w:proofErr w:type="spellEnd"/>
+      <w:r>
+        <w:t xml:space="preserve"> checkout 명령 한 줄이면 충분합니다 — 로컬에 그 </w:t>
+      </w:r>
+      <w:proofErr w:type="spellStart"/>
+      <w:r>
+        <w:t>브랜치가</w:t>
+      </w:r>
+      <w:proofErr w:type="spellEnd"/>
+      <w:r>
+        <w:t xml:space="preserve"> 없어도 origin의 같은 이름 </w:t>
+      </w:r>
+      <w:proofErr w:type="spellStart"/>
+      <w:r>
+        <w:t>브랜치를</w:t>
+      </w:r>
+      <w:proofErr w:type="spellEnd"/>
+      <w:r>
+        <w:t xml:space="preserve"> 자동으로 추적해서 받아옵니다.</w:t>
       </w:r>
     </w:p>
     <w:p>
       <w:pPr>
         <w:pBdr>
-          <w:top w:val="single" w:color="BFBFBF" w:sz="2"/>
-          <w:left w:val="single" w:color="BFBFBF" w:sz="2"/>
-          <w:bottom w:val="single" w:color="BFBFBF" w:sz="2"/>
-          <w:right w:val="single" w:color="BFBFBF" w:sz="2"/>
+          <w:top w:val="single" w:sz="2" w:space="0" w:color="BFBFBF"/>
+          <w:left w:val="single" w:sz="2" w:space="0" w:color="BFBFBF"/>
+          <w:bottom w:val="single" w:sz="2" w:space="0" w:color="BFBFBF"/>
+          <w:right w:val="single" w:sz="2" w:space="0" w:color="BFBFBF"/>
         </w:pBdr>
-        <w:shd w:val="clear" w:fill="F2F2F2"/>
+        <w:shd w:val="clear" w:color="auto" w:fill="F2F2F2"/>
         <w:spacing w:before="100" w:after="260"/>
       </w:pPr>
+      <w:proofErr w:type="spellStart"/>
       <w:r>
         <w:rPr>
           <w:rFonts w:ascii="Consolas" w:hAnsi="Consolas"/>
           <w:sz w:val="18"/>
         </w:rPr>
-        <w:t>git clone &lt;원격 저장소 URL&gt; Student_JWT</w:t>
-      </w:r>
-      <w:r>
-        <w:br/>
-      </w:r>
+        <w:t>git</w:t>
+      </w:r>
+      <w:proofErr w:type="spellEnd"/>
       <w:r>
         <w:rPr>
           <w:rFonts w:ascii="Consolas" w:hAnsi="Consolas"/>
           <w:sz w:val="18"/>
         </w:rPr>
-        <w:t>cd Student_JWT</w:t>
-      </w:r>
-      <w:r>
-        <w:br/>
+        <w:t xml:space="preserve"> clone </w:t>
       </w:r>
       <w:r>
         <w:rPr>
           <w:rFonts w:ascii="Consolas" w:hAnsi="Consolas"/>
           <w:sz w:val="18"/>
         </w:rPr>
-        <w:t>git checkout main</w:t>
+        <w:t>https://github.com/vega2k8s/Student_JWT_WebSecurity.git</w:t>
+      </w:r>
+      <w:bookmarkStart w:id="0" w:name="_GoBack"/>
+      <w:bookmarkEnd w:id="0"/>
+      <w:r>
+        <w:rPr>
+          <w:rFonts w:ascii="Consolas" w:hAnsi="Consolas"/>
+          <w:sz w:val="18"/>
+        </w:rPr>
+        <w:t xml:space="preserve"> </w:t>
+      </w:r>
+      <w:proofErr w:type="spellStart"/>
+      <w:r>
+        <w:rPr>
+          <w:rFonts w:ascii="Consolas" w:hAnsi="Consolas"/>
+          <w:sz w:val="18"/>
+        </w:rPr>
+        <w:t>Student_JWT</w:t>
+      </w:r>
+      <w:proofErr w:type="spellEnd"/>
+      <w:r>
+        <w:br/>
+      </w:r>
+      <w:r>
+        <w:rPr>
+          <w:rFonts w:ascii="Consolas" w:hAnsi="Consolas"/>
+          <w:sz w:val="18"/>
+        </w:rPr>
+        <w:t xml:space="preserve">cd </w:t>
+      </w:r>
+      <w:proofErr w:type="spellStart"/>
+      <w:r>
+        <w:rPr>
+          <w:rFonts w:ascii="Consolas" w:hAnsi="Consolas"/>
+          <w:sz w:val="18"/>
+        </w:rPr>
+        <w:t>Student_JWT</w:t>
+      </w:r>
+      <w:proofErr w:type="spellEnd"/>
+      <w:r>
+        <w:br/>
+      </w:r>
+      <w:proofErr w:type="spellStart"/>
+      <w:r>
+        <w:rPr>
+          <w:rFonts w:ascii="Consolas" w:hAnsi="Consolas"/>
+          <w:sz w:val="18"/>
+        </w:rPr>
+        <w:t>git</w:t>
+      </w:r>
+      <w:proofErr w:type="spellEnd"/>
+      <w:r>
+        <w:rPr>
+          <w:rFonts w:ascii="Consolas" w:hAnsi="Consolas"/>
+          <w:sz w:val="18"/>
+        </w:rPr>
+        <w:t xml:space="preserve"> checkout main</w:t>
       </w:r>
     </w:p>
     <w:p>
@@ -2611,116 +3693,326 @@
         <w:spacing w:after="120" w:line="320" w:lineRule="auto"/>
       </w:pPr>
       <w:r>
-        <w:t>그 다음부터는 과정 진행에 맞춰 브랜치를 하나씩 전환하면 됩니다(총 10단계):</w:t>
+        <w:t xml:space="preserve">그 다음부터는 과정 진행에 맞춰 </w:t>
+      </w:r>
+      <w:proofErr w:type="spellStart"/>
+      <w:r>
+        <w:t>브랜치를</w:t>
+      </w:r>
+      <w:proofErr w:type="spellEnd"/>
+      <w:r>
+        <w:t xml:space="preserve"> 하나씩 전환하면 됩니다(총 10단계):</w:t>
       </w:r>
     </w:p>
     <w:p>
       <w:pPr>
         <w:pBdr>
-          <w:top w:val="single" w:color="BFBFBF" w:sz="2"/>
-          <w:left w:val="single" w:color="BFBFBF" w:sz="2"/>
-          <w:bottom w:val="single" w:color="BFBFBF" w:sz="2"/>
-          <w:right w:val="single" w:color="BFBFBF" w:sz="2"/>
+          <w:top w:val="single" w:sz="2" w:space="0" w:color="BFBFBF"/>
+          <w:left w:val="single" w:sz="2" w:space="0" w:color="BFBFBF"/>
+          <w:bottom w:val="single" w:sz="2" w:space="0" w:color="BFBFBF"/>
+          <w:right w:val="single" w:sz="2" w:space="0" w:color="BFBFBF"/>
         </w:pBdr>
-        <w:shd w:val="clear" w:fill="F2F2F2"/>
+        <w:shd w:val="clear" w:color="auto" w:fill="F2F2F2"/>
         <w:spacing w:before="100" w:after="260"/>
       </w:pPr>
+      <w:proofErr w:type="spellStart"/>
       <w:r>
         <w:rPr>
           <w:rFonts w:ascii="Consolas" w:hAnsi="Consolas"/>
           <w:sz w:val="18"/>
         </w:rPr>
-        <w:t>git checkout feature/sqli-demo</w:t>
-      </w:r>
-      <w:r>
-        <w:br/>
-      </w:r>
+        <w:t>git</w:t>
+      </w:r>
+      <w:proofErr w:type="spellEnd"/>
       <w:r>
         <w:rPr>
           <w:rFonts w:ascii="Consolas" w:hAnsi="Consolas"/>
           <w:sz w:val="18"/>
         </w:rPr>
-        <w:t>git checkout feature/access-control-demo</w:t>
-      </w:r>
-      <w:r>
-        <w:br/>
-      </w:r>
+        <w:t xml:space="preserve"> checkout feature/</w:t>
+      </w:r>
+      <w:proofErr w:type="spellStart"/>
       <w:r>
         <w:rPr>
           <w:rFonts w:ascii="Consolas" w:hAnsi="Consolas"/>
           <w:sz w:val="18"/>
         </w:rPr>
-        <w:t>git checkout feature/logging-hardening</w:t>
-      </w:r>
-      <w:r>
-        <w:br/>
-      </w:r>
+        <w:t>sqli</w:t>
+      </w:r>
+      <w:proofErr w:type="spellEnd"/>
       <w:r>
         <w:rPr>
           <w:rFonts w:ascii="Consolas" w:hAnsi="Consolas"/>
           <w:sz w:val="18"/>
         </w:rPr>
-        <w:t>git checkout feature/csrf-demo</w:t>
+        <w:t>-demo</w:t>
       </w:r>
       <w:r>
         <w:br/>
       </w:r>
+      <w:proofErr w:type="spellStart"/>
       <w:r>
         <w:rPr>
           <w:rFonts w:ascii="Consolas" w:hAnsi="Consolas"/>
           <w:sz w:val="18"/>
         </w:rPr>
-        <w:t>git checkout feature/jwt-security-demo</w:t>
-      </w:r>
-      <w:r>
-        <w:br/>
-      </w:r>
+        <w:t>git</w:t>
+      </w:r>
+      <w:proofErr w:type="spellEnd"/>
       <w:r>
         <w:rPr>
           <w:rFonts w:ascii="Consolas" w:hAnsi="Consolas"/>
           <w:sz w:val="18"/>
         </w:rPr>
-        <w:t>git checkout feature/jwt-advanced-demo</w:t>
+        <w:t xml:space="preserve"> checkout feature/access-control-demo</w:t>
       </w:r>
       <w:r>
         <w:br/>
       </w:r>
+      <w:proofErr w:type="spellStart"/>
       <w:r>
         <w:rPr>
           <w:rFonts w:ascii="Consolas" w:hAnsi="Consolas"/>
           <w:sz w:val="18"/>
         </w:rPr>
-        <w:t>git checkout feature/xss-demo</w:t>
-      </w:r>
-      <w:r>
-        <w:br/>
-      </w:r>
+        <w:t>git</w:t>
+      </w:r>
+      <w:proofErr w:type="spellEnd"/>
       <w:r>
         <w:rPr>
           <w:rFonts w:ascii="Consolas" w:hAnsi="Consolas"/>
           <w:sz w:val="18"/>
         </w:rPr>
-        <w:t>git checkout feature/deserialization-demo</w:t>
+        <w:t xml:space="preserve"> checkout feature/logging-hardening</w:t>
       </w:r>
       <w:r>
         <w:br/>
       </w:r>
+      <w:proofErr w:type="spellStart"/>
       <w:r>
         <w:rPr>
           <w:rFonts w:ascii="Consolas" w:hAnsi="Consolas"/>
           <w:sz w:val="18"/>
         </w:rPr>
-        <w:t>git checkout feature/security-misconfig-demo</w:t>
-      </w:r>
-      <w:r>
-        <w:br/>
-      </w:r>
+        <w:t>git</w:t>
+      </w:r>
+      <w:proofErr w:type="spellEnd"/>
       <w:r>
         <w:rPr>
           <w:rFonts w:ascii="Consolas" w:hAnsi="Consolas"/>
           <w:sz w:val="18"/>
         </w:rPr>
-        <w:t>git checkout feature/bruteforce-demo</w:t>
+        <w:t xml:space="preserve"> checkout feature/</w:t>
+      </w:r>
+      <w:proofErr w:type="spellStart"/>
+      <w:r>
+        <w:rPr>
+          <w:rFonts w:ascii="Consolas" w:hAnsi="Consolas"/>
+          <w:sz w:val="18"/>
+        </w:rPr>
+        <w:t>csrf</w:t>
+      </w:r>
+      <w:proofErr w:type="spellEnd"/>
+      <w:r>
+        <w:rPr>
+          <w:rFonts w:ascii="Consolas" w:hAnsi="Consolas"/>
+          <w:sz w:val="18"/>
+        </w:rPr>
+        <w:t>-demo</w:t>
+      </w:r>
+      <w:r>
+        <w:br/>
+      </w:r>
+      <w:proofErr w:type="spellStart"/>
+      <w:r>
+        <w:rPr>
+          <w:rFonts w:ascii="Consolas" w:hAnsi="Consolas"/>
+          <w:sz w:val="18"/>
+        </w:rPr>
+        <w:t>git</w:t>
+      </w:r>
+      <w:proofErr w:type="spellEnd"/>
+      <w:r>
+        <w:rPr>
+          <w:rFonts w:ascii="Consolas" w:hAnsi="Consolas"/>
+          <w:sz w:val="18"/>
+        </w:rPr>
+        <w:t xml:space="preserve"> checkout feature/</w:t>
+      </w:r>
+      <w:proofErr w:type="spellStart"/>
+      <w:r>
+        <w:rPr>
+          <w:rFonts w:ascii="Consolas" w:hAnsi="Consolas"/>
+          <w:sz w:val="18"/>
+        </w:rPr>
+        <w:t>jwt</w:t>
+      </w:r>
+      <w:proofErr w:type="spellEnd"/>
+      <w:r>
+        <w:rPr>
+          <w:rFonts w:ascii="Consolas" w:hAnsi="Consolas"/>
+          <w:sz w:val="18"/>
+        </w:rPr>
+        <w:t>-security-demo</w:t>
+      </w:r>
+      <w:r>
+        <w:br/>
+      </w:r>
+      <w:proofErr w:type="spellStart"/>
+      <w:r>
+        <w:rPr>
+          <w:rFonts w:ascii="Consolas" w:hAnsi="Consolas"/>
+          <w:sz w:val="18"/>
+        </w:rPr>
+        <w:t>git</w:t>
+      </w:r>
+      <w:proofErr w:type="spellEnd"/>
+      <w:r>
+        <w:rPr>
+          <w:rFonts w:ascii="Consolas" w:hAnsi="Consolas"/>
+          <w:sz w:val="18"/>
+        </w:rPr>
+        <w:t xml:space="preserve"> checkout feature/</w:t>
+      </w:r>
+      <w:proofErr w:type="spellStart"/>
+      <w:r>
+        <w:rPr>
+          <w:rFonts w:ascii="Consolas" w:hAnsi="Consolas"/>
+          <w:sz w:val="18"/>
+        </w:rPr>
+        <w:t>jwt</w:t>
+      </w:r>
+      <w:proofErr w:type="spellEnd"/>
+      <w:r>
+        <w:rPr>
+          <w:rFonts w:ascii="Consolas" w:hAnsi="Consolas"/>
+          <w:sz w:val="18"/>
+        </w:rPr>
+        <w:t>-advanced-demo</w:t>
+      </w:r>
+      <w:r>
+        <w:br/>
+      </w:r>
+      <w:proofErr w:type="spellStart"/>
+      <w:r>
+        <w:rPr>
+          <w:rFonts w:ascii="Consolas" w:hAnsi="Consolas"/>
+          <w:sz w:val="18"/>
+        </w:rPr>
+        <w:t>git</w:t>
+      </w:r>
+      <w:proofErr w:type="spellEnd"/>
+      <w:r>
+        <w:rPr>
+          <w:rFonts w:ascii="Consolas" w:hAnsi="Consolas"/>
+          <w:sz w:val="18"/>
+        </w:rPr>
+        <w:t xml:space="preserve"> checkout feature/</w:t>
+      </w:r>
+      <w:proofErr w:type="spellStart"/>
+      <w:r>
+        <w:rPr>
+          <w:rFonts w:ascii="Consolas" w:hAnsi="Consolas"/>
+          <w:sz w:val="18"/>
+        </w:rPr>
+        <w:t>xss</w:t>
+      </w:r>
+      <w:proofErr w:type="spellEnd"/>
+      <w:r>
+        <w:rPr>
+          <w:rFonts w:ascii="Consolas" w:hAnsi="Consolas"/>
+          <w:sz w:val="18"/>
+        </w:rPr>
+        <w:t>-demo</w:t>
+      </w:r>
+      <w:r>
+        <w:br/>
+      </w:r>
+      <w:proofErr w:type="spellStart"/>
+      <w:r>
+        <w:rPr>
+          <w:rFonts w:ascii="Consolas" w:hAnsi="Consolas"/>
+          <w:sz w:val="18"/>
+        </w:rPr>
+        <w:t>git</w:t>
+      </w:r>
+      <w:proofErr w:type="spellEnd"/>
+      <w:r>
+        <w:rPr>
+          <w:rFonts w:ascii="Consolas" w:hAnsi="Consolas"/>
+          <w:sz w:val="18"/>
+        </w:rPr>
+        <w:t xml:space="preserve"> checkout feature/deserialization-demo</w:t>
+      </w:r>
+      <w:r>
+        <w:br/>
+      </w:r>
+      <w:proofErr w:type="spellStart"/>
+      <w:r>
+        <w:rPr>
+          <w:rFonts w:ascii="Consolas" w:hAnsi="Consolas"/>
+          <w:sz w:val="18"/>
+        </w:rPr>
+        <w:t>git</w:t>
+      </w:r>
+      <w:proofErr w:type="spellEnd"/>
+      <w:r>
+        <w:rPr>
+          <w:rFonts w:ascii="Consolas" w:hAnsi="Consolas"/>
+          <w:sz w:val="18"/>
+        </w:rPr>
+        <w:t xml:space="preserve"> checkout feature/security-</w:t>
+      </w:r>
+      <w:proofErr w:type="spellStart"/>
+      <w:r>
+        <w:rPr>
+          <w:rFonts w:ascii="Consolas" w:hAnsi="Consolas"/>
+          <w:sz w:val="18"/>
+        </w:rPr>
+        <w:t>misconfig</w:t>
+      </w:r>
+      <w:proofErr w:type="spellEnd"/>
+      <w:r>
+        <w:rPr>
+          <w:rFonts w:ascii="Consolas" w:hAnsi="Consolas"/>
+          <w:sz w:val="18"/>
+        </w:rPr>
+        <w:t>-demo</w:t>
+      </w:r>
+      <w:r>
+        <w:br/>
+      </w:r>
+      <w:proofErr w:type="spellStart"/>
+      <w:r>
+        <w:rPr>
+          <w:rFonts w:ascii="Consolas" w:hAnsi="Consolas"/>
+          <w:sz w:val="18"/>
+        </w:rPr>
+        <w:t>git</w:t>
+      </w:r>
+      <w:proofErr w:type="spellEnd"/>
+      <w:r>
+        <w:rPr>
+          <w:rFonts w:ascii="Consolas" w:hAnsi="Consolas"/>
+          <w:sz w:val="18"/>
+        </w:rPr>
+        <w:t xml:space="preserve"> checkout feature/</w:t>
+      </w:r>
+      <w:proofErr w:type="spellStart"/>
+      <w:r>
+        <w:rPr>
+          <w:rFonts w:ascii="Consolas" w:hAnsi="Consolas"/>
+          <w:sz w:val="18"/>
+        </w:rPr>
+        <w:t>bruteforce</w:t>
+      </w:r>
+      <w:proofErr w:type="spellEnd"/>
+      <w:r>
+        <w:rPr>
+          <w:rFonts w:ascii="Consolas" w:hAnsi="Consolas"/>
+          <w:sz w:val="18"/>
+        </w:rPr>
+        <w:t>-demo</w:t>
       </w:r>
     </w:p>
     <w:p>
@@ -2728,46 +4020,152 @@
         <w:spacing w:after="120" w:line="320" w:lineRule="auto"/>
       </w:pPr>
       <w:r>
-        <w:t>실습 중 코드를 수정했다면, 다음 단계로 넘어가기 전에 커밋해 두도록 안내하세요 — 초급자에게는 stash보다 commit이 기억하기 쉽고, 수정 내용이 로컬 히스토리에 남아 나중에 다시 확인할 수 있습니다 (로컬 커밋이라 origin에는 올라가지 않으므로 다음 브랜치와 충돌하지 않습니다).</w:t>
+        <w:t>실습 중 코드를 수정했다면, 다음 단계로 넘어가기 전에 커밋</w:t>
+      </w:r>
+      <w:r>
+        <w:rPr>
+          <w:rFonts w:hint="eastAsia"/>
+        </w:rPr>
+        <w:t>하세요.</w:t>
+      </w:r>
+      <w:r>
+        <w:t xml:space="preserve"> </w:t>
       </w:r>
     </w:p>
     <w:p>
       <w:pPr>
         <w:pBdr>
-          <w:top w:val="single" w:color="BFBFBF" w:sz="2"/>
-          <w:left w:val="single" w:color="BFBFBF" w:sz="2"/>
-          <w:bottom w:val="single" w:color="BFBFBF" w:sz="2"/>
-          <w:right w:val="single" w:color="BFBFBF" w:sz="2"/>
+          <w:top w:val="single" w:sz="2" w:space="0" w:color="BFBFBF"/>
+          <w:left w:val="single" w:sz="2" w:space="0" w:color="BFBFBF"/>
+          <w:bottom w:val="single" w:sz="2" w:space="0" w:color="BFBFBF"/>
+          <w:right w:val="single" w:sz="2" w:space="0" w:color="BFBFBF"/>
         </w:pBdr>
-        <w:shd w:val="clear" w:fill="F2F2F2"/>
+        <w:shd w:val="clear" w:color="auto" w:fill="F2F2F2"/>
         <w:spacing w:before="100" w:after="260"/>
       </w:pPr>
+      <w:proofErr w:type="spellStart"/>
       <w:r>
         <w:rPr>
           <w:rFonts w:ascii="Consolas" w:hAnsi="Consolas"/>
           <w:sz w:val="18"/>
         </w:rPr>
-        <w:t>git add .</w:t>
-      </w:r>
-      <w:r>
-        <w:br/>
-      </w:r>
+        <w:t>git</w:t>
+      </w:r>
+      <w:proofErr w:type="spellEnd"/>
       <w:r>
         <w:rPr>
           <w:rFonts w:ascii="Consolas" w:hAnsi="Consolas"/>
           <w:sz w:val="18"/>
         </w:rPr>
-        <w:t>git commit -m "실습 메모 또는 작업 내용"</w:t>
+        <w:t xml:space="preserve"> add .</w:t>
       </w:r>
       <w:r>
         <w:br/>
       </w:r>
+      <w:proofErr w:type="spellStart"/>
       <w:r>
         <w:rPr>
           <w:rFonts w:ascii="Consolas" w:hAnsi="Consolas"/>
           <w:sz w:val="18"/>
         </w:rPr>
-        <w:t>git checkout feature/access-control-demo</w:t>
+        <w:t>git</w:t>
+      </w:r>
+      <w:proofErr w:type="spellEnd"/>
+      <w:r>
+        <w:rPr>
+          <w:rFonts w:ascii="Consolas" w:hAnsi="Consolas"/>
+          <w:sz w:val="18"/>
+        </w:rPr>
+        <w:t xml:space="preserve"> commit -m "</w:t>
+      </w:r>
+      <w:r>
+        <w:rPr>
+          <w:rFonts w:ascii="Consolas" w:hAnsi="Consolas"/>
+          <w:sz w:val="18"/>
+        </w:rPr>
+        <w:t>실습</w:t>
+      </w:r>
+      <w:r>
+        <w:rPr>
+          <w:rFonts w:ascii="Consolas" w:hAnsi="Consolas"/>
+          <w:sz w:val="18"/>
+        </w:rPr>
+        <w:t xml:space="preserve"> </w:t>
+      </w:r>
+      <w:r>
+        <w:rPr>
+          <w:rFonts w:ascii="Consolas" w:hAnsi="Consolas"/>
+          <w:sz w:val="18"/>
+        </w:rPr>
+        <w:t>메모</w:t>
+      </w:r>
+      <w:r>
+        <w:rPr>
+          <w:rFonts w:ascii="Consolas" w:hAnsi="Consolas"/>
+          <w:sz w:val="18"/>
+        </w:rPr>
+        <w:t xml:space="preserve"> </w:t>
+      </w:r>
+      <w:r>
+        <w:rPr>
+          <w:rFonts w:ascii="Consolas" w:hAnsi="Consolas"/>
+          <w:sz w:val="18"/>
+        </w:rPr>
+        <w:t>또는</w:t>
+      </w:r>
+      <w:r>
+        <w:rPr>
+          <w:rFonts w:ascii="Consolas" w:hAnsi="Consolas"/>
+          <w:sz w:val="18"/>
+        </w:rPr>
+        <w:t xml:space="preserve"> </w:t>
+      </w:r>
+      <w:r>
+        <w:rPr>
+          <w:rFonts w:ascii="Consolas" w:hAnsi="Consolas"/>
+          <w:sz w:val="18"/>
+        </w:rPr>
+        <w:t>작업</w:t>
+      </w:r>
+      <w:r>
+        <w:rPr>
+          <w:rFonts w:ascii="Consolas" w:hAnsi="Consolas"/>
+          <w:sz w:val="18"/>
+        </w:rPr>
+        <w:t xml:space="preserve"> </w:t>
+      </w:r>
+      <w:r>
+        <w:rPr>
+          <w:rFonts w:ascii="Consolas" w:hAnsi="Consolas"/>
+          <w:sz w:val="18"/>
+        </w:rPr>
+        <w:t>내용</w:t>
+      </w:r>
+      <w:r>
+        <w:rPr>
+          <w:rFonts w:ascii="Consolas" w:hAnsi="Consolas"/>
+          <w:sz w:val="18"/>
+        </w:rPr>
+        <w:t>"</w:t>
+      </w:r>
+      <w:r>
+        <w:br/>
+      </w:r>
+      <w:proofErr w:type="spellStart"/>
+      <w:r>
+        <w:rPr>
+          <w:rFonts w:ascii="Consolas" w:hAnsi="Consolas"/>
+          <w:sz w:val="18"/>
+        </w:rPr>
+        <w:t>git</w:t>
+      </w:r>
+      <w:proofErr w:type="spellEnd"/>
+      <w:r>
+        <w:rPr>
+          <w:rFonts w:ascii="Consolas" w:hAnsi="Consolas"/>
+          <w:sz w:val="18"/>
+        </w:rPr>
+        <w:t xml:space="preserve"> checkout feature/access-control-demo</w:t>
       </w:r>
     </w:p>
     <w:p>
@@ -2945,31 +4343,9 @@
                 <w:sz w:val="19"/>
                 <w:szCs w:val="19"/>
               </w:rPr>
-              <w:t>대응 브랜치</w:t>
-            </w:r>
-          </w:p>
-        </w:tc>
-        <w:tc>
-          <w:tcPr>
-            <w:tcW w:w="1600" w:type="dxa"/>
-            <w:tcBorders>
-              <w:top w:val="single" w:sz="4" w:space="0" w:color="BFC9D4"/>
-              <w:left w:val="single" w:sz="4" w:space="0" w:color="BFC9D4"/>
-              <w:bottom w:val="single" w:sz="4" w:space="0" w:color="BFC9D4"/>
-              <w:right w:val="single" w:sz="4" w:space="0" w:color="BFC9D4"/>
-            </w:tcBorders>
-            <w:shd w:val="clear" w:color="auto" w:fill="1F3A5F"/>
-            <w:tcMar>
-              <w:top w:w="80" w:type="dxa"/>
-              <w:left w:w="120" w:type="dxa"/>
-              <w:bottom w:w="80" w:type="dxa"/>
-              <w:right w:w="120" w:type="dxa"/>
-            </w:tcMar>
-          </w:tcPr>
-          <w:p>
-            <w:pPr>
-              <w:spacing w:after="40" w:line="280" w:lineRule="auto"/>
-            </w:pPr>
+              <w:t xml:space="preserve">대응 </w:t>
+            </w:r>
+            <w:proofErr w:type="spellStart"/>
             <w:r>
               <w:rPr>
                 <w:b/>
@@ -2978,6 +4354,40 @@
                 <w:sz w:val="19"/>
                 <w:szCs w:val="19"/>
               </w:rPr>
+              <w:t>브랜치</w:t>
+            </w:r>
+            <w:proofErr w:type="spellEnd"/>
+          </w:p>
+        </w:tc>
+        <w:tc>
+          <w:tcPr>
+            <w:tcW w:w="1600" w:type="dxa"/>
+            <w:tcBorders>
+              <w:top w:val="single" w:sz="4" w:space="0" w:color="BFC9D4"/>
+              <w:left w:val="single" w:sz="4" w:space="0" w:color="BFC9D4"/>
+              <w:bottom w:val="single" w:sz="4" w:space="0" w:color="BFC9D4"/>
+              <w:right w:val="single" w:sz="4" w:space="0" w:color="BFC9D4"/>
+            </w:tcBorders>
+            <w:shd w:val="clear" w:color="auto" w:fill="1F3A5F"/>
+            <w:tcMar>
+              <w:top w:w="80" w:type="dxa"/>
+              <w:left w:w="120" w:type="dxa"/>
+              <w:bottom w:w="80" w:type="dxa"/>
+              <w:right w:w="120" w:type="dxa"/>
+            </w:tcMar>
+          </w:tcPr>
+          <w:p>
+            <w:pPr>
+              <w:spacing w:after="40" w:line="280" w:lineRule="auto"/>
+            </w:pPr>
+            <w:r>
+              <w:rPr>
+                <w:b/>
+                <w:bCs/>
+                <w:color w:val="FFFFFF"/>
+                <w:sz w:val="19"/>
+                <w:szCs w:val="19"/>
+              </w:rPr>
               <w:t>상태</w:t>
             </w:r>
           </w:p>
@@ -3096,7 +4506,23 @@
                 <w:sz w:val="19"/>
                 <w:szCs w:val="19"/>
               </w:rPr>
-              <w:t>feature/sqli-demo</w:t>
+              <w:t>feature/</w:t>
+            </w:r>
+            <w:proofErr w:type="spellStart"/>
+            <w:r>
+              <w:rPr>
+                <w:sz w:val="19"/>
+                <w:szCs w:val="19"/>
+              </w:rPr>
+              <w:t>sqli</w:t>
+            </w:r>
+            <w:proofErr w:type="spellEnd"/>
+            <w:r>
+              <w:rPr>
+                <w:sz w:val="19"/>
+                <w:szCs w:val="19"/>
+              </w:rPr>
+              <w:t>-demo</w:t>
             </w:r>
           </w:p>
         </w:tc>
@@ -3390,7 +4816,23 @@
                 <w:sz w:val="19"/>
                 <w:szCs w:val="19"/>
               </w:rPr>
-              <w:t>feature/csrf-demo</w:t>
+              <w:t>feature/</w:t>
+            </w:r>
+            <w:proofErr w:type="spellStart"/>
+            <w:r>
+              <w:rPr>
+                <w:sz w:val="19"/>
+                <w:szCs w:val="19"/>
+              </w:rPr>
+              <w:t>csrf</w:t>
+            </w:r>
+            <w:proofErr w:type="spellEnd"/>
+            <w:r>
+              <w:rPr>
+                <w:sz w:val="19"/>
+                <w:szCs w:val="19"/>
+              </w:rPr>
+              <w:t>-demo</w:t>
             </w:r>
           </w:p>
         </w:tc>
@@ -3532,12 +4974,37 @@
             <w:pPr>
               <w:spacing w:after="40" w:line="280" w:lineRule="auto"/>
             </w:pPr>
-            <w:r>
-              <w:rPr>
-                <w:sz w:val="19"/>
-                <w:szCs w:val="19"/>
-              </w:rPr>
-              <w:t>jwt-security-demo → jwt-advanced-demo</w:t>
+            <w:proofErr w:type="spellStart"/>
+            <w:r>
+              <w:rPr>
+                <w:sz w:val="19"/>
+                <w:szCs w:val="19"/>
+              </w:rPr>
+              <w:t>jwt</w:t>
+            </w:r>
+            <w:proofErr w:type="spellEnd"/>
+            <w:r>
+              <w:rPr>
+                <w:sz w:val="19"/>
+                <w:szCs w:val="19"/>
+              </w:rPr>
+              <w:t xml:space="preserve">-security-demo → </w:t>
+            </w:r>
+            <w:proofErr w:type="spellStart"/>
+            <w:r>
+              <w:rPr>
+                <w:sz w:val="19"/>
+                <w:szCs w:val="19"/>
+              </w:rPr>
+              <w:t>jwt</w:t>
+            </w:r>
+            <w:proofErr w:type="spellEnd"/>
+            <w:r>
+              <w:rPr>
+                <w:sz w:val="19"/>
+                <w:szCs w:val="19"/>
+              </w:rPr>
+              <w:t>-advanced-demo</w:t>
             </w:r>
           </w:p>
         </w:tc>
@@ -3684,7 +5151,23 @@
                 <w:sz w:val="19"/>
                 <w:szCs w:val="19"/>
               </w:rPr>
-              <w:t>feature/xss-demo</w:t>
+              <w:t>feature/</w:t>
+            </w:r>
+            <w:proofErr w:type="spellStart"/>
+            <w:r>
+              <w:rPr>
+                <w:sz w:val="19"/>
+                <w:szCs w:val="19"/>
+              </w:rPr>
+              <w:t>xss</w:t>
+            </w:r>
+            <w:proofErr w:type="spellEnd"/>
+            <w:r>
+              <w:rPr>
+                <w:sz w:val="19"/>
+                <w:szCs w:val="19"/>
+              </w:rPr>
+              <w:t>-demo</w:t>
             </w:r>
           </w:p>
         </w:tc>
@@ -3768,12 +5251,21 @@
             <w:pPr>
               <w:spacing w:after="40" w:line="280" w:lineRule="auto"/>
             </w:pPr>
-            <w:r>
-              <w:rPr>
-                <w:sz w:val="19"/>
-                <w:szCs w:val="19"/>
-              </w:rPr>
-              <w:t>역직렬화 무결성 실패</w:t>
+            <w:proofErr w:type="spellStart"/>
+            <w:r>
+              <w:rPr>
+                <w:sz w:val="19"/>
+                <w:szCs w:val="19"/>
+              </w:rPr>
+              <w:t>역직렬화</w:t>
+            </w:r>
+            <w:proofErr w:type="spellEnd"/>
+            <w:r>
+              <w:rPr>
+                <w:sz w:val="19"/>
+                <w:szCs w:val="19"/>
+              </w:rPr>
+              <w:t xml:space="preserve"> 무결성 실패</w:t>
             </w:r>
           </w:p>
         </w:tc>
@@ -4125,7 +5617,23 @@
                 <w:sz w:val="19"/>
                 <w:szCs w:val="19"/>
               </w:rPr>
-              <w:t>feature/security-misconfig-demo</w:t>
+              <w:t>feature/security-</w:t>
+            </w:r>
+            <w:proofErr w:type="spellStart"/>
+            <w:r>
+              <w:rPr>
+                <w:sz w:val="19"/>
+                <w:szCs w:val="19"/>
+              </w:rPr>
+              <w:t>misconfig</w:t>
+            </w:r>
+            <w:proofErr w:type="spellEnd"/>
+            <w:r>
+              <w:rPr>
+                <w:sz w:val="19"/>
+                <w:szCs w:val="19"/>
+              </w:rPr>
+              <w:t>-demo</w:t>
             </w:r>
           </w:p>
         </w:tc>
@@ -4214,8 +5722,17 @@
                 <w:sz w:val="19"/>
                 <w:szCs w:val="19"/>
               </w:rPr>
-              <w:t>로그인 시도 제한 / 브루트포스</w:t>
-            </w:r>
+              <w:t xml:space="preserve">로그인 시도 제한 / </w:t>
+            </w:r>
+            <w:proofErr w:type="spellStart"/>
+            <w:r>
+              <w:rPr>
+                <w:sz w:val="19"/>
+                <w:szCs w:val="19"/>
+              </w:rPr>
+              <w:t>브루트포스</w:t>
+            </w:r>
+            <w:proofErr w:type="spellEnd"/>
           </w:p>
         </w:tc>
         <w:tc>
@@ -4272,7 +5789,23 @@
                 <w:sz w:val="19"/>
                 <w:szCs w:val="19"/>
               </w:rPr>
-              <w:t>feature/bruteforce-demo</w:t>
+              <w:t>feature/</w:t>
+            </w:r>
+            <w:proofErr w:type="spellStart"/>
+            <w:r>
+              <w:rPr>
+                <w:sz w:val="19"/>
+                <w:szCs w:val="19"/>
+              </w:rPr>
+              <w:t>bruteforce</w:t>
+            </w:r>
+            <w:proofErr w:type="spellEnd"/>
+            <w:r>
+              <w:rPr>
+                <w:sz w:val="19"/>
+                <w:szCs w:val="19"/>
+              </w:rPr>
+              <w:t>-demo</w:t>
             </w:r>
           </w:p>
         </w:tc>
@@ -4650,12 +6183,21 @@
             <w:pPr>
               <w:spacing w:after="40" w:line="280" w:lineRule="auto"/>
             </w:pPr>
-            <w:r>
-              <w:rPr>
-                <w:sz w:val="19"/>
-                <w:szCs w:val="19"/>
-              </w:rPr>
-              <w:t>공급망/SBOM</w:t>
+            <w:proofErr w:type="spellStart"/>
+            <w:r>
+              <w:rPr>
+                <w:sz w:val="19"/>
+                <w:szCs w:val="19"/>
+              </w:rPr>
+              <w:t>공급망</w:t>
+            </w:r>
+            <w:proofErr w:type="spellEnd"/>
+            <w:r>
+              <w:rPr>
+                <w:sz w:val="19"/>
+                <w:szCs w:val="19"/>
+              </w:rPr>
+              <w:t>/SBOM</w:t>
             </w:r>
           </w:p>
         </w:tc>
@@ -4772,7 +6314,23 @@
         <w:spacing w:after="60" w:line="300" w:lineRule="auto"/>
       </w:pPr>
       <w:r>
-        <w:t>00_App_Security_Review.md — 브랜치 기준 진행 현황 추적 (각 feature 브랜치에 존재)</w:t>
+        <w:t xml:space="preserve">00_App_Security_Review.md — </w:t>
+      </w:r>
+      <w:proofErr w:type="spellStart"/>
+      <w:r>
+        <w:t>브랜치</w:t>
+      </w:r>
+      <w:proofErr w:type="spellEnd"/>
+      <w:r>
+        <w:t xml:space="preserve"> 기준 진행 현황 추적 (각 feature </w:t>
+      </w:r>
+      <w:proofErr w:type="spellStart"/>
+      <w:r>
+        <w:t>브랜치에</w:t>
+      </w:r>
+      <w:proofErr w:type="spellEnd"/>
+      <w:r>
+        <w:t xml:space="preserve"> 존재)</w:t>
       </w:r>
     </w:p>
     <w:p>
@@ -4785,8 +6343,21 @@
         <w:spacing w:after="60" w:line="300" w:lineRule="auto"/>
       </w:pPr>
       <w:r>
-        <w:t>OWASP_Top10_웹_API_한글요약.docx — OWASP Top 10(웹) + API Security Top 10 쉬운 설명과 매핑표</w:t>
-      </w:r>
+        <w:t>OWASP_Top10_웹_API_한글요약.</w:t>
+      </w:r>
+      <w:proofErr w:type="spellStart"/>
+      <w:r>
+        <w:t>docx</w:t>
+      </w:r>
+      <w:proofErr w:type="spellEnd"/>
+      <w:r>
+        <w:t xml:space="preserve"> — OWASP Top 10(웹) + API Security Top 10 쉬운 설명과 </w:t>
+      </w:r>
+      <w:proofErr w:type="spellStart"/>
+      <w:r>
+        <w:t>매핑표</w:t>
+      </w:r>
+      <w:proofErr w:type="spellEnd"/>
     </w:p>
     <w:p>
       <w:pPr>
@@ -4798,7 +6369,15 @@
         <w:spacing w:after="60" w:line="300" w:lineRule="auto"/>
       </w:pPr>
       <w:r>
-        <w:t>01_SQL_Injection.md ~ 10_Bruteforce_Login_Protection.md — 항목별 상세 실습 문서 (각 feature 브랜치에 존재)</w:t>
+        <w:t xml:space="preserve">01_SQL_Injection.md ~ 10_Bruteforce_Login_Protection.md — 항목별 상세 실습 문서 (각 feature </w:t>
+      </w:r>
+      <w:proofErr w:type="spellStart"/>
+      <w:r>
+        <w:t>브랜치에</w:t>
+      </w:r>
+      <w:proofErr w:type="spellEnd"/>
+      <w:r>
+        <w:t xml:space="preserve"> 존재)</w:t>
       </w:r>
     </w:p>
     <w:p>
@@ -4806,15 +6385,174 @@
         <w:pStyle w:val="1"/>
       </w:pPr>
       <w:r>
-        <w:t>6. Student_JWT 와의 매핑</w:t>
+        <w:t xml:space="preserve">6. </w:t>
+      </w:r>
+      <w:proofErr w:type="spellStart"/>
+      <w:r>
+        <w:t>Student_JW</w:t>
+      </w:r>
+      <w:r>
+        <w:t>T</w:t>
+      </w:r>
+      <w:proofErr w:type="spellEnd"/>
+      <w:r>
+        <w:t xml:space="preserve"> </w:t>
+      </w:r>
+      <w:proofErr w:type="spellStart"/>
+      <w:r>
+        <w:t>와의</w:t>
+      </w:r>
+      <w:proofErr w:type="spellEnd"/>
+      <w:r>
+        <w:t xml:space="preserve"> </w:t>
+      </w:r>
+      <w:r>
+        <w:t>매핑</w:t>
       </w:r>
     </w:p>
     <w:p>
       <w:pPr>
         <w:spacing w:after="60" w:line="300" w:lineRule="auto"/>
       </w:pPr>
-      <w:r>
-        <w:t>Student_JWT 실습을 OWASP Web Top 10(2025)과 OWASP API Security Top 10(2023) 두 체계로 한 번에 비교합니다. REST API 비중이 높은 이 프로젝트의 특성상, 웹 Top 10만으로는 보이지 않는 API 계층의 위험(API Security Top 10)도 함께 점검해야 합니다.</w:t>
+      <w:proofErr w:type="spellStart"/>
+      <w:r>
+        <w:t>Student_JWT</w:t>
+      </w:r>
+      <w:proofErr w:type="spellEnd"/>
+      <w:r>
+        <w:t xml:space="preserve"> </w:t>
+      </w:r>
+      <w:r>
+        <w:t>실습을</w:t>
+      </w:r>
+      <w:r>
+        <w:t xml:space="preserve"> OWASP Web Top 10(2025)</w:t>
+      </w:r>
+      <w:r>
+        <w:t>과</w:t>
+      </w:r>
+      <w:r>
+        <w:t xml:space="preserve"> OWASP API Security Top 10(2023) </w:t>
+      </w:r>
+      <w:r>
+        <w:t>두</w:t>
+      </w:r>
+      <w:r>
+        <w:t xml:space="preserve"> </w:t>
+      </w:r>
+      <w:r>
+        <w:t>체계로</w:t>
+      </w:r>
+      <w:r>
+        <w:t xml:space="preserve"> </w:t>
+      </w:r>
+      <w:r>
+        <w:t>한</w:t>
+      </w:r>
+      <w:r>
+        <w:t xml:space="preserve"> </w:t>
+      </w:r>
+      <w:r>
+        <w:t>번에</w:t>
+      </w:r>
+      <w:r>
+        <w:t xml:space="preserve"> </w:t>
+      </w:r>
+      <w:r>
+        <w:t>비교합니다</w:t>
+      </w:r>
+      <w:r>
+        <w:t xml:space="preserve">. REST API </w:t>
+      </w:r>
+      <w:r>
+        <w:t>비중이</w:t>
+      </w:r>
+      <w:r>
+        <w:t xml:space="preserve"> </w:t>
+      </w:r>
+      <w:r>
+        <w:t>높은</w:t>
+      </w:r>
+      <w:r>
+        <w:t xml:space="preserve"> </w:t>
+      </w:r>
+      <w:r>
+        <w:t>이</w:t>
+      </w:r>
+      <w:r>
+        <w:t xml:space="preserve"> </w:t>
+      </w:r>
+      <w:r>
+        <w:t>프로젝트의</w:t>
+      </w:r>
+      <w:r>
+        <w:t xml:space="preserve"> </w:t>
+      </w:r>
+      <w:r>
+        <w:t>특성상</w:t>
+      </w:r>
+      <w:r>
+        <w:t xml:space="preserve">, </w:t>
+      </w:r>
+      <w:r>
+        <w:t>웹</w:t>
+      </w:r>
+      <w:r>
+        <w:t xml:space="preserve"> Top 10</w:t>
+      </w:r>
+      <w:r>
+        <w:t>만으로는</w:t>
+      </w:r>
+      <w:r>
+        <w:t xml:space="preserve"> </w:t>
+      </w:r>
+      <w:r>
+        <w:t>보이지</w:t>
+      </w:r>
+      <w:r>
+        <w:t xml:space="preserve"> </w:t>
+      </w:r>
+      <w:r>
+        <w:t>않는</w:t>
+      </w:r>
+      <w:r>
+        <w:t xml:space="preserve"> API </w:t>
+      </w:r>
+      <w:r>
+        <w:t>계층의</w:t>
+      </w:r>
+      <w:r>
+        <w:t xml:space="preserve"> </w:t>
+      </w:r>
+      <w:r>
+        <w:t>위험</w:t>
+      </w:r>
+      <w:r>
+        <w:t>(API Security Top 10)</w:t>
+      </w:r>
+      <w:r>
+        <w:t>도</w:t>
+      </w:r>
+      <w:r>
+        <w:t xml:space="preserve"> </w:t>
+      </w:r>
+      <w:r>
+        <w:t>함께</w:t>
+      </w:r>
+      <w:r>
+        <w:t xml:space="preserve"> </w:t>
+      </w:r>
+      <w:r>
+        <w:t>점검해야</w:t>
+      </w:r>
+      <w:r>
+        <w:t xml:space="preserve"> </w:t>
+      </w:r>
+      <w:r>
+        <w:t>합니다</w:t>
+      </w:r>
+      <w:r>
+        <w:t>.</w:t>
       </w:r>
     </w:p>
     <w:p>
@@ -4827,7 +6565,31 @@
           <w:bCs/>
           <w:color w:val="1F3A5F"/>
         </w:rPr>
-        <w:t>6-1. OWASP Web Top 10 (2025) 전체 지도</w:t>
+        <w:t xml:space="preserve">6-1. OWASP Web Top 10 (2025) </w:t>
+      </w:r>
+      <w:r>
+        <w:rPr>
+          <w:b/>
+          <w:bCs/>
+          <w:color w:val="1F3A5F"/>
+        </w:rPr>
+        <w:t>전체</w:t>
+      </w:r>
+      <w:r>
+        <w:rPr>
+          <w:b/>
+          <w:bCs/>
+          <w:color w:val="1F3A5F"/>
+        </w:rPr>
+        <w:t xml:space="preserve"> </w:t>
+      </w:r>
+      <w:r>
+        <w:rPr>
+          <w:b/>
+          <w:bCs/>
+          <w:color w:val="1F3A5F"/>
+        </w:rPr>
+        <w:t>지도</w:t>
       </w:r>
     </w:p>
     <w:tbl>
@@ -4948,31 +6710,8 @@
                 <w:sz w:val="19"/>
                 <w:szCs w:val="19"/>
               </w:rPr>
-              <w:t>한 줄 설명</w:t>
-            </w:r>
-          </w:p>
-        </w:tc>
-        <w:tc>
-          <w:tcPr>
-            <w:tcW w:w="2338" w:type="dxa"/>
-            <w:tcBorders>
-              <w:top w:val="single" w:sz="4" w:space="0" w:color="BFC9D4"/>
-              <w:left w:val="single" w:sz="4" w:space="0" w:color="BFC9D4"/>
-              <w:bottom w:val="single" w:sz="4" w:space="0" w:color="BFC9D4"/>
-              <w:right w:val="single" w:sz="4" w:space="0" w:color="BFC9D4"/>
-            </w:tcBorders>
-            <w:shd w:val="clear" w:color="auto" w:fill="1F3A5F"/>
-            <w:tcMar>
-              <w:top w:w="80" w:type="dxa"/>
-              <w:left w:w="120" w:type="dxa"/>
-              <w:bottom w:w="80" w:type="dxa"/>
-              <w:right w:w="120" w:type="dxa"/>
-            </w:tcMar>
-          </w:tcPr>
-          <w:p>
-            <w:pPr>
-              <w:spacing w:after="40" w:line="280" w:lineRule="auto"/>
-            </w:pPr>
+              <w:t>한</w:t>
+            </w:r>
             <w:r>
               <w:rPr>
                 <w:b/>
@@ -4981,7 +6720,112 @@
                 <w:sz w:val="19"/>
                 <w:szCs w:val="19"/>
               </w:rPr>
-              <w:t>Student_JWT 데모/관점</w:t>
+              <w:t xml:space="preserve"> </w:t>
+            </w:r>
+            <w:r>
+              <w:rPr>
+                <w:b/>
+                <w:bCs/>
+                <w:color w:val="FFFFFF"/>
+                <w:sz w:val="19"/>
+                <w:szCs w:val="19"/>
+              </w:rPr>
+              <w:t>줄</w:t>
+            </w:r>
+            <w:r>
+              <w:rPr>
+                <w:b/>
+                <w:bCs/>
+                <w:color w:val="FFFFFF"/>
+                <w:sz w:val="19"/>
+                <w:szCs w:val="19"/>
+              </w:rPr>
+              <w:t xml:space="preserve"> </w:t>
+            </w:r>
+            <w:r>
+              <w:rPr>
+                <w:b/>
+                <w:bCs/>
+                <w:color w:val="FFFFFF"/>
+                <w:sz w:val="19"/>
+                <w:szCs w:val="19"/>
+              </w:rPr>
+              <w:t>설명</w:t>
+            </w:r>
+          </w:p>
+        </w:tc>
+        <w:tc>
+          <w:tcPr>
+            <w:tcW w:w="2338" w:type="dxa"/>
+            <w:tcBorders>
+              <w:top w:val="single" w:sz="4" w:space="0" w:color="BFC9D4"/>
+              <w:left w:val="single" w:sz="4" w:space="0" w:color="BFC9D4"/>
+              <w:bottom w:val="single" w:sz="4" w:space="0" w:color="BFC9D4"/>
+              <w:right w:val="single" w:sz="4" w:space="0" w:color="BFC9D4"/>
+            </w:tcBorders>
+            <w:shd w:val="clear" w:color="auto" w:fill="1F3A5F"/>
+            <w:tcMar>
+              <w:top w:w="80" w:type="dxa"/>
+              <w:left w:w="120" w:type="dxa"/>
+              <w:bottom w:w="80" w:type="dxa"/>
+              <w:right w:w="120" w:type="dxa"/>
+            </w:tcMar>
+          </w:tcPr>
+          <w:p>
+            <w:pPr>
+              <w:spacing w:after="40" w:line="280" w:lineRule="auto"/>
+            </w:pPr>
+            <w:proofErr w:type="spellStart"/>
+            <w:r>
+              <w:rPr>
+                <w:b/>
+                <w:bCs/>
+                <w:color w:val="FFFFFF"/>
+                <w:sz w:val="19"/>
+                <w:szCs w:val="19"/>
+              </w:rPr>
+              <w:t>Student_JWT</w:t>
+            </w:r>
+            <w:proofErr w:type="spellEnd"/>
+            <w:r>
+              <w:rPr>
+                <w:b/>
+                <w:bCs/>
+                <w:color w:val="FFFFFF"/>
+                <w:sz w:val="19"/>
+                <w:szCs w:val="19"/>
+              </w:rPr>
+              <w:t xml:space="preserve"> </w:t>
+            </w:r>
+            <w:r>
+              <w:rPr>
+                <w:b/>
+                <w:bCs/>
+                <w:color w:val="FFFFFF"/>
+                <w:sz w:val="19"/>
+                <w:szCs w:val="19"/>
+              </w:rPr>
+              <w:t>데모</w:t>
+            </w:r>
+            <w:r>
+              <w:rPr>
+                <w:b/>
+                <w:bCs/>
+                <w:color w:val="FFFFFF"/>
+                <w:sz w:val="19"/>
+                <w:szCs w:val="19"/>
+              </w:rPr>
+              <w:t>/</w:t>
+            </w:r>
+            <w:r>
+              <w:rPr>
+                <w:b/>
+                <w:bCs/>
+                <w:color w:val="FFFFFF"/>
+                <w:sz w:val="19"/>
+                <w:szCs w:val="19"/>
+              </w:rPr>
+              <w:t>관점</w:t>
             </w:r>
           </w:p>
         </w:tc>
@@ -5041,7 +6885,42 @@
                 <w:sz w:val="19"/>
                 <w:szCs w:val="19"/>
               </w:rPr>
-              <w:t>접근 제어 실패 (Broken Access Control)</w:t>
+              <w:t>접근</w:t>
+            </w:r>
+            <w:r>
+              <w:rPr>
+                <w:sz w:val="19"/>
+                <w:szCs w:val="19"/>
+              </w:rPr>
+              <w:t xml:space="preserve"> </w:t>
+            </w:r>
+            <w:r>
+              <w:rPr>
+                <w:sz w:val="19"/>
+                <w:szCs w:val="19"/>
+              </w:rPr>
+              <w:t>제어</w:t>
+            </w:r>
+            <w:r>
+              <w:rPr>
+                <w:sz w:val="19"/>
+                <w:szCs w:val="19"/>
+              </w:rPr>
+              <w:t xml:space="preserve"> </w:t>
+            </w:r>
+            <w:r>
+              <w:rPr>
+                <w:sz w:val="19"/>
+                <w:szCs w:val="19"/>
+              </w:rPr>
+              <w:t>실패</w:t>
+            </w:r>
+            <w:r>
+              <w:rPr>
+                <w:sz w:val="19"/>
+                <w:szCs w:val="19"/>
+              </w:rPr>
+              <w:t xml:space="preserve"> (Broken Access Control)</w:t>
             </w:r>
           </w:p>
         </w:tc>
@@ -5070,7 +6949,140 @@
                 <w:sz w:val="19"/>
                 <w:szCs w:val="19"/>
               </w:rPr>
-              <w:t>id 등을 바꿔 남의 것에 접근. SSRF가 2025년 이 항목에 흡수됨</w:t>
+              <w:t xml:space="preserve">id </w:t>
+            </w:r>
+            <w:r>
+              <w:rPr>
+                <w:sz w:val="19"/>
+                <w:szCs w:val="19"/>
+              </w:rPr>
+              <w:t>등을</w:t>
+            </w:r>
+            <w:r>
+              <w:rPr>
+                <w:sz w:val="19"/>
+                <w:szCs w:val="19"/>
+              </w:rPr>
+              <w:t xml:space="preserve"> </w:t>
+            </w:r>
+            <w:r>
+              <w:rPr>
+                <w:sz w:val="19"/>
+                <w:szCs w:val="19"/>
+              </w:rPr>
+              <w:t>바꿔</w:t>
+            </w:r>
+            <w:r>
+              <w:rPr>
+                <w:sz w:val="19"/>
+                <w:szCs w:val="19"/>
+              </w:rPr>
+              <w:t xml:space="preserve"> </w:t>
+            </w:r>
+            <w:r>
+              <w:rPr>
+                <w:sz w:val="19"/>
+                <w:szCs w:val="19"/>
+              </w:rPr>
+              <w:t>남의</w:t>
+            </w:r>
+            <w:r>
+              <w:rPr>
+                <w:sz w:val="19"/>
+                <w:szCs w:val="19"/>
+              </w:rPr>
+              <w:t xml:space="preserve"> </w:t>
+            </w:r>
+            <w:r>
+              <w:rPr>
+                <w:sz w:val="19"/>
+                <w:szCs w:val="19"/>
+              </w:rPr>
+              <w:t>것에</w:t>
+            </w:r>
+            <w:r>
+              <w:rPr>
+                <w:sz w:val="19"/>
+                <w:szCs w:val="19"/>
+              </w:rPr>
+              <w:t xml:space="preserve"> </w:t>
+            </w:r>
+            <w:r>
+              <w:rPr>
+                <w:sz w:val="19"/>
+                <w:szCs w:val="19"/>
+              </w:rPr>
+              <w:t>접근</w:t>
+            </w:r>
+            <w:r>
+              <w:rPr>
+                <w:sz w:val="19"/>
+                <w:szCs w:val="19"/>
+              </w:rPr>
+              <w:t>. SSRF</w:t>
+            </w:r>
+            <w:r>
+              <w:rPr>
+                <w:sz w:val="19"/>
+                <w:szCs w:val="19"/>
+              </w:rPr>
+              <w:t>가</w:t>
+            </w:r>
+            <w:r>
+              <w:rPr>
+                <w:sz w:val="19"/>
+                <w:szCs w:val="19"/>
+              </w:rPr>
+              <w:t xml:space="preserve"> 2025</w:t>
+            </w:r>
+            <w:r>
+              <w:rPr>
+                <w:sz w:val="19"/>
+                <w:szCs w:val="19"/>
+              </w:rPr>
+              <w:t>년</w:t>
+            </w:r>
+            <w:r>
+              <w:rPr>
+                <w:sz w:val="19"/>
+                <w:szCs w:val="19"/>
+              </w:rPr>
+              <w:t xml:space="preserve"> </w:t>
+            </w:r>
+            <w:r>
+              <w:rPr>
+                <w:sz w:val="19"/>
+                <w:szCs w:val="19"/>
+              </w:rPr>
+              <w:t>이</w:t>
+            </w:r>
+            <w:r>
+              <w:rPr>
+                <w:sz w:val="19"/>
+                <w:szCs w:val="19"/>
+              </w:rPr>
+              <w:t xml:space="preserve"> </w:t>
+            </w:r>
+            <w:r>
+              <w:rPr>
+                <w:sz w:val="19"/>
+                <w:szCs w:val="19"/>
+              </w:rPr>
+              <w:t>항목에</w:t>
+            </w:r>
+            <w:r>
+              <w:rPr>
+                <w:sz w:val="19"/>
+                <w:szCs w:val="19"/>
+              </w:rPr>
+              <w:t xml:space="preserve"> </w:t>
+            </w:r>
+            <w:r>
+              <w:rPr>
+                <w:sz w:val="19"/>
+                <w:szCs w:val="19"/>
+              </w:rPr>
+              <w:t>흡수됨</w:t>
             </w:r>
           </w:p>
         </w:tc>
@@ -5099,7 +7111,14 @@
                 <w:sz w:val="19"/>
                 <w:szCs w:val="19"/>
               </w:rPr>
-              <w:t>완료 — IDOR, CSRF</w:t>
+              <w:t>완료</w:t>
+            </w:r>
+            <w:r>
+              <w:rPr>
+                <w:sz w:val="19"/>
+                <w:szCs w:val="19"/>
+              </w:rPr>
+              <w:t xml:space="preserve"> — IDOR, CSRF</w:t>
             </w:r>
           </w:p>
         </w:tc>
@@ -5159,7 +7178,42 @@
                 <w:sz w:val="19"/>
                 <w:szCs w:val="19"/>
               </w:rPr>
-              <w:t>보안 설정 오류 (Security Misconfiguration)</w:t>
+              <w:t>보안</w:t>
+            </w:r>
+            <w:r>
+              <w:rPr>
+                <w:sz w:val="19"/>
+                <w:szCs w:val="19"/>
+              </w:rPr>
+              <w:t xml:space="preserve"> </w:t>
+            </w:r>
+            <w:r>
+              <w:rPr>
+                <w:sz w:val="19"/>
+                <w:szCs w:val="19"/>
+              </w:rPr>
+              <w:t>설정</w:t>
+            </w:r>
+            <w:r>
+              <w:rPr>
+                <w:sz w:val="19"/>
+                <w:szCs w:val="19"/>
+              </w:rPr>
+              <w:t xml:space="preserve"> </w:t>
+            </w:r>
+            <w:r>
+              <w:rPr>
+                <w:sz w:val="19"/>
+                <w:szCs w:val="19"/>
+              </w:rPr>
+              <w:t>오류</w:t>
+            </w:r>
+            <w:r>
+              <w:rPr>
+                <w:sz w:val="19"/>
+                <w:szCs w:val="19"/>
+              </w:rPr>
+              <w:t xml:space="preserve"> (Security Misconfiguration)</w:t>
             </w:r>
           </w:p>
         </w:tc>
@@ -5188,7 +7242,175 @@
                 <w:sz w:val="19"/>
                 <w:szCs w:val="19"/>
               </w:rPr>
-              <w:t>기본값·불필요 기능·오류 노출 등 설정 실수. 2021년 5위→2025년 2위 상승</w:t>
+              <w:t>기본값</w:t>
+            </w:r>
+            <w:r>
+              <w:rPr>
+                <w:sz w:val="19"/>
+                <w:szCs w:val="19"/>
+              </w:rPr>
+              <w:t>·</w:t>
+            </w:r>
+            <w:r>
+              <w:rPr>
+                <w:sz w:val="19"/>
+                <w:szCs w:val="19"/>
+              </w:rPr>
+              <w:t>불필요</w:t>
+            </w:r>
+            <w:r>
+              <w:rPr>
+                <w:sz w:val="19"/>
+                <w:szCs w:val="19"/>
+              </w:rPr>
+              <w:t xml:space="preserve"> </w:t>
+            </w:r>
+            <w:r>
+              <w:rPr>
+                <w:sz w:val="19"/>
+                <w:szCs w:val="19"/>
+              </w:rPr>
+              <w:t>기능</w:t>
+            </w:r>
+            <w:r>
+              <w:rPr>
+                <w:sz w:val="19"/>
+                <w:szCs w:val="19"/>
+              </w:rPr>
+              <w:t>·</w:t>
+            </w:r>
+            <w:r>
+              <w:rPr>
+                <w:sz w:val="19"/>
+                <w:szCs w:val="19"/>
+              </w:rPr>
+              <w:t>오류</w:t>
+            </w:r>
+            <w:r>
+              <w:rPr>
+                <w:sz w:val="19"/>
+                <w:szCs w:val="19"/>
+              </w:rPr>
+              <w:t xml:space="preserve"> </w:t>
+            </w:r>
+            <w:r>
+              <w:rPr>
+                <w:sz w:val="19"/>
+                <w:szCs w:val="19"/>
+              </w:rPr>
+              <w:t>노출</w:t>
+            </w:r>
+            <w:r>
+              <w:rPr>
+                <w:sz w:val="19"/>
+                <w:szCs w:val="19"/>
+              </w:rPr>
+              <w:t xml:space="preserve"> </w:t>
+            </w:r>
+            <w:r>
+              <w:rPr>
+                <w:sz w:val="19"/>
+                <w:szCs w:val="19"/>
+              </w:rPr>
+              <w:t>등</w:t>
+            </w:r>
+            <w:r>
+              <w:rPr>
+                <w:sz w:val="19"/>
+                <w:szCs w:val="19"/>
+              </w:rPr>
+              <w:t xml:space="preserve"> </w:t>
+            </w:r>
+            <w:r>
+              <w:rPr>
+                <w:sz w:val="19"/>
+                <w:szCs w:val="19"/>
+              </w:rPr>
+              <w:t>설정</w:t>
+            </w:r>
+            <w:r>
+              <w:rPr>
+                <w:sz w:val="19"/>
+                <w:szCs w:val="19"/>
+              </w:rPr>
+              <w:t xml:space="preserve"> </w:t>
+            </w:r>
+            <w:r>
+              <w:rPr>
+                <w:sz w:val="19"/>
+                <w:szCs w:val="19"/>
+              </w:rPr>
+              <w:t>실수</w:t>
+            </w:r>
+            <w:r>
+              <w:rPr>
+                <w:sz w:val="19"/>
+                <w:szCs w:val="19"/>
+              </w:rPr>
+              <w:t>. 2021</w:t>
+            </w:r>
+            <w:r>
+              <w:rPr>
+                <w:sz w:val="19"/>
+                <w:szCs w:val="19"/>
+              </w:rPr>
+              <w:t>년</w:t>
+            </w:r>
+            <w:r>
+              <w:rPr>
+                <w:sz w:val="19"/>
+                <w:szCs w:val="19"/>
+              </w:rPr>
+              <w:t xml:space="preserve"> 5</w:t>
+            </w:r>
+            <w:r>
+              <w:rPr>
+                <w:sz w:val="19"/>
+                <w:szCs w:val="19"/>
+              </w:rPr>
+              <w:t>위</w:t>
+            </w:r>
+            <w:r>
+              <w:rPr>
+                <w:sz w:val="19"/>
+                <w:szCs w:val="19"/>
+              </w:rPr>
+              <w:t>→2025</w:t>
+            </w:r>
+            <w:r>
+              <w:rPr>
+                <w:sz w:val="19"/>
+                <w:szCs w:val="19"/>
+              </w:rPr>
+              <w:t>년</w:t>
+            </w:r>
+            <w:r>
+              <w:rPr>
+                <w:sz w:val="19"/>
+                <w:szCs w:val="19"/>
+              </w:rPr>
+              <w:t xml:space="preserve"> 2</w:t>
+            </w:r>
+            <w:r>
+              <w:rPr>
+                <w:sz w:val="19"/>
+                <w:szCs w:val="19"/>
+              </w:rPr>
+              <w:t>위</w:t>
+            </w:r>
+            <w:r>
+              <w:rPr>
+                <w:sz w:val="19"/>
+                <w:szCs w:val="19"/>
+              </w:rPr>
+              <w:t xml:space="preserve"> </w:t>
+            </w:r>
+            <w:r>
+              <w:rPr>
+                <w:sz w:val="19"/>
+                <w:szCs w:val="19"/>
+              </w:rPr>
+              <w:t>상승</w:t>
             </w:r>
           </w:p>
         </w:tc>
@@ -5217,7 +7439,21 @@
                 <w:sz w:val="19"/>
                 <w:szCs w:val="19"/>
               </w:rPr>
-              <w:t>완료 — Actuator 노출</w:t>
+              <w:t>완료</w:t>
+            </w:r>
+            <w:r>
+              <w:rPr>
+                <w:sz w:val="19"/>
+                <w:szCs w:val="19"/>
+              </w:rPr>
+              <w:t xml:space="preserve"> — Actuator </w:t>
+            </w:r>
+            <w:r>
+              <w:rPr>
+                <w:sz w:val="19"/>
+                <w:szCs w:val="19"/>
+              </w:rPr>
+              <w:t>노출</w:t>
             </w:r>
           </w:p>
         </w:tc>
@@ -5277,7 +7513,58 @@
                 <w:sz w:val="19"/>
                 <w:szCs w:val="19"/>
               </w:rPr>
-              <w:t>소프트웨어 공급망 실패 (Supply Chain Failures, 2025 신규)</w:t>
+              <w:t>소프트웨어</w:t>
+            </w:r>
+            <w:r>
+              <w:rPr>
+                <w:sz w:val="19"/>
+                <w:szCs w:val="19"/>
+              </w:rPr>
+              <w:t xml:space="preserve"> </w:t>
+            </w:r>
+            <w:proofErr w:type="spellStart"/>
+            <w:r>
+              <w:rPr>
+                <w:sz w:val="19"/>
+                <w:szCs w:val="19"/>
+              </w:rPr>
+              <w:t>공급망</w:t>
+            </w:r>
+            <w:proofErr w:type="spellEnd"/>
+            <w:r>
+              <w:rPr>
+                <w:sz w:val="19"/>
+                <w:szCs w:val="19"/>
+              </w:rPr>
+              <w:t xml:space="preserve"> </w:t>
+            </w:r>
+            <w:r>
+              <w:rPr>
+                <w:sz w:val="19"/>
+                <w:szCs w:val="19"/>
+              </w:rPr>
+              <w:t>실패</w:t>
+            </w:r>
+            <w:r>
+              <w:rPr>
+                <w:sz w:val="19"/>
+                <w:szCs w:val="19"/>
+              </w:rPr>
+              <w:t xml:space="preserve"> (Supply Chain Failures, 2025 </w:t>
+            </w:r>
+            <w:r>
+              <w:rPr>
+                <w:sz w:val="19"/>
+                <w:szCs w:val="19"/>
+              </w:rPr>
+              <w:t>신규</w:t>
+            </w:r>
+            <w:r>
+              <w:rPr>
+                <w:sz w:val="19"/>
+                <w:szCs w:val="19"/>
+              </w:rPr>
+              <w:t>)</w:t>
             </w:r>
           </w:p>
         </w:tc>
@@ -5306,7 +7593,91 @@
                 <w:sz w:val="19"/>
                 <w:szCs w:val="19"/>
               </w:rPr>
-              <w:t>외부 라이브러리·빌드 도구 오염이 그대로 전파</w:t>
+              <w:t>외부</w:t>
+            </w:r>
+            <w:r>
+              <w:rPr>
+                <w:sz w:val="19"/>
+                <w:szCs w:val="19"/>
+              </w:rPr>
+              <w:t xml:space="preserve"> </w:t>
+            </w:r>
+            <w:r>
+              <w:rPr>
+                <w:sz w:val="19"/>
+                <w:szCs w:val="19"/>
+              </w:rPr>
+              <w:t>라이브러리</w:t>
+            </w:r>
+            <w:r>
+              <w:rPr>
+                <w:sz w:val="19"/>
+                <w:szCs w:val="19"/>
+              </w:rPr>
+              <w:t>·</w:t>
+            </w:r>
+            <w:r>
+              <w:rPr>
+                <w:sz w:val="19"/>
+                <w:szCs w:val="19"/>
+              </w:rPr>
+              <w:t>빌드</w:t>
+            </w:r>
+            <w:r>
+              <w:rPr>
+                <w:sz w:val="19"/>
+                <w:szCs w:val="19"/>
+              </w:rPr>
+              <w:t xml:space="preserve"> </w:t>
+            </w:r>
+            <w:r>
+              <w:rPr>
+                <w:sz w:val="19"/>
+                <w:szCs w:val="19"/>
+              </w:rPr>
+              <w:t>도구</w:t>
+            </w:r>
+            <w:r>
+              <w:rPr>
+                <w:sz w:val="19"/>
+                <w:szCs w:val="19"/>
+              </w:rPr>
+              <w:t xml:space="preserve"> </w:t>
+            </w:r>
+            <w:r>
+              <w:rPr>
+                <w:sz w:val="19"/>
+                <w:szCs w:val="19"/>
+              </w:rPr>
+              <w:t>오염이</w:t>
+            </w:r>
+            <w:r>
+              <w:rPr>
+                <w:sz w:val="19"/>
+                <w:szCs w:val="19"/>
+              </w:rPr>
+              <w:t xml:space="preserve"> </w:t>
+            </w:r>
+            <w:r>
+              <w:rPr>
+                <w:sz w:val="19"/>
+                <w:szCs w:val="19"/>
+              </w:rPr>
+              <w:t>그대로</w:t>
+            </w:r>
+            <w:r>
+              <w:rPr>
+                <w:sz w:val="19"/>
+                <w:szCs w:val="19"/>
+              </w:rPr>
+              <w:t xml:space="preserve"> </w:t>
+            </w:r>
+            <w:r>
+              <w:rPr>
+                <w:sz w:val="19"/>
+                <w:szCs w:val="19"/>
+              </w:rPr>
+              <w:t>전파</w:t>
             </w:r>
           </w:p>
         </w:tc>
@@ -5335,7 +7706,14 @@
                 <w:sz w:val="19"/>
                 <w:szCs w:val="19"/>
               </w:rPr>
-              <w:t>개념만 (SBOM)</w:t>
+              <w:t>개념만</w:t>
+            </w:r>
+            <w:r>
+              <w:rPr>
+                <w:sz w:val="19"/>
+                <w:szCs w:val="19"/>
+              </w:rPr>
+              <w:t xml:space="preserve"> (SBOM)</w:t>
             </w:r>
           </w:p>
         </w:tc>
@@ -5395,7 +7773,28 @@
                 <w:sz w:val="19"/>
                 <w:szCs w:val="19"/>
               </w:rPr>
-              <w:t>암호화 실패 (Cryptographic Failures)</w:t>
+              <w:t>암호화</w:t>
+            </w:r>
+            <w:r>
+              <w:rPr>
+                <w:sz w:val="19"/>
+                <w:szCs w:val="19"/>
+              </w:rPr>
+              <w:t xml:space="preserve"> </w:t>
+            </w:r>
+            <w:r>
+              <w:rPr>
+                <w:sz w:val="19"/>
+                <w:szCs w:val="19"/>
+              </w:rPr>
+              <w:t>실패</w:t>
+            </w:r>
+            <w:r>
+              <w:rPr>
+                <w:sz w:val="19"/>
+                <w:szCs w:val="19"/>
+              </w:rPr>
+              <w:t xml:space="preserve"> (Cryptographic Failures)</w:t>
             </w:r>
           </w:p>
         </w:tc>
@@ -5419,12 +7818,112 @@
             <w:pPr>
               <w:spacing w:after="40" w:line="280" w:lineRule="auto"/>
             </w:pPr>
-            <w:r>
-              <w:rPr>
-                <w:sz w:val="19"/>
-                <w:szCs w:val="19"/>
-              </w:rPr>
-              <w:t>민감정보 암호화 미흡. 2021년 2위→2025년 4위 하락</w:t>
+            <w:proofErr w:type="spellStart"/>
+            <w:r>
+              <w:rPr>
+                <w:sz w:val="19"/>
+                <w:szCs w:val="19"/>
+              </w:rPr>
+              <w:t>민감정보</w:t>
+            </w:r>
+            <w:proofErr w:type="spellEnd"/>
+            <w:r>
+              <w:rPr>
+                <w:sz w:val="19"/>
+                <w:szCs w:val="19"/>
+              </w:rPr>
+              <w:t xml:space="preserve"> </w:t>
+            </w:r>
+            <w:r>
+              <w:rPr>
+                <w:sz w:val="19"/>
+                <w:szCs w:val="19"/>
+              </w:rPr>
+              <w:t>암호화</w:t>
+            </w:r>
+            <w:r>
+              <w:rPr>
+                <w:sz w:val="19"/>
+                <w:szCs w:val="19"/>
+              </w:rPr>
+              <w:t xml:space="preserve"> </w:t>
+            </w:r>
+            <w:r>
+              <w:rPr>
+                <w:sz w:val="19"/>
+                <w:szCs w:val="19"/>
+              </w:rPr>
+              <w:t>미흡</w:t>
+            </w:r>
+            <w:r>
+              <w:rPr>
+                <w:sz w:val="19"/>
+                <w:szCs w:val="19"/>
+              </w:rPr>
+              <w:t>. 2021</w:t>
+            </w:r>
+            <w:r>
+              <w:rPr>
+                <w:sz w:val="19"/>
+                <w:szCs w:val="19"/>
+              </w:rPr>
+              <w:t>년</w:t>
+            </w:r>
+            <w:r>
+              <w:rPr>
+                <w:sz w:val="19"/>
+                <w:szCs w:val="19"/>
+              </w:rPr>
+              <w:t xml:space="preserve"> 2</w:t>
+            </w:r>
+            <w:r>
+              <w:rPr>
+                <w:sz w:val="19"/>
+                <w:szCs w:val="19"/>
+              </w:rPr>
+              <w:t>위</w:t>
+            </w:r>
+            <w:r>
+              <w:rPr>
+                <w:sz w:val="19"/>
+                <w:szCs w:val="19"/>
+              </w:rPr>
+              <w:t>→2025</w:t>
+            </w:r>
+            <w:r>
+              <w:rPr>
+                <w:sz w:val="19"/>
+                <w:szCs w:val="19"/>
+              </w:rPr>
+              <w:t>년</w:t>
+            </w:r>
+            <w:r>
+              <w:rPr>
+                <w:sz w:val="19"/>
+                <w:szCs w:val="19"/>
+              </w:rPr>
+              <w:t xml:space="preserve"> 4</w:t>
+            </w:r>
+            <w:r>
+              <w:rPr>
+                <w:sz w:val="19"/>
+                <w:szCs w:val="19"/>
+              </w:rPr>
+              <w:t>위</w:t>
+            </w:r>
+            <w:r>
+              <w:rPr>
+                <w:sz w:val="19"/>
+                <w:szCs w:val="19"/>
+              </w:rPr>
+              <w:t xml:space="preserve"> </w:t>
+            </w:r>
+            <w:r>
+              <w:rPr>
+                <w:sz w:val="19"/>
+                <w:szCs w:val="19"/>
+              </w:rPr>
+              <w:t>하락</w:t>
             </w:r>
           </w:p>
         </w:tc>
@@ -5453,7 +7952,30 @@
                 <w:sz w:val="19"/>
                 <w:szCs w:val="19"/>
               </w:rPr>
-              <w:t>부분 — BCrypt, JWT secret</w:t>
+              <w:t>부분</w:t>
+            </w:r>
+            <w:r>
+              <w:rPr>
+                <w:sz w:val="19"/>
+                <w:szCs w:val="19"/>
+              </w:rPr>
+              <w:t xml:space="preserve"> — </w:t>
+            </w:r>
+            <w:proofErr w:type="spellStart"/>
+            <w:r>
+              <w:rPr>
+                <w:sz w:val="19"/>
+                <w:szCs w:val="19"/>
+              </w:rPr>
+              <w:t>BCrypt</w:t>
+            </w:r>
+            <w:proofErr w:type="spellEnd"/>
+            <w:r>
+              <w:rPr>
+                <w:sz w:val="19"/>
+                <w:szCs w:val="19"/>
+              </w:rPr>
+              <w:t>, JWT secret</w:t>
             </w:r>
           </w:p>
         </w:tc>
@@ -5508,12 +8030,21 @@
             <w:pPr>
               <w:spacing w:after="40" w:line="280" w:lineRule="auto"/>
             </w:pPr>
-            <w:r>
-              <w:rPr>
-                <w:sz w:val="19"/>
-                <w:szCs w:val="19"/>
-              </w:rPr>
-              <w:t>인젝션 (Injection)</w:t>
+            <w:proofErr w:type="spellStart"/>
+            <w:r>
+              <w:rPr>
+                <w:sz w:val="19"/>
+                <w:szCs w:val="19"/>
+              </w:rPr>
+              <w:t>인젝션</w:t>
+            </w:r>
+            <w:proofErr w:type="spellEnd"/>
+            <w:r>
+              <w:rPr>
+                <w:sz w:val="19"/>
+                <w:szCs w:val="19"/>
+              </w:rPr>
+              <w:t xml:space="preserve"> (Injection)</w:t>
             </w:r>
           </w:p>
         </w:tc>
@@ -5537,12 +8068,156 @@
             <w:pPr>
               <w:spacing w:after="40" w:line="280" w:lineRule="auto"/>
             </w:pPr>
-            <w:r>
-              <w:rPr>
-                <w:sz w:val="19"/>
-                <w:szCs w:val="19"/>
-              </w:rPr>
-              <w:t>입력값이 "명령"으로 실행 (SQL·XSS 등 통합). 2021년 3위→2025년 5위 하락</w:t>
+            <w:proofErr w:type="spellStart"/>
+            <w:r>
+              <w:rPr>
+                <w:sz w:val="19"/>
+                <w:szCs w:val="19"/>
+              </w:rPr>
+              <w:t>입력값이</w:t>
+            </w:r>
+            <w:proofErr w:type="spellEnd"/>
+            <w:r>
+              <w:rPr>
+                <w:sz w:val="19"/>
+                <w:szCs w:val="19"/>
+              </w:rPr>
+              <w:t xml:space="preserve"> "</w:t>
+            </w:r>
+            <w:r>
+              <w:rPr>
+                <w:sz w:val="19"/>
+                <w:szCs w:val="19"/>
+              </w:rPr>
+              <w:t>명령</w:t>
+            </w:r>
+            <w:r>
+              <w:rPr>
+                <w:sz w:val="19"/>
+                <w:szCs w:val="19"/>
+              </w:rPr>
+              <w:t>"</w:t>
+            </w:r>
+            <w:proofErr w:type="spellStart"/>
+            <w:r>
+              <w:rPr>
+                <w:sz w:val="19"/>
+                <w:szCs w:val="19"/>
+              </w:rPr>
+              <w:t>으로</w:t>
+            </w:r>
+            <w:proofErr w:type="spellEnd"/>
+            <w:r>
+              <w:rPr>
+                <w:sz w:val="19"/>
+                <w:szCs w:val="19"/>
+              </w:rPr>
+              <w:t xml:space="preserve"> </w:t>
+            </w:r>
+            <w:r>
+              <w:rPr>
+                <w:sz w:val="19"/>
+                <w:szCs w:val="19"/>
+              </w:rPr>
+              <w:t>실행</w:t>
+            </w:r>
+            <w:r>
+              <w:rPr>
+                <w:sz w:val="19"/>
+                <w:szCs w:val="19"/>
+              </w:rPr>
+              <w:t xml:space="preserve"> (SQL·XSS </w:t>
+            </w:r>
+            <w:r>
+              <w:rPr>
+                <w:sz w:val="19"/>
+                <w:szCs w:val="19"/>
+              </w:rPr>
+              <w:t>등</w:t>
+            </w:r>
+            <w:r>
+              <w:rPr>
+                <w:sz w:val="19"/>
+                <w:szCs w:val="19"/>
+              </w:rPr>
+              <w:t xml:space="preserve"> </w:t>
+            </w:r>
+            <w:r>
+              <w:rPr>
+                <w:sz w:val="19"/>
+                <w:szCs w:val="19"/>
+              </w:rPr>
+              <w:t>통합</w:t>
+            </w:r>
+            <w:r>
+              <w:rPr>
+                <w:sz w:val="19"/>
+                <w:szCs w:val="19"/>
+              </w:rPr>
+              <w:t>). 2021</w:t>
+            </w:r>
+            <w:r>
+              <w:rPr>
+                <w:sz w:val="19"/>
+                <w:szCs w:val="19"/>
+              </w:rPr>
+              <w:t>년</w:t>
+            </w:r>
+            <w:r>
+              <w:rPr>
+                <w:sz w:val="19"/>
+                <w:szCs w:val="19"/>
+              </w:rPr>
+              <w:t xml:space="preserve"> 3</w:t>
+            </w:r>
+            <w:r>
+              <w:rPr>
+                <w:sz w:val="19"/>
+                <w:szCs w:val="19"/>
+              </w:rPr>
+              <w:t>위</w:t>
+            </w:r>
+            <w:r>
+              <w:rPr>
+                <w:sz w:val="19"/>
+                <w:szCs w:val="19"/>
+              </w:rPr>
+              <w:t>→2025</w:t>
+            </w:r>
+            <w:r>
+              <w:rPr>
+                <w:sz w:val="19"/>
+                <w:szCs w:val="19"/>
+              </w:rPr>
+              <w:t>년</w:t>
+            </w:r>
+            <w:r>
+              <w:rPr>
+                <w:sz w:val="19"/>
+                <w:szCs w:val="19"/>
+              </w:rPr>
+              <w:t xml:space="preserve"> 5</w:t>
+            </w:r>
+            <w:r>
+              <w:rPr>
+                <w:sz w:val="19"/>
+                <w:szCs w:val="19"/>
+              </w:rPr>
+              <w:t>위</w:t>
+            </w:r>
+            <w:r>
+              <w:rPr>
+                <w:sz w:val="19"/>
+                <w:szCs w:val="19"/>
+              </w:rPr>
+              <w:t xml:space="preserve"> </w:t>
+            </w:r>
+            <w:r>
+              <w:rPr>
+                <w:sz w:val="19"/>
+                <w:szCs w:val="19"/>
+              </w:rPr>
+              <w:t>하락</w:t>
             </w:r>
           </w:p>
         </w:tc>
@@ -5571,7 +8246,30 @@
                 <w:sz w:val="19"/>
                 <w:szCs w:val="19"/>
               </w:rPr>
-              <w:t>완료 — SQLi, XSS</w:t>
+              <w:t>완료</w:t>
+            </w:r>
+            <w:r>
+              <w:rPr>
+                <w:sz w:val="19"/>
+                <w:szCs w:val="19"/>
+              </w:rPr>
+              <w:t xml:space="preserve"> — </w:t>
+            </w:r>
+            <w:proofErr w:type="spellStart"/>
+            <w:r>
+              <w:rPr>
+                <w:sz w:val="19"/>
+                <w:szCs w:val="19"/>
+              </w:rPr>
+              <w:t>SQLi</w:t>
+            </w:r>
+            <w:proofErr w:type="spellEnd"/>
+            <w:r>
+              <w:rPr>
+                <w:sz w:val="19"/>
+                <w:szCs w:val="19"/>
+              </w:rPr>
+              <w:t>, XSS</w:t>
             </w:r>
           </w:p>
         </w:tc>
@@ -5631,7 +8329,42 @@
                 <w:sz w:val="19"/>
                 <w:szCs w:val="19"/>
               </w:rPr>
-              <w:t>안전하지 않은 설계 (Insecure Design)</w:t>
+              <w:t>안전하지</w:t>
+            </w:r>
+            <w:r>
+              <w:rPr>
+                <w:sz w:val="19"/>
+                <w:szCs w:val="19"/>
+              </w:rPr>
+              <w:t xml:space="preserve"> </w:t>
+            </w:r>
+            <w:r>
+              <w:rPr>
+                <w:sz w:val="19"/>
+                <w:szCs w:val="19"/>
+              </w:rPr>
+              <w:t>않은</w:t>
+            </w:r>
+            <w:r>
+              <w:rPr>
+                <w:sz w:val="19"/>
+                <w:szCs w:val="19"/>
+              </w:rPr>
+              <w:t xml:space="preserve"> </w:t>
+            </w:r>
+            <w:r>
+              <w:rPr>
+                <w:sz w:val="19"/>
+                <w:szCs w:val="19"/>
+              </w:rPr>
+              <w:t>설계</w:t>
+            </w:r>
+            <w:r>
+              <w:rPr>
+                <w:sz w:val="19"/>
+                <w:szCs w:val="19"/>
+              </w:rPr>
+              <w:t xml:space="preserve"> (Insecure Design)</w:t>
             </w:r>
           </w:p>
         </w:tc>
@@ -5660,7 +8393,77 @@
                 <w:sz w:val="19"/>
                 <w:szCs w:val="19"/>
               </w:rPr>
-              <w:t>구현 버그가 아니라 설계 자체의 결함</w:t>
+              <w:t>구현</w:t>
+            </w:r>
+            <w:r>
+              <w:rPr>
+                <w:sz w:val="19"/>
+                <w:szCs w:val="19"/>
+              </w:rPr>
+              <w:t xml:space="preserve"> </w:t>
+            </w:r>
+            <w:r>
+              <w:rPr>
+                <w:sz w:val="19"/>
+                <w:szCs w:val="19"/>
+              </w:rPr>
+              <w:t>버그가</w:t>
+            </w:r>
+            <w:r>
+              <w:rPr>
+                <w:sz w:val="19"/>
+                <w:szCs w:val="19"/>
+              </w:rPr>
+              <w:t xml:space="preserve"> </w:t>
+            </w:r>
+            <w:r>
+              <w:rPr>
+                <w:sz w:val="19"/>
+                <w:szCs w:val="19"/>
+              </w:rPr>
+              <w:t>아니라</w:t>
+            </w:r>
+            <w:r>
+              <w:rPr>
+                <w:sz w:val="19"/>
+                <w:szCs w:val="19"/>
+              </w:rPr>
+              <w:t xml:space="preserve"> </w:t>
+            </w:r>
+            <w:r>
+              <w:rPr>
+                <w:sz w:val="19"/>
+                <w:szCs w:val="19"/>
+              </w:rPr>
+              <w:t>설계</w:t>
+            </w:r>
+            <w:r>
+              <w:rPr>
+                <w:sz w:val="19"/>
+                <w:szCs w:val="19"/>
+              </w:rPr>
+              <w:t xml:space="preserve"> </w:t>
+            </w:r>
+            <w:r>
+              <w:rPr>
+                <w:sz w:val="19"/>
+                <w:szCs w:val="19"/>
+              </w:rPr>
+              <w:t>자체의</w:t>
+            </w:r>
+            <w:r>
+              <w:rPr>
+                <w:sz w:val="19"/>
+                <w:szCs w:val="19"/>
+              </w:rPr>
+              <w:t xml:space="preserve"> </w:t>
+            </w:r>
+            <w:r>
+              <w:rPr>
+                <w:sz w:val="19"/>
+                <w:szCs w:val="19"/>
+              </w:rPr>
+              <w:t>결함</w:t>
             </w:r>
           </w:p>
         </w:tc>
@@ -5749,7 +8552,28 @@
                 <w:sz w:val="19"/>
                 <w:szCs w:val="19"/>
               </w:rPr>
-              <w:t>인증 실패 (Authentication Failures)</w:t>
+              <w:t>인증</w:t>
+            </w:r>
+            <w:r>
+              <w:rPr>
+                <w:sz w:val="19"/>
+                <w:szCs w:val="19"/>
+              </w:rPr>
+              <w:t xml:space="preserve"> </w:t>
+            </w:r>
+            <w:r>
+              <w:rPr>
+                <w:sz w:val="19"/>
+                <w:szCs w:val="19"/>
+              </w:rPr>
+              <w:t>실패</w:t>
+            </w:r>
+            <w:r>
+              <w:rPr>
+                <w:sz w:val="19"/>
+                <w:szCs w:val="19"/>
+              </w:rPr>
+              <w:t xml:space="preserve"> (Authentication Failures)</w:t>
             </w:r>
           </w:p>
         </w:tc>
@@ -5778,7 +8602,63 @@
                 <w:sz w:val="19"/>
                 <w:szCs w:val="19"/>
               </w:rPr>
-              <w:t>신원 확인 실패로 계정 탈취</w:t>
+              <w:t>신원</w:t>
+            </w:r>
+            <w:r>
+              <w:rPr>
+                <w:sz w:val="19"/>
+                <w:szCs w:val="19"/>
+              </w:rPr>
+              <w:t xml:space="preserve"> </w:t>
+            </w:r>
+            <w:r>
+              <w:rPr>
+                <w:sz w:val="19"/>
+                <w:szCs w:val="19"/>
+              </w:rPr>
+              <w:t>확인</w:t>
+            </w:r>
+            <w:r>
+              <w:rPr>
+                <w:sz w:val="19"/>
+                <w:szCs w:val="19"/>
+              </w:rPr>
+              <w:t xml:space="preserve"> </w:t>
+            </w:r>
+            <w:r>
+              <w:rPr>
+                <w:sz w:val="19"/>
+                <w:szCs w:val="19"/>
+              </w:rPr>
+              <w:t>실패로</w:t>
+            </w:r>
+            <w:r>
+              <w:rPr>
+                <w:sz w:val="19"/>
+                <w:szCs w:val="19"/>
+              </w:rPr>
+              <w:t xml:space="preserve"> </w:t>
+            </w:r>
+            <w:r>
+              <w:rPr>
+                <w:sz w:val="19"/>
+                <w:szCs w:val="19"/>
+              </w:rPr>
+              <w:t>계정</w:t>
+            </w:r>
+            <w:r>
+              <w:rPr>
+                <w:sz w:val="19"/>
+                <w:szCs w:val="19"/>
+              </w:rPr>
+              <w:t xml:space="preserve"> </w:t>
+            </w:r>
+            <w:r>
+              <w:rPr>
+                <w:sz w:val="19"/>
+                <w:szCs w:val="19"/>
+              </w:rPr>
+              <w:t>탈취</w:t>
             </w:r>
           </w:p>
         </w:tc>
@@ -5807,7 +8687,21 @@
                 <w:sz w:val="19"/>
                 <w:szCs w:val="19"/>
               </w:rPr>
-              <w:t>완료 — JWT 보안</w:t>
+              <w:t>완료</w:t>
+            </w:r>
+            <w:r>
+              <w:rPr>
+                <w:sz w:val="19"/>
+                <w:szCs w:val="19"/>
+              </w:rPr>
+              <w:t xml:space="preserve"> — JWT </w:t>
+            </w:r>
+            <w:r>
+              <w:rPr>
+                <w:sz w:val="19"/>
+                <w:szCs w:val="19"/>
+              </w:rPr>
+              <w:t>보안</w:t>
             </w:r>
           </w:p>
         </w:tc>
@@ -5838,6 +8732,7 @@
                 <w:sz w:val="19"/>
                 <w:szCs w:val="19"/>
               </w:rPr>
+              <w:lastRenderedPageBreak/>
               <w:t>8</w:t>
             </w:r>
           </w:p>
@@ -5867,7 +8762,28 @@
                 <w:sz w:val="19"/>
                 <w:szCs w:val="19"/>
               </w:rPr>
-              <w:t>무결성 실패 (Integrity Failures)</w:t>
+              <w:t>무결성</w:t>
+            </w:r>
+            <w:r>
+              <w:rPr>
+                <w:sz w:val="19"/>
+                <w:szCs w:val="19"/>
+              </w:rPr>
+              <w:t xml:space="preserve"> </w:t>
+            </w:r>
+            <w:r>
+              <w:rPr>
+                <w:sz w:val="19"/>
+                <w:szCs w:val="19"/>
+              </w:rPr>
+              <w:t>실패</w:t>
+            </w:r>
+            <w:r>
+              <w:rPr>
+                <w:sz w:val="19"/>
+                <w:szCs w:val="19"/>
+              </w:rPr>
+              <w:t xml:space="preserve"> (Integrity Failures)</w:t>
             </w:r>
           </w:p>
         </w:tc>
@@ -5896,7 +8812,63 @@
                 <w:sz w:val="19"/>
                 <w:szCs w:val="19"/>
               </w:rPr>
-              <w:t>검증 없이 코드·데이터가 변조됨</w:t>
+              <w:t>검증</w:t>
+            </w:r>
+            <w:r>
+              <w:rPr>
+                <w:sz w:val="19"/>
+                <w:szCs w:val="19"/>
+              </w:rPr>
+              <w:t xml:space="preserve"> </w:t>
+            </w:r>
+            <w:r>
+              <w:rPr>
+                <w:sz w:val="19"/>
+                <w:szCs w:val="19"/>
+              </w:rPr>
+              <w:t>없이</w:t>
+            </w:r>
+            <w:r>
+              <w:rPr>
+                <w:sz w:val="19"/>
+                <w:szCs w:val="19"/>
+              </w:rPr>
+              <w:t xml:space="preserve"> </w:t>
+            </w:r>
+            <w:r>
+              <w:rPr>
+                <w:sz w:val="19"/>
+                <w:szCs w:val="19"/>
+              </w:rPr>
+              <w:t>코드</w:t>
+            </w:r>
+            <w:r>
+              <w:rPr>
+                <w:sz w:val="19"/>
+                <w:szCs w:val="19"/>
+              </w:rPr>
+              <w:t>·</w:t>
+            </w:r>
+            <w:r>
+              <w:rPr>
+                <w:sz w:val="19"/>
+                <w:szCs w:val="19"/>
+              </w:rPr>
+              <w:t>데이터가</w:t>
+            </w:r>
+            <w:r>
+              <w:rPr>
+                <w:sz w:val="19"/>
+                <w:szCs w:val="19"/>
+              </w:rPr>
+              <w:t xml:space="preserve"> </w:t>
+            </w:r>
+            <w:r>
+              <w:rPr>
+                <w:sz w:val="19"/>
+                <w:szCs w:val="19"/>
+              </w:rPr>
+              <w:t>변조됨</w:t>
             </w:r>
           </w:p>
         </w:tc>
@@ -5925,8 +8897,24 @@
                 <w:sz w:val="19"/>
                 <w:szCs w:val="19"/>
               </w:rPr>
-              <w:t>완료 — 역직렬화</w:t>
-            </w:r>
+              <w:t>완료</w:t>
+            </w:r>
+            <w:r>
+              <w:rPr>
+                <w:sz w:val="19"/>
+                <w:szCs w:val="19"/>
+              </w:rPr>
+              <w:t xml:space="preserve"> — </w:t>
+            </w:r>
+            <w:proofErr w:type="spellStart"/>
+            <w:r>
+              <w:rPr>
+                <w:sz w:val="19"/>
+                <w:szCs w:val="19"/>
+              </w:rPr>
+              <w:t>역직렬화</w:t>
+            </w:r>
+            <w:proofErr w:type="spellEnd"/>
           </w:p>
         </w:tc>
       </w:tr>
@@ -5985,7 +8973,42 @@
                 <w:sz w:val="19"/>
                 <w:szCs w:val="19"/>
               </w:rPr>
-              <w:t>로깅·경보 실패 (Logging &amp; Alerting Failures)</w:t>
+              <w:t>로깅</w:t>
+            </w:r>
+            <w:r>
+              <w:rPr>
+                <w:sz w:val="19"/>
+                <w:szCs w:val="19"/>
+              </w:rPr>
+              <w:t>·</w:t>
+            </w:r>
+            <w:r>
+              <w:rPr>
+                <w:sz w:val="19"/>
+                <w:szCs w:val="19"/>
+              </w:rPr>
+              <w:t>경보</w:t>
+            </w:r>
+            <w:r>
+              <w:rPr>
+                <w:sz w:val="19"/>
+                <w:szCs w:val="19"/>
+              </w:rPr>
+              <w:t xml:space="preserve"> </w:t>
+            </w:r>
+            <w:r>
+              <w:rPr>
+                <w:sz w:val="19"/>
+                <w:szCs w:val="19"/>
+              </w:rPr>
+              <w:t>실패</w:t>
+            </w:r>
+            <w:r>
+              <w:rPr>
+                <w:sz w:val="19"/>
+                <w:szCs w:val="19"/>
+              </w:rPr>
+              <w:t xml:space="preserve"> (Logging &amp; Alerting Failures)</w:t>
             </w:r>
           </w:p>
         </w:tc>
@@ -6014,7 +9037,63 @@
                 <w:sz w:val="19"/>
                 <w:szCs w:val="19"/>
               </w:rPr>
-              <w:t>공격의 기록·감지·대응 실패</w:t>
+              <w:t>공격의</w:t>
+            </w:r>
+            <w:r>
+              <w:rPr>
+                <w:sz w:val="19"/>
+                <w:szCs w:val="19"/>
+              </w:rPr>
+              <w:t xml:space="preserve"> </w:t>
+            </w:r>
+            <w:r>
+              <w:rPr>
+                <w:sz w:val="19"/>
+                <w:szCs w:val="19"/>
+              </w:rPr>
+              <w:t>기록</w:t>
+            </w:r>
+            <w:r>
+              <w:rPr>
+                <w:sz w:val="19"/>
+                <w:szCs w:val="19"/>
+              </w:rPr>
+              <w:t>·</w:t>
+            </w:r>
+            <w:r>
+              <w:rPr>
+                <w:sz w:val="19"/>
+                <w:szCs w:val="19"/>
+              </w:rPr>
+              <w:t>감지</w:t>
+            </w:r>
+            <w:r>
+              <w:rPr>
+                <w:sz w:val="19"/>
+                <w:szCs w:val="19"/>
+              </w:rPr>
+              <w:t>·</w:t>
+            </w:r>
+            <w:r>
+              <w:rPr>
+                <w:sz w:val="19"/>
+                <w:szCs w:val="19"/>
+              </w:rPr>
+              <w:t>대응</w:t>
+            </w:r>
+            <w:r>
+              <w:rPr>
+                <w:sz w:val="19"/>
+                <w:szCs w:val="19"/>
+              </w:rPr>
+              <w:t xml:space="preserve"> </w:t>
+            </w:r>
+            <w:r>
+              <w:rPr>
+                <w:sz w:val="19"/>
+                <w:szCs w:val="19"/>
+              </w:rPr>
+              <w:t>실패</w:t>
             </w:r>
           </w:p>
         </w:tc>
@@ -6043,7 +9122,35 @@
                 <w:sz w:val="19"/>
                 <w:szCs w:val="19"/>
               </w:rPr>
-              <w:t>완료 — 감사 로깅</w:t>
+              <w:t>완료</w:t>
+            </w:r>
+            <w:r>
+              <w:rPr>
+                <w:sz w:val="19"/>
+                <w:szCs w:val="19"/>
+              </w:rPr>
+              <w:t xml:space="preserve"> — </w:t>
+            </w:r>
+            <w:r>
+              <w:rPr>
+                <w:sz w:val="19"/>
+                <w:szCs w:val="19"/>
+              </w:rPr>
+              <w:t>감사</w:t>
+            </w:r>
+            <w:r>
+              <w:rPr>
+                <w:sz w:val="19"/>
+                <w:szCs w:val="19"/>
+              </w:rPr>
+              <w:t xml:space="preserve"> </w:t>
+            </w:r>
+            <w:r>
+              <w:rPr>
+                <w:sz w:val="19"/>
+                <w:szCs w:val="19"/>
+              </w:rPr>
+              <w:t>로깅</w:t>
             </w:r>
           </w:p>
         </w:tc>
@@ -6103,7 +9210,77 @@
                 <w:sz w:val="19"/>
                 <w:szCs w:val="19"/>
               </w:rPr>
-              <w:t>예외 상황 처리 미흡 (Mishandling of Exceptional Conditions, 2025 신규)</w:t>
+              <w:t>예외</w:t>
+            </w:r>
+            <w:r>
+              <w:rPr>
+                <w:sz w:val="19"/>
+                <w:szCs w:val="19"/>
+              </w:rPr>
+              <w:t xml:space="preserve"> </w:t>
+            </w:r>
+            <w:r>
+              <w:rPr>
+                <w:sz w:val="19"/>
+                <w:szCs w:val="19"/>
+              </w:rPr>
+              <w:t>상황</w:t>
+            </w:r>
+            <w:r>
+              <w:rPr>
+                <w:sz w:val="19"/>
+                <w:szCs w:val="19"/>
+              </w:rPr>
+              <w:t xml:space="preserve"> </w:t>
+            </w:r>
+            <w:r>
+              <w:rPr>
+                <w:sz w:val="19"/>
+                <w:szCs w:val="19"/>
+              </w:rPr>
+              <w:t>처리</w:t>
+            </w:r>
+            <w:r>
+              <w:rPr>
+                <w:sz w:val="19"/>
+                <w:szCs w:val="19"/>
+              </w:rPr>
+              <w:t xml:space="preserve"> </w:t>
+            </w:r>
+            <w:r>
+              <w:rPr>
+                <w:sz w:val="19"/>
+                <w:szCs w:val="19"/>
+              </w:rPr>
+              <w:t>미흡</w:t>
+            </w:r>
+            <w:r>
+              <w:rPr>
+                <w:sz w:val="19"/>
+                <w:szCs w:val="19"/>
+              </w:rPr>
+              <w:t xml:space="preserve"> (Mishandling of Exceptional </w:t>
+            </w:r>
+            <w:r>
+              <w:rPr>
+                <w:sz w:val="19"/>
+                <w:szCs w:val="19"/>
+              </w:rPr>
+              <w:t xml:space="preserve">Conditions, 2025 </w:t>
+            </w:r>
+            <w:r>
+              <w:rPr>
+                <w:sz w:val="19"/>
+                <w:szCs w:val="19"/>
+              </w:rPr>
+              <w:t>신규</w:t>
+            </w:r>
+            <w:r>
+              <w:rPr>
+                <w:sz w:val="19"/>
+                <w:szCs w:val="19"/>
+              </w:rPr>
+              <w:t>)</w:t>
             </w:r>
           </w:p>
         </w:tc>
@@ -6132,7 +9309,63 @@
                 <w:sz w:val="19"/>
                 <w:szCs w:val="19"/>
               </w:rPr>
-              <w:t>오류 상황에서 안전하지 않게 무너짐</w:t>
+              <w:t>오류</w:t>
+            </w:r>
+            <w:r>
+              <w:rPr>
+                <w:sz w:val="19"/>
+                <w:szCs w:val="19"/>
+              </w:rPr>
+              <w:t xml:space="preserve"> </w:t>
+            </w:r>
+            <w:r>
+              <w:rPr>
+                <w:sz w:val="19"/>
+                <w:szCs w:val="19"/>
+              </w:rPr>
+              <w:t>상황에서</w:t>
+            </w:r>
+            <w:r>
+              <w:rPr>
+                <w:sz w:val="19"/>
+                <w:szCs w:val="19"/>
+              </w:rPr>
+              <w:t xml:space="preserve"> </w:t>
+            </w:r>
+            <w:r>
+              <w:rPr>
+                <w:sz w:val="19"/>
+                <w:szCs w:val="19"/>
+              </w:rPr>
+              <w:t>안전하지</w:t>
+            </w:r>
+            <w:r>
+              <w:rPr>
+                <w:sz w:val="19"/>
+                <w:szCs w:val="19"/>
+              </w:rPr>
+              <w:t xml:space="preserve"> </w:t>
+            </w:r>
+            <w:r>
+              <w:rPr>
+                <w:sz w:val="19"/>
+                <w:szCs w:val="19"/>
+              </w:rPr>
+              <w:t>않게</w:t>
+            </w:r>
+            <w:r>
+              <w:rPr>
+                <w:sz w:val="19"/>
+                <w:szCs w:val="19"/>
+              </w:rPr>
+              <w:t xml:space="preserve"> </w:t>
+            </w:r>
+            <w:r>
+              <w:rPr>
+                <w:sz w:val="19"/>
+                <w:szCs w:val="19"/>
+              </w:rPr>
+              <w:t>무너짐</w:t>
             </w:r>
           </w:p>
         </w:tc>
@@ -6161,7 +9394,14 @@
                 <w:sz w:val="19"/>
                 <w:szCs w:val="19"/>
               </w:rPr>
-              <w:t>완료 — fail-closed</w:t>
+              <w:t>완료</w:t>
+            </w:r>
+            <w:r>
+              <w:rPr>
+                <w:sz w:val="19"/>
+                <w:szCs w:val="19"/>
+              </w:rPr>
+              <w:t xml:space="preserve"> — fail-closed</w:t>
             </w:r>
           </w:p>
         </w:tc>
@@ -6177,7 +9417,31 @@
           <w:bCs/>
           <w:color w:val="1F3A5F"/>
         </w:rPr>
-        <w:t>6-2. OWASP API Security Top 10 (2023) 전체 지도</w:t>
+        <w:t xml:space="preserve">6-2. OWASP API Security Top 10 (2023) </w:t>
+      </w:r>
+      <w:r>
+        <w:rPr>
+          <w:b/>
+          <w:bCs/>
+          <w:color w:val="1F3A5F"/>
+        </w:rPr>
+        <w:t>전체</w:t>
+      </w:r>
+      <w:r>
+        <w:rPr>
+          <w:b/>
+          <w:bCs/>
+          <w:color w:val="1F3A5F"/>
+        </w:rPr>
+        <w:t xml:space="preserve"> </w:t>
+      </w:r>
+      <w:r>
+        <w:rPr>
+          <w:b/>
+          <w:bCs/>
+          <w:color w:val="1F3A5F"/>
+        </w:rPr>
+        <w:t>지도</w:t>
       </w:r>
     </w:p>
     <w:tbl>
@@ -6194,10 +9458,10 @@
         <w:tblLook w:val="04A0" w:firstRow="1" w:lastRow="0" w:firstColumn="1" w:lastColumn="0" w:noHBand="0" w:noVBand="1"/>
       </w:tblPr>
       <w:tblGrid>
-        <w:gridCol w:w="500"/>
-        <w:gridCol w:w="2600"/>
-        <w:gridCol w:w="4200"/>
-        <w:gridCol w:w="2338"/>
+        <w:gridCol w:w="735"/>
+        <w:gridCol w:w="2543"/>
+        <w:gridCol w:w="4073"/>
+        <w:gridCol w:w="2287"/>
       </w:tblGrid>
       <w:tr>
         <w:trPr>
@@ -6298,31 +9562,8 @@
                 <w:sz w:val="19"/>
                 <w:szCs w:val="19"/>
               </w:rPr>
-              <w:t>한 줄 설명</w:t>
-            </w:r>
-          </w:p>
-        </w:tc>
-        <w:tc>
-          <w:tcPr>
-            <w:tcW w:w="2338" w:type="dxa"/>
-            <w:tcBorders>
-              <w:top w:val="single" w:sz="4" w:space="0" w:color="BFC9D4"/>
-              <w:left w:val="single" w:sz="4" w:space="0" w:color="BFC9D4"/>
-              <w:bottom w:val="single" w:sz="4" w:space="0" w:color="BFC9D4"/>
-              <w:right w:val="single" w:sz="4" w:space="0" w:color="BFC9D4"/>
-            </w:tcBorders>
-            <w:shd w:val="clear" w:color="auto" w:fill="1F3A5F"/>
-            <w:tcMar>
-              <w:top w:w="80" w:type="dxa"/>
-              <w:left w:w="120" w:type="dxa"/>
-              <w:bottom w:w="80" w:type="dxa"/>
-              <w:right w:w="120" w:type="dxa"/>
-            </w:tcMar>
-          </w:tcPr>
-          <w:p>
-            <w:pPr>
-              <w:spacing w:after="40" w:line="280" w:lineRule="auto"/>
-            </w:pPr>
+              <w:t>한</w:t>
+            </w:r>
             <w:r>
               <w:rPr>
                 <w:b/>
@@ -6331,7 +9572,112 @@
                 <w:sz w:val="19"/>
                 <w:szCs w:val="19"/>
               </w:rPr>
-              <w:t>Student_JWT 데모/관점</w:t>
+              <w:t xml:space="preserve"> </w:t>
+            </w:r>
+            <w:r>
+              <w:rPr>
+                <w:b/>
+                <w:bCs/>
+                <w:color w:val="FFFFFF"/>
+                <w:sz w:val="19"/>
+                <w:szCs w:val="19"/>
+              </w:rPr>
+              <w:t>줄</w:t>
+            </w:r>
+            <w:r>
+              <w:rPr>
+                <w:b/>
+                <w:bCs/>
+                <w:color w:val="FFFFFF"/>
+                <w:sz w:val="19"/>
+                <w:szCs w:val="19"/>
+              </w:rPr>
+              <w:t xml:space="preserve"> </w:t>
+            </w:r>
+            <w:r>
+              <w:rPr>
+                <w:b/>
+                <w:bCs/>
+                <w:color w:val="FFFFFF"/>
+                <w:sz w:val="19"/>
+                <w:szCs w:val="19"/>
+              </w:rPr>
+              <w:t>설명</w:t>
+            </w:r>
+          </w:p>
+        </w:tc>
+        <w:tc>
+          <w:tcPr>
+            <w:tcW w:w="2338" w:type="dxa"/>
+            <w:tcBorders>
+              <w:top w:val="single" w:sz="4" w:space="0" w:color="BFC9D4"/>
+              <w:left w:val="single" w:sz="4" w:space="0" w:color="BFC9D4"/>
+              <w:bottom w:val="single" w:sz="4" w:space="0" w:color="BFC9D4"/>
+              <w:right w:val="single" w:sz="4" w:space="0" w:color="BFC9D4"/>
+            </w:tcBorders>
+            <w:shd w:val="clear" w:color="auto" w:fill="1F3A5F"/>
+            <w:tcMar>
+              <w:top w:w="80" w:type="dxa"/>
+              <w:left w:w="120" w:type="dxa"/>
+              <w:bottom w:w="80" w:type="dxa"/>
+              <w:right w:w="120" w:type="dxa"/>
+            </w:tcMar>
+          </w:tcPr>
+          <w:p>
+            <w:pPr>
+              <w:spacing w:after="40" w:line="280" w:lineRule="auto"/>
+            </w:pPr>
+            <w:proofErr w:type="spellStart"/>
+            <w:r>
+              <w:rPr>
+                <w:b/>
+                <w:bCs/>
+                <w:color w:val="FFFFFF"/>
+                <w:sz w:val="19"/>
+                <w:szCs w:val="19"/>
+              </w:rPr>
+              <w:t>Student_JWT</w:t>
+            </w:r>
+            <w:proofErr w:type="spellEnd"/>
+            <w:r>
+              <w:rPr>
+                <w:b/>
+                <w:bCs/>
+                <w:color w:val="FFFFFF"/>
+                <w:sz w:val="19"/>
+                <w:szCs w:val="19"/>
+              </w:rPr>
+              <w:t xml:space="preserve"> </w:t>
+            </w:r>
+            <w:r>
+              <w:rPr>
+                <w:b/>
+                <w:bCs/>
+                <w:color w:val="FFFFFF"/>
+                <w:sz w:val="19"/>
+                <w:szCs w:val="19"/>
+              </w:rPr>
+              <w:t>데모</w:t>
+            </w:r>
+            <w:r>
+              <w:rPr>
+                <w:b/>
+                <w:bCs/>
+                <w:color w:val="FFFFFF"/>
+                <w:sz w:val="19"/>
+                <w:szCs w:val="19"/>
+              </w:rPr>
+              <w:t>/</w:t>
+            </w:r>
+            <w:r>
+              <w:rPr>
+                <w:b/>
+                <w:bCs/>
+                <w:color w:val="FFFFFF"/>
+                <w:sz w:val="19"/>
+                <w:szCs w:val="19"/>
+              </w:rPr>
+              <w:t>관점</w:t>
             </w:r>
           </w:p>
         </w:tc>
@@ -6391,7 +9737,70 @@
                 <w:sz w:val="19"/>
                 <w:szCs w:val="19"/>
               </w:rPr>
-              <w:t>객체 단위 접근 제어 실패 (BOLA)</w:t>
+              <w:t>객체</w:t>
+            </w:r>
+            <w:r>
+              <w:rPr>
+                <w:sz w:val="19"/>
+                <w:szCs w:val="19"/>
+              </w:rPr>
+              <w:t xml:space="preserve"> </w:t>
+            </w:r>
+            <w:r>
+              <w:rPr>
+                <w:sz w:val="19"/>
+                <w:szCs w:val="19"/>
+              </w:rPr>
+              <w:t>단위</w:t>
+            </w:r>
+            <w:r>
+              <w:rPr>
+                <w:sz w:val="19"/>
+                <w:szCs w:val="19"/>
+              </w:rPr>
+              <w:t xml:space="preserve"> </w:t>
+            </w:r>
+            <w:r>
+              <w:rPr>
+                <w:sz w:val="19"/>
+                <w:szCs w:val="19"/>
+              </w:rPr>
+              <w:t>접근</w:t>
+            </w:r>
+            <w:r>
+              <w:rPr>
+                <w:sz w:val="19"/>
+                <w:szCs w:val="19"/>
+              </w:rPr>
+              <w:t xml:space="preserve"> </w:t>
+            </w:r>
+            <w:r>
+              <w:rPr>
+                <w:sz w:val="19"/>
+                <w:szCs w:val="19"/>
+              </w:rPr>
+              <w:t>제어</w:t>
+            </w:r>
+            <w:r>
+              <w:rPr>
+                <w:sz w:val="19"/>
+                <w:szCs w:val="19"/>
+              </w:rPr>
+              <w:t xml:space="preserve"> </w:t>
+            </w:r>
+            <w:r>
+              <w:rPr>
+                <w:sz w:val="19"/>
+                <w:szCs w:val="19"/>
+              </w:rPr>
+              <w:t>실패</w:t>
+            </w:r>
+            <w:r>
+              <w:rPr>
+                <w:sz w:val="19"/>
+                <w:szCs w:val="19"/>
+              </w:rPr>
+              <w:t xml:space="preserve"> (BOLA)</w:t>
             </w:r>
           </w:p>
         </w:tc>
@@ -6420,7 +9829,133 @@
                 <w:sz w:val="19"/>
                 <w:szCs w:val="19"/>
               </w:rPr>
-              <w:t>요청 안의 id만 바꾸면 내 것이 아닌 객체에 접근되는 것</w:t>
+              <w:t>요청</w:t>
+            </w:r>
+            <w:r>
+              <w:rPr>
+                <w:sz w:val="19"/>
+                <w:szCs w:val="19"/>
+              </w:rPr>
+              <w:t xml:space="preserve"> </w:t>
+            </w:r>
+            <w:r>
+              <w:rPr>
+                <w:sz w:val="19"/>
+                <w:szCs w:val="19"/>
+              </w:rPr>
+              <w:t>안의</w:t>
+            </w:r>
+            <w:r>
+              <w:rPr>
+                <w:sz w:val="19"/>
+                <w:szCs w:val="19"/>
+              </w:rPr>
+              <w:t xml:space="preserve"> id</w:t>
+            </w:r>
+            <w:r>
+              <w:rPr>
+                <w:sz w:val="19"/>
+                <w:szCs w:val="19"/>
+              </w:rPr>
+              <w:t>만</w:t>
+            </w:r>
+            <w:r>
+              <w:rPr>
+                <w:sz w:val="19"/>
+                <w:szCs w:val="19"/>
+              </w:rPr>
+              <w:t xml:space="preserve"> </w:t>
+            </w:r>
+            <w:r>
+              <w:rPr>
+                <w:sz w:val="19"/>
+                <w:szCs w:val="19"/>
+              </w:rPr>
+              <w:t>바꾸면</w:t>
+            </w:r>
+            <w:r>
+              <w:rPr>
+                <w:sz w:val="19"/>
+                <w:szCs w:val="19"/>
+              </w:rPr>
+              <w:t xml:space="preserve"> </w:t>
+            </w:r>
+            <w:r>
+              <w:rPr>
+                <w:sz w:val="19"/>
+                <w:szCs w:val="19"/>
+              </w:rPr>
+              <w:t>내</w:t>
+            </w:r>
+            <w:r>
+              <w:rPr>
+                <w:sz w:val="19"/>
+                <w:szCs w:val="19"/>
+              </w:rPr>
+              <w:t xml:space="preserve"> </w:t>
+            </w:r>
+            <w:r>
+              <w:rPr>
+                <w:sz w:val="19"/>
+                <w:szCs w:val="19"/>
+              </w:rPr>
+              <w:t>것이</w:t>
+            </w:r>
+            <w:r>
+              <w:rPr>
+                <w:sz w:val="19"/>
+                <w:szCs w:val="19"/>
+              </w:rPr>
+              <w:t xml:space="preserve"> </w:t>
+            </w:r>
+            <w:r>
+              <w:rPr>
+                <w:sz w:val="19"/>
+                <w:szCs w:val="19"/>
+              </w:rPr>
+              <w:t>아닌</w:t>
+            </w:r>
+            <w:r>
+              <w:rPr>
+                <w:sz w:val="19"/>
+                <w:szCs w:val="19"/>
+              </w:rPr>
+              <w:t xml:space="preserve"> </w:t>
+            </w:r>
+            <w:r>
+              <w:rPr>
+                <w:sz w:val="19"/>
+                <w:szCs w:val="19"/>
+              </w:rPr>
+              <w:t>객체에</w:t>
+            </w:r>
+            <w:r>
+              <w:rPr>
+                <w:sz w:val="19"/>
+                <w:szCs w:val="19"/>
+              </w:rPr>
+              <w:t xml:space="preserve"> </w:t>
+            </w:r>
+            <w:r>
+              <w:rPr>
+                <w:sz w:val="19"/>
+                <w:szCs w:val="19"/>
+              </w:rPr>
+              <w:t>접근되는</w:t>
+            </w:r>
+            <w:r>
+              <w:rPr>
+                <w:sz w:val="19"/>
+                <w:szCs w:val="19"/>
+              </w:rPr>
+              <w:t xml:space="preserve"> </w:t>
+            </w:r>
+            <w:r>
+              <w:rPr>
+                <w:sz w:val="19"/>
+                <w:szCs w:val="19"/>
+              </w:rPr>
+              <w:t>것</w:t>
             </w:r>
           </w:p>
         </w:tc>
@@ -6449,7 +9984,42 @@
                 <w:sz w:val="19"/>
                 <w:szCs w:val="19"/>
               </w:rPr>
-              <w:t>완료 — 2강 IDOR (API 버전)</w:t>
+              <w:t>완료</w:t>
+            </w:r>
+            <w:r>
+              <w:rPr>
+                <w:sz w:val="19"/>
+                <w:szCs w:val="19"/>
+              </w:rPr>
+              <w:t xml:space="preserve"> — 2</w:t>
+            </w:r>
+            <w:r>
+              <w:rPr>
+                <w:sz w:val="19"/>
+                <w:szCs w:val="19"/>
+              </w:rPr>
+              <w:t>강</w:t>
+            </w:r>
+            <w:r>
+              <w:rPr>
+                <w:sz w:val="19"/>
+                <w:szCs w:val="19"/>
+              </w:rPr>
+              <w:t xml:space="preserve"> IDOR (API </w:t>
+            </w:r>
+            <w:r>
+              <w:rPr>
+                <w:sz w:val="19"/>
+                <w:szCs w:val="19"/>
+              </w:rPr>
+              <w:t>버전</w:t>
+            </w:r>
+            <w:r>
+              <w:rPr>
+                <w:sz w:val="19"/>
+                <w:szCs w:val="19"/>
+              </w:rPr>
+              <w:t>)</w:t>
             </w:r>
           </w:p>
         </w:tc>
@@ -6509,7 +10079,28 @@
                 <w:sz w:val="19"/>
                 <w:szCs w:val="19"/>
               </w:rPr>
-              <w:t>인증 실패 (Broken Authentication)</w:t>
+              <w:t>인증</w:t>
+            </w:r>
+            <w:r>
+              <w:rPr>
+                <w:sz w:val="19"/>
+                <w:szCs w:val="19"/>
+              </w:rPr>
+              <w:t xml:space="preserve"> </w:t>
+            </w:r>
+            <w:r>
+              <w:rPr>
+                <w:sz w:val="19"/>
+                <w:szCs w:val="19"/>
+              </w:rPr>
+              <w:t>실패</w:t>
+            </w:r>
+            <w:r>
+              <w:rPr>
+                <w:sz w:val="19"/>
+                <w:szCs w:val="19"/>
+              </w:rPr>
+              <w:t xml:space="preserve"> (Broken Authentication)</w:t>
             </w:r>
           </w:p>
         </w:tc>
@@ -6538,7 +10129,119 @@
                 <w:sz w:val="19"/>
                 <w:szCs w:val="19"/>
               </w:rPr>
-              <w:t>로그인·토큰 처리가 허술해 다른 사람 행세가 가능해지는 것</w:t>
+              <w:t>로그인</w:t>
+            </w:r>
+            <w:r>
+              <w:rPr>
+                <w:sz w:val="19"/>
+                <w:szCs w:val="19"/>
+              </w:rPr>
+              <w:t>·</w:t>
+            </w:r>
+            <w:r>
+              <w:rPr>
+                <w:sz w:val="19"/>
+                <w:szCs w:val="19"/>
+              </w:rPr>
+              <w:t>토큰</w:t>
+            </w:r>
+            <w:r>
+              <w:rPr>
+                <w:sz w:val="19"/>
+                <w:szCs w:val="19"/>
+              </w:rPr>
+              <w:t xml:space="preserve"> </w:t>
+            </w:r>
+            <w:r>
+              <w:rPr>
+                <w:sz w:val="19"/>
+                <w:szCs w:val="19"/>
+              </w:rPr>
+              <w:t>처리가</w:t>
+            </w:r>
+            <w:r>
+              <w:rPr>
+                <w:sz w:val="19"/>
+                <w:szCs w:val="19"/>
+              </w:rPr>
+              <w:t xml:space="preserve"> </w:t>
+            </w:r>
+            <w:r>
+              <w:rPr>
+                <w:sz w:val="19"/>
+                <w:szCs w:val="19"/>
+              </w:rPr>
+              <w:t>허술해</w:t>
+            </w:r>
+            <w:r>
+              <w:rPr>
+                <w:sz w:val="19"/>
+                <w:szCs w:val="19"/>
+              </w:rPr>
+              <w:t xml:space="preserve"> </w:t>
+            </w:r>
+            <w:r>
+              <w:rPr>
+                <w:sz w:val="19"/>
+                <w:szCs w:val="19"/>
+              </w:rPr>
+              <w:t>다른</w:t>
+            </w:r>
+            <w:r>
+              <w:rPr>
+                <w:sz w:val="19"/>
+                <w:szCs w:val="19"/>
+              </w:rPr>
+              <w:t xml:space="preserve"> </w:t>
+            </w:r>
+            <w:r>
+              <w:rPr>
+                <w:sz w:val="19"/>
+                <w:szCs w:val="19"/>
+              </w:rPr>
+              <w:t>사람</w:t>
+            </w:r>
+            <w:r>
+              <w:rPr>
+                <w:sz w:val="19"/>
+                <w:szCs w:val="19"/>
+              </w:rPr>
+              <w:t xml:space="preserve"> </w:t>
+            </w:r>
+            <w:r>
+              <w:rPr>
+                <w:sz w:val="19"/>
+                <w:szCs w:val="19"/>
+              </w:rPr>
+              <w:t>행세가</w:t>
+            </w:r>
+            <w:r>
+              <w:rPr>
+                <w:sz w:val="19"/>
+                <w:szCs w:val="19"/>
+              </w:rPr>
+              <w:t xml:space="preserve"> </w:t>
+            </w:r>
+            <w:r>
+              <w:rPr>
+                <w:sz w:val="19"/>
+                <w:szCs w:val="19"/>
+              </w:rPr>
+              <w:t>가능해지는</w:t>
+            </w:r>
+            <w:r>
+              <w:rPr>
+                <w:sz w:val="19"/>
+                <w:szCs w:val="19"/>
+              </w:rPr>
+              <w:t xml:space="preserve"> </w:t>
+            </w:r>
+            <w:r>
+              <w:rPr>
+                <w:sz w:val="19"/>
+                <w:szCs w:val="19"/>
+              </w:rPr>
+              <w:t>것</w:t>
             </w:r>
           </w:p>
         </w:tc>
@@ -6567,7 +10270,91 @@
                 <w:sz w:val="19"/>
                 <w:szCs w:val="19"/>
               </w:rPr>
-              <w:t>관점 — JWT·세션 인증(웹 #7)과 동일 뿌리</w:t>
+              <w:t>관점</w:t>
+            </w:r>
+            <w:r>
+              <w:rPr>
+                <w:sz w:val="19"/>
+                <w:szCs w:val="19"/>
+              </w:rPr>
+              <w:t xml:space="preserve"> — JWT·</w:t>
+            </w:r>
+            <w:r>
+              <w:rPr>
+                <w:sz w:val="19"/>
+                <w:szCs w:val="19"/>
+              </w:rPr>
+              <w:t>세션</w:t>
+            </w:r>
+            <w:r>
+              <w:rPr>
+                <w:sz w:val="19"/>
+                <w:szCs w:val="19"/>
+              </w:rPr>
+              <w:t xml:space="preserve"> </w:t>
+            </w:r>
+            <w:r>
+              <w:rPr>
+                <w:sz w:val="19"/>
+                <w:szCs w:val="19"/>
+              </w:rPr>
+              <w:t>인증</w:t>
+            </w:r>
+            <w:r>
+              <w:rPr>
+                <w:sz w:val="19"/>
+                <w:szCs w:val="19"/>
+              </w:rPr>
+              <w:t>(</w:t>
+            </w:r>
+            <w:r>
+              <w:rPr>
+                <w:sz w:val="19"/>
+                <w:szCs w:val="19"/>
+              </w:rPr>
+              <w:t>웹</w:t>
+            </w:r>
+            <w:r>
+              <w:rPr>
+                <w:sz w:val="19"/>
+                <w:szCs w:val="19"/>
+              </w:rPr>
+              <w:t xml:space="preserve"> #7)</w:t>
+            </w:r>
+            <w:r>
+              <w:rPr>
+                <w:sz w:val="19"/>
+                <w:szCs w:val="19"/>
+              </w:rPr>
+              <w:t>과</w:t>
+            </w:r>
+            <w:r>
+              <w:rPr>
+                <w:sz w:val="19"/>
+                <w:szCs w:val="19"/>
+              </w:rPr>
+              <w:t xml:space="preserve"> </w:t>
+            </w:r>
+            <w:r>
+              <w:rPr>
+                <w:sz w:val="19"/>
+                <w:szCs w:val="19"/>
+              </w:rPr>
+              <w:t>동일</w:t>
+            </w:r>
+            <w:r>
+              <w:rPr>
+                <w:sz w:val="19"/>
+                <w:szCs w:val="19"/>
+              </w:rPr>
+              <w:t xml:space="preserve"> </w:t>
+            </w:r>
+            <w:r>
+              <w:rPr>
+                <w:sz w:val="19"/>
+                <w:szCs w:val="19"/>
+              </w:rPr>
+              <w:t>뿌리</w:t>
             </w:r>
           </w:p>
         </w:tc>
@@ -6627,7 +10414,63 @@
                 <w:sz w:val="19"/>
                 <w:szCs w:val="19"/>
               </w:rPr>
-              <w:t>속성 단위 접근 제어 실패</w:t>
+              <w:t>속성</w:t>
+            </w:r>
+            <w:r>
+              <w:rPr>
+                <w:sz w:val="19"/>
+                <w:szCs w:val="19"/>
+              </w:rPr>
+              <w:t xml:space="preserve"> </w:t>
+            </w:r>
+            <w:r>
+              <w:rPr>
+                <w:sz w:val="19"/>
+                <w:szCs w:val="19"/>
+              </w:rPr>
+              <w:t>단위</w:t>
+            </w:r>
+            <w:r>
+              <w:rPr>
+                <w:sz w:val="19"/>
+                <w:szCs w:val="19"/>
+              </w:rPr>
+              <w:t xml:space="preserve"> </w:t>
+            </w:r>
+            <w:r>
+              <w:rPr>
+                <w:sz w:val="19"/>
+                <w:szCs w:val="19"/>
+              </w:rPr>
+              <w:t>접근</w:t>
+            </w:r>
+            <w:r>
+              <w:rPr>
+                <w:sz w:val="19"/>
+                <w:szCs w:val="19"/>
+              </w:rPr>
+              <w:t xml:space="preserve"> </w:t>
+            </w:r>
+            <w:r>
+              <w:rPr>
+                <w:sz w:val="19"/>
+                <w:szCs w:val="19"/>
+              </w:rPr>
+              <w:t>제어</w:t>
+            </w:r>
+            <w:r>
+              <w:rPr>
+                <w:sz w:val="19"/>
+                <w:szCs w:val="19"/>
+              </w:rPr>
+              <w:t xml:space="preserve"> </w:t>
+            </w:r>
+            <w:r>
+              <w:rPr>
+                <w:sz w:val="19"/>
+                <w:szCs w:val="19"/>
+              </w:rPr>
+              <w:t>실패</w:t>
             </w:r>
           </w:p>
         </w:tc>
@@ -6656,7 +10499,154 @@
                 <w:sz w:val="19"/>
                 <w:szCs w:val="19"/>
               </w:rPr>
-              <w:t>보면 안 될 필드 노출 또는 바꾸면 안 될 필드 변조(Mass Assignment)</w:t>
+              <w:t>보면</w:t>
+            </w:r>
+            <w:r>
+              <w:rPr>
+                <w:sz w:val="19"/>
+                <w:szCs w:val="19"/>
+              </w:rPr>
+              <w:t xml:space="preserve"> </w:t>
+            </w:r>
+            <w:r>
+              <w:rPr>
+                <w:sz w:val="19"/>
+                <w:szCs w:val="19"/>
+              </w:rPr>
+              <w:t>안</w:t>
+            </w:r>
+            <w:r>
+              <w:rPr>
+                <w:sz w:val="19"/>
+                <w:szCs w:val="19"/>
+              </w:rPr>
+              <w:t xml:space="preserve"> </w:t>
+            </w:r>
+            <w:r>
+              <w:rPr>
+                <w:sz w:val="19"/>
+                <w:szCs w:val="19"/>
+              </w:rPr>
+              <w:t>될</w:t>
+            </w:r>
+            <w:r>
+              <w:rPr>
+                <w:sz w:val="19"/>
+                <w:szCs w:val="19"/>
+              </w:rPr>
+              <w:t xml:space="preserve"> </w:t>
+            </w:r>
+            <w:r>
+              <w:rPr>
+                <w:sz w:val="19"/>
+                <w:szCs w:val="19"/>
+              </w:rPr>
+              <w:t>필드</w:t>
+            </w:r>
+            <w:r>
+              <w:rPr>
+                <w:sz w:val="19"/>
+                <w:szCs w:val="19"/>
+              </w:rPr>
+              <w:t xml:space="preserve"> </w:t>
+            </w:r>
+            <w:r>
+              <w:rPr>
+                <w:sz w:val="19"/>
+                <w:szCs w:val="19"/>
+              </w:rPr>
+              <w:t>노출</w:t>
+            </w:r>
+            <w:r>
+              <w:rPr>
+                <w:sz w:val="19"/>
+                <w:szCs w:val="19"/>
+              </w:rPr>
+              <w:t xml:space="preserve"> </w:t>
+            </w:r>
+            <w:r>
+              <w:rPr>
+                <w:sz w:val="19"/>
+                <w:szCs w:val="19"/>
+              </w:rPr>
+              <w:t>또는</w:t>
+            </w:r>
+            <w:r>
+              <w:rPr>
+                <w:sz w:val="19"/>
+                <w:szCs w:val="19"/>
+              </w:rPr>
+              <w:t xml:space="preserve"> </w:t>
+            </w:r>
+            <w:r>
+              <w:rPr>
+                <w:sz w:val="19"/>
+                <w:szCs w:val="19"/>
+              </w:rPr>
+              <w:t>바꾸면</w:t>
+            </w:r>
+            <w:r>
+              <w:rPr>
+                <w:sz w:val="19"/>
+                <w:szCs w:val="19"/>
+              </w:rPr>
+              <w:t xml:space="preserve"> </w:t>
+            </w:r>
+            <w:r>
+              <w:rPr>
+                <w:sz w:val="19"/>
+                <w:szCs w:val="19"/>
+              </w:rPr>
+              <w:t>안</w:t>
+            </w:r>
+            <w:r>
+              <w:rPr>
+                <w:sz w:val="19"/>
+                <w:szCs w:val="19"/>
+              </w:rPr>
+              <w:t xml:space="preserve"> </w:t>
+            </w:r>
+            <w:r>
+              <w:rPr>
+                <w:sz w:val="19"/>
+                <w:szCs w:val="19"/>
+              </w:rPr>
+              <w:t>될</w:t>
+            </w:r>
+            <w:r>
+              <w:rPr>
+                <w:sz w:val="19"/>
+                <w:szCs w:val="19"/>
+              </w:rPr>
+              <w:t xml:space="preserve"> </w:t>
+            </w:r>
+            <w:r>
+              <w:rPr>
+                <w:sz w:val="19"/>
+                <w:szCs w:val="19"/>
+              </w:rPr>
+              <w:t>필드</w:t>
+            </w:r>
+            <w:r>
+              <w:rPr>
+                <w:sz w:val="19"/>
+                <w:szCs w:val="19"/>
+              </w:rPr>
+              <w:t xml:space="preserve"> </w:t>
+            </w:r>
+            <w:r>
+              <w:rPr>
+                <w:sz w:val="19"/>
+                <w:szCs w:val="19"/>
+              </w:rPr>
+              <w:t>변조</w:t>
+            </w:r>
+            <w:r>
+              <w:rPr>
+                <w:sz w:val="19"/>
+                <w:szCs w:val="19"/>
+              </w:rPr>
+              <w:t>(Mass Assignment)</w:t>
             </w:r>
           </w:p>
         </w:tc>
@@ -6685,7 +10675,49 @@
                 <w:sz w:val="19"/>
                 <w:szCs w:val="19"/>
               </w:rPr>
-              <w:t>관점 — DTO 분리가 필요한 패턴</w:t>
+              <w:t>관점</w:t>
+            </w:r>
+            <w:r>
+              <w:rPr>
+                <w:sz w:val="19"/>
+                <w:szCs w:val="19"/>
+              </w:rPr>
+              <w:t xml:space="preserve"> — DTO </w:t>
+            </w:r>
+            <w:r>
+              <w:rPr>
+                <w:sz w:val="19"/>
+                <w:szCs w:val="19"/>
+              </w:rPr>
+              <w:t>분리가</w:t>
+            </w:r>
+            <w:r>
+              <w:rPr>
+                <w:sz w:val="19"/>
+                <w:szCs w:val="19"/>
+              </w:rPr>
+              <w:t xml:space="preserve"> </w:t>
+            </w:r>
+            <w:r>
+              <w:rPr>
+                <w:sz w:val="19"/>
+                <w:szCs w:val="19"/>
+              </w:rPr>
+              <w:t>필요한</w:t>
+            </w:r>
+            <w:r>
+              <w:rPr>
+                <w:sz w:val="19"/>
+                <w:szCs w:val="19"/>
+              </w:rPr>
+              <w:t xml:space="preserve"> </w:t>
+            </w:r>
+            <w:r>
+              <w:rPr>
+                <w:sz w:val="19"/>
+                <w:szCs w:val="19"/>
+              </w:rPr>
+              <w:t>패턴</w:t>
             </w:r>
           </w:p>
         </w:tc>
@@ -6745,7 +10777,49 @@
                 <w:sz w:val="19"/>
                 <w:szCs w:val="19"/>
               </w:rPr>
-              <w:t>자원 사용량 제한 없음</w:t>
+              <w:t>자원</w:t>
+            </w:r>
+            <w:r>
+              <w:rPr>
+                <w:sz w:val="19"/>
+                <w:szCs w:val="19"/>
+              </w:rPr>
+              <w:t xml:space="preserve"> </w:t>
+            </w:r>
+            <w:r>
+              <w:rPr>
+                <w:sz w:val="19"/>
+                <w:szCs w:val="19"/>
+              </w:rPr>
+              <w:t>사용량</w:t>
+            </w:r>
+            <w:r>
+              <w:rPr>
+                <w:sz w:val="19"/>
+                <w:szCs w:val="19"/>
+              </w:rPr>
+              <w:t xml:space="preserve"> </w:t>
+            </w:r>
+            <w:r>
+              <w:rPr>
+                <w:sz w:val="19"/>
+                <w:szCs w:val="19"/>
+              </w:rPr>
+              <w:t>제한</w:t>
+            </w:r>
+            <w:r>
+              <w:rPr>
+                <w:sz w:val="19"/>
+                <w:szCs w:val="19"/>
+              </w:rPr>
+              <w:t xml:space="preserve"> </w:t>
+            </w:r>
+            <w:r>
+              <w:rPr>
+                <w:sz w:val="19"/>
+                <w:szCs w:val="19"/>
+              </w:rPr>
+              <w:t>없음</w:t>
             </w:r>
           </w:p>
         </w:tc>
@@ -6774,7 +10848,175 @@
                 <w:sz w:val="19"/>
                 <w:szCs w:val="19"/>
               </w:rPr>
-              <w:t>요청 횟수·크기·시간 제한이 없어 서버 자원을 모두 써버릴 수 있는 것</w:t>
+              <w:t>요청</w:t>
+            </w:r>
+            <w:r>
+              <w:rPr>
+                <w:sz w:val="19"/>
+                <w:szCs w:val="19"/>
+              </w:rPr>
+              <w:t xml:space="preserve"> </w:t>
+            </w:r>
+            <w:r>
+              <w:rPr>
+                <w:sz w:val="19"/>
+                <w:szCs w:val="19"/>
+              </w:rPr>
+              <w:t>횟수</w:t>
+            </w:r>
+            <w:r>
+              <w:rPr>
+                <w:sz w:val="19"/>
+                <w:szCs w:val="19"/>
+              </w:rPr>
+              <w:t>·</w:t>
+            </w:r>
+            <w:r>
+              <w:rPr>
+                <w:sz w:val="19"/>
+                <w:szCs w:val="19"/>
+              </w:rPr>
+              <w:t>크기</w:t>
+            </w:r>
+            <w:r>
+              <w:rPr>
+                <w:sz w:val="19"/>
+                <w:szCs w:val="19"/>
+              </w:rPr>
+              <w:t>·</w:t>
+            </w:r>
+            <w:r>
+              <w:rPr>
+                <w:sz w:val="19"/>
+                <w:szCs w:val="19"/>
+              </w:rPr>
+              <w:t>시간</w:t>
+            </w:r>
+            <w:r>
+              <w:rPr>
+                <w:sz w:val="19"/>
+                <w:szCs w:val="19"/>
+              </w:rPr>
+              <w:t xml:space="preserve"> </w:t>
+            </w:r>
+            <w:r>
+              <w:rPr>
+                <w:sz w:val="19"/>
+                <w:szCs w:val="19"/>
+              </w:rPr>
+              <w:t>제한이</w:t>
+            </w:r>
+            <w:r>
+              <w:rPr>
+                <w:sz w:val="19"/>
+                <w:szCs w:val="19"/>
+              </w:rPr>
+              <w:t xml:space="preserve"> </w:t>
+            </w:r>
+            <w:r>
+              <w:rPr>
+                <w:sz w:val="19"/>
+                <w:szCs w:val="19"/>
+              </w:rPr>
+              <w:t>없어</w:t>
+            </w:r>
+            <w:r>
+              <w:rPr>
+                <w:sz w:val="19"/>
+                <w:szCs w:val="19"/>
+              </w:rPr>
+              <w:t xml:space="preserve"> </w:t>
+            </w:r>
+            <w:r>
+              <w:rPr>
+                <w:sz w:val="19"/>
+                <w:szCs w:val="19"/>
+              </w:rPr>
+              <w:t>서버</w:t>
+            </w:r>
+            <w:r>
+              <w:rPr>
+                <w:sz w:val="19"/>
+                <w:szCs w:val="19"/>
+              </w:rPr>
+              <w:t xml:space="preserve"> </w:t>
+            </w:r>
+            <w:r>
+              <w:rPr>
+                <w:sz w:val="19"/>
+                <w:szCs w:val="19"/>
+              </w:rPr>
+              <w:t>자원을</w:t>
+            </w:r>
+            <w:r>
+              <w:rPr>
+                <w:sz w:val="19"/>
+                <w:szCs w:val="19"/>
+              </w:rPr>
+              <w:t xml:space="preserve"> </w:t>
+            </w:r>
+            <w:r>
+              <w:rPr>
+                <w:sz w:val="19"/>
+                <w:szCs w:val="19"/>
+              </w:rPr>
+              <w:t>모두</w:t>
+            </w:r>
+            <w:r>
+              <w:rPr>
+                <w:sz w:val="19"/>
+                <w:szCs w:val="19"/>
+              </w:rPr>
+              <w:t xml:space="preserve"> </w:t>
+            </w:r>
+            <w:r>
+              <w:rPr>
+                <w:sz w:val="19"/>
+                <w:szCs w:val="19"/>
+              </w:rPr>
+              <w:t>써버릴</w:t>
+            </w:r>
+            <w:r>
+              <w:rPr>
+                <w:sz w:val="19"/>
+                <w:szCs w:val="19"/>
+              </w:rPr>
+              <w:t xml:space="preserve"> </w:t>
+            </w:r>
+            <w:r>
+              <w:rPr>
+                <w:sz w:val="19"/>
+                <w:szCs w:val="19"/>
+              </w:rPr>
+              <w:t>수</w:t>
+            </w:r>
+            <w:r>
+              <w:rPr>
+                <w:sz w:val="19"/>
+                <w:szCs w:val="19"/>
+              </w:rPr>
+              <w:t xml:space="preserve"> </w:t>
+            </w:r>
+            <w:r>
+              <w:rPr>
+                <w:sz w:val="19"/>
+                <w:szCs w:val="19"/>
+              </w:rPr>
+              <w:t>있는</w:t>
+            </w:r>
+            <w:r>
+              <w:rPr>
+                <w:sz w:val="19"/>
+                <w:szCs w:val="19"/>
+              </w:rPr>
+              <w:t xml:space="preserve"> </w:t>
+            </w:r>
+            <w:r>
+              <w:rPr>
+                <w:sz w:val="19"/>
+                <w:szCs w:val="19"/>
+              </w:rPr>
+              <w:t>것</w:t>
             </w:r>
           </w:p>
         </w:tc>
@@ -6803,8 +11045,192 @@
                 <w:sz w:val="19"/>
                 <w:szCs w:val="19"/>
               </w:rPr>
-              <w:t>부분 — 10강 로그인 시도 제한(계정 단위)으로 일부 대응, IP 단위 속도 제한은 미적용</w:t>
-            </w:r>
+              <w:t>부분</w:t>
+            </w:r>
+            <w:r>
+              <w:rPr>
+                <w:sz w:val="19"/>
+                <w:szCs w:val="19"/>
+              </w:rPr>
+              <w:t xml:space="preserve"> — 10</w:t>
+            </w:r>
+            <w:r>
+              <w:rPr>
+                <w:sz w:val="19"/>
+                <w:szCs w:val="19"/>
+              </w:rPr>
+              <w:t>강</w:t>
+            </w:r>
+            <w:r>
+              <w:rPr>
+                <w:sz w:val="19"/>
+                <w:szCs w:val="19"/>
+              </w:rPr>
+              <w:t xml:space="preserve"> </w:t>
+            </w:r>
+            <w:r>
+              <w:rPr>
+                <w:sz w:val="19"/>
+                <w:szCs w:val="19"/>
+              </w:rPr>
+              <w:t>로그인</w:t>
+            </w:r>
+            <w:r>
+              <w:rPr>
+                <w:sz w:val="19"/>
+                <w:szCs w:val="19"/>
+              </w:rPr>
+              <w:t xml:space="preserve"> </w:t>
+            </w:r>
+            <w:r>
+              <w:rPr>
+                <w:sz w:val="19"/>
+                <w:szCs w:val="19"/>
+              </w:rPr>
+              <w:t>시도</w:t>
+            </w:r>
+            <w:r>
+              <w:rPr>
+                <w:sz w:val="19"/>
+                <w:szCs w:val="19"/>
+              </w:rPr>
+              <w:t xml:space="preserve"> </w:t>
+            </w:r>
+            <w:r>
+              <w:rPr>
+                <w:sz w:val="19"/>
+                <w:szCs w:val="19"/>
+              </w:rPr>
+              <w:t>제한</w:t>
+            </w:r>
+            <w:r>
+              <w:rPr>
+                <w:sz w:val="19"/>
+                <w:szCs w:val="19"/>
+              </w:rPr>
+              <w:t>(</w:t>
+            </w:r>
+            <w:r>
+              <w:rPr>
+                <w:sz w:val="19"/>
+                <w:szCs w:val="19"/>
+              </w:rPr>
+              <w:t>계정</w:t>
+            </w:r>
+            <w:r>
+              <w:rPr>
+                <w:sz w:val="19"/>
+                <w:szCs w:val="19"/>
+              </w:rPr>
+              <w:t xml:space="preserve"> </w:t>
+            </w:r>
+            <w:r>
+              <w:rPr>
+                <w:sz w:val="19"/>
+                <w:szCs w:val="19"/>
+              </w:rPr>
+              <w:t>단위</w:t>
+            </w:r>
+            <w:r>
+              <w:rPr>
+                <w:sz w:val="19"/>
+                <w:szCs w:val="19"/>
+              </w:rPr>
+              <w:t>)</w:t>
+            </w:r>
+            <w:r>
+              <w:rPr>
+                <w:sz w:val="19"/>
+                <w:szCs w:val="19"/>
+              </w:rPr>
+              <w:t>으로</w:t>
+            </w:r>
+            <w:r>
+              <w:rPr>
+                <w:sz w:val="19"/>
+                <w:szCs w:val="19"/>
+              </w:rPr>
+              <w:t xml:space="preserve"> </w:t>
+            </w:r>
+            <w:r>
+              <w:rPr>
+                <w:sz w:val="19"/>
+                <w:szCs w:val="19"/>
+              </w:rPr>
+              <w:t>일부</w:t>
+            </w:r>
+            <w:r>
+              <w:rPr>
+                <w:sz w:val="19"/>
+                <w:szCs w:val="19"/>
+              </w:rPr>
+              <w:t xml:space="preserve"> </w:t>
+            </w:r>
+            <w:r>
+              <w:rPr>
+                <w:sz w:val="19"/>
+                <w:szCs w:val="19"/>
+              </w:rPr>
+              <w:t>대응</w:t>
+            </w:r>
+            <w:r>
+              <w:rPr>
+                <w:sz w:val="19"/>
+                <w:szCs w:val="19"/>
+              </w:rPr>
+              <w:t xml:space="preserve">, IP </w:t>
+            </w:r>
+            <w:r>
+              <w:rPr>
+                <w:sz w:val="19"/>
+                <w:szCs w:val="19"/>
+              </w:rPr>
+              <w:t>단위</w:t>
+            </w:r>
+            <w:r>
+              <w:rPr>
+                <w:sz w:val="19"/>
+                <w:szCs w:val="19"/>
+              </w:rPr>
+              <w:t xml:space="preserve"> </w:t>
+            </w:r>
+            <w:r>
+              <w:rPr>
+                <w:sz w:val="19"/>
+                <w:szCs w:val="19"/>
+              </w:rPr>
+              <w:t>속도</w:t>
+            </w:r>
+            <w:r>
+              <w:rPr>
+                <w:sz w:val="19"/>
+                <w:szCs w:val="19"/>
+              </w:rPr>
+              <w:t xml:space="preserve"> </w:t>
+            </w:r>
+            <w:r>
+              <w:rPr>
+                <w:sz w:val="19"/>
+                <w:szCs w:val="19"/>
+              </w:rPr>
+              <w:t>제한은</w:t>
+            </w:r>
+            <w:r>
+              <w:rPr>
+                <w:sz w:val="19"/>
+                <w:szCs w:val="19"/>
+              </w:rPr>
+              <w:t xml:space="preserve"> </w:t>
+            </w:r>
+            <w:proofErr w:type="spellStart"/>
+            <w:r>
+              <w:rPr>
+                <w:sz w:val="19"/>
+                <w:szCs w:val="19"/>
+              </w:rPr>
+              <w:t>미적용</w:t>
+            </w:r>
+            <w:proofErr w:type="spellEnd"/>
           </w:p>
         </w:tc>
       </w:tr>
@@ -6863,7 +11289,63 @@
                 <w:sz w:val="19"/>
                 <w:szCs w:val="19"/>
               </w:rPr>
-              <w:t>기능 단위 접근 제어 실패</w:t>
+              <w:t>기능</w:t>
+            </w:r>
+            <w:r>
+              <w:rPr>
+                <w:sz w:val="19"/>
+                <w:szCs w:val="19"/>
+              </w:rPr>
+              <w:t xml:space="preserve"> </w:t>
+            </w:r>
+            <w:r>
+              <w:rPr>
+                <w:sz w:val="19"/>
+                <w:szCs w:val="19"/>
+              </w:rPr>
+              <w:t>단위</w:t>
+            </w:r>
+            <w:r>
+              <w:rPr>
+                <w:sz w:val="19"/>
+                <w:szCs w:val="19"/>
+              </w:rPr>
+              <w:t xml:space="preserve"> </w:t>
+            </w:r>
+            <w:r>
+              <w:rPr>
+                <w:sz w:val="19"/>
+                <w:szCs w:val="19"/>
+              </w:rPr>
+              <w:t>접근</w:t>
+            </w:r>
+            <w:r>
+              <w:rPr>
+                <w:sz w:val="19"/>
+                <w:szCs w:val="19"/>
+              </w:rPr>
+              <w:t xml:space="preserve"> </w:t>
+            </w:r>
+            <w:r>
+              <w:rPr>
+                <w:sz w:val="19"/>
+                <w:szCs w:val="19"/>
+              </w:rPr>
+              <w:t>제어</w:t>
+            </w:r>
+            <w:r>
+              <w:rPr>
+                <w:sz w:val="19"/>
+                <w:szCs w:val="19"/>
+              </w:rPr>
+              <w:t xml:space="preserve"> </w:t>
+            </w:r>
+            <w:r>
+              <w:rPr>
+                <w:sz w:val="19"/>
+                <w:szCs w:val="19"/>
+              </w:rPr>
+              <w:t>실패</w:t>
             </w:r>
           </w:p>
         </w:tc>
@@ -6892,7 +11374,163 @@
                 <w:sz w:val="19"/>
                 <w:szCs w:val="19"/>
               </w:rPr>
-              <w:t>일반 사용자가 관리자 전용 기능(엔드포인트)을 그대로 호출할 수 있는 것</w:t>
+              <w:t>일반</w:t>
+            </w:r>
+            <w:r>
+              <w:rPr>
+                <w:sz w:val="19"/>
+                <w:szCs w:val="19"/>
+              </w:rPr>
+              <w:t xml:space="preserve"> </w:t>
+            </w:r>
+            <w:r>
+              <w:rPr>
+                <w:sz w:val="19"/>
+                <w:szCs w:val="19"/>
+              </w:rPr>
+              <w:t>사용자가</w:t>
+            </w:r>
+            <w:r>
+              <w:rPr>
+                <w:sz w:val="19"/>
+                <w:szCs w:val="19"/>
+              </w:rPr>
+              <w:t xml:space="preserve"> </w:t>
+            </w:r>
+            <w:r>
+              <w:rPr>
+                <w:sz w:val="19"/>
+                <w:szCs w:val="19"/>
+              </w:rPr>
+              <w:t>관리자</w:t>
+            </w:r>
+            <w:r>
+              <w:rPr>
+                <w:sz w:val="19"/>
+                <w:szCs w:val="19"/>
+              </w:rPr>
+              <w:t xml:space="preserve"> </w:t>
+            </w:r>
+            <w:r>
+              <w:rPr>
+                <w:sz w:val="19"/>
+                <w:szCs w:val="19"/>
+              </w:rPr>
+              <w:t>전용</w:t>
+            </w:r>
+            <w:r>
+              <w:rPr>
+                <w:sz w:val="19"/>
+                <w:szCs w:val="19"/>
+              </w:rPr>
+              <w:t xml:space="preserve"> </w:t>
+            </w:r>
+            <w:r>
+              <w:rPr>
+                <w:sz w:val="19"/>
+                <w:szCs w:val="19"/>
+              </w:rPr>
+              <w:t>기능</w:t>
+            </w:r>
+            <w:r>
+              <w:rPr>
+                <w:sz w:val="19"/>
+                <w:szCs w:val="19"/>
+              </w:rPr>
+              <w:t>(</w:t>
+            </w:r>
+            <w:proofErr w:type="spellStart"/>
+            <w:r>
+              <w:rPr>
+                <w:sz w:val="19"/>
+                <w:szCs w:val="19"/>
+              </w:rPr>
+              <w:t>엔드포인트</w:t>
+            </w:r>
+            <w:proofErr w:type="spellEnd"/>
+            <w:r>
+              <w:rPr>
+                <w:sz w:val="19"/>
+                <w:szCs w:val="19"/>
+              </w:rPr>
+              <w:t>)</w:t>
+            </w:r>
+            <w:r>
+              <w:rPr>
+                <w:sz w:val="19"/>
+                <w:szCs w:val="19"/>
+              </w:rPr>
+              <w:t>을</w:t>
+            </w:r>
+            <w:r>
+              <w:rPr>
+                <w:sz w:val="19"/>
+                <w:szCs w:val="19"/>
+              </w:rPr>
+              <w:t xml:space="preserve"> </w:t>
+            </w:r>
+            <w:r>
+              <w:rPr>
+                <w:sz w:val="19"/>
+                <w:szCs w:val="19"/>
+              </w:rPr>
+              <w:t>그대로</w:t>
+            </w:r>
+            <w:r>
+              <w:rPr>
+                <w:sz w:val="19"/>
+                <w:szCs w:val="19"/>
+              </w:rPr>
+              <w:t xml:space="preserve"> </w:t>
+            </w:r>
+            <w:r>
+              <w:rPr>
+                <w:sz w:val="19"/>
+                <w:szCs w:val="19"/>
+              </w:rPr>
+              <w:t>호출할</w:t>
+            </w:r>
+            <w:r>
+              <w:rPr>
+                <w:sz w:val="19"/>
+                <w:szCs w:val="19"/>
+              </w:rPr>
+              <w:t xml:space="preserve"> </w:t>
+            </w:r>
+            <w:r>
+              <w:rPr>
+                <w:sz w:val="19"/>
+                <w:szCs w:val="19"/>
+              </w:rPr>
+              <w:t>수</w:t>
+            </w:r>
+            <w:r>
+              <w:rPr>
+                <w:sz w:val="19"/>
+                <w:szCs w:val="19"/>
+              </w:rPr>
+              <w:t xml:space="preserve"> </w:t>
+            </w:r>
+            <w:r>
+              <w:rPr>
+                <w:sz w:val="19"/>
+                <w:szCs w:val="19"/>
+              </w:rPr>
+              <w:t>있는</w:t>
+            </w:r>
+            <w:r>
+              <w:rPr>
+                <w:sz w:val="19"/>
+                <w:szCs w:val="19"/>
+              </w:rPr>
+              <w:t xml:space="preserve"> </w:t>
+            </w:r>
+            <w:r>
+              <w:rPr>
+                <w:sz w:val="19"/>
+                <w:szCs w:val="19"/>
+              </w:rPr>
+              <w:t>것</w:t>
             </w:r>
           </w:p>
         </w:tc>
@@ -6921,7 +11559,91 @@
                 <w:sz w:val="19"/>
                 <w:szCs w:val="19"/>
               </w:rPr>
-              <w:t>관점 — 웹 #1 수직 권한 상승과 동일 뿌리</w:t>
+              <w:t>관점</w:t>
+            </w:r>
+            <w:r>
+              <w:rPr>
+                <w:sz w:val="19"/>
+                <w:szCs w:val="19"/>
+              </w:rPr>
+              <w:t xml:space="preserve"> — </w:t>
+            </w:r>
+            <w:r>
+              <w:rPr>
+                <w:sz w:val="19"/>
+                <w:szCs w:val="19"/>
+              </w:rPr>
+              <w:t>웹</w:t>
+            </w:r>
+            <w:r>
+              <w:rPr>
+                <w:sz w:val="19"/>
+                <w:szCs w:val="19"/>
+              </w:rPr>
+              <w:t xml:space="preserve"> #1 </w:t>
+            </w:r>
+            <w:r>
+              <w:rPr>
+                <w:sz w:val="19"/>
+                <w:szCs w:val="19"/>
+              </w:rPr>
+              <w:t>수직</w:t>
+            </w:r>
+            <w:r>
+              <w:rPr>
+                <w:sz w:val="19"/>
+                <w:szCs w:val="19"/>
+              </w:rPr>
+              <w:t xml:space="preserve"> </w:t>
+            </w:r>
+            <w:r>
+              <w:rPr>
+                <w:sz w:val="19"/>
+                <w:szCs w:val="19"/>
+              </w:rPr>
+              <w:t>권한</w:t>
+            </w:r>
+            <w:r>
+              <w:rPr>
+                <w:sz w:val="19"/>
+                <w:szCs w:val="19"/>
+              </w:rPr>
+              <w:t xml:space="preserve"> </w:t>
+            </w:r>
+            <w:r>
+              <w:rPr>
+                <w:sz w:val="19"/>
+                <w:szCs w:val="19"/>
+              </w:rPr>
+              <w:t>상승과</w:t>
+            </w:r>
+            <w:r>
+              <w:rPr>
+                <w:sz w:val="19"/>
+                <w:szCs w:val="19"/>
+              </w:rPr>
+              <w:t xml:space="preserve"> </w:t>
+            </w:r>
+            <w:r>
+              <w:rPr>
+                <w:sz w:val="19"/>
+                <w:szCs w:val="19"/>
+              </w:rPr>
+              <w:t>동일</w:t>
+            </w:r>
+            <w:r>
+              <w:rPr>
+                <w:sz w:val="19"/>
+                <w:szCs w:val="19"/>
+              </w:rPr>
+              <w:t xml:space="preserve"> </w:t>
+            </w:r>
+            <w:r>
+              <w:rPr>
+                <w:sz w:val="19"/>
+                <w:szCs w:val="19"/>
+              </w:rPr>
+              <w:t>뿌리</w:t>
             </w:r>
           </w:p>
         </w:tc>
@@ -6981,7 +11703,49 @@
                 <w:sz w:val="19"/>
                 <w:szCs w:val="19"/>
               </w:rPr>
-              <w:t>중요 업무 흐름 남용</w:t>
+              <w:t>중요</w:t>
+            </w:r>
+            <w:r>
+              <w:rPr>
+                <w:sz w:val="19"/>
+                <w:szCs w:val="19"/>
+              </w:rPr>
+              <w:t xml:space="preserve"> </w:t>
+            </w:r>
+            <w:r>
+              <w:rPr>
+                <w:sz w:val="19"/>
+                <w:szCs w:val="19"/>
+              </w:rPr>
+              <w:t>업무</w:t>
+            </w:r>
+            <w:r>
+              <w:rPr>
+                <w:sz w:val="19"/>
+                <w:szCs w:val="19"/>
+              </w:rPr>
+              <w:t xml:space="preserve"> </w:t>
+            </w:r>
+            <w:r>
+              <w:rPr>
+                <w:sz w:val="19"/>
+                <w:szCs w:val="19"/>
+              </w:rPr>
+              <w:t>흐름</w:t>
+            </w:r>
+            <w:r>
+              <w:rPr>
+                <w:sz w:val="19"/>
+                <w:szCs w:val="19"/>
+              </w:rPr>
+              <w:t xml:space="preserve"> </w:t>
+            </w:r>
+            <w:r>
+              <w:rPr>
+                <w:sz w:val="19"/>
+                <w:szCs w:val="19"/>
+              </w:rPr>
+              <w:t>남용</w:t>
             </w:r>
           </w:p>
         </w:tc>
@@ -7010,7 +11774,105 @@
                 <w:sz w:val="19"/>
                 <w:szCs w:val="19"/>
               </w:rPr>
-              <w:t>정상 기능을 봇이 반복해 사업 자체를 망가뜨리는 것</w:t>
+              <w:t>정상</w:t>
+            </w:r>
+            <w:r>
+              <w:rPr>
+                <w:sz w:val="19"/>
+                <w:szCs w:val="19"/>
+              </w:rPr>
+              <w:t xml:space="preserve"> </w:t>
+            </w:r>
+            <w:r>
+              <w:rPr>
+                <w:sz w:val="19"/>
+                <w:szCs w:val="19"/>
+              </w:rPr>
+              <w:t>기능을</w:t>
+            </w:r>
+            <w:r>
+              <w:rPr>
+                <w:sz w:val="19"/>
+                <w:szCs w:val="19"/>
+              </w:rPr>
+              <w:t xml:space="preserve"> </w:t>
+            </w:r>
+            <w:r>
+              <w:rPr>
+                <w:sz w:val="19"/>
+                <w:szCs w:val="19"/>
+              </w:rPr>
+              <w:t>봇이</w:t>
+            </w:r>
+            <w:r>
+              <w:rPr>
+                <w:sz w:val="19"/>
+                <w:szCs w:val="19"/>
+              </w:rPr>
+              <w:t xml:space="preserve"> </w:t>
+            </w:r>
+            <w:r>
+              <w:rPr>
+                <w:sz w:val="19"/>
+                <w:szCs w:val="19"/>
+              </w:rPr>
+              <w:t>반복해</w:t>
+            </w:r>
+            <w:r>
+              <w:rPr>
+                <w:sz w:val="19"/>
+                <w:szCs w:val="19"/>
+              </w:rPr>
+              <w:t xml:space="preserve"> </w:t>
+            </w:r>
+            <w:r>
+              <w:rPr>
+                <w:sz w:val="19"/>
+                <w:szCs w:val="19"/>
+              </w:rPr>
+              <w:t>사업</w:t>
+            </w:r>
+            <w:r>
+              <w:rPr>
+                <w:sz w:val="19"/>
+                <w:szCs w:val="19"/>
+              </w:rPr>
+              <w:t xml:space="preserve"> </w:t>
+            </w:r>
+            <w:r>
+              <w:rPr>
+                <w:sz w:val="19"/>
+                <w:szCs w:val="19"/>
+              </w:rPr>
+              <w:t>자체를</w:t>
+            </w:r>
+            <w:r>
+              <w:rPr>
+                <w:sz w:val="19"/>
+                <w:szCs w:val="19"/>
+              </w:rPr>
+              <w:t xml:space="preserve"> </w:t>
+            </w:r>
+            <w:r>
+              <w:rPr>
+                <w:sz w:val="19"/>
+                <w:szCs w:val="19"/>
+              </w:rPr>
+              <w:t>망가뜨리는</w:t>
+            </w:r>
+            <w:r>
+              <w:rPr>
+                <w:sz w:val="19"/>
+                <w:szCs w:val="19"/>
+              </w:rPr>
+              <w:t xml:space="preserve"> </w:t>
+            </w:r>
+            <w:r>
+              <w:rPr>
+                <w:sz w:val="19"/>
+                <w:szCs w:val="19"/>
+              </w:rPr>
+              <w:t>것</w:t>
             </w:r>
           </w:p>
         </w:tc>
@@ -7039,7 +11901,49 @@
                 <w:sz w:val="19"/>
                 <w:szCs w:val="19"/>
               </w:rPr>
-              <w:t>해당 없음 — 실무 참고용</w:t>
+              <w:t>해당</w:t>
+            </w:r>
+            <w:r>
+              <w:rPr>
+                <w:sz w:val="19"/>
+                <w:szCs w:val="19"/>
+              </w:rPr>
+              <w:t xml:space="preserve"> </w:t>
+            </w:r>
+            <w:r>
+              <w:rPr>
+                <w:sz w:val="19"/>
+                <w:szCs w:val="19"/>
+              </w:rPr>
+              <w:t>없음</w:t>
+            </w:r>
+            <w:r>
+              <w:rPr>
+                <w:sz w:val="19"/>
+                <w:szCs w:val="19"/>
+              </w:rPr>
+              <w:t xml:space="preserve"> — </w:t>
+            </w:r>
+            <w:r>
+              <w:rPr>
+                <w:sz w:val="19"/>
+                <w:szCs w:val="19"/>
+              </w:rPr>
+              <w:t>실무</w:t>
+            </w:r>
+            <w:r>
+              <w:rPr>
+                <w:sz w:val="19"/>
+                <w:szCs w:val="19"/>
+              </w:rPr>
+              <w:t xml:space="preserve"> </w:t>
+            </w:r>
+            <w:r>
+              <w:rPr>
+                <w:sz w:val="19"/>
+                <w:szCs w:val="19"/>
+              </w:rPr>
+              <w:t>참고용</w:t>
             </w:r>
           </w:p>
         </w:tc>
@@ -7070,6 +11974,7 @@
                 <w:sz w:val="19"/>
                 <w:szCs w:val="19"/>
               </w:rPr>
+              <w:lastRenderedPageBreak/>
               <w:t>API7</w:t>
             </w:r>
           </w:p>
@@ -7099,7 +12004,42 @@
                 <w:sz w:val="19"/>
                 <w:szCs w:val="19"/>
               </w:rPr>
-              <w:t>서버 요청 위조 (SSRF)</w:t>
+              <w:t>서버</w:t>
+            </w:r>
+            <w:r>
+              <w:rPr>
+                <w:sz w:val="19"/>
+                <w:szCs w:val="19"/>
+              </w:rPr>
+              <w:t xml:space="preserve"> </w:t>
+            </w:r>
+            <w:r>
+              <w:rPr>
+                <w:sz w:val="19"/>
+                <w:szCs w:val="19"/>
+              </w:rPr>
+              <w:t>요청</w:t>
+            </w:r>
+            <w:r>
+              <w:rPr>
+                <w:sz w:val="19"/>
+                <w:szCs w:val="19"/>
+              </w:rPr>
+              <w:t xml:space="preserve"> </w:t>
+            </w:r>
+            <w:r>
+              <w:rPr>
+                <w:sz w:val="19"/>
+                <w:szCs w:val="19"/>
+              </w:rPr>
+              <w:t>위조</w:t>
+            </w:r>
+            <w:r>
+              <w:rPr>
+                <w:sz w:val="19"/>
+                <w:szCs w:val="19"/>
+              </w:rPr>
+              <w:t xml:space="preserve"> (SSRF)</w:t>
             </w:r>
           </w:p>
         </w:tc>
@@ -7128,7 +12068,91 @@
                 <w:sz w:val="19"/>
                 <w:szCs w:val="19"/>
               </w:rPr>
-              <w:t>서버가 공격자가 지정한 주소로 대신 요청해버리는 것</w:t>
+              <w:t>서버가</w:t>
+            </w:r>
+            <w:r>
+              <w:rPr>
+                <w:sz w:val="19"/>
+                <w:szCs w:val="19"/>
+              </w:rPr>
+              <w:t xml:space="preserve"> </w:t>
+            </w:r>
+            <w:r>
+              <w:rPr>
+                <w:sz w:val="19"/>
+                <w:szCs w:val="19"/>
+              </w:rPr>
+              <w:t>공격자가</w:t>
+            </w:r>
+            <w:r>
+              <w:rPr>
+                <w:sz w:val="19"/>
+                <w:szCs w:val="19"/>
+              </w:rPr>
+              <w:t xml:space="preserve"> </w:t>
+            </w:r>
+            <w:r>
+              <w:rPr>
+                <w:sz w:val="19"/>
+                <w:szCs w:val="19"/>
+              </w:rPr>
+              <w:t>지정한</w:t>
+            </w:r>
+            <w:r>
+              <w:rPr>
+                <w:sz w:val="19"/>
+                <w:szCs w:val="19"/>
+              </w:rPr>
+              <w:t xml:space="preserve"> </w:t>
+            </w:r>
+            <w:r>
+              <w:rPr>
+                <w:sz w:val="19"/>
+                <w:szCs w:val="19"/>
+              </w:rPr>
+              <w:t>주소로</w:t>
+            </w:r>
+            <w:r>
+              <w:rPr>
+                <w:sz w:val="19"/>
+                <w:szCs w:val="19"/>
+              </w:rPr>
+              <w:t xml:space="preserve"> </w:t>
+            </w:r>
+            <w:r>
+              <w:rPr>
+                <w:sz w:val="19"/>
+                <w:szCs w:val="19"/>
+              </w:rPr>
+              <w:t>대신</w:t>
+            </w:r>
+            <w:r>
+              <w:rPr>
+                <w:sz w:val="19"/>
+                <w:szCs w:val="19"/>
+              </w:rPr>
+              <w:t xml:space="preserve"> </w:t>
+            </w:r>
+            <w:r>
+              <w:rPr>
+                <w:sz w:val="19"/>
+                <w:szCs w:val="19"/>
+              </w:rPr>
+              <w:t>요청해버리는</w:t>
+            </w:r>
+            <w:r>
+              <w:rPr>
+                <w:sz w:val="19"/>
+                <w:szCs w:val="19"/>
+              </w:rPr>
+              <w:t xml:space="preserve"> </w:t>
+            </w:r>
+            <w:r>
+              <w:rPr>
+                <w:sz w:val="19"/>
+                <w:szCs w:val="19"/>
+              </w:rPr>
+              <w:t>것</w:t>
             </w:r>
           </w:p>
         </w:tc>
@@ -7157,7 +12181,105 @@
                 <w:sz w:val="19"/>
                 <w:szCs w:val="19"/>
               </w:rPr>
-              <w:t>관점 — 외부 URL 요청 기능 추가 시 최우선 점검</w:t>
+              <w:t>관점</w:t>
+            </w:r>
+            <w:r>
+              <w:rPr>
+                <w:sz w:val="19"/>
+                <w:szCs w:val="19"/>
+              </w:rPr>
+              <w:t xml:space="preserve"> — </w:t>
+            </w:r>
+            <w:r>
+              <w:rPr>
+                <w:sz w:val="19"/>
+                <w:szCs w:val="19"/>
+              </w:rPr>
+              <w:t>외부</w:t>
+            </w:r>
+            <w:r>
+              <w:rPr>
+                <w:sz w:val="19"/>
+                <w:szCs w:val="19"/>
+              </w:rPr>
+              <w:t xml:space="preserve"> URL </w:t>
+            </w:r>
+            <w:r>
+              <w:rPr>
+                <w:sz w:val="19"/>
+                <w:szCs w:val="19"/>
+              </w:rPr>
+              <w:t>요청</w:t>
+            </w:r>
+            <w:r>
+              <w:rPr>
+                <w:sz w:val="19"/>
+                <w:szCs w:val="19"/>
+              </w:rPr>
+              <w:t xml:space="preserve"> </w:t>
+            </w:r>
+            <w:r>
+              <w:rPr>
+                <w:sz w:val="19"/>
+                <w:szCs w:val="19"/>
+              </w:rPr>
+              <w:t>기능</w:t>
+            </w:r>
+            <w:r>
+              <w:rPr>
+                <w:sz w:val="19"/>
+                <w:szCs w:val="19"/>
+              </w:rPr>
+              <w:t xml:space="preserve"> </w:t>
+            </w:r>
+            <w:r>
+              <w:rPr>
+                <w:sz w:val="19"/>
+                <w:szCs w:val="19"/>
+              </w:rPr>
+              <w:t>추가</w:t>
+            </w:r>
+            <w:r>
+              <w:rPr>
+                <w:sz w:val="19"/>
+                <w:szCs w:val="19"/>
+              </w:rPr>
+              <w:t xml:space="preserve"> </w:t>
+            </w:r>
+            <w:r>
+              <w:rPr>
+                <w:sz w:val="19"/>
+                <w:szCs w:val="19"/>
+              </w:rPr>
+              <w:t>시</w:t>
+            </w:r>
+            <w:r>
+              <w:rPr>
+                <w:sz w:val="19"/>
+                <w:szCs w:val="19"/>
+              </w:rPr>
+              <w:t xml:space="preserve"> </w:t>
+            </w:r>
+            <w:r>
+              <w:rPr>
+                <w:sz w:val="19"/>
+                <w:szCs w:val="19"/>
+              </w:rPr>
+              <w:t>최우선</w:t>
+            </w:r>
+            <w:r>
+              <w:rPr>
+                <w:sz w:val="19"/>
+                <w:szCs w:val="19"/>
+              </w:rPr>
+              <w:t xml:space="preserve"> </w:t>
+            </w:r>
+            <w:r>
+              <w:rPr>
+                <w:sz w:val="19"/>
+                <w:szCs w:val="19"/>
+              </w:rPr>
+              <w:t>점검</w:t>
             </w:r>
           </w:p>
         </w:tc>
@@ -7217,7 +12339,35 @@
                 <w:sz w:val="19"/>
                 <w:szCs w:val="19"/>
               </w:rPr>
-              <w:t>보안 설정 오류</w:t>
+              <w:t>보안</w:t>
+            </w:r>
+            <w:r>
+              <w:rPr>
+                <w:sz w:val="19"/>
+                <w:szCs w:val="19"/>
+              </w:rPr>
+              <w:t xml:space="preserve"> </w:t>
+            </w:r>
+            <w:r>
+              <w:rPr>
+                <w:sz w:val="19"/>
+                <w:szCs w:val="19"/>
+              </w:rPr>
+              <w:t>설정</w:t>
+            </w:r>
+            <w:r>
+              <w:rPr>
+                <w:sz w:val="19"/>
+                <w:szCs w:val="19"/>
+              </w:rPr>
+              <w:t xml:space="preserve"> </w:t>
+            </w:r>
+            <w:r>
+              <w:rPr>
+                <w:sz w:val="19"/>
+                <w:szCs w:val="19"/>
+              </w:rPr>
+              <w:t>오류</w:t>
             </w:r>
           </w:p>
         </w:tc>
@@ -7246,7 +12396,98 @@
                 <w:sz w:val="19"/>
                 <w:szCs w:val="19"/>
               </w:rPr>
-              <w:t>API 서버 설정을 잘못해서(또는 방치해서) 뚫리는 것</w:t>
+              <w:t xml:space="preserve">API </w:t>
+            </w:r>
+            <w:r>
+              <w:rPr>
+                <w:sz w:val="19"/>
+                <w:szCs w:val="19"/>
+              </w:rPr>
+              <w:t>서버</w:t>
+            </w:r>
+            <w:r>
+              <w:rPr>
+                <w:sz w:val="19"/>
+                <w:szCs w:val="19"/>
+              </w:rPr>
+              <w:t xml:space="preserve"> </w:t>
+            </w:r>
+            <w:r>
+              <w:rPr>
+                <w:sz w:val="19"/>
+                <w:szCs w:val="19"/>
+              </w:rPr>
+              <w:t>설정을</w:t>
+            </w:r>
+            <w:r>
+              <w:rPr>
+                <w:sz w:val="19"/>
+                <w:szCs w:val="19"/>
+              </w:rPr>
+              <w:t xml:space="preserve"> </w:t>
+            </w:r>
+            <w:r>
+              <w:rPr>
+                <w:sz w:val="19"/>
+                <w:szCs w:val="19"/>
+              </w:rPr>
+              <w:t>잘못해서</w:t>
+            </w:r>
+            <w:r>
+              <w:rPr>
+                <w:sz w:val="19"/>
+                <w:szCs w:val="19"/>
+              </w:rPr>
+              <w:t>(</w:t>
+            </w:r>
+            <w:r>
+              <w:rPr>
+                <w:sz w:val="19"/>
+                <w:szCs w:val="19"/>
+              </w:rPr>
+              <w:t>또는</w:t>
+            </w:r>
+            <w:r>
+              <w:rPr>
+                <w:sz w:val="19"/>
+                <w:szCs w:val="19"/>
+              </w:rPr>
+              <w:t xml:space="preserve"> </w:t>
+            </w:r>
+            <w:r>
+              <w:rPr>
+                <w:sz w:val="19"/>
+                <w:szCs w:val="19"/>
+              </w:rPr>
+              <w:t>방치해서</w:t>
+            </w:r>
+            <w:r>
+              <w:rPr>
+                <w:sz w:val="19"/>
+                <w:szCs w:val="19"/>
+              </w:rPr>
+              <w:t xml:space="preserve">) </w:t>
+            </w:r>
+            <w:r>
+              <w:rPr>
+                <w:sz w:val="19"/>
+                <w:szCs w:val="19"/>
+              </w:rPr>
+              <w:t>뚫리는</w:t>
+            </w:r>
+            <w:r>
+              <w:rPr>
+                <w:sz w:val="19"/>
+                <w:szCs w:val="19"/>
+              </w:rPr>
+              <w:t xml:space="preserve"> </w:t>
+            </w:r>
+            <w:r>
+              <w:rPr>
+                <w:sz w:val="19"/>
+                <w:szCs w:val="19"/>
+              </w:rPr>
+              <w:t>것</w:t>
             </w:r>
           </w:p>
         </w:tc>
@@ -7275,7 +12516,42 @@
                 <w:sz w:val="19"/>
                 <w:szCs w:val="19"/>
               </w:rPr>
-              <w:t>완료 — 9강 Actuator (API 버전)</w:t>
+              <w:t>완료</w:t>
+            </w:r>
+            <w:r>
+              <w:rPr>
+                <w:sz w:val="19"/>
+                <w:szCs w:val="19"/>
+              </w:rPr>
+              <w:t xml:space="preserve"> — 9</w:t>
+            </w:r>
+            <w:r>
+              <w:rPr>
+                <w:sz w:val="19"/>
+                <w:szCs w:val="19"/>
+              </w:rPr>
+              <w:t>강</w:t>
+            </w:r>
+            <w:r>
+              <w:rPr>
+                <w:sz w:val="19"/>
+                <w:szCs w:val="19"/>
+              </w:rPr>
+              <w:t xml:space="preserve"> Actuator (API </w:t>
+            </w:r>
+            <w:r>
+              <w:rPr>
+                <w:sz w:val="19"/>
+                <w:szCs w:val="19"/>
+              </w:rPr>
+              <w:t>버전</w:t>
+            </w:r>
+            <w:r>
+              <w:rPr>
+                <w:sz w:val="19"/>
+                <w:szCs w:val="19"/>
+              </w:rPr>
+              <w:t>)</w:t>
             </w:r>
           </w:p>
         </w:tc>
@@ -7335,7 +12611,42 @@
                 <w:sz w:val="19"/>
                 <w:szCs w:val="19"/>
               </w:rPr>
-              <w:t>API 자산 관리 미흡</w:t>
+              <w:t xml:space="preserve">API </w:t>
+            </w:r>
+            <w:r>
+              <w:rPr>
+                <w:sz w:val="19"/>
+                <w:szCs w:val="19"/>
+              </w:rPr>
+              <w:t>자산</w:t>
+            </w:r>
+            <w:r>
+              <w:rPr>
+                <w:sz w:val="19"/>
+                <w:szCs w:val="19"/>
+              </w:rPr>
+              <w:t xml:space="preserve"> </w:t>
+            </w:r>
+            <w:r>
+              <w:rPr>
+                <w:sz w:val="19"/>
+                <w:szCs w:val="19"/>
+              </w:rPr>
+              <w:t>관리</w:t>
+            </w:r>
+            <w:r>
+              <w:rPr>
+                <w:sz w:val="19"/>
+                <w:szCs w:val="19"/>
+              </w:rPr>
+              <w:t xml:space="preserve"> </w:t>
+            </w:r>
+            <w:r>
+              <w:rPr>
+                <w:sz w:val="19"/>
+                <w:szCs w:val="19"/>
+              </w:rPr>
+              <w:t>미흡</w:t>
             </w:r>
           </w:p>
         </w:tc>
@@ -7364,7 +12675,133 @@
                 <w:sz w:val="19"/>
                 <w:szCs w:val="19"/>
               </w:rPr>
-              <w:t>몇 개의 API 버전이 어디에 떠 있는지 파악이 안 되는 것</w:t>
+              <w:t>몇</w:t>
+            </w:r>
+            <w:r>
+              <w:rPr>
+                <w:sz w:val="19"/>
+                <w:szCs w:val="19"/>
+              </w:rPr>
+              <w:t xml:space="preserve"> </w:t>
+            </w:r>
+            <w:r>
+              <w:rPr>
+                <w:sz w:val="19"/>
+                <w:szCs w:val="19"/>
+              </w:rPr>
+              <w:t>개의</w:t>
+            </w:r>
+            <w:r>
+              <w:rPr>
+                <w:sz w:val="19"/>
+                <w:szCs w:val="19"/>
+              </w:rPr>
+              <w:t xml:space="preserve"> API </w:t>
+            </w:r>
+            <w:r>
+              <w:rPr>
+                <w:sz w:val="19"/>
+                <w:szCs w:val="19"/>
+              </w:rPr>
+              <w:t>버전이</w:t>
+            </w:r>
+            <w:r>
+              <w:rPr>
+                <w:sz w:val="19"/>
+                <w:szCs w:val="19"/>
+              </w:rPr>
+              <w:t xml:space="preserve"> </w:t>
+            </w:r>
+            <w:r>
+              <w:rPr>
+                <w:sz w:val="19"/>
+                <w:szCs w:val="19"/>
+              </w:rPr>
+              <w:t>어디에</w:t>
+            </w:r>
+            <w:r>
+              <w:rPr>
+                <w:sz w:val="19"/>
+                <w:szCs w:val="19"/>
+              </w:rPr>
+              <w:t xml:space="preserve"> </w:t>
+            </w:r>
+            <w:r>
+              <w:rPr>
+                <w:sz w:val="19"/>
+                <w:szCs w:val="19"/>
+              </w:rPr>
+              <w:t>떠</w:t>
+            </w:r>
+            <w:r>
+              <w:rPr>
+                <w:sz w:val="19"/>
+                <w:szCs w:val="19"/>
+              </w:rPr>
+              <w:t xml:space="preserve"> </w:t>
+            </w:r>
+            <w:r>
+              <w:rPr>
+                <w:sz w:val="19"/>
+                <w:szCs w:val="19"/>
+              </w:rPr>
+              <w:t>있는지</w:t>
+            </w:r>
+            <w:r>
+              <w:rPr>
+                <w:sz w:val="19"/>
+                <w:szCs w:val="19"/>
+              </w:rPr>
+              <w:t xml:space="preserve"> </w:t>
+            </w:r>
+            <w:r>
+              <w:rPr>
+                <w:sz w:val="19"/>
+                <w:szCs w:val="19"/>
+              </w:rPr>
+              <w:t>파악이</w:t>
+            </w:r>
+            <w:r>
+              <w:rPr>
+                <w:sz w:val="19"/>
+                <w:szCs w:val="19"/>
+              </w:rPr>
+              <w:t xml:space="preserve"> </w:t>
+            </w:r>
+            <w:r>
+              <w:rPr>
+                <w:sz w:val="19"/>
+                <w:szCs w:val="19"/>
+              </w:rPr>
+              <w:t>안</w:t>
+            </w:r>
+            <w:r>
+              <w:rPr>
+                <w:sz w:val="19"/>
+                <w:szCs w:val="19"/>
+              </w:rPr>
+              <w:t xml:space="preserve"> </w:t>
+            </w:r>
+            <w:r>
+              <w:rPr>
+                <w:sz w:val="19"/>
+                <w:szCs w:val="19"/>
+              </w:rPr>
+              <w:t>되는</w:t>
+            </w:r>
+            <w:r>
+              <w:rPr>
+                <w:sz w:val="19"/>
+                <w:szCs w:val="19"/>
+              </w:rPr>
+              <w:t xml:space="preserve"> </w:t>
+            </w:r>
+            <w:r>
+              <w:rPr>
+                <w:sz w:val="19"/>
+                <w:szCs w:val="19"/>
+              </w:rPr>
+              <w:t>것</w:t>
             </w:r>
           </w:p>
         </w:tc>
@@ -7393,7 +12830,79 @@
                 <w:sz w:val="19"/>
                 <w:szCs w:val="19"/>
               </w:rPr>
-              <w:t>관점 — 테스트용 엔드포인트 방치 습관이 축소판</w:t>
+              <w:t>관점</w:t>
+            </w:r>
+            <w:r>
+              <w:rPr>
+                <w:sz w:val="19"/>
+                <w:szCs w:val="19"/>
+              </w:rPr>
+              <w:t xml:space="preserve"> — </w:t>
+            </w:r>
+            <w:r>
+              <w:rPr>
+                <w:sz w:val="19"/>
+                <w:szCs w:val="19"/>
+              </w:rPr>
+              <w:t>테스트용</w:t>
+            </w:r>
+            <w:r>
+              <w:rPr>
+                <w:sz w:val="19"/>
+                <w:szCs w:val="19"/>
+              </w:rPr>
+              <w:t xml:space="preserve"> </w:t>
+            </w:r>
+            <w:proofErr w:type="spellStart"/>
+            <w:r>
+              <w:rPr>
+                <w:sz w:val="19"/>
+                <w:szCs w:val="19"/>
+              </w:rPr>
+              <w:t>엔드포인트</w:t>
+            </w:r>
+            <w:proofErr w:type="spellEnd"/>
+            <w:r>
+              <w:rPr>
+                <w:sz w:val="19"/>
+                <w:szCs w:val="19"/>
+              </w:rPr>
+              <w:t xml:space="preserve"> </w:t>
+            </w:r>
+            <w:r>
+              <w:rPr>
+                <w:sz w:val="19"/>
+                <w:szCs w:val="19"/>
+              </w:rPr>
+              <w:t>방치</w:t>
+            </w:r>
+            <w:r>
+              <w:rPr>
+                <w:sz w:val="19"/>
+                <w:szCs w:val="19"/>
+              </w:rPr>
+              <w:t xml:space="preserve"> </w:t>
+            </w:r>
+            <w:r>
+              <w:rPr>
+                <w:sz w:val="19"/>
+                <w:szCs w:val="19"/>
+              </w:rPr>
+              <w:t>습관이</w:t>
+            </w:r>
+            <w:r>
+              <w:rPr>
+                <w:sz w:val="19"/>
+                <w:szCs w:val="19"/>
+              </w:rPr>
+              <w:t xml:space="preserve"> </w:t>
+            </w:r>
+            <w:r>
+              <w:rPr>
+                <w:sz w:val="19"/>
+                <w:szCs w:val="19"/>
+              </w:rPr>
+              <w:t>축소판</w:t>
             </w:r>
           </w:p>
         </w:tc>
@@ -7453,7 +12962,35 @@
                 <w:sz w:val="19"/>
                 <w:szCs w:val="19"/>
               </w:rPr>
-              <w:t>외부 API 신뢰 오류</w:t>
+              <w:t>외부</w:t>
+            </w:r>
+            <w:r>
+              <w:rPr>
+                <w:sz w:val="19"/>
+                <w:szCs w:val="19"/>
+              </w:rPr>
+              <w:t xml:space="preserve"> API </w:t>
+            </w:r>
+            <w:r>
+              <w:rPr>
+                <w:sz w:val="19"/>
+                <w:szCs w:val="19"/>
+              </w:rPr>
+              <w:t>신뢰</w:t>
+            </w:r>
+            <w:r>
+              <w:rPr>
+                <w:sz w:val="19"/>
+                <w:szCs w:val="19"/>
+              </w:rPr>
+              <w:t xml:space="preserve"> </w:t>
+            </w:r>
+            <w:r>
+              <w:rPr>
+                <w:sz w:val="19"/>
+                <w:szCs w:val="19"/>
+              </w:rPr>
+              <w:t>오류</w:t>
             </w:r>
           </w:p>
         </w:tc>
@@ -7482,7 +13019,147 @@
                 <w:sz w:val="19"/>
                 <w:szCs w:val="19"/>
               </w:rPr>
-              <w:t>내가 가져다 쓰는 외부 API의 응답을 검증 없이 그대로 믿는 것</w:t>
+              <w:t>내가</w:t>
+            </w:r>
+            <w:r>
+              <w:rPr>
+                <w:sz w:val="19"/>
+                <w:szCs w:val="19"/>
+              </w:rPr>
+              <w:t xml:space="preserve"> </w:t>
+            </w:r>
+            <w:r>
+              <w:rPr>
+                <w:sz w:val="19"/>
+                <w:szCs w:val="19"/>
+              </w:rPr>
+              <w:t>가져다</w:t>
+            </w:r>
+            <w:r>
+              <w:rPr>
+                <w:sz w:val="19"/>
+                <w:szCs w:val="19"/>
+              </w:rPr>
+              <w:t xml:space="preserve"> </w:t>
+            </w:r>
+            <w:r>
+              <w:rPr>
+                <w:sz w:val="19"/>
+                <w:szCs w:val="19"/>
+              </w:rPr>
+              <w:t>쓰는</w:t>
+            </w:r>
+            <w:r>
+              <w:rPr>
+                <w:sz w:val="19"/>
+                <w:szCs w:val="19"/>
+              </w:rPr>
+              <w:t xml:space="preserve"> </w:t>
+            </w:r>
+            <w:r>
+              <w:rPr>
+                <w:sz w:val="19"/>
+                <w:szCs w:val="19"/>
+              </w:rPr>
+              <w:t>외부</w:t>
+            </w:r>
+            <w:r>
+              <w:rPr>
+                <w:sz w:val="19"/>
+                <w:szCs w:val="19"/>
+              </w:rPr>
+              <w:t xml:space="preserve"> API</w:t>
+            </w:r>
+            <w:r>
+              <w:rPr>
+                <w:sz w:val="19"/>
+                <w:szCs w:val="19"/>
+              </w:rPr>
+              <w:t>의</w:t>
+            </w:r>
+            <w:r>
+              <w:rPr>
+                <w:sz w:val="19"/>
+                <w:szCs w:val="19"/>
+              </w:rPr>
+              <w:t xml:space="preserve"> </w:t>
+            </w:r>
+            <w:r>
+              <w:rPr>
+                <w:sz w:val="19"/>
+                <w:szCs w:val="19"/>
+              </w:rPr>
+              <w:t>응답을</w:t>
+            </w:r>
+            <w:r>
+              <w:rPr>
+                <w:sz w:val="19"/>
+                <w:szCs w:val="19"/>
+              </w:rPr>
+              <w:t xml:space="preserve"> </w:t>
+            </w:r>
+            <w:r>
+              <w:rPr>
+                <w:sz w:val="19"/>
+                <w:szCs w:val="19"/>
+              </w:rPr>
+              <w:t>검증</w:t>
+            </w:r>
+            <w:r>
+              <w:rPr>
+                <w:sz w:val="19"/>
+                <w:szCs w:val="19"/>
+              </w:rPr>
+              <w:t xml:space="preserve"> </w:t>
+            </w:r>
+            <w:r>
+              <w:rPr>
+                <w:sz w:val="19"/>
+                <w:szCs w:val="19"/>
+              </w:rPr>
+              <w:t>없이</w:t>
+            </w:r>
+            <w:r>
+              <w:rPr>
+                <w:sz w:val="19"/>
+                <w:szCs w:val="19"/>
+              </w:rPr>
+              <w:t xml:space="preserve"> </w:t>
+            </w:r>
+            <w:r>
+              <w:rPr>
+                <w:sz w:val="19"/>
+                <w:szCs w:val="19"/>
+              </w:rPr>
+              <w:t>그대로</w:t>
+            </w:r>
+            <w:r>
+              <w:rPr>
+                <w:sz w:val="19"/>
+                <w:szCs w:val="19"/>
+              </w:rPr>
+              <w:t xml:space="preserve"> </w:t>
+            </w:r>
+            <w:r>
+              <w:rPr>
+                <w:sz w:val="19"/>
+                <w:szCs w:val="19"/>
+              </w:rPr>
+              <w:t>믿는</w:t>
+            </w:r>
+            <w:r>
+              <w:rPr>
+                <w:sz w:val="19"/>
+                <w:szCs w:val="19"/>
+              </w:rPr>
+              <w:t xml:space="preserve"> </w:t>
+            </w:r>
+            <w:r>
+              <w:rPr>
+                <w:sz w:val="19"/>
+                <w:szCs w:val="19"/>
+              </w:rPr>
+              <w:t>것</w:t>
             </w:r>
           </w:p>
         </w:tc>
@@ -7511,7 +13188,105 @@
                 <w:sz w:val="19"/>
                 <w:szCs w:val="19"/>
               </w:rPr>
-              <w:t>관점 — 외부 연동 시 검증 원칙 적용 필요</w:t>
+              <w:t>관점</w:t>
+            </w:r>
+            <w:r>
+              <w:rPr>
+                <w:sz w:val="19"/>
+                <w:szCs w:val="19"/>
+              </w:rPr>
+              <w:t xml:space="preserve"> — </w:t>
+            </w:r>
+            <w:r>
+              <w:rPr>
+                <w:sz w:val="19"/>
+                <w:szCs w:val="19"/>
+              </w:rPr>
+              <w:t>외부</w:t>
+            </w:r>
+            <w:r>
+              <w:rPr>
+                <w:sz w:val="19"/>
+                <w:szCs w:val="19"/>
+              </w:rPr>
+              <w:t xml:space="preserve"> </w:t>
+            </w:r>
+            <w:r>
+              <w:rPr>
+                <w:sz w:val="19"/>
+                <w:szCs w:val="19"/>
+              </w:rPr>
+              <w:t>연동</w:t>
+            </w:r>
+            <w:r>
+              <w:rPr>
+                <w:sz w:val="19"/>
+                <w:szCs w:val="19"/>
+              </w:rPr>
+              <w:t xml:space="preserve"> </w:t>
+            </w:r>
+            <w:r>
+              <w:rPr>
+                <w:sz w:val="19"/>
+                <w:szCs w:val="19"/>
+              </w:rPr>
+              <w:t>시</w:t>
+            </w:r>
+            <w:r>
+              <w:rPr>
+                <w:sz w:val="19"/>
+                <w:szCs w:val="19"/>
+              </w:rPr>
+              <w:t xml:space="preserve"> </w:t>
+            </w:r>
+            <w:r>
+              <w:rPr>
+                <w:sz w:val="19"/>
+                <w:szCs w:val="19"/>
+              </w:rPr>
+              <w:t>검증</w:t>
+            </w:r>
+            <w:r>
+              <w:rPr>
+                <w:sz w:val="19"/>
+                <w:szCs w:val="19"/>
+              </w:rPr>
+              <w:t xml:space="preserve"> </w:t>
+            </w:r>
+            <w:r>
+              <w:rPr>
+                <w:sz w:val="19"/>
+                <w:szCs w:val="19"/>
+              </w:rPr>
+              <w:t>원칙</w:t>
+            </w:r>
+            <w:r>
+              <w:rPr>
+                <w:sz w:val="19"/>
+                <w:szCs w:val="19"/>
+              </w:rPr>
+              <w:t xml:space="preserve"> </w:t>
+            </w:r>
+            <w:r>
+              <w:rPr>
+                <w:sz w:val="19"/>
+                <w:szCs w:val="19"/>
+              </w:rPr>
+              <w:t>적용</w:t>
+            </w:r>
+            <w:r>
+              <w:rPr>
+                <w:sz w:val="19"/>
+                <w:szCs w:val="19"/>
+              </w:rPr>
+              <w:t xml:space="preserve"> </w:t>
+            </w:r>
+            <w:r>
+              <w:rPr>
+                <w:sz w:val="19"/>
+                <w:szCs w:val="19"/>
+              </w:rPr>
+              <w:t>필요</w:t>
             </w:r>
           </w:p>
         </w:tc>
@@ -7527,18 +13302,434 @@
           <w:bCs/>
           <w:color w:val="1F3A5F"/>
         </w:rPr>
-        <w:t xml:space="preserve">비교 — </w:t>
-      </w:r>
-      <w:r>
-        <w:t>웹 Top 10은 화면이 있는 애플리케이션 전체를 다루고, API Security Top 10은 "화면 없이 엔드포인트만 아는 공격자" 관점에서 API 계층을 더 깊게 본다. 두 체계는 접근 제어(웹 #1 ↔ API1·API5)처럼 뿌리가 같은 항목이 많지만, 번호 체계가 겹치지 않도록 API 쪽은 API1~API10으로 표기한다.</w:t>
+        <w:t>비교</w:t>
+      </w:r>
+      <w:r>
+        <w:rPr>
+          <w:b/>
+          <w:bCs/>
+          <w:color w:val="1F3A5F"/>
+        </w:rPr>
+        <w:t xml:space="preserve"> — </w:t>
+      </w:r>
+      <w:r>
+        <w:t>웹</w:t>
+      </w:r>
+      <w:r>
+        <w:t xml:space="preserve"> Top 10</w:t>
+      </w:r>
+      <w:r>
+        <w:t>은</w:t>
+      </w:r>
+      <w:r>
+        <w:t xml:space="preserve"> </w:t>
+      </w:r>
+      <w:r>
+        <w:t>화면이</w:t>
+      </w:r>
+      <w:r>
+        <w:t xml:space="preserve"> </w:t>
+      </w:r>
+      <w:r>
+        <w:t>있는</w:t>
+      </w:r>
+      <w:r>
+        <w:t xml:space="preserve"> </w:t>
+      </w:r>
+      <w:r>
+        <w:t>애플리케이션</w:t>
+      </w:r>
+      <w:r>
+        <w:t xml:space="preserve"> </w:t>
+      </w:r>
+      <w:r>
+        <w:t>전체를</w:t>
+      </w:r>
+      <w:r>
+        <w:t xml:space="preserve"> </w:t>
+      </w:r>
+      <w:r>
+        <w:t>다루고</w:t>
+      </w:r>
+      <w:r>
+        <w:t xml:space="preserve">, API </w:t>
+      </w:r>
+      <w:r>
+        <w:t>Security Top 10</w:t>
+      </w:r>
+      <w:r>
+        <w:t>은</w:t>
+      </w:r>
+      <w:r>
+        <w:t xml:space="preserve"> "</w:t>
+      </w:r>
+      <w:r>
+        <w:t>화면</w:t>
+      </w:r>
+      <w:r>
+        <w:t xml:space="preserve"> </w:t>
+      </w:r>
+      <w:r>
+        <w:t>없이</w:t>
+      </w:r>
+      <w:r>
+        <w:t xml:space="preserve"> </w:t>
+      </w:r>
+      <w:proofErr w:type="spellStart"/>
+      <w:r>
+        <w:t>엔드포인트만</w:t>
+      </w:r>
+      <w:proofErr w:type="spellEnd"/>
+      <w:r>
+        <w:t xml:space="preserve"> </w:t>
+      </w:r>
+      <w:r>
+        <w:t>아는</w:t>
+      </w:r>
+      <w:r>
+        <w:t xml:space="preserve"> </w:t>
+      </w:r>
+      <w:r>
+        <w:t>공격자</w:t>
+      </w:r>
+      <w:r>
+        <w:t xml:space="preserve">" </w:t>
+      </w:r>
+      <w:r>
+        <w:t>관점에서</w:t>
+      </w:r>
+      <w:r>
+        <w:t xml:space="preserve"> API </w:t>
+      </w:r>
+      <w:r>
+        <w:t>계층을</w:t>
+      </w:r>
+      <w:r>
+        <w:t xml:space="preserve"> </w:t>
+      </w:r>
+      <w:r>
+        <w:t>더</w:t>
+      </w:r>
+      <w:r>
+        <w:t xml:space="preserve"> </w:t>
+      </w:r>
+      <w:r>
+        <w:t>깊게</w:t>
+      </w:r>
+      <w:r>
+        <w:t xml:space="preserve"> </w:t>
+      </w:r>
+      <w:r>
+        <w:t>본다</w:t>
+      </w:r>
+      <w:r>
+        <w:t xml:space="preserve">. </w:t>
+      </w:r>
+      <w:r>
+        <w:t>두</w:t>
+      </w:r>
+      <w:r>
+        <w:t xml:space="preserve"> </w:t>
+      </w:r>
+      <w:r>
+        <w:t>체계는</w:t>
+      </w:r>
+      <w:r>
+        <w:t xml:space="preserve"> </w:t>
+      </w:r>
+      <w:r>
+        <w:t>접근</w:t>
+      </w:r>
+      <w:r>
+        <w:t xml:space="preserve"> </w:t>
+      </w:r>
+      <w:r>
+        <w:t>제어</w:t>
+      </w:r>
+      <w:r>
+        <w:t>(</w:t>
+      </w:r>
+      <w:r>
+        <w:t>웹</w:t>
+      </w:r>
+      <w:r>
+        <w:t xml:space="preserve"> #1 ↔ API1·API5)</w:t>
+      </w:r>
+      <w:r>
+        <w:t>처럼</w:t>
+      </w:r>
+      <w:r>
+        <w:t xml:space="preserve"> </w:t>
+      </w:r>
+      <w:r>
+        <w:t>뿌리가</w:t>
+      </w:r>
+      <w:r>
+        <w:t xml:space="preserve"> </w:t>
+      </w:r>
+      <w:r>
+        <w:t>같은</w:t>
+      </w:r>
+      <w:r>
+        <w:t xml:space="preserve"> </w:t>
+      </w:r>
+      <w:r>
+        <w:t>항목이</w:t>
+      </w:r>
+      <w:r>
+        <w:t xml:space="preserve"> </w:t>
+      </w:r>
+      <w:r>
+        <w:t>많지만</w:t>
+      </w:r>
+      <w:r>
+        <w:t xml:space="preserve">, </w:t>
+      </w:r>
+      <w:r>
+        <w:t>번호</w:t>
+      </w:r>
+      <w:r>
+        <w:t xml:space="preserve"> </w:t>
+      </w:r>
+      <w:r>
+        <w:t>체계가</w:t>
+      </w:r>
+      <w:r>
+        <w:t xml:space="preserve"> </w:t>
+      </w:r>
+      <w:r>
+        <w:t>겹치지</w:t>
+      </w:r>
+      <w:r>
+        <w:t xml:space="preserve"> </w:t>
+      </w:r>
+      <w:r>
+        <w:t>않도록</w:t>
+      </w:r>
+      <w:r>
+        <w:t xml:space="preserve"> API </w:t>
+      </w:r>
+      <w:r>
+        <w:t>쪽은</w:t>
+      </w:r>
+      <w:r>
+        <w:t xml:space="preserve"> API1~API10</w:t>
+      </w:r>
+      <w:r>
+        <w:t>으로</w:t>
+      </w:r>
+      <w:r>
+        <w:t xml:space="preserve"> </w:t>
+      </w:r>
+      <w:r>
+        <w:t>표기한다</w:t>
+      </w:r>
+      <w:r>
+        <w:t>.</w:t>
       </w:r>
     </w:p>
     <w:p>
       <w:pPr>
         <w:spacing w:after="60" w:line="300" w:lineRule="auto"/>
       </w:pPr>
-      <w:r>
-        <w:t>Student_JWT에서 실제 데모로 확인 가능한 항목은 웹 7개(#1, #2, #4, #5, #7, #8, #10)와 API 2개(API1 BOLA, API8 보안 설정 오류)이며, 나머지는 설계·운영 관점에서 이해하면 된다. 각 항목의 쉬운 설명과 방어 방법은 OWASP_Top10_웹_API_한글요약.docx에 정리되어 있다.</w:t>
+      <w:proofErr w:type="spellStart"/>
+      <w:r>
+        <w:t>Student_JWT</w:t>
+      </w:r>
+      <w:proofErr w:type="spellEnd"/>
+      <w:r>
+        <w:t>에서</w:t>
+      </w:r>
+      <w:r>
+        <w:t xml:space="preserve"> </w:t>
+      </w:r>
+      <w:r>
+        <w:t>실제</w:t>
+      </w:r>
+      <w:r>
+        <w:t xml:space="preserve"> </w:t>
+      </w:r>
+      <w:r>
+        <w:t>데모로</w:t>
+      </w:r>
+      <w:r>
+        <w:t xml:space="preserve"> </w:t>
+      </w:r>
+      <w:r>
+        <w:t>확인</w:t>
+      </w:r>
+      <w:r>
+        <w:t xml:space="preserve"> </w:t>
+      </w:r>
+      <w:r>
+        <w:t>가능한</w:t>
+      </w:r>
+      <w:r>
+        <w:t xml:space="preserve"> </w:t>
+      </w:r>
+      <w:r>
+        <w:t>항목은</w:t>
+      </w:r>
+      <w:r>
+        <w:t xml:space="preserve"> </w:t>
+      </w:r>
+      <w:r>
+        <w:t>웹</w:t>
+      </w:r>
+      <w:r>
+        <w:t xml:space="preserve"> 7</w:t>
+      </w:r>
+      <w:r>
+        <w:t>개</w:t>
+      </w:r>
+      <w:r>
+        <w:t>(#1, #2, #4, #5, #7, #8, #10)</w:t>
+      </w:r>
+      <w:r>
+        <w:t>와</w:t>
+      </w:r>
+      <w:r>
+        <w:t xml:space="preserve"> API 2</w:t>
+      </w:r>
+      <w:r>
+        <w:t>개</w:t>
+      </w:r>
+      <w:r>
+        <w:t xml:space="preserve">(API1 BOLA, API8 </w:t>
+      </w:r>
+      <w:r>
+        <w:t>보안</w:t>
+      </w:r>
+      <w:r>
+        <w:t xml:space="preserve"> </w:t>
+      </w:r>
+      <w:r>
+        <w:t>설정</w:t>
+      </w:r>
+      <w:r>
+        <w:t xml:space="preserve"> </w:t>
+      </w:r>
+      <w:r>
+        <w:t>오류</w:t>
+      </w:r>
+      <w:r>
+        <w:t>)</w:t>
+      </w:r>
+      <w:r>
+        <w:t>이며</w:t>
+      </w:r>
+      <w:r>
+        <w:t xml:space="preserve">, </w:t>
+      </w:r>
+      <w:r>
+        <w:t>나머지</w:t>
+      </w:r>
+      <w:r>
+        <w:t>는</w:t>
+      </w:r>
+      <w:r>
+        <w:t xml:space="preserve"> </w:t>
+      </w:r>
+      <w:r>
+        <w:t>설계</w:t>
+      </w:r>
+      <w:r>
+        <w:t>·</w:t>
+      </w:r>
+      <w:r>
+        <w:t>운영</w:t>
+      </w:r>
+      <w:r>
+        <w:t xml:space="preserve"> </w:t>
+      </w:r>
+      <w:r>
+        <w:t>관점에서</w:t>
+      </w:r>
+      <w:r>
+        <w:t xml:space="preserve"> </w:t>
+      </w:r>
+      <w:r>
+        <w:t>이해하면</w:t>
+      </w:r>
+      <w:r>
+        <w:t xml:space="preserve"> </w:t>
+      </w:r>
+      <w:r>
+        <w:t>된다</w:t>
+      </w:r>
+      <w:r>
+        <w:t xml:space="preserve">. </w:t>
+      </w:r>
+      <w:r>
+        <w:t>각</w:t>
+      </w:r>
+      <w:r>
+        <w:t xml:space="preserve"> </w:t>
+      </w:r>
+      <w:r>
+        <w:t>항목의</w:t>
+      </w:r>
+      <w:r>
+        <w:t xml:space="preserve"> </w:t>
+      </w:r>
+      <w:r>
+        <w:t>쉬운</w:t>
+      </w:r>
+      <w:r>
+        <w:t xml:space="preserve"> </w:t>
+      </w:r>
+      <w:r>
+        <w:t>설명과</w:t>
+      </w:r>
+      <w:r>
+        <w:t xml:space="preserve"> </w:t>
+      </w:r>
+      <w:r>
+        <w:t>방어</w:t>
+      </w:r>
+      <w:r>
+        <w:t xml:space="preserve"> </w:t>
+      </w:r>
+      <w:r>
+        <w:t>방법은</w:t>
+      </w:r>
+      <w:r>
+        <w:t xml:space="preserve"> OWASP_Top10_</w:t>
+      </w:r>
+      <w:r>
+        <w:t>웹</w:t>
+      </w:r>
+      <w:r>
+        <w:t>_API_</w:t>
+      </w:r>
+      <w:r>
+        <w:t>한글요약</w:t>
+      </w:r>
+      <w:r>
+        <w:t>.</w:t>
+      </w:r>
+      <w:proofErr w:type="spellStart"/>
+      <w:r>
+        <w:t>docx</w:t>
+      </w:r>
+      <w:proofErr w:type="spellEnd"/>
+      <w:r>
+        <w:t>에</w:t>
+      </w:r>
+      <w:r>
+        <w:t xml:space="preserve"> </w:t>
+      </w:r>
+      <w:r>
+        <w:t>정리되어</w:t>
+      </w:r>
+      <w:r>
+        <w:t xml:space="preserve"> </w:t>
+      </w:r>
+      <w:r>
+        <w:t>있다</w:t>
+      </w:r>
+      <w:r>
+        <w:t>.</w:t>
       </w:r>
     </w:p>
     <w:sectPr>
@@ -7623,7 +13814,7 @@
         <w:sz w:val="18"/>
         <w:szCs w:val="18"/>
       </w:rPr>
-      <w:t>1</w:t>
+      <w:t>13</w:t>
     </w:r>
     <w:r>
       <w:rPr>
@@ -7707,7 +13898,7 @@
             <w:noProof/>
             <w:lang w:val="ko-KR"/>
           </w:rPr>
-          <w:t>1</w:t>
+          <w:t>13</w:t>
         </w:r>
         <w:r>
           <w:fldChar w:fldCharType="end"/>
